--- a/docs/report/Lexicon_Report.docx
+++ b/docs/report/Lexicon_Report.docx
@@ -2,8 +2,6 @@
 <file path=word/document.xml><?xml version="1.0" encoding="utf-8"?>
 <w:document xmlns:wpc="http://schemas.microsoft.com/office/word/2010/wordprocessingCanvas" xmlns:cx="http://schemas.microsoft.com/office/drawing/2014/chartex" xmlns:mc="http://schemas.openxmlformats.org/markup-compatibility/2006" xmlns:o="urn:schemas-microsoft-com:office:office" xmlns:r="http://schemas.openxmlformats.org/officeDocument/2006/relationships" xmlns:m="http://schemas.openxmlformats.org/officeDocument/2006/math" xmlns:v="urn:schemas-microsoft-com:vml" xmlns:wp14="http://schemas.microsoft.com/office/word/2010/wordprocessingDrawing" xmlns:wp="http://schemas.openxmlformats.org/drawingml/2006/wordprocessingDrawing" xmlns:w10="urn:schemas-microsoft-com:office:word" xmlns:w="http://schemas.openxmlformats.org/wordprocessingml/2006/main" xmlns:w14="http://schemas.microsoft.com/office/word/2010/wordml" xmlns:w15="http://schemas.microsoft.com/office/word/2012/wordml" xmlns:w16se="http://schemas.microsoft.com/office/word/2015/wordml/symex" xmlns:wpg="http://schemas.microsoft.com/office/word/2010/wordprocessingGroup" xmlns:wpi="http://schemas.microsoft.com/office/word/2010/wordprocessingInk" xmlns:wne="http://schemas.microsoft.com/office/word/2006/wordml" xmlns:wps="http://schemas.microsoft.com/office/word/2010/wordprocessingShape" mc:Ignorable="w14 w15 w16se wp14">
   <w:body>
-    <w:bookmarkStart w:id="0" w:name="_GoBack"/>
-    <w:bookmarkEnd w:id="0"/>
     <w:p>
       <w:pPr>
         <w:spacing w:after="0" w:line="259" w:lineRule="auto"/>
@@ -30,7 +28,7 @@
                 <wp:extent cx="7560000" cy="10692000"/>
                 <wp:effectExtent l="0" t="0" r="0" b="0"/>
                 <wp:wrapTopAndBottom/>
-                <wp:docPr id="7468" name="Group 7468"/>
+                <wp:docPr id="7655" name="Group 7655"/>
                 <wp:cNvGraphicFramePr/>
                 <a:graphic xmlns:a="http://schemas.openxmlformats.org/drawingml/2006/main">
                   <a:graphicData uri="http://schemas.microsoft.com/office/word/2010/wordprocessingGroup">
@@ -45,7 +43,7 @@
                         </a:xfrm>
                       </wpg:grpSpPr>
                       <wps:wsp>
-                        <wps:cNvPr id="10976" name="Shape 10976"/>
+                        <wps:cNvPr id="10994" name="Shape 10994"/>
                         <wps:cNvSpPr/>
                         <wps:spPr>
                           <a:xfrm>
@@ -99,7 +97,7 @@
                         <wps:bodyPr/>
                       </wps:wsp>
                       <wps:wsp>
-                        <wps:cNvPr id="10977" name="Shape 10977"/>
+                        <wps:cNvPr id="10995" name="Shape 10995"/>
                         <wps:cNvSpPr/>
                         <wps:spPr>
                           <a:xfrm>
@@ -388,12 +386,12 @@
           </mc:Choice>
           <mc:Fallback xmlns:a="http://schemas.openxmlformats.org/drawingml/2006/main">
             <w:pict>
-              <v:group id="Group 7468" style="width:595.276pt;height:841.89pt;position:absolute;mso-position-horizontal-relative:page;mso-position-horizontal:absolute;margin-left:0pt;mso-position-vertical-relative:page;margin-top:0pt;" coordsize="75600,106920">
-                <v:shape id="Shape 10978" style="position:absolute;width:75600;height:106920;left:0;top:0;" coordsize="7560000,10692000" path="m0,0l7560000,0l7560000,10692000l0,10692000l0,0">
+              <v:group id="Group 7655" style="width:595.276pt;height:841.89pt;position:absolute;mso-position-horizontal-relative:page;mso-position-horizontal:absolute;margin-left:0pt;mso-position-vertical-relative:page;margin-top:0pt;" coordsize="75600,106920">
+                <v:shape id="Shape 10996" style="position:absolute;width:75600;height:106920;left:0;top:0;" coordsize="7560000,10692000" path="m0,0l7560000,0l7560000,10692000l0,10692000l0,0">
                   <v:stroke weight="0pt" endcap="flat" joinstyle="miter" miterlimit="10" on="false" color="#000000" opacity="0"/>
                   <v:fill on="true" color="#14213d"/>
                 </v:shape>
-                <v:shape id="Shape 10979" style="position:absolute;width:10800;height:900;left:9000;top:43020;" coordsize="1080000,90000" path="m0,0l1080000,0l1080000,90000l0,90000l0,0">
+                <v:shape id="Shape 10997" style="position:absolute;width:10800;height:900;left:9000;top:43020;" coordsize="1080000,90000" path="m0,0l1080000,0l1080000,90000l0,90000l0,0">
                   <v:stroke weight="0pt" endcap="flat" joinstyle="miter" miterlimit="10" on="false" color="#000000" opacity="0"/>
                   <v:fill on="true" color="#ffe066"/>
                 </v:shape>
@@ -616,6 +614,8 @@
         </w:rPr>
         <w:t>Semantic search versus keyword search</w:t>
       </w:r>
+      <w:bookmarkStart w:id="0" w:name="_GoBack"/>
+      <w:bookmarkEnd w:id="0"/>
     </w:p>
     <w:p>
       <w:pPr>
@@ -2058,7 +2058,7 @@
               <wp:inline distT="0" distB="0" distL="0" distR="0">
                 <wp:extent cx="5760000" cy="1955800"/>
                 <wp:effectExtent l="0" t="0" r="0" b="0"/>
-                <wp:docPr id="10030" name="Group 10030"/>
+                <wp:docPr id="10347" name="Group 10347"/>
                 <wp:cNvGraphicFramePr/>
                 <a:graphic xmlns:a="http://schemas.openxmlformats.org/drawingml/2006/main">
                   <a:graphicData uri="http://schemas.microsoft.com/office/word/2010/wordprocessingGroup">
@@ -2073,7 +2073,7 @@
                         </a:xfrm>
                       </wpg:grpSpPr>
                       <wps:wsp>
-                        <wps:cNvPr id="11018" name="Shape 11018"/>
+                        <wps:cNvPr id="11036" name="Shape 11036"/>
                         <wps:cNvSpPr/>
                         <wps:spPr>
                           <a:xfrm>
@@ -2127,7 +2127,7 @@
                         <wps:bodyPr/>
                       </wps:wsp>
                       <wps:wsp>
-                        <wps:cNvPr id="11019" name="Shape 11019"/>
+                        <wps:cNvPr id="11037" name="Shape 11037"/>
                         <wps:cNvSpPr/>
                         <wps:spPr>
                           <a:xfrm>
@@ -2181,7 +2181,7 @@
                         <wps:bodyPr/>
                       </wps:wsp>
                       <wps:wsp>
-                        <wps:cNvPr id="11020" name="Shape 11020"/>
+                        <wps:cNvPr id="11038" name="Shape 11038"/>
                         <wps:cNvSpPr/>
                         <wps:spPr>
                           <a:xfrm>
@@ -2235,7 +2235,7 @@
                         <wps:bodyPr/>
                       </wps:wsp>
                       <wps:wsp>
-                        <wps:cNvPr id="11021" name="Shape 11021"/>
+                        <wps:cNvPr id="11039" name="Shape 11039"/>
                         <wps:cNvSpPr/>
                         <wps:spPr>
                           <a:xfrm>
@@ -2289,7 +2289,7 @@
                         <wps:bodyPr/>
                       </wps:wsp>
                       <wps:wsp>
-                        <wps:cNvPr id="11022" name="Shape 11022"/>
+                        <wps:cNvPr id="11040" name="Shape 11040"/>
                         <wps:cNvSpPr/>
                         <wps:spPr>
                           <a:xfrm>
@@ -2343,7 +2343,7 @@
                         <wps:bodyPr/>
                       </wps:wsp>
                       <wps:wsp>
-                        <wps:cNvPr id="11023" name="Shape 11023"/>
+                        <wps:cNvPr id="11041" name="Shape 11041"/>
                         <wps:cNvSpPr/>
                         <wps:spPr>
                           <a:xfrm>
@@ -3373,28 +3373,28 @@
           </mc:Choice>
           <mc:Fallback xmlns:a="http://schemas.openxmlformats.org/drawingml/2006/main">
             <w:pict>
-              <v:group id="Group 10030" style="width:453.543pt;height:154pt;mso-position-horizontal-relative:char;mso-position-vertical-relative:line" coordsize="57600,19558">
-                <v:shape id="Shape 11024" style="position:absolute;width:57600;height:2794;left:0;top:5588;" coordsize="5760000,279400" path="m0,0l5760000,0l5760000,279400l0,279400l0,0">
+              <v:group id="Group 10347" style="width:453.543pt;height:154pt;mso-position-horizontal-relative:char;mso-position-vertical-relative:line" coordsize="57600,19558">
+                <v:shape id="Shape 11042" style="position:absolute;width:57600;height:2794;left:0;top:5588;" coordsize="5760000,279400" path="m0,0l5760000,0l5760000,279400l0,279400l0,0">
                   <v:stroke weight="0pt" endcap="flat" joinstyle="miter" miterlimit="10" on="false" color="#000000" opacity="0"/>
                   <v:fill on="true" color="#eef1f6"/>
                 </v:shape>
-                <v:shape id="Shape 11025" style="position:absolute;width:57600;height:2794;left:0;top:8382;" coordsize="5760000,279400" path="m0,0l5760000,0l5760000,279400l0,279400l0,0">
+                <v:shape id="Shape 11043" style="position:absolute;width:57600;height:2794;left:0;top:8382;" coordsize="5760000,279400" path="m0,0l5760000,0l5760000,279400l0,279400l0,0">
                   <v:stroke weight="0pt" endcap="flat" joinstyle="miter" miterlimit="10" on="false" color="#000000" opacity="0"/>
                   <v:fill on="true" color="#ffffff"/>
                 </v:shape>
-                <v:shape id="Shape 11026" style="position:absolute;width:57600;height:2794;left:0;top:11176;" coordsize="5760000,279400" path="m0,0l5760000,0l5760000,279400l0,279400l0,0">
+                <v:shape id="Shape 11044" style="position:absolute;width:57600;height:2794;left:0;top:11176;" coordsize="5760000,279400" path="m0,0l5760000,0l5760000,279400l0,279400l0,0">
                   <v:stroke weight="0pt" endcap="flat" joinstyle="miter" miterlimit="10" on="false" color="#000000" opacity="0"/>
                   <v:fill on="true" color="#eef1f6"/>
                 </v:shape>
-                <v:shape id="Shape 11027" style="position:absolute;width:57600;height:2794;left:0;top:13970;" coordsize="5760000,279400" path="m0,0l5760000,0l5760000,279400l0,279400l0,0">
+                <v:shape id="Shape 11045" style="position:absolute;width:57600;height:2794;left:0;top:13970;" coordsize="5760000,279400" path="m0,0l5760000,0l5760000,279400l0,279400l0,0">
                   <v:stroke weight="0pt" endcap="flat" joinstyle="miter" miterlimit="10" on="false" color="#000000" opacity="0"/>
                   <v:fill on="true" color="#ffffff"/>
                 </v:shape>
-                <v:shape id="Shape 11028" style="position:absolute;width:57600;height:2794;left:0;top:16764;" coordsize="5760000,279400" path="m0,0l5760000,0l5760000,279400l0,279400l0,0">
+                <v:shape id="Shape 11046" style="position:absolute;width:57600;height:2794;left:0;top:16764;" coordsize="5760000,279400" path="m0,0l5760000,0l5760000,279400l0,279400l0,0">
                   <v:stroke weight="0pt" endcap="flat" joinstyle="miter" miterlimit="10" on="false" color="#000000" opacity="0"/>
                   <v:fill on="true" color="#eef1f6"/>
                 </v:shape>
-                <v:shape id="Shape 11029" style="position:absolute;width:57600;height:2794;left:0;top:0;" coordsize="5760000,279400" path="m0,0l5760000,0l5760000,279400l0,279400l0,0">
+                <v:shape id="Shape 11047" style="position:absolute;width:57600;height:2794;left:0;top:0;" coordsize="5760000,279400" path="m0,0l5760000,0l5760000,279400l0,279400l0,0">
                   <v:stroke weight="0pt" endcap="flat" joinstyle="miter" miterlimit="10" on="false" color="#000000" opacity="0"/>
                   <v:fill on="true" color="#2f4bdb"/>
                 </v:shape>
@@ -6283,7 +6283,7 @@
           <w:ilvl w:val="0"/>
           <w:numId w:val="7"/>
         </w:numPr>
-        <w:spacing w:after="201"/>
+        <w:spacing w:after="172"/>
         <w:ind w:hanging="220"/>
       </w:pPr>
       <w:r>
@@ -6292,77 +6292,41 @@
     </w:p>
     <w:p>
       <w:pPr>
-        <w:tabs>
-          <w:tab w:val="center" w:pos="930"/>
-          <w:tab w:val="center" w:pos="1740"/>
-          <w:tab w:val="center" w:pos="2538"/>
-          <w:tab w:val="center" w:pos="4668"/>
-          <w:tab w:val="center" w:pos="6551"/>
-          <w:tab w:val="center" w:pos="6815"/>
-          <w:tab w:val="center" w:pos="7079"/>
-          <w:tab w:val="center" w:pos="7709"/>
-          <w:tab w:val="right" w:pos="8831"/>
-        </w:tabs>
-        <w:spacing w:after="3"/>
-        <w:ind w:left="-15" w:firstLine="0"/>
-        <w:jc w:val="left"/>
+        <w:spacing w:after="304" w:line="297" w:lineRule="auto"/>
+        <w:ind w:left="0" w:firstLine="0"/>
       </w:pPr>
       <w:r>
         <w:rPr>
           <w:b/>
         </w:rPr>
-        <w:t xml:space="preserve">Live </w:t>
+        <w:t>Live links:</w:t>
+      </w:r>
+      <w:r>
+        <w:t xml:space="preserve"> Frontend (Firebase Hosting): </w:t>
       </w:r>
       <w:r>
         <w:rPr>
-          <w:b/>
+          <w:color w:val="2F4BDB"/>
         </w:rPr>
-        <w:tab/>
-        <w:t>links:</w:t>
-      </w:r>
-      <w:r>
-        <w:t xml:space="preserve"> </w:t>
-      </w:r>
-      <w:r>
-        <w:tab/>
-        <w:t xml:space="preserve">Vercel </w:t>
-      </w:r>
-      <w:r>
-        <w:tab/>
-        <w:t xml:space="preserve">URL: </w:t>
-      </w:r>
-      <w:r>
-        <w:tab/>
-        <w:t xml:space="preserve">______________________________ </w:t>
-      </w:r>
-      <w:r>
-        <w:tab/>
-        <w:t xml:space="preserve"> </w:t>
-      </w:r>
-      <w:r>
-        <w:tab/>
-        <w:t xml:space="preserve"> </w:t>
-      </w:r>
-      <w:r>
-        <w:tab/>
-        <w:t xml:space="preserve"> </w:t>
-      </w:r>
-      <w:r>
-        <w:tab/>
-        <w:t xml:space="preserve">Firebase </w:t>
-      </w:r>
-      <w:r>
-        <w:tab/>
-        <w:t>URL:</w:t>
-      </w:r>
-    </w:p>
-    <w:p>
-      <w:pPr>
-        <w:spacing w:after="302"/>
-        <w:ind w:left="-5"/>
-      </w:pPr>
-      <w:r>
-        <w:t>______________________________</w:t>
+        <w:t>https://lexicon-docqa.web.app</w:t>
+      </w:r>
+      <w:r>
+        <w:t xml:space="preserve">  |  Backend and API documentation (Vercel): </w:t>
+      </w:r>
+      <w:r>
+        <w:rPr>
+          <w:color w:val="2F4BDB"/>
+        </w:rPr>
+        <w:t>https://lexicon-docqa.vercel.app</w:t>
+      </w:r>
+      <w:r>
+        <w:t xml:space="preserve">  |  Source code: </w:t>
+      </w:r>
+      <w:r>
+        <w:rPr>
+          <w:color w:val="2F4BDB"/>
+        </w:rPr>
+        <w:t>https://github.com/scientistayat-engineer/lexicon-docqa</w:t>
       </w:r>
     </w:p>
     <w:p>
@@ -6380,10 +6344,10 @@
         <w:ind w:left="-5"/>
       </w:pPr>
       <w:r>
-        <w:t xml:space="preserve">Automated tests (pytest) cover the chunking function and the API's health and input validation. The retrieval and generation paths were designed to be exercised through the application itself, using the Compare prompts and Semantic </w:t>
-      </w:r>
-      <w:r>
-        <w:t>vs keyword tabs.</w:t>
+        <w:t>Automated tests (pytest) cover the chunking function and the API's health and input validation. The retrieval and generation p</w:t>
+      </w:r>
+      <w:r>
+        <w:t>aths were designed to be exercised through the application itself, using the Compare prompts and Semantic vs keyword tabs.</w:t>
       </w:r>
     </w:p>
     <w:p>
@@ -6408,7 +6372,10 @@
         <w:ind w:hanging="220"/>
       </w:pPr>
       <w:r>
-        <w:t>On Vercel the vector store is in memory: uploaded files last only while the instance is warm and the first request after idle time is slow because the model must load.</w:t>
+        <w:t xml:space="preserve">On Vercel the vector store is in memory: uploaded files last only while the instance is warm and the first request </w:t>
+      </w:r>
+      <w:r>
+        <w:t>after idle time is slow because the model must load.</w:t>
       </w:r>
     </w:p>
     <w:p>
@@ -6420,10 +6387,7 @@
         <w:ind w:hanging="220"/>
       </w:pPr>
       <w:r>
-        <w:t>Uploads are limited to about 4.5 MB per request on Ve</w:t>
-      </w:r>
-      <w:r>
-        <w:t>rcel.</w:t>
+        <w:t>Uploads are limited to about 4.5 MB per request on Vercel.</w:t>
       </w:r>
     </w:p>
     <w:p>
@@ -6435,7 +6399,10 @@
         <w:ind w:hanging="220"/>
       </w:pPr>
       <w:r>
-        <w:t>Scores in the comparison come from an LLM judge, which is useful for relative comparison but is not a human evaluation and can vary slightly between runs.</w:t>
+        <w:t>Scores in the comparison come from an LLM judge, which is useful for relative comparison but is not a human evaluation and can vary slightly bet</w:t>
+      </w:r>
+      <w:r>
+        <w:t>ween runs.</w:t>
       </w:r>
     </w:p>
     <w:p>
@@ -6473,10 +6440,7 @@
         <w:ind w:hanging="220"/>
       </w:pPr>
       <w:r>
-        <w:t>P</w:t>
-      </w:r>
-      <w:r>
-        <w:t>ersistent storage (a hosted vector database) so uploads survive restarts.</w:t>
+        <w:t>Persistent storage (a hosted vector database) so uploads survive restarts.</w:t>
       </w:r>
     </w:p>
     <w:p>
@@ -6488,7 +6452,10 @@
         <w:ind w:hanging="220"/>
       </w:pPr>
       <w:r>
-        <w:t>Hybrid search that merges keyword and semantic scores, and a re-ranking step.</w:t>
+        <w:t>Hybrid search that merges keyword and semantic scores, and a re-ranking step</w:t>
+      </w:r>
+      <w:r>
+        <w:t>.</w:t>
       </w:r>
     </w:p>
     <w:p>
@@ -6518,13 +6485,13 @@
         <w:ind w:left="-5"/>
       </w:pPr>
       <w:r>
-        <w:t xml:space="preserve">Lexicon demonstrates the full RAG workflow: documents are chunked, embedded and stored in ChromaDB; questions are matched to the most similar chunks by semantic search; and a language model answers from that evidence using a carefully designed prompt. The </w:t>
-      </w:r>
-      <w:r>
-        <w:t>comparison of zero-shot, few-shot and role-based prompting shows that how a question is framed changes the quality of the answer even when the retrieved evidence is identical, and the semantic versus keyword comparison shows why embeddings are the right fo</w:t>
-      </w:r>
-      <w:r>
-        <w:t>undation for question answering over documents.</w:t>
+        <w:t xml:space="preserve">Lexicon demonstrates the full RAG workflow: documents are chunked, embedded and stored in ChromaDB; questions are matched to the most similar chunks by semantic search; and a language model </w:t>
+      </w:r>
+      <w:r>
+        <w:t>answers from that evidence using a carefully designed prompt. The comparison of zero-shot, few-shot and role-based prompting shows that how a question is framed changes the quality of the answer even when the retrieved evidence is identical, and the semant</w:t>
+      </w:r>
+      <w:r>
+        <w:t>ic versus keyword comparison shows why embeddings are the right foundation for question answering over documents.</w:t>
       </w:r>
     </w:p>
     <w:p>
@@ -6559,14 +6526,7 @@
           <w:rFonts w:ascii="Courier New" w:eastAsia="Courier New" w:hAnsi="Courier New" w:cs="Courier New"/>
           <w:sz w:val="17"/>
         </w:rPr>
-        <w:t>python -m venv venv venv\Scripts\activate          (Mac/Linux: source venv/bin/activate) pip install -r requirements.txt copy .env.example .env         (add GROQ_API_KEY) uvicorn</w:t>
-      </w:r>
-      <w:r>
-        <w:rPr>
-          <w:rFonts w:ascii="Courier New" w:eastAsia="Courier New" w:hAnsi="Courier New" w:cs="Courier New"/>
-          <w:sz w:val="17"/>
-        </w:rPr>
-        <w:t xml:space="preserve"> app.main:app --reload</w:t>
+        <w:t>python -m venv venv venv\Scripts\activate          (Mac/Linux: source venv/bin/activate) pip install -r requirements.txt copy .env.example .env         (add GROQ_API_KEY) uvicorn app.main:app --reload</w:t>
       </w:r>
     </w:p>
     <w:p>
@@ -6608,7 +6568,14 @@
           <w:rFonts w:ascii="Courier New" w:eastAsia="Courier New" w:hAnsi="Courier New" w:cs="Courier New"/>
           <w:sz w:val="17"/>
         </w:rPr>
-        <w:t>Run tests: pip install -r requirements-dev.txt &amp;&amp; pytest</w:t>
+        <w:t>Run tests: pip install -r re</w:t>
+      </w:r>
+      <w:r>
+        <w:rPr>
+          <w:rFonts w:ascii="Courier New" w:eastAsia="Courier New" w:hAnsi="Courier New" w:cs="Courier New"/>
+          <w:sz w:val="17"/>
+        </w:rPr>
+        <w:t>quirements-dev.txt &amp;&amp; pytest</w:t>
       </w:r>
     </w:p>
     <w:sectPr>
@@ -6619,7 +6586,7 @@
       <w:headerReference w:type="first" r:id="rId11"/>
       <w:footerReference w:type="first" r:id="rId12"/>
       <w:pgSz w:w="11906" w:h="16838"/>
-      <w:pgMar w:top="1537" w:right="1537" w:bottom="1658" w:left="1537" w:header="720" w:footer="720" w:gutter="0"/>
+      <w:pgMar w:top="1537" w:right="1537" w:bottom="1498" w:left="1537" w:header="720" w:footer="720" w:gutter="0"/>
       <w:pgNumType w:start="0"/>
       <w:cols w:space="720"/>
       <w:titlePg/>
@@ -6730,7 +6697,7 @@
         <w:color w:val="5B6785"/>
         <w:sz w:val="17"/>
       </w:rPr>
-      <w:t>1</w:t>
+      <w:t>10</w:t>
     </w:r>
     <w:r>
       <w:rPr>
@@ -6809,7 +6776,7 @@
               <wp:extent cx="5760000" cy="12700"/>
               <wp:effectExtent l="0" t="0" r="0" b="0"/>
               <wp:wrapSquare wrapText="bothSides"/>
-              <wp:docPr id="10564" name="Group 10564"/>
+              <wp:docPr id="10585" name="Group 10585"/>
               <wp:cNvGraphicFramePr/>
               <a:graphic xmlns:a="http://schemas.openxmlformats.org/drawingml/2006/main">
                 <a:graphicData uri="http://schemas.microsoft.com/office/word/2010/wordprocessingGroup">
@@ -6824,7 +6791,7 @@
                       </a:xfrm>
                     </wpg:grpSpPr>
                     <wps:wsp>
-                      <wps:cNvPr id="10565" name="Shape 10565"/>
+                      <wps:cNvPr id="10586" name="Shape 10586"/>
                       <wps:cNvSpPr/>
                       <wps:spPr>
                         <a:xfrm>
@@ -6876,8 +6843,8 @@
         </mc:Choice>
         <mc:Fallback xmlns:a="http://schemas.openxmlformats.org/drawingml/2006/main">
           <w:pict>
-            <v:group id="Group 10564" style="width:453.543pt;height:1pt;position:absolute;mso-position-horizontal-relative:page;mso-position-horizontal:absolute;margin-left:70.8661pt;mso-position-vertical-relative:page;margin-top:51.0237pt;" coordsize="57600,127">
-              <v:shape id="Shape 10565" style="position:absolute;width:57600;height:0;left:0;top:0;" coordsize="5760000,0" path="m0,0l5760000,0">
+            <v:group id="Group 10585" style="width:453.543pt;height:1pt;position:absolute;mso-position-horizontal-relative:page;mso-position-horizontal:absolute;margin-left:70.8661pt;mso-position-vertical-relative:page;margin-top:51.0237pt;" coordsize="57600,127">
+              <v:shape id="Shape 10586" style="position:absolute;width:57600;height:0;left:0;top:0;" coordsize="5760000,0" path="m0,0l5760000,0">
                 <v:stroke weight="1pt" endcap="flat" joinstyle="miter" miterlimit="10" on="true" color="#d6dce8"/>
                 <v:fill on="false" color="#000000" opacity="0"/>
               </v:shape>
@@ -6927,7 +6894,7 @@
               <wp:extent cx="5760000" cy="12700"/>
               <wp:effectExtent l="0" t="0" r="0" b="0"/>
               <wp:wrapSquare wrapText="bothSides"/>
-              <wp:docPr id="10549" name="Group 10549"/>
+              <wp:docPr id="10570" name="Group 10570"/>
               <wp:cNvGraphicFramePr/>
               <a:graphic xmlns:a="http://schemas.openxmlformats.org/drawingml/2006/main">
                 <a:graphicData uri="http://schemas.microsoft.com/office/word/2010/wordprocessingGroup">
@@ -6942,7 +6909,7 @@
                       </a:xfrm>
                     </wpg:grpSpPr>
                     <wps:wsp>
-                      <wps:cNvPr id="10550" name="Shape 10550"/>
+                      <wps:cNvPr id="10571" name="Shape 10571"/>
                       <wps:cNvSpPr/>
                       <wps:spPr>
                         <a:xfrm>
@@ -6994,8 +6961,8 @@
         </mc:Choice>
         <mc:Fallback xmlns:a="http://schemas.openxmlformats.org/drawingml/2006/main">
           <w:pict>
-            <v:group id="Group 10549" style="width:453.543pt;height:1pt;position:absolute;mso-position-horizontal-relative:page;mso-position-horizontal:absolute;margin-left:70.8661pt;mso-position-vertical-relative:page;margin-top:51.0237pt;" coordsize="57600,127">
-              <v:shape id="Shape 10550" style="position:absolute;width:57600;height:0;left:0;top:0;" coordsize="5760000,0" path="m0,0l5760000,0">
+            <v:group id="Group 10570" style="width:453.543pt;height:1pt;position:absolute;mso-position-horizontal-relative:page;mso-position-horizontal:absolute;margin-left:70.8661pt;mso-position-vertical-relative:page;margin-top:51.0237pt;" coordsize="57600,127">
+              <v:shape id="Shape 10571" style="position:absolute;width:57600;height:0;left:0;top:0;" coordsize="5760000,0" path="m0,0l5760000,0">
                 <v:stroke weight="1pt" endcap="flat" joinstyle="miter" miterlimit="10" on="true" color="#d6dce8"/>
                 <v:fill on="false" color="#000000" opacity="0"/>
               </v:shape>
@@ -7032,16 +6999,652 @@
 <file path=word/numbering.xml><?xml version="1.0" encoding="utf-8"?>
 <w:numbering xmlns:wpc="http://schemas.microsoft.com/office/word/2010/wordprocessingCanvas" xmlns:cx="http://schemas.microsoft.com/office/drawing/2014/chartex" xmlns:mc="http://schemas.openxmlformats.org/markup-compatibility/2006" xmlns:o="urn:schemas-microsoft-com:office:office" xmlns:r="http://schemas.openxmlformats.org/officeDocument/2006/relationships" xmlns:m="http://schemas.openxmlformats.org/officeDocument/2006/math" xmlns:v="urn:schemas-microsoft-com:vml" xmlns:wp14="http://schemas.microsoft.com/office/word/2010/wordprocessingDrawing" xmlns:wp="http://schemas.openxmlformats.org/drawingml/2006/wordprocessingDrawing" xmlns:w10="urn:schemas-microsoft-com:office:word" xmlns:w="http://schemas.openxmlformats.org/wordprocessingml/2006/main" xmlns:w14="http://schemas.microsoft.com/office/word/2010/wordml" xmlns:w15="http://schemas.microsoft.com/office/word/2012/wordml" xmlns:w16se="http://schemas.microsoft.com/office/word/2015/wordml/symex" xmlns:wpg="http://schemas.microsoft.com/office/word/2010/wordprocessingGroup" xmlns:wpi="http://schemas.microsoft.com/office/word/2010/wordprocessingInk" xmlns:wne="http://schemas.microsoft.com/office/word/2006/wordml" xmlns:wps="http://schemas.microsoft.com/office/word/2010/wordprocessingShape" mc:Ignorable="w14 w15 w16se wp14">
   <w:abstractNum w:abstractNumId="0" w15:restartNumberingAfterBreak="0">
-    <w:nsid w:val="05EC68AF"/>
+    <w:nsid w:val="061463D1"/>
     <w:multiLevelType w:val="hybridMultilevel"/>
-    <w:tmpl w:val="86BE8CD0"/>
-    <w:lvl w:ilvl="0" w:tplc="8222BFDA">
-      <w:start w:val="3"/>
+    <w:tmpl w:val="26DC0CF8"/>
+    <w:lvl w:ilvl="0" w:tplc="CCBA82C4">
+      <w:start w:val="1"/>
+      <w:numFmt w:val="bullet"/>
+      <w:lvlText w:val="-"/>
+      <w:lvlJc w:val="left"/>
+      <w:pPr>
+        <w:ind w:left="220"/>
+      </w:pPr>
+      <w:rPr>
+        <w:rFonts w:ascii="Arial" w:eastAsia="Arial" w:hAnsi="Arial" w:cs="Arial"/>
+        <w:b w:val="0"/>
+        <w:i w:val="0"/>
+        <w:strike w:val="0"/>
+        <w:dstrike w:val="0"/>
+        <w:color w:val="14213D"/>
+        <w:sz w:val="20"/>
+        <w:szCs w:val="20"/>
+        <w:u w:val="none" w:color="000000"/>
+        <w:bdr w:val="none" w:sz="0" w:space="0" w:color="auto"/>
+        <w:shd w:val="clear" w:color="auto" w:fill="auto"/>
+        <w:vertAlign w:val="baseline"/>
+      </w:rPr>
+    </w:lvl>
+    <w:lvl w:ilvl="1" w:tplc="0594730C">
+      <w:start w:val="1"/>
+      <w:numFmt w:val="bullet"/>
+      <w:lvlText w:val="o"/>
+      <w:lvlJc w:val="left"/>
+      <w:pPr>
+        <w:ind w:left="1140"/>
+      </w:pPr>
+      <w:rPr>
+        <w:rFonts w:ascii="Arial" w:eastAsia="Arial" w:hAnsi="Arial" w:cs="Arial"/>
+        <w:b w:val="0"/>
+        <w:i w:val="0"/>
+        <w:strike w:val="0"/>
+        <w:dstrike w:val="0"/>
+        <w:color w:val="14213D"/>
+        <w:sz w:val="20"/>
+        <w:szCs w:val="20"/>
+        <w:u w:val="none" w:color="000000"/>
+        <w:bdr w:val="none" w:sz="0" w:space="0" w:color="auto"/>
+        <w:shd w:val="clear" w:color="auto" w:fill="auto"/>
+        <w:vertAlign w:val="baseline"/>
+      </w:rPr>
+    </w:lvl>
+    <w:lvl w:ilvl="2" w:tplc="F774BD38">
+      <w:start w:val="1"/>
+      <w:numFmt w:val="bullet"/>
+      <w:lvlText w:val="▪"/>
+      <w:lvlJc w:val="left"/>
+      <w:pPr>
+        <w:ind w:left="1860"/>
+      </w:pPr>
+      <w:rPr>
+        <w:rFonts w:ascii="Arial" w:eastAsia="Arial" w:hAnsi="Arial" w:cs="Arial"/>
+        <w:b w:val="0"/>
+        <w:i w:val="0"/>
+        <w:strike w:val="0"/>
+        <w:dstrike w:val="0"/>
+        <w:color w:val="14213D"/>
+        <w:sz w:val="20"/>
+        <w:szCs w:val="20"/>
+        <w:u w:val="none" w:color="000000"/>
+        <w:bdr w:val="none" w:sz="0" w:space="0" w:color="auto"/>
+        <w:shd w:val="clear" w:color="auto" w:fill="auto"/>
+        <w:vertAlign w:val="baseline"/>
+      </w:rPr>
+    </w:lvl>
+    <w:lvl w:ilvl="3" w:tplc="90DE20A6">
+      <w:start w:val="1"/>
+      <w:numFmt w:val="bullet"/>
+      <w:lvlText w:val="•"/>
+      <w:lvlJc w:val="left"/>
+      <w:pPr>
+        <w:ind w:left="2580"/>
+      </w:pPr>
+      <w:rPr>
+        <w:rFonts w:ascii="Arial" w:eastAsia="Arial" w:hAnsi="Arial" w:cs="Arial"/>
+        <w:b w:val="0"/>
+        <w:i w:val="0"/>
+        <w:strike w:val="0"/>
+        <w:dstrike w:val="0"/>
+        <w:color w:val="14213D"/>
+        <w:sz w:val="20"/>
+        <w:szCs w:val="20"/>
+        <w:u w:val="none" w:color="000000"/>
+        <w:bdr w:val="none" w:sz="0" w:space="0" w:color="auto"/>
+        <w:shd w:val="clear" w:color="auto" w:fill="auto"/>
+        <w:vertAlign w:val="baseline"/>
+      </w:rPr>
+    </w:lvl>
+    <w:lvl w:ilvl="4" w:tplc="E1E48C7A">
+      <w:start w:val="1"/>
+      <w:numFmt w:val="bullet"/>
+      <w:lvlText w:val="o"/>
+      <w:lvlJc w:val="left"/>
+      <w:pPr>
+        <w:ind w:left="3300"/>
+      </w:pPr>
+      <w:rPr>
+        <w:rFonts w:ascii="Arial" w:eastAsia="Arial" w:hAnsi="Arial" w:cs="Arial"/>
+        <w:b w:val="0"/>
+        <w:i w:val="0"/>
+        <w:strike w:val="0"/>
+        <w:dstrike w:val="0"/>
+        <w:color w:val="14213D"/>
+        <w:sz w:val="20"/>
+        <w:szCs w:val="20"/>
+        <w:u w:val="none" w:color="000000"/>
+        <w:bdr w:val="none" w:sz="0" w:space="0" w:color="auto"/>
+        <w:shd w:val="clear" w:color="auto" w:fill="auto"/>
+        <w:vertAlign w:val="baseline"/>
+      </w:rPr>
+    </w:lvl>
+    <w:lvl w:ilvl="5" w:tplc="CC6CD4EC">
+      <w:start w:val="1"/>
+      <w:numFmt w:val="bullet"/>
+      <w:lvlText w:val="▪"/>
+      <w:lvlJc w:val="left"/>
+      <w:pPr>
+        <w:ind w:left="4020"/>
+      </w:pPr>
+      <w:rPr>
+        <w:rFonts w:ascii="Arial" w:eastAsia="Arial" w:hAnsi="Arial" w:cs="Arial"/>
+        <w:b w:val="0"/>
+        <w:i w:val="0"/>
+        <w:strike w:val="0"/>
+        <w:dstrike w:val="0"/>
+        <w:color w:val="14213D"/>
+        <w:sz w:val="20"/>
+        <w:szCs w:val="20"/>
+        <w:u w:val="none" w:color="000000"/>
+        <w:bdr w:val="none" w:sz="0" w:space="0" w:color="auto"/>
+        <w:shd w:val="clear" w:color="auto" w:fill="auto"/>
+        <w:vertAlign w:val="baseline"/>
+      </w:rPr>
+    </w:lvl>
+    <w:lvl w:ilvl="6" w:tplc="E53A6A7C">
+      <w:start w:val="1"/>
+      <w:numFmt w:val="bullet"/>
+      <w:lvlText w:val="•"/>
+      <w:lvlJc w:val="left"/>
+      <w:pPr>
+        <w:ind w:left="4740"/>
+      </w:pPr>
+      <w:rPr>
+        <w:rFonts w:ascii="Arial" w:eastAsia="Arial" w:hAnsi="Arial" w:cs="Arial"/>
+        <w:b w:val="0"/>
+        <w:i w:val="0"/>
+        <w:strike w:val="0"/>
+        <w:dstrike w:val="0"/>
+        <w:color w:val="14213D"/>
+        <w:sz w:val="20"/>
+        <w:szCs w:val="20"/>
+        <w:u w:val="none" w:color="000000"/>
+        <w:bdr w:val="none" w:sz="0" w:space="0" w:color="auto"/>
+        <w:shd w:val="clear" w:color="auto" w:fill="auto"/>
+        <w:vertAlign w:val="baseline"/>
+      </w:rPr>
+    </w:lvl>
+    <w:lvl w:ilvl="7" w:tplc="8AA21368">
+      <w:start w:val="1"/>
+      <w:numFmt w:val="bullet"/>
+      <w:lvlText w:val="o"/>
+      <w:lvlJc w:val="left"/>
+      <w:pPr>
+        <w:ind w:left="5460"/>
+      </w:pPr>
+      <w:rPr>
+        <w:rFonts w:ascii="Arial" w:eastAsia="Arial" w:hAnsi="Arial" w:cs="Arial"/>
+        <w:b w:val="0"/>
+        <w:i w:val="0"/>
+        <w:strike w:val="0"/>
+        <w:dstrike w:val="0"/>
+        <w:color w:val="14213D"/>
+        <w:sz w:val="20"/>
+        <w:szCs w:val="20"/>
+        <w:u w:val="none" w:color="000000"/>
+        <w:bdr w:val="none" w:sz="0" w:space="0" w:color="auto"/>
+        <w:shd w:val="clear" w:color="auto" w:fill="auto"/>
+        <w:vertAlign w:val="baseline"/>
+      </w:rPr>
+    </w:lvl>
+    <w:lvl w:ilvl="8" w:tplc="F8B01FAE">
+      <w:start w:val="1"/>
+      <w:numFmt w:val="bullet"/>
+      <w:lvlText w:val="▪"/>
+      <w:lvlJc w:val="left"/>
+      <w:pPr>
+        <w:ind w:left="6180"/>
+      </w:pPr>
+      <w:rPr>
+        <w:rFonts w:ascii="Arial" w:eastAsia="Arial" w:hAnsi="Arial" w:cs="Arial"/>
+        <w:b w:val="0"/>
+        <w:i w:val="0"/>
+        <w:strike w:val="0"/>
+        <w:dstrike w:val="0"/>
+        <w:color w:val="14213D"/>
+        <w:sz w:val="20"/>
+        <w:szCs w:val="20"/>
+        <w:u w:val="none" w:color="000000"/>
+        <w:bdr w:val="none" w:sz="0" w:space="0" w:color="auto"/>
+        <w:shd w:val="clear" w:color="auto" w:fill="auto"/>
+        <w:vertAlign w:val="baseline"/>
+      </w:rPr>
+    </w:lvl>
+  </w:abstractNum>
+  <w:abstractNum w:abstractNumId="1" w15:restartNumberingAfterBreak="0">
+    <w:nsid w:val="0D4A0281"/>
+    <w:multiLevelType w:val="hybridMultilevel"/>
+    <w:tmpl w:val="9C1C83F8"/>
+    <w:lvl w:ilvl="0" w:tplc="65C808CC">
+      <w:start w:val="1"/>
+      <w:numFmt w:val="bullet"/>
+      <w:lvlText w:val="-"/>
+      <w:lvlJc w:val="left"/>
+      <w:pPr>
+        <w:ind w:left="235"/>
+      </w:pPr>
+      <w:rPr>
+        <w:rFonts w:ascii="Arial" w:eastAsia="Arial" w:hAnsi="Arial" w:cs="Arial"/>
+        <w:b w:val="0"/>
+        <w:i w:val="0"/>
+        <w:strike w:val="0"/>
+        <w:dstrike w:val="0"/>
+        <w:color w:val="14213D"/>
+        <w:sz w:val="20"/>
+        <w:szCs w:val="20"/>
+        <w:u w:val="none" w:color="000000"/>
+        <w:bdr w:val="none" w:sz="0" w:space="0" w:color="auto"/>
+        <w:shd w:val="clear" w:color="auto" w:fill="auto"/>
+        <w:vertAlign w:val="baseline"/>
+      </w:rPr>
+    </w:lvl>
+    <w:lvl w:ilvl="1" w:tplc="F17CB75A">
+      <w:start w:val="1"/>
+      <w:numFmt w:val="bullet"/>
+      <w:lvlText w:val="o"/>
+      <w:lvlJc w:val="left"/>
+      <w:pPr>
+        <w:ind w:left="1140"/>
+      </w:pPr>
+      <w:rPr>
+        <w:rFonts w:ascii="Arial" w:eastAsia="Arial" w:hAnsi="Arial" w:cs="Arial"/>
+        <w:b w:val="0"/>
+        <w:i w:val="0"/>
+        <w:strike w:val="0"/>
+        <w:dstrike w:val="0"/>
+        <w:color w:val="14213D"/>
+        <w:sz w:val="20"/>
+        <w:szCs w:val="20"/>
+        <w:u w:val="none" w:color="000000"/>
+        <w:bdr w:val="none" w:sz="0" w:space="0" w:color="auto"/>
+        <w:shd w:val="clear" w:color="auto" w:fill="auto"/>
+        <w:vertAlign w:val="baseline"/>
+      </w:rPr>
+    </w:lvl>
+    <w:lvl w:ilvl="2" w:tplc="866C6AD4">
+      <w:start w:val="1"/>
+      <w:numFmt w:val="bullet"/>
+      <w:lvlText w:val="▪"/>
+      <w:lvlJc w:val="left"/>
+      <w:pPr>
+        <w:ind w:left="1860"/>
+      </w:pPr>
+      <w:rPr>
+        <w:rFonts w:ascii="Arial" w:eastAsia="Arial" w:hAnsi="Arial" w:cs="Arial"/>
+        <w:b w:val="0"/>
+        <w:i w:val="0"/>
+        <w:strike w:val="0"/>
+        <w:dstrike w:val="0"/>
+        <w:color w:val="14213D"/>
+        <w:sz w:val="20"/>
+        <w:szCs w:val="20"/>
+        <w:u w:val="none" w:color="000000"/>
+        <w:bdr w:val="none" w:sz="0" w:space="0" w:color="auto"/>
+        <w:shd w:val="clear" w:color="auto" w:fill="auto"/>
+        <w:vertAlign w:val="baseline"/>
+      </w:rPr>
+    </w:lvl>
+    <w:lvl w:ilvl="3" w:tplc="C648480C">
+      <w:start w:val="1"/>
+      <w:numFmt w:val="bullet"/>
+      <w:lvlText w:val="•"/>
+      <w:lvlJc w:val="left"/>
+      <w:pPr>
+        <w:ind w:left="2580"/>
+      </w:pPr>
+      <w:rPr>
+        <w:rFonts w:ascii="Arial" w:eastAsia="Arial" w:hAnsi="Arial" w:cs="Arial"/>
+        <w:b w:val="0"/>
+        <w:i w:val="0"/>
+        <w:strike w:val="0"/>
+        <w:dstrike w:val="0"/>
+        <w:color w:val="14213D"/>
+        <w:sz w:val="20"/>
+        <w:szCs w:val="20"/>
+        <w:u w:val="none" w:color="000000"/>
+        <w:bdr w:val="none" w:sz="0" w:space="0" w:color="auto"/>
+        <w:shd w:val="clear" w:color="auto" w:fill="auto"/>
+        <w:vertAlign w:val="baseline"/>
+      </w:rPr>
+    </w:lvl>
+    <w:lvl w:ilvl="4" w:tplc="48E8440A">
+      <w:start w:val="1"/>
+      <w:numFmt w:val="bullet"/>
+      <w:lvlText w:val="o"/>
+      <w:lvlJc w:val="left"/>
+      <w:pPr>
+        <w:ind w:left="3300"/>
+      </w:pPr>
+      <w:rPr>
+        <w:rFonts w:ascii="Arial" w:eastAsia="Arial" w:hAnsi="Arial" w:cs="Arial"/>
+        <w:b w:val="0"/>
+        <w:i w:val="0"/>
+        <w:strike w:val="0"/>
+        <w:dstrike w:val="0"/>
+        <w:color w:val="14213D"/>
+        <w:sz w:val="20"/>
+        <w:szCs w:val="20"/>
+        <w:u w:val="none" w:color="000000"/>
+        <w:bdr w:val="none" w:sz="0" w:space="0" w:color="auto"/>
+        <w:shd w:val="clear" w:color="auto" w:fill="auto"/>
+        <w:vertAlign w:val="baseline"/>
+      </w:rPr>
+    </w:lvl>
+    <w:lvl w:ilvl="5" w:tplc="C21AEEB2">
+      <w:start w:val="1"/>
+      <w:numFmt w:val="bullet"/>
+      <w:lvlText w:val="▪"/>
+      <w:lvlJc w:val="left"/>
+      <w:pPr>
+        <w:ind w:left="4020"/>
+      </w:pPr>
+      <w:rPr>
+        <w:rFonts w:ascii="Arial" w:eastAsia="Arial" w:hAnsi="Arial" w:cs="Arial"/>
+        <w:b w:val="0"/>
+        <w:i w:val="0"/>
+        <w:strike w:val="0"/>
+        <w:dstrike w:val="0"/>
+        <w:color w:val="14213D"/>
+        <w:sz w:val="20"/>
+        <w:szCs w:val="20"/>
+        <w:u w:val="none" w:color="000000"/>
+        <w:bdr w:val="none" w:sz="0" w:space="0" w:color="auto"/>
+        <w:shd w:val="clear" w:color="auto" w:fill="auto"/>
+        <w:vertAlign w:val="baseline"/>
+      </w:rPr>
+    </w:lvl>
+    <w:lvl w:ilvl="6" w:tplc="AF04BFC2">
+      <w:start w:val="1"/>
+      <w:numFmt w:val="bullet"/>
+      <w:lvlText w:val="•"/>
+      <w:lvlJc w:val="left"/>
+      <w:pPr>
+        <w:ind w:left="4740"/>
+      </w:pPr>
+      <w:rPr>
+        <w:rFonts w:ascii="Arial" w:eastAsia="Arial" w:hAnsi="Arial" w:cs="Arial"/>
+        <w:b w:val="0"/>
+        <w:i w:val="0"/>
+        <w:strike w:val="0"/>
+        <w:dstrike w:val="0"/>
+        <w:color w:val="14213D"/>
+        <w:sz w:val="20"/>
+        <w:szCs w:val="20"/>
+        <w:u w:val="none" w:color="000000"/>
+        <w:bdr w:val="none" w:sz="0" w:space="0" w:color="auto"/>
+        <w:shd w:val="clear" w:color="auto" w:fill="auto"/>
+        <w:vertAlign w:val="baseline"/>
+      </w:rPr>
+    </w:lvl>
+    <w:lvl w:ilvl="7" w:tplc="20D01CA0">
+      <w:start w:val="1"/>
+      <w:numFmt w:val="bullet"/>
+      <w:lvlText w:val="o"/>
+      <w:lvlJc w:val="left"/>
+      <w:pPr>
+        <w:ind w:left="5460"/>
+      </w:pPr>
+      <w:rPr>
+        <w:rFonts w:ascii="Arial" w:eastAsia="Arial" w:hAnsi="Arial" w:cs="Arial"/>
+        <w:b w:val="0"/>
+        <w:i w:val="0"/>
+        <w:strike w:val="0"/>
+        <w:dstrike w:val="0"/>
+        <w:color w:val="14213D"/>
+        <w:sz w:val="20"/>
+        <w:szCs w:val="20"/>
+        <w:u w:val="none" w:color="000000"/>
+        <w:bdr w:val="none" w:sz="0" w:space="0" w:color="auto"/>
+        <w:shd w:val="clear" w:color="auto" w:fill="auto"/>
+        <w:vertAlign w:val="baseline"/>
+      </w:rPr>
+    </w:lvl>
+    <w:lvl w:ilvl="8" w:tplc="9D18240E">
+      <w:start w:val="1"/>
+      <w:numFmt w:val="bullet"/>
+      <w:lvlText w:val="▪"/>
+      <w:lvlJc w:val="left"/>
+      <w:pPr>
+        <w:ind w:left="6180"/>
+      </w:pPr>
+      <w:rPr>
+        <w:rFonts w:ascii="Arial" w:eastAsia="Arial" w:hAnsi="Arial" w:cs="Arial"/>
+        <w:b w:val="0"/>
+        <w:i w:val="0"/>
+        <w:strike w:val="0"/>
+        <w:dstrike w:val="0"/>
+        <w:color w:val="14213D"/>
+        <w:sz w:val="20"/>
+        <w:szCs w:val="20"/>
+        <w:u w:val="none" w:color="000000"/>
+        <w:bdr w:val="none" w:sz="0" w:space="0" w:color="auto"/>
+        <w:shd w:val="clear" w:color="auto" w:fill="auto"/>
+        <w:vertAlign w:val="baseline"/>
+      </w:rPr>
+    </w:lvl>
+  </w:abstractNum>
+  <w:abstractNum w:abstractNumId="2" w15:restartNumberingAfterBreak="0">
+    <w:nsid w:val="0D692C5F"/>
+    <w:multiLevelType w:val="hybridMultilevel"/>
+    <w:tmpl w:val="FADE9972"/>
+    <w:lvl w:ilvl="0" w:tplc="28EAF684">
+      <w:start w:val="1"/>
+      <w:numFmt w:val="bullet"/>
+      <w:lvlText w:val="-"/>
+      <w:lvlJc w:val="left"/>
+      <w:pPr>
+        <w:ind w:left="265"/>
+      </w:pPr>
+      <w:rPr>
+        <w:rFonts w:ascii="Arial" w:eastAsia="Arial" w:hAnsi="Arial" w:cs="Arial"/>
+        <w:b w:val="0"/>
+        <w:i w:val="0"/>
+        <w:strike w:val="0"/>
+        <w:dstrike w:val="0"/>
+        <w:color w:val="14213D"/>
+        <w:sz w:val="20"/>
+        <w:szCs w:val="20"/>
+        <w:u w:val="none" w:color="000000"/>
+        <w:bdr w:val="none" w:sz="0" w:space="0" w:color="auto"/>
+        <w:shd w:val="clear" w:color="auto" w:fill="auto"/>
+        <w:vertAlign w:val="baseline"/>
+      </w:rPr>
+    </w:lvl>
+    <w:lvl w:ilvl="1" w:tplc="C994D0B4">
+      <w:start w:val="1"/>
+      <w:numFmt w:val="bullet"/>
+      <w:lvlText w:val="o"/>
+      <w:lvlJc w:val="left"/>
+      <w:pPr>
+        <w:ind w:left="1140"/>
+      </w:pPr>
+      <w:rPr>
+        <w:rFonts w:ascii="Arial" w:eastAsia="Arial" w:hAnsi="Arial" w:cs="Arial"/>
+        <w:b w:val="0"/>
+        <w:i w:val="0"/>
+        <w:strike w:val="0"/>
+        <w:dstrike w:val="0"/>
+        <w:color w:val="14213D"/>
+        <w:sz w:val="20"/>
+        <w:szCs w:val="20"/>
+        <w:u w:val="none" w:color="000000"/>
+        <w:bdr w:val="none" w:sz="0" w:space="0" w:color="auto"/>
+        <w:shd w:val="clear" w:color="auto" w:fill="auto"/>
+        <w:vertAlign w:val="baseline"/>
+      </w:rPr>
+    </w:lvl>
+    <w:lvl w:ilvl="2" w:tplc="497EEDC8">
+      <w:start w:val="1"/>
+      <w:numFmt w:val="bullet"/>
+      <w:lvlText w:val="▪"/>
+      <w:lvlJc w:val="left"/>
+      <w:pPr>
+        <w:ind w:left="1860"/>
+      </w:pPr>
+      <w:rPr>
+        <w:rFonts w:ascii="Arial" w:eastAsia="Arial" w:hAnsi="Arial" w:cs="Arial"/>
+        <w:b w:val="0"/>
+        <w:i w:val="0"/>
+        <w:strike w:val="0"/>
+        <w:dstrike w:val="0"/>
+        <w:color w:val="14213D"/>
+        <w:sz w:val="20"/>
+        <w:szCs w:val="20"/>
+        <w:u w:val="none" w:color="000000"/>
+        <w:bdr w:val="none" w:sz="0" w:space="0" w:color="auto"/>
+        <w:shd w:val="clear" w:color="auto" w:fill="auto"/>
+        <w:vertAlign w:val="baseline"/>
+      </w:rPr>
+    </w:lvl>
+    <w:lvl w:ilvl="3" w:tplc="A2C83B36">
+      <w:start w:val="1"/>
+      <w:numFmt w:val="bullet"/>
+      <w:lvlText w:val="•"/>
+      <w:lvlJc w:val="left"/>
+      <w:pPr>
+        <w:ind w:left="2580"/>
+      </w:pPr>
+      <w:rPr>
+        <w:rFonts w:ascii="Arial" w:eastAsia="Arial" w:hAnsi="Arial" w:cs="Arial"/>
+        <w:b w:val="0"/>
+        <w:i w:val="0"/>
+        <w:strike w:val="0"/>
+        <w:dstrike w:val="0"/>
+        <w:color w:val="14213D"/>
+        <w:sz w:val="20"/>
+        <w:szCs w:val="20"/>
+        <w:u w:val="none" w:color="000000"/>
+        <w:bdr w:val="none" w:sz="0" w:space="0" w:color="auto"/>
+        <w:shd w:val="clear" w:color="auto" w:fill="auto"/>
+        <w:vertAlign w:val="baseline"/>
+      </w:rPr>
+    </w:lvl>
+    <w:lvl w:ilvl="4" w:tplc="0BE47B16">
+      <w:start w:val="1"/>
+      <w:numFmt w:val="bullet"/>
+      <w:lvlText w:val="o"/>
+      <w:lvlJc w:val="left"/>
+      <w:pPr>
+        <w:ind w:left="3300"/>
+      </w:pPr>
+      <w:rPr>
+        <w:rFonts w:ascii="Arial" w:eastAsia="Arial" w:hAnsi="Arial" w:cs="Arial"/>
+        <w:b w:val="0"/>
+        <w:i w:val="0"/>
+        <w:strike w:val="0"/>
+        <w:dstrike w:val="0"/>
+        <w:color w:val="14213D"/>
+        <w:sz w:val="20"/>
+        <w:szCs w:val="20"/>
+        <w:u w:val="none" w:color="000000"/>
+        <w:bdr w:val="none" w:sz="0" w:space="0" w:color="auto"/>
+        <w:shd w:val="clear" w:color="auto" w:fill="auto"/>
+        <w:vertAlign w:val="baseline"/>
+      </w:rPr>
+    </w:lvl>
+    <w:lvl w:ilvl="5" w:tplc="9BC0B68A">
+      <w:start w:val="1"/>
+      <w:numFmt w:val="bullet"/>
+      <w:lvlText w:val="▪"/>
+      <w:lvlJc w:val="left"/>
+      <w:pPr>
+        <w:ind w:left="4020"/>
+      </w:pPr>
+      <w:rPr>
+        <w:rFonts w:ascii="Arial" w:eastAsia="Arial" w:hAnsi="Arial" w:cs="Arial"/>
+        <w:b w:val="0"/>
+        <w:i w:val="0"/>
+        <w:strike w:val="0"/>
+        <w:dstrike w:val="0"/>
+        <w:color w:val="14213D"/>
+        <w:sz w:val="20"/>
+        <w:szCs w:val="20"/>
+        <w:u w:val="none" w:color="000000"/>
+        <w:bdr w:val="none" w:sz="0" w:space="0" w:color="auto"/>
+        <w:shd w:val="clear" w:color="auto" w:fill="auto"/>
+        <w:vertAlign w:val="baseline"/>
+      </w:rPr>
+    </w:lvl>
+    <w:lvl w:ilvl="6" w:tplc="64382AFC">
+      <w:start w:val="1"/>
+      <w:numFmt w:val="bullet"/>
+      <w:lvlText w:val="•"/>
+      <w:lvlJc w:val="left"/>
+      <w:pPr>
+        <w:ind w:left="4740"/>
+      </w:pPr>
+      <w:rPr>
+        <w:rFonts w:ascii="Arial" w:eastAsia="Arial" w:hAnsi="Arial" w:cs="Arial"/>
+        <w:b w:val="0"/>
+        <w:i w:val="0"/>
+        <w:strike w:val="0"/>
+        <w:dstrike w:val="0"/>
+        <w:color w:val="14213D"/>
+        <w:sz w:val="20"/>
+        <w:szCs w:val="20"/>
+        <w:u w:val="none" w:color="000000"/>
+        <w:bdr w:val="none" w:sz="0" w:space="0" w:color="auto"/>
+        <w:shd w:val="clear" w:color="auto" w:fill="auto"/>
+        <w:vertAlign w:val="baseline"/>
+      </w:rPr>
+    </w:lvl>
+    <w:lvl w:ilvl="7" w:tplc="83F61D6A">
+      <w:start w:val="1"/>
+      <w:numFmt w:val="bullet"/>
+      <w:lvlText w:val="o"/>
+      <w:lvlJc w:val="left"/>
+      <w:pPr>
+        <w:ind w:left="5460"/>
+      </w:pPr>
+      <w:rPr>
+        <w:rFonts w:ascii="Arial" w:eastAsia="Arial" w:hAnsi="Arial" w:cs="Arial"/>
+        <w:b w:val="0"/>
+        <w:i w:val="0"/>
+        <w:strike w:val="0"/>
+        <w:dstrike w:val="0"/>
+        <w:color w:val="14213D"/>
+        <w:sz w:val="20"/>
+        <w:szCs w:val="20"/>
+        <w:u w:val="none" w:color="000000"/>
+        <w:bdr w:val="none" w:sz="0" w:space="0" w:color="auto"/>
+        <w:shd w:val="clear" w:color="auto" w:fill="auto"/>
+        <w:vertAlign w:val="baseline"/>
+      </w:rPr>
+    </w:lvl>
+    <w:lvl w:ilvl="8" w:tplc="F52E7516">
+      <w:start w:val="1"/>
+      <w:numFmt w:val="bullet"/>
+      <w:lvlText w:val="▪"/>
+      <w:lvlJc w:val="left"/>
+      <w:pPr>
+        <w:ind w:left="6180"/>
+      </w:pPr>
+      <w:rPr>
+        <w:rFonts w:ascii="Arial" w:eastAsia="Arial" w:hAnsi="Arial" w:cs="Arial"/>
+        <w:b w:val="0"/>
+        <w:i w:val="0"/>
+        <w:strike w:val="0"/>
+        <w:dstrike w:val="0"/>
+        <w:color w:val="14213D"/>
+        <w:sz w:val="20"/>
+        <w:szCs w:val="20"/>
+        <w:u w:val="none" w:color="000000"/>
+        <w:bdr w:val="none" w:sz="0" w:space="0" w:color="auto"/>
+        <w:shd w:val="clear" w:color="auto" w:fill="auto"/>
+        <w:vertAlign w:val="baseline"/>
+      </w:rPr>
+    </w:lvl>
+  </w:abstractNum>
+  <w:abstractNum w:abstractNumId="3" w15:restartNumberingAfterBreak="0">
+    <w:nsid w:val="17E02FFC"/>
+    <w:multiLevelType w:val="hybridMultilevel"/>
+    <w:tmpl w:val="401A82F0"/>
+    <w:lvl w:ilvl="0" w:tplc="A5D6AAF2">
+      <w:start w:val="8"/>
       <w:numFmt w:val="decimal"/>
       <w:lvlText w:val="%1."/>
       <w:lvlJc w:val="left"/>
       <w:pPr>
-        <w:ind w:left="384"/>
+        <w:ind w:left="512"/>
       </w:pPr>
       <w:rPr>
         <w:rFonts w:ascii="Arial" w:eastAsia="Arial" w:hAnsi="Arial" w:cs="Arial"/>
@@ -7058,7 +7661,7 @@
         <w:vertAlign w:val="baseline"/>
       </w:rPr>
     </w:lvl>
-    <w:lvl w:ilvl="1" w:tplc="9086D390">
+    <w:lvl w:ilvl="1" w:tplc="90989DC2">
       <w:start w:val="1"/>
       <w:numFmt w:val="lowerLetter"/>
       <w:lvlText w:val="%2"/>
@@ -7081,7 +7684,7 @@
         <w:vertAlign w:val="baseline"/>
       </w:rPr>
     </w:lvl>
-    <w:lvl w:ilvl="2" w:tplc="FB6E5BBC">
+    <w:lvl w:ilvl="2" w:tplc="B58AE006">
       <w:start w:val="1"/>
       <w:numFmt w:val="lowerRoman"/>
       <w:lvlText w:val="%3"/>
@@ -7104,7 +7707,7 @@
         <w:vertAlign w:val="baseline"/>
       </w:rPr>
     </w:lvl>
-    <w:lvl w:ilvl="3" w:tplc="CB261192">
+    <w:lvl w:ilvl="3" w:tplc="CD3AE0D4">
       <w:start w:val="1"/>
       <w:numFmt w:val="decimal"/>
       <w:lvlText w:val="%4"/>
@@ -7127,7 +7730,7 @@
         <w:vertAlign w:val="baseline"/>
       </w:rPr>
     </w:lvl>
-    <w:lvl w:ilvl="4" w:tplc="68E6BA74">
+    <w:lvl w:ilvl="4" w:tplc="BF5CBC0A">
       <w:start w:val="1"/>
       <w:numFmt w:val="lowerLetter"/>
       <w:lvlText w:val="%5"/>
@@ -7150,7 +7753,7 @@
         <w:vertAlign w:val="baseline"/>
       </w:rPr>
     </w:lvl>
-    <w:lvl w:ilvl="5" w:tplc="9DDEBEF8">
+    <w:lvl w:ilvl="5" w:tplc="732E1056">
       <w:start w:val="1"/>
       <w:numFmt w:val="lowerRoman"/>
       <w:lvlText w:val="%6"/>
@@ -7173,7 +7776,7 @@
         <w:vertAlign w:val="baseline"/>
       </w:rPr>
     </w:lvl>
-    <w:lvl w:ilvl="6" w:tplc="DD188C52">
+    <w:lvl w:ilvl="6" w:tplc="3714484E">
       <w:start w:val="1"/>
       <w:numFmt w:val="decimal"/>
       <w:lvlText w:val="%7"/>
@@ -7196,7 +7799,7 @@
         <w:vertAlign w:val="baseline"/>
       </w:rPr>
     </w:lvl>
-    <w:lvl w:ilvl="7" w:tplc="9ABE16A2">
+    <w:lvl w:ilvl="7" w:tplc="4B7EB9D0">
       <w:start w:val="1"/>
       <w:numFmt w:val="lowerLetter"/>
       <w:lvlText w:val="%8"/>
@@ -7219,7 +7822,7 @@
         <w:vertAlign w:val="baseline"/>
       </w:rPr>
     </w:lvl>
-    <w:lvl w:ilvl="8" w:tplc="BB2AEAEE">
+    <w:lvl w:ilvl="8" w:tplc="D88AC5CE">
       <w:start w:val="1"/>
       <w:numFmt w:val="lowerRoman"/>
       <w:lvlText w:val="%9"/>
@@ -7243,11 +7846,11 @@
       </w:rPr>
     </w:lvl>
   </w:abstractNum>
-  <w:abstractNum w:abstractNumId="1" w15:restartNumberingAfterBreak="0">
-    <w:nsid w:val="0A2F6B5B"/>
+  <w:abstractNum w:abstractNumId="4" w15:restartNumberingAfterBreak="0">
+    <w:nsid w:val="23325B3D"/>
     <w:multiLevelType w:val="hybridMultilevel"/>
-    <w:tmpl w:val="9DD6806A"/>
-    <w:lvl w:ilvl="0" w:tplc="E578ECA6">
+    <w:tmpl w:val="14CC3DC8"/>
+    <w:lvl w:ilvl="0" w:tplc="7D1CFDF0">
       <w:start w:val="1"/>
       <w:numFmt w:val="bullet"/>
       <w:lvlText w:val="-"/>
@@ -7270,7 +7873,7 @@
         <w:vertAlign w:val="baseline"/>
       </w:rPr>
     </w:lvl>
-    <w:lvl w:ilvl="1" w:tplc="359058AE">
+    <w:lvl w:ilvl="1" w:tplc="89506C02">
       <w:start w:val="1"/>
       <w:numFmt w:val="bullet"/>
       <w:lvlText w:val="o"/>
@@ -7293,7 +7896,7 @@
         <w:vertAlign w:val="baseline"/>
       </w:rPr>
     </w:lvl>
-    <w:lvl w:ilvl="2" w:tplc="A474A24C">
+    <w:lvl w:ilvl="2" w:tplc="FC74A432">
       <w:start w:val="1"/>
       <w:numFmt w:val="bullet"/>
       <w:lvlText w:val="▪"/>
@@ -7316,7 +7919,7 @@
         <w:vertAlign w:val="baseline"/>
       </w:rPr>
     </w:lvl>
-    <w:lvl w:ilvl="3" w:tplc="BCB4EB26">
+    <w:lvl w:ilvl="3" w:tplc="A4F614E8">
       <w:start w:val="1"/>
       <w:numFmt w:val="bullet"/>
       <w:lvlText w:val="•"/>
@@ -7339,7 +7942,7 @@
         <w:vertAlign w:val="baseline"/>
       </w:rPr>
     </w:lvl>
-    <w:lvl w:ilvl="4" w:tplc="CD4A3284">
+    <w:lvl w:ilvl="4" w:tplc="88882BCE">
       <w:start w:val="1"/>
       <w:numFmt w:val="bullet"/>
       <w:lvlText w:val="o"/>
@@ -7362,7 +7965,7 @@
         <w:vertAlign w:val="baseline"/>
       </w:rPr>
     </w:lvl>
-    <w:lvl w:ilvl="5" w:tplc="5DD4E0FA">
+    <w:lvl w:ilvl="5" w:tplc="E93C30C4">
       <w:start w:val="1"/>
       <w:numFmt w:val="bullet"/>
       <w:lvlText w:val="▪"/>
@@ -7385,7 +7988,7 @@
         <w:vertAlign w:val="baseline"/>
       </w:rPr>
     </w:lvl>
-    <w:lvl w:ilvl="6" w:tplc="5E741A74">
+    <w:lvl w:ilvl="6" w:tplc="5D3A0F5A">
       <w:start w:val="1"/>
       <w:numFmt w:val="bullet"/>
       <w:lvlText w:val="•"/>
@@ -7408,7 +8011,7 @@
         <w:vertAlign w:val="baseline"/>
       </w:rPr>
     </w:lvl>
-    <w:lvl w:ilvl="7" w:tplc="514EA72C">
+    <w:lvl w:ilvl="7" w:tplc="2F0ADA4C">
       <w:start w:val="1"/>
       <w:numFmt w:val="bullet"/>
       <w:lvlText w:val="o"/>
@@ -7431,7 +8034,7 @@
         <w:vertAlign w:val="baseline"/>
       </w:rPr>
     </w:lvl>
-    <w:lvl w:ilvl="8" w:tplc="AED8125A">
+    <w:lvl w:ilvl="8" w:tplc="2144B27E">
       <w:start w:val="1"/>
       <w:numFmt w:val="bullet"/>
       <w:lvlText w:val="▪"/>
@@ -7455,17 +8058,17 @@
       </w:rPr>
     </w:lvl>
   </w:abstractNum>
-  <w:abstractNum w:abstractNumId="2" w15:restartNumberingAfterBreak="0">
-    <w:nsid w:val="12B3044B"/>
+  <w:abstractNum w:abstractNumId="5" w15:restartNumberingAfterBreak="0">
+    <w:nsid w:val="31C936CC"/>
     <w:multiLevelType w:val="hybridMultilevel"/>
-    <w:tmpl w:val="BAA8746A"/>
-    <w:lvl w:ilvl="0" w:tplc="8C029188">
+    <w:tmpl w:val="01AC9BB8"/>
+    <w:lvl w:ilvl="0" w:tplc="75CEC220">
       <w:start w:val="1"/>
       <w:numFmt w:val="bullet"/>
       <w:lvlText w:val="-"/>
       <w:lvlJc w:val="left"/>
       <w:pPr>
-        <w:ind w:left="265"/>
+        <w:ind w:left="220"/>
       </w:pPr>
       <w:rPr>
         <w:rFonts w:ascii="Arial" w:eastAsia="Arial" w:hAnsi="Arial" w:cs="Arial"/>
@@ -7482,7 +8085,7 @@
         <w:vertAlign w:val="baseline"/>
       </w:rPr>
     </w:lvl>
-    <w:lvl w:ilvl="1" w:tplc="BBEE5342">
+    <w:lvl w:ilvl="1" w:tplc="DFE61A84">
       <w:start w:val="1"/>
       <w:numFmt w:val="bullet"/>
       <w:lvlText w:val="o"/>
@@ -7505,7 +8108,7 @@
         <w:vertAlign w:val="baseline"/>
       </w:rPr>
     </w:lvl>
-    <w:lvl w:ilvl="2" w:tplc="9DF89C9A">
+    <w:lvl w:ilvl="2" w:tplc="8E524B44">
       <w:start w:val="1"/>
       <w:numFmt w:val="bullet"/>
       <w:lvlText w:val="▪"/>
@@ -7528,7 +8131,7 @@
         <w:vertAlign w:val="baseline"/>
       </w:rPr>
     </w:lvl>
-    <w:lvl w:ilvl="3" w:tplc="55B8C982">
+    <w:lvl w:ilvl="3" w:tplc="C4F8E3BA">
       <w:start w:val="1"/>
       <w:numFmt w:val="bullet"/>
       <w:lvlText w:val="•"/>
@@ -7551,7 +8154,7 @@
         <w:vertAlign w:val="baseline"/>
       </w:rPr>
     </w:lvl>
-    <w:lvl w:ilvl="4" w:tplc="0236386A">
+    <w:lvl w:ilvl="4" w:tplc="DF66CE72">
       <w:start w:val="1"/>
       <w:numFmt w:val="bullet"/>
       <w:lvlText w:val="o"/>
@@ -7574,7 +8177,7 @@
         <w:vertAlign w:val="baseline"/>
       </w:rPr>
     </w:lvl>
-    <w:lvl w:ilvl="5" w:tplc="879C1248">
+    <w:lvl w:ilvl="5" w:tplc="87BCDE1E">
       <w:start w:val="1"/>
       <w:numFmt w:val="bullet"/>
       <w:lvlText w:val="▪"/>
@@ -7597,7 +8200,7 @@
         <w:vertAlign w:val="baseline"/>
       </w:rPr>
     </w:lvl>
-    <w:lvl w:ilvl="6" w:tplc="D0F4CBDA">
+    <w:lvl w:ilvl="6" w:tplc="B38EFE4C">
       <w:start w:val="1"/>
       <w:numFmt w:val="bullet"/>
       <w:lvlText w:val="•"/>
@@ -7620,7 +8223,7 @@
         <w:vertAlign w:val="baseline"/>
       </w:rPr>
     </w:lvl>
-    <w:lvl w:ilvl="7" w:tplc="DF566AF8">
+    <w:lvl w:ilvl="7" w:tplc="50867FC0">
       <w:start w:val="1"/>
       <w:numFmt w:val="bullet"/>
       <w:lvlText w:val="o"/>
@@ -7643,7 +8246,7 @@
         <w:vertAlign w:val="baseline"/>
       </w:rPr>
     </w:lvl>
-    <w:lvl w:ilvl="8" w:tplc="283AB1FA">
+    <w:lvl w:ilvl="8" w:tplc="8156421A">
       <w:start w:val="1"/>
       <w:numFmt w:val="bullet"/>
       <w:lvlText w:val="▪"/>
@@ -7667,17 +8270,229 @@
       </w:rPr>
     </w:lvl>
   </w:abstractNum>
-  <w:abstractNum w:abstractNumId="3" w15:restartNumberingAfterBreak="0">
-    <w:nsid w:val="1D6554A6"/>
+  <w:abstractNum w:abstractNumId="6" w15:restartNumberingAfterBreak="0">
+    <w:nsid w:val="3A0055FC"/>
     <w:multiLevelType w:val="hybridMultilevel"/>
-    <w:tmpl w:val="64269EAE"/>
-    <w:lvl w:ilvl="0" w:tplc="0AD0072C">
-      <w:start w:val="8"/>
+    <w:tmpl w:val="C41E6450"/>
+    <w:lvl w:ilvl="0" w:tplc="D294386E">
+      <w:start w:val="1"/>
+      <w:numFmt w:val="bullet"/>
+      <w:lvlText w:val="-"/>
+      <w:lvlJc w:val="left"/>
+      <w:pPr>
+        <w:ind w:left="220"/>
+      </w:pPr>
+      <w:rPr>
+        <w:rFonts w:ascii="Arial" w:eastAsia="Arial" w:hAnsi="Arial" w:cs="Arial"/>
+        <w:b w:val="0"/>
+        <w:i w:val="0"/>
+        <w:strike w:val="0"/>
+        <w:dstrike w:val="0"/>
+        <w:color w:val="14213D"/>
+        <w:sz w:val="20"/>
+        <w:szCs w:val="20"/>
+        <w:u w:val="none" w:color="000000"/>
+        <w:bdr w:val="none" w:sz="0" w:space="0" w:color="auto"/>
+        <w:shd w:val="clear" w:color="auto" w:fill="auto"/>
+        <w:vertAlign w:val="baseline"/>
+      </w:rPr>
+    </w:lvl>
+    <w:lvl w:ilvl="1" w:tplc="5D867252">
+      <w:start w:val="1"/>
+      <w:numFmt w:val="bullet"/>
+      <w:lvlText w:val="o"/>
+      <w:lvlJc w:val="left"/>
+      <w:pPr>
+        <w:ind w:left="1140"/>
+      </w:pPr>
+      <w:rPr>
+        <w:rFonts w:ascii="Arial" w:eastAsia="Arial" w:hAnsi="Arial" w:cs="Arial"/>
+        <w:b w:val="0"/>
+        <w:i w:val="0"/>
+        <w:strike w:val="0"/>
+        <w:dstrike w:val="0"/>
+        <w:color w:val="14213D"/>
+        <w:sz w:val="20"/>
+        <w:szCs w:val="20"/>
+        <w:u w:val="none" w:color="000000"/>
+        <w:bdr w:val="none" w:sz="0" w:space="0" w:color="auto"/>
+        <w:shd w:val="clear" w:color="auto" w:fill="auto"/>
+        <w:vertAlign w:val="baseline"/>
+      </w:rPr>
+    </w:lvl>
+    <w:lvl w:ilvl="2" w:tplc="3AAEAA06">
+      <w:start w:val="1"/>
+      <w:numFmt w:val="bullet"/>
+      <w:lvlText w:val="▪"/>
+      <w:lvlJc w:val="left"/>
+      <w:pPr>
+        <w:ind w:left="1860"/>
+      </w:pPr>
+      <w:rPr>
+        <w:rFonts w:ascii="Arial" w:eastAsia="Arial" w:hAnsi="Arial" w:cs="Arial"/>
+        <w:b w:val="0"/>
+        <w:i w:val="0"/>
+        <w:strike w:val="0"/>
+        <w:dstrike w:val="0"/>
+        <w:color w:val="14213D"/>
+        <w:sz w:val="20"/>
+        <w:szCs w:val="20"/>
+        <w:u w:val="none" w:color="000000"/>
+        <w:bdr w:val="none" w:sz="0" w:space="0" w:color="auto"/>
+        <w:shd w:val="clear" w:color="auto" w:fill="auto"/>
+        <w:vertAlign w:val="baseline"/>
+      </w:rPr>
+    </w:lvl>
+    <w:lvl w:ilvl="3" w:tplc="4D7C0DAC">
+      <w:start w:val="1"/>
+      <w:numFmt w:val="bullet"/>
+      <w:lvlText w:val="•"/>
+      <w:lvlJc w:val="left"/>
+      <w:pPr>
+        <w:ind w:left="2580"/>
+      </w:pPr>
+      <w:rPr>
+        <w:rFonts w:ascii="Arial" w:eastAsia="Arial" w:hAnsi="Arial" w:cs="Arial"/>
+        <w:b w:val="0"/>
+        <w:i w:val="0"/>
+        <w:strike w:val="0"/>
+        <w:dstrike w:val="0"/>
+        <w:color w:val="14213D"/>
+        <w:sz w:val="20"/>
+        <w:szCs w:val="20"/>
+        <w:u w:val="none" w:color="000000"/>
+        <w:bdr w:val="none" w:sz="0" w:space="0" w:color="auto"/>
+        <w:shd w:val="clear" w:color="auto" w:fill="auto"/>
+        <w:vertAlign w:val="baseline"/>
+      </w:rPr>
+    </w:lvl>
+    <w:lvl w:ilvl="4" w:tplc="039255C6">
+      <w:start w:val="1"/>
+      <w:numFmt w:val="bullet"/>
+      <w:lvlText w:val="o"/>
+      <w:lvlJc w:val="left"/>
+      <w:pPr>
+        <w:ind w:left="3300"/>
+      </w:pPr>
+      <w:rPr>
+        <w:rFonts w:ascii="Arial" w:eastAsia="Arial" w:hAnsi="Arial" w:cs="Arial"/>
+        <w:b w:val="0"/>
+        <w:i w:val="0"/>
+        <w:strike w:val="0"/>
+        <w:dstrike w:val="0"/>
+        <w:color w:val="14213D"/>
+        <w:sz w:val="20"/>
+        <w:szCs w:val="20"/>
+        <w:u w:val="none" w:color="000000"/>
+        <w:bdr w:val="none" w:sz="0" w:space="0" w:color="auto"/>
+        <w:shd w:val="clear" w:color="auto" w:fill="auto"/>
+        <w:vertAlign w:val="baseline"/>
+      </w:rPr>
+    </w:lvl>
+    <w:lvl w:ilvl="5" w:tplc="E6643AA6">
+      <w:start w:val="1"/>
+      <w:numFmt w:val="bullet"/>
+      <w:lvlText w:val="▪"/>
+      <w:lvlJc w:val="left"/>
+      <w:pPr>
+        <w:ind w:left="4020"/>
+      </w:pPr>
+      <w:rPr>
+        <w:rFonts w:ascii="Arial" w:eastAsia="Arial" w:hAnsi="Arial" w:cs="Arial"/>
+        <w:b w:val="0"/>
+        <w:i w:val="0"/>
+        <w:strike w:val="0"/>
+        <w:dstrike w:val="0"/>
+        <w:color w:val="14213D"/>
+        <w:sz w:val="20"/>
+        <w:szCs w:val="20"/>
+        <w:u w:val="none" w:color="000000"/>
+        <w:bdr w:val="none" w:sz="0" w:space="0" w:color="auto"/>
+        <w:shd w:val="clear" w:color="auto" w:fill="auto"/>
+        <w:vertAlign w:val="baseline"/>
+      </w:rPr>
+    </w:lvl>
+    <w:lvl w:ilvl="6" w:tplc="4CBC20F4">
+      <w:start w:val="1"/>
+      <w:numFmt w:val="bullet"/>
+      <w:lvlText w:val="•"/>
+      <w:lvlJc w:val="left"/>
+      <w:pPr>
+        <w:ind w:left="4740"/>
+      </w:pPr>
+      <w:rPr>
+        <w:rFonts w:ascii="Arial" w:eastAsia="Arial" w:hAnsi="Arial" w:cs="Arial"/>
+        <w:b w:val="0"/>
+        <w:i w:val="0"/>
+        <w:strike w:val="0"/>
+        <w:dstrike w:val="0"/>
+        <w:color w:val="14213D"/>
+        <w:sz w:val="20"/>
+        <w:szCs w:val="20"/>
+        <w:u w:val="none" w:color="000000"/>
+        <w:bdr w:val="none" w:sz="0" w:space="0" w:color="auto"/>
+        <w:shd w:val="clear" w:color="auto" w:fill="auto"/>
+        <w:vertAlign w:val="baseline"/>
+      </w:rPr>
+    </w:lvl>
+    <w:lvl w:ilvl="7" w:tplc="B02C31D2">
+      <w:start w:val="1"/>
+      <w:numFmt w:val="bullet"/>
+      <w:lvlText w:val="o"/>
+      <w:lvlJc w:val="left"/>
+      <w:pPr>
+        <w:ind w:left="5460"/>
+      </w:pPr>
+      <w:rPr>
+        <w:rFonts w:ascii="Arial" w:eastAsia="Arial" w:hAnsi="Arial" w:cs="Arial"/>
+        <w:b w:val="0"/>
+        <w:i w:val="0"/>
+        <w:strike w:val="0"/>
+        <w:dstrike w:val="0"/>
+        <w:color w:val="14213D"/>
+        <w:sz w:val="20"/>
+        <w:szCs w:val="20"/>
+        <w:u w:val="none" w:color="000000"/>
+        <w:bdr w:val="none" w:sz="0" w:space="0" w:color="auto"/>
+        <w:shd w:val="clear" w:color="auto" w:fill="auto"/>
+        <w:vertAlign w:val="baseline"/>
+      </w:rPr>
+    </w:lvl>
+    <w:lvl w:ilvl="8" w:tplc="D206BE10">
+      <w:start w:val="1"/>
+      <w:numFmt w:val="bullet"/>
+      <w:lvlText w:val="▪"/>
+      <w:lvlJc w:val="left"/>
+      <w:pPr>
+        <w:ind w:left="6180"/>
+      </w:pPr>
+      <w:rPr>
+        <w:rFonts w:ascii="Arial" w:eastAsia="Arial" w:hAnsi="Arial" w:cs="Arial"/>
+        <w:b w:val="0"/>
+        <w:i w:val="0"/>
+        <w:strike w:val="0"/>
+        <w:dstrike w:val="0"/>
+        <w:color w:val="14213D"/>
+        <w:sz w:val="20"/>
+        <w:szCs w:val="20"/>
+        <w:u w:val="none" w:color="000000"/>
+        <w:bdr w:val="none" w:sz="0" w:space="0" w:color="auto"/>
+        <w:shd w:val="clear" w:color="auto" w:fill="auto"/>
+        <w:vertAlign w:val="baseline"/>
+      </w:rPr>
+    </w:lvl>
+  </w:abstractNum>
+  <w:abstractNum w:abstractNumId="7" w15:restartNumberingAfterBreak="0">
+    <w:nsid w:val="44430130"/>
+    <w:multiLevelType w:val="hybridMultilevel"/>
+    <w:tmpl w:val="59047DAC"/>
+    <w:lvl w:ilvl="0" w:tplc="9880E628">
+      <w:start w:val="3"/>
       <w:numFmt w:val="decimal"/>
       <w:lvlText w:val="%1."/>
       <w:lvlJc w:val="left"/>
       <w:pPr>
-        <w:ind w:left="512"/>
+        <w:ind w:left="384"/>
       </w:pPr>
       <w:rPr>
         <w:rFonts w:ascii="Arial" w:eastAsia="Arial" w:hAnsi="Arial" w:cs="Arial"/>
@@ -7694,7 +8509,7 @@
         <w:vertAlign w:val="baseline"/>
       </w:rPr>
     </w:lvl>
-    <w:lvl w:ilvl="1" w:tplc="836AE470">
+    <w:lvl w:ilvl="1" w:tplc="0C3A8356">
       <w:start w:val="1"/>
       <w:numFmt w:val="lowerLetter"/>
       <w:lvlText w:val="%2"/>
@@ -7717,7 +8532,7 @@
         <w:vertAlign w:val="baseline"/>
       </w:rPr>
     </w:lvl>
-    <w:lvl w:ilvl="2" w:tplc="4E0EC49A">
+    <w:lvl w:ilvl="2" w:tplc="DA0E0D30">
       <w:start w:val="1"/>
       <w:numFmt w:val="lowerRoman"/>
       <w:lvlText w:val="%3"/>
@@ -7740,7 +8555,7 @@
         <w:vertAlign w:val="baseline"/>
       </w:rPr>
     </w:lvl>
-    <w:lvl w:ilvl="3" w:tplc="F3300E78">
+    <w:lvl w:ilvl="3" w:tplc="5A086678">
       <w:start w:val="1"/>
       <w:numFmt w:val="decimal"/>
       <w:lvlText w:val="%4"/>
@@ -7763,7 +8578,7 @@
         <w:vertAlign w:val="baseline"/>
       </w:rPr>
     </w:lvl>
-    <w:lvl w:ilvl="4" w:tplc="94E0BBD6">
+    <w:lvl w:ilvl="4" w:tplc="A4A03D54">
       <w:start w:val="1"/>
       <w:numFmt w:val="lowerLetter"/>
       <w:lvlText w:val="%5"/>
@@ -7786,7 +8601,7 @@
         <w:vertAlign w:val="baseline"/>
       </w:rPr>
     </w:lvl>
-    <w:lvl w:ilvl="5" w:tplc="90628738">
+    <w:lvl w:ilvl="5" w:tplc="1C5E9BBE">
       <w:start w:val="1"/>
       <w:numFmt w:val="lowerRoman"/>
       <w:lvlText w:val="%6"/>
@@ -7809,7 +8624,7 @@
         <w:vertAlign w:val="baseline"/>
       </w:rPr>
     </w:lvl>
-    <w:lvl w:ilvl="6" w:tplc="D70EE3E8">
+    <w:lvl w:ilvl="6" w:tplc="67CED936">
       <w:start w:val="1"/>
       <w:numFmt w:val="decimal"/>
       <w:lvlText w:val="%7"/>
@@ -7832,7 +8647,7 @@
         <w:vertAlign w:val="baseline"/>
       </w:rPr>
     </w:lvl>
-    <w:lvl w:ilvl="7" w:tplc="C2446040">
+    <w:lvl w:ilvl="7" w:tplc="87AA1C2C">
       <w:start w:val="1"/>
       <w:numFmt w:val="lowerLetter"/>
       <w:lvlText w:val="%8"/>
@@ -7855,7 +8670,7 @@
         <w:vertAlign w:val="baseline"/>
       </w:rPr>
     </w:lvl>
-    <w:lvl w:ilvl="8" w:tplc="D4FC4EF0">
+    <w:lvl w:ilvl="8" w:tplc="3A6A5DDC">
       <w:start w:val="1"/>
       <w:numFmt w:val="lowerRoman"/>
       <w:lvlText w:val="%9"/>
@@ -7879,211 +8694,211 @@
       </w:rPr>
     </w:lvl>
   </w:abstractNum>
-  <w:abstractNum w:abstractNumId="4" w15:restartNumberingAfterBreak="0">
-    <w:nsid w:val="24C6096B"/>
+  <w:abstractNum w:abstractNumId="8" w15:restartNumberingAfterBreak="0">
+    <w:nsid w:val="5193326C"/>
     <w:multiLevelType w:val="hybridMultilevel"/>
-    <w:tmpl w:val="05F4DF54"/>
-    <w:lvl w:ilvl="0" w:tplc="5E962184">
+    <w:tmpl w:val="30C09C1A"/>
+    <w:lvl w:ilvl="0" w:tplc="35601EA6">
       <w:start w:val="1"/>
-      <w:numFmt w:val="bullet"/>
-      <w:lvlText w:val="-"/>
+      <w:numFmt w:val="decimal"/>
+      <w:lvlText w:val="%1."/>
       <w:lvlJc w:val="left"/>
       <w:pPr>
-        <w:ind w:left="220"/>
-      </w:pPr>
-      <w:rPr>
-        <w:rFonts w:ascii="Arial" w:eastAsia="Arial" w:hAnsi="Arial" w:cs="Arial"/>
+        <w:ind w:left="347"/>
+      </w:pPr>
+      <w:rPr>
+        <w:rFonts w:ascii="Courier New" w:eastAsia="Courier New" w:hAnsi="Courier New" w:cs="Courier New"/>
         <w:b w:val="0"/>
         <w:i w:val="0"/>
         <w:strike w:val="0"/>
         <w:dstrike w:val="0"/>
         <w:color w:val="14213D"/>
-        <w:sz w:val="20"/>
-        <w:szCs w:val="20"/>
+        <w:sz w:val="17"/>
+        <w:szCs w:val="17"/>
         <w:u w:val="none" w:color="000000"/>
         <w:bdr w:val="none" w:sz="0" w:space="0" w:color="auto"/>
         <w:shd w:val="clear" w:color="auto" w:fill="auto"/>
         <w:vertAlign w:val="baseline"/>
       </w:rPr>
     </w:lvl>
-    <w:lvl w:ilvl="1" w:tplc="124C73DE">
+    <w:lvl w:ilvl="1" w:tplc="07FC8C96">
       <w:start w:val="1"/>
-      <w:numFmt w:val="bullet"/>
-      <w:lvlText w:val="o"/>
+      <w:numFmt w:val="lowerLetter"/>
+      <w:lvlText w:val="%2"/>
       <w:lvlJc w:val="left"/>
       <w:pPr>
         <w:ind w:left="1140"/>
       </w:pPr>
       <w:rPr>
-        <w:rFonts w:ascii="Arial" w:eastAsia="Arial" w:hAnsi="Arial" w:cs="Arial"/>
+        <w:rFonts w:ascii="Courier New" w:eastAsia="Courier New" w:hAnsi="Courier New" w:cs="Courier New"/>
         <w:b w:val="0"/>
         <w:i w:val="0"/>
         <w:strike w:val="0"/>
         <w:dstrike w:val="0"/>
         <w:color w:val="14213D"/>
-        <w:sz w:val="20"/>
-        <w:szCs w:val="20"/>
+        <w:sz w:val="17"/>
+        <w:szCs w:val="17"/>
         <w:u w:val="none" w:color="000000"/>
         <w:bdr w:val="none" w:sz="0" w:space="0" w:color="auto"/>
         <w:shd w:val="clear" w:color="auto" w:fill="auto"/>
         <w:vertAlign w:val="baseline"/>
       </w:rPr>
     </w:lvl>
-    <w:lvl w:ilvl="2" w:tplc="82D83CC6">
+    <w:lvl w:ilvl="2" w:tplc="F6C6BBC4">
       <w:start w:val="1"/>
-      <w:numFmt w:val="bullet"/>
-      <w:lvlText w:val="▪"/>
+      <w:numFmt w:val="lowerRoman"/>
+      <w:lvlText w:val="%3"/>
       <w:lvlJc w:val="left"/>
       <w:pPr>
         <w:ind w:left="1860"/>
       </w:pPr>
       <w:rPr>
-        <w:rFonts w:ascii="Arial" w:eastAsia="Arial" w:hAnsi="Arial" w:cs="Arial"/>
+        <w:rFonts w:ascii="Courier New" w:eastAsia="Courier New" w:hAnsi="Courier New" w:cs="Courier New"/>
         <w:b w:val="0"/>
         <w:i w:val="0"/>
         <w:strike w:val="0"/>
         <w:dstrike w:val="0"/>
         <w:color w:val="14213D"/>
-        <w:sz w:val="20"/>
-        <w:szCs w:val="20"/>
+        <w:sz w:val="17"/>
+        <w:szCs w:val="17"/>
         <w:u w:val="none" w:color="000000"/>
         <w:bdr w:val="none" w:sz="0" w:space="0" w:color="auto"/>
         <w:shd w:val="clear" w:color="auto" w:fill="auto"/>
         <w:vertAlign w:val="baseline"/>
       </w:rPr>
     </w:lvl>
-    <w:lvl w:ilvl="3" w:tplc="E8C6825C">
+    <w:lvl w:ilvl="3" w:tplc="F3B05376">
       <w:start w:val="1"/>
-      <w:numFmt w:val="bullet"/>
-      <w:lvlText w:val="•"/>
+      <w:numFmt w:val="decimal"/>
+      <w:lvlText w:val="%4"/>
       <w:lvlJc w:val="left"/>
       <w:pPr>
         <w:ind w:left="2580"/>
       </w:pPr>
       <w:rPr>
-        <w:rFonts w:ascii="Arial" w:eastAsia="Arial" w:hAnsi="Arial" w:cs="Arial"/>
+        <w:rFonts w:ascii="Courier New" w:eastAsia="Courier New" w:hAnsi="Courier New" w:cs="Courier New"/>
         <w:b w:val="0"/>
         <w:i w:val="0"/>
         <w:strike w:val="0"/>
         <w:dstrike w:val="0"/>
         <w:color w:val="14213D"/>
-        <w:sz w:val="20"/>
-        <w:szCs w:val="20"/>
+        <w:sz w:val="17"/>
+        <w:szCs w:val="17"/>
         <w:u w:val="none" w:color="000000"/>
         <w:bdr w:val="none" w:sz="0" w:space="0" w:color="auto"/>
         <w:shd w:val="clear" w:color="auto" w:fill="auto"/>
         <w:vertAlign w:val="baseline"/>
       </w:rPr>
     </w:lvl>
-    <w:lvl w:ilvl="4" w:tplc="98CE8F6C">
+    <w:lvl w:ilvl="4" w:tplc="406A8C16">
       <w:start w:val="1"/>
-      <w:numFmt w:val="bullet"/>
-      <w:lvlText w:val="o"/>
+      <w:numFmt w:val="lowerLetter"/>
+      <w:lvlText w:val="%5"/>
       <w:lvlJc w:val="left"/>
       <w:pPr>
         <w:ind w:left="3300"/>
       </w:pPr>
       <w:rPr>
-        <w:rFonts w:ascii="Arial" w:eastAsia="Arial" w:hAnsi="Arial" w:cs="Arial"/>
+        <w:rFonts w:ascii="Courier New" w:eastAsia="Courier New" w:hAnsi="Courier New" w:cs="Courier New"/>
         <w:b w:val="0"/>
         <w:i w:val="0"/>
         <w:strike w:val="0"/>
         <w:dstrike w:val="0"/>
         <w:color w:val="14213D"/>
-        <w:sz w:val="20"/>
-        <w:szCs w:val="20"/>
+        <w:sz w:val="17"/>
+        <w:szCs w:val="17"/>
         <w:u w:val="none" w:color="000000"/>
         <w:bdr w:val="none" w:sz="0" w:space="0" w:color="auto"/>
         <w:shd w:val="clear" w:color="auto" w:fill="auto"/>
         <w:vertAlign w:val="baseline"/>
       </w:rPr>
     </w:lvl>
-    <w:lvl w:ilvl="5" w:tplc="9BB63E72">
+    <w:lvl w:ilvl="5" w:tplc="9F2A9FB6">
       <w:start w:val="1"/>
-      <w:numFmt w:val="bullet"/>
-      <w:lvlText w:val="▪"/>
+      <w:numFmt w:val="lowerRoman"/>
+      <w:lvlText w:val="%6"/>
       <w:lvlJc w:val="left"/>
       <w:pPr>
         <w:ind w:left="4020"/>
       </w:pPr>
       <w:rPr>
-        <w:rFonts w:ascii="Arial" w:eastAsia="Arial" w:hAnsi="Arial" w:cs="Arial"/>
+        <w:rFonts w:ascii="Courier New" w:eastAsia="Courier New" w:hAnsi="Courier New" w:cs="Courier New"/>
         <w:b w:val="0"/>
         <w:i w:val="0"/>
         <w:strike w:val="0"/>
         <w:dstrike w:val="0"/>
         <w:color w:val="14213D"/>
-        <w:sz w:val="20"/>
-        <w:szCs w:val="20"/>
+        <w:sz w:val="17"/>
+        <w:szCs w:val="17"/>
         <w:u w:val="none" w:color="000000"/>
         <w:bdr w:val="none" w:sz="0" w:space="0" w:color="auto"/>
         <w:shd w:val="clear" w:color="auto" w:fill="auto"/>
         <w:vertAlign w:val="baseline"/>
       </w:rPr>
     </w:lvl>
-    <w:lvl w:ilvl="6" w:tplc="0DE6AD94">
+    <w:lvl w:ilvl="6" w:tplc="B1BC16DA">
       <w:start w:val="1"/>
-      <w:numFmt w:val="bullet"/>
-      <w:lvlText w:val="•"/>
+      <w:numFmt w:val="decimal"/>
+      <w:lvlText w:val="%7"/>
       <w:lvlJc w:val="left"/>
       <w:pPr>
         <w:ind w:left="4740"/>
       </w:pPr>
       <w:rPr>
-        <w:rFonts w:ascii="Arial" w:eastAsia="Arial" w:hAnsi="Arial" w:cs="Arial"/>
+        <w:rFonts w:ascii="Courier New" w:eastAsia="Courier New" w:hAnsi="Courier New" w:cs="Courier New"/>
         <w:b w:val="0"/>
         <w:i w:val="0"/>
         <w:strike w:val="0"/>
         <w:dstrike w:val="0"/>
         <w:color w:val="14213D"/>
-        <w:sz w:val="20"/>
-        <w:szCs w:val="20"/>
+        <w:sz w:val="17"/>
+        <w:szCs w:val="17"/>
         <w:u w:val="none" w:color="000000"/>
         <w:bdr w:val="none" w:sz="0" w:space="0" w:color="auto"/>
         <w:shd w:val="clear" w:color="auto" w:fill="auto"/>
         <w:vertAlign w:val="baseline"/>
       </w:rPr>
     </w:lvl>
-    <w:lvl w:ilvl="7" w:tplc="A0903032">
+    <w:lvl w:ilvl="7" w:tplc="EA8241AE">
       <w:start w:val="1"/>
-      <w:numFmt w:val="bullet"/>
-      <w:lvlText w:val="o"/>
+      <w:numFmt w:val="lowerLetter"/>
+      <w:lvlText w:val="%8"/>
       <w:lvlJc w:val="left"/>
       <w:pPr>
         <w:ind w:left="5460"/>
       </w:pPr>
       <w:rPr>
-        <w:rFonts w:ascii="Arial" w:eastAsia="Arial" w:hAnsi="Arial" w:cs="Arial"/>
+        <w:rFonts w:ascii="Courier New" w:eastAsia="Courier New" w:hAnsi="Courier New" w:cs="Courier New"/>
         <w:b w:val="0"/>
         <w:i w:val="0"/>
         <w:strike w:val="0"/>
         <w:dstrike w:val="0"/>
         <w:color w:val="14213D"/>
-        <w:sz w:val="20"/>
-        <w:szCs w:val="20"/>
+        <w:sz w:val="17"/>
+        <w:szCs w:val="17"/>
         <w:u w:val="none" w:color="000000"/>
         <w:bdr w:val="none" w:sz="0" w:space="0" w:color="auto"/>
         <w:shd w:val="clear" w:color="auto" w:fill="auto"/>
         <w:vertAlign w:val="baseline"/>
       </w:rPr>
     </w:lvl>
-    <w:lvl w:ilvl="8" w:tplc="66C4C21E">
+    <w:lvl w:ilvl="8" w:tplc="2814EF0E">
       <w:start w:val="1"/>
-      <w:numFmt w:val="bullet"/>
-      <w:lvlText w:val="▪"/>
+      <w:numFmt w:val="lowerRoman"/>
+      <w:lvlText w:val="%9"/>
       <w:lvlJc w:val="left"/>
       <w:pPr>
         <w:ind w:left="6180"/>
       </w:pPr>
       <w:rPr>
-        <w:rFonts w:ascii="Arial" w:eastAsia="Arial" w:hAnsi="Arial" w:cs="Arial"/>
+        <w:rFonts w:ascii="Courier New" w:eastAsia="Courier New" w:hAnsi="Courier New" w:cs="Courier New"/>
         <w:b w:val="0"/>
         <w:i w:val="0"/>
         <w:strike w:val="0"/>
         <w:dstrike w:val="0"/>
         <w:color w:val="14213D"/>
-        <w:sz w:val="20"/>
-        <w:szCs w:val="20"/>
+        <w:sz w:val="17"/>
+        <w:szCs w:val="17"/>
         <w:u w:val="none" w:color="000000"/>
         <w:bdr w:val="none" w:sz="0" w:space="0" w:color="auto"/>
         <w:shd w:val="clear" w:color="auto" w:fill="auto"/>
@@ -8091,10 +8906,10 @@
       </w:rPr>
     </w:lvl>
   </w:abstractNum>
-  <w:abstractNum w:abstractNumId="5" w15:restartNumberingAfterBreak="0">
-    <w:nsid w:val="3D0E0E90"/>
+  <w:abstractNum w:abstractNumId="9" w15:restartNumberingAfterBreak="0">
+    <w:nsid w:val="5ACD34BF"/>
     <w:multiLevelType w:val="multilevel"/>
-    <w:tmpl w:val="CFFC8F4E"/>
+    <w:tmpl w:val="6B225E8A"/>
     <w:lvl w:ilvl="0">
       <w:start w:val="1"/>
       <w:numFmt w:val="decimal"/>
@@ -8314,883 +9129,35 @@
       </w:rPr>
     </w:lvl>
   </w:abstractNum>
-  <w:abstractNum w:abstractNumId="6" w15:restartNumberingAfterBreak="0">
-    <w:nsid w:val="40DE4964"/>
-    <w:multiLevelType w:val="hybridMultilevel"/>
-    <w:tmpl w:val="7D9077D8"/>
-    <w:lvl w:ilvl="0" w:tplc="07C8DE9A">
-      <w:start w:val="1"/>
-      <w:numFmt w:val="decimal"/>
-      <w:lvlText w:val="%1."/>
-      <w:lvlJc w:val="left"/>
-      <w:pPr>
-        <w:ind w:left="347"/>
-      </w:pPr>
-      <w:rPr>
-        <w:rFonts w:ascii="Courier New" w:eastAsia="Courier New" w:hAnsi="Courier New" w:cs="Courier New"/>
-        <w:b w:val="0"/>
-        <w:i w:val="0"/>
-        <w:strike w:val="0"/>
-        <w:dstrike w:val="0"/>
-        <w:color w:val="14213D"/>
-        <w:sz w:val="17"/>
-        <w:szCs w:val="17"/>
-        <w:u w:val="none" w:color="000000"/>
-        <w:bdr w:val="none" w:sz="0" w:space="0" w:color="auto"/>
-        <w:shd w:val="clear" w:color="auto" w:fill="auto"/>
-        <w:vertAlign w:val="baseline"/>
-      </w:rPr>
-    </w:lvl>
-    <w:lvl w:ilvl="1" w:tplc="62F01C66">
-      <w:start w:val="1"/>
-      <w:numFmt w:val="lowerLetter"/>
-      <w:lvlText w:val="%2"/>
-      <w:lvlJc w:val="left"/>
-      <w:pPr>
-        <w:ind w:left="1140"/>
-      </w:pPr>
-      <w:rPr>
-        <w:rFonts w:ascii="Courier New" w:eastAsia="Courier New" w:hAnsi="Courier New" w:cs="Courier New"/>
-        <w:b w:val="0"/>
-        <w:i w:val="0"/>
-        <w:strike w:val="0"/>
-        <w:dstrike w:val="0"/>
-        <w:color w:val="14213D"/>
-        <w:sz w:val="17"/>
-        <w:szCs w:val="17"/>
-        <w:u w:val="none" w:color="000000"/>
-        <w:bdr w:val="none" w:sz="0" w:space="0" w:color="auto"/>
-        <w:shd w:val="clear" w:color="auto" w:fill="auto"/>
-        <w:vertAlign w:val="baseline"/>
-      </w:rPr>
-    </w:lvl>
-    <w:lvl w:ilvl="2" w:tplc="BB60C1E4">
-      <w:start w:val="1"/>
-      <w:numFmt w:val="lowerRoman"/>
-      <w:lvlText w:val="%3"/>
-      <w:lvlJc w:val="left"/>
-      <w:pPr>
-        <w:ind w:left="1860"/>
-      </w:pPr>
-      <w:rPr>
-        <w:rFonts w:ascii="Courier New" w:eastAsia="Courier New" w:hAnsi="Courier New" w:cs="Courier New"/>
-        <w:b w:val="0"/>
-        <w:i w:val="0"/>
-        <w:strike w:val="0"/>
-        <w:dstrike w:val="0"/>
-        <w:color w:val="14213D"/>
-        <w:sz w:val="17"/>
-        <w:szCs w:val="17"/>
-        <w:u w:val="none" w:color="000000"/>
-        <w:bdr w:val="none" w:sz="0" w:space="0" w:color="auto"/>
-        <w:shd w:val="clear" w:color="auto" w:fill="auto"/>
-        <w:vertAlign w:val="baseline"/>
-      </w:rPr>
-    </w:lvl>
-    <w:lvl w:ilvl="3" w:tplc="DF405FD4">
-      <w:start w:val="1"/>
-      <w:numFmt w:val="decimal"/>
-      <w:lvlText w:val="%4"/>
-      <w:lvlJc w:val="left"/>
-      <w:pPr>
-        <w:ind w:left="2580"/>
-      </w:pPr>
-      <w:rPr>
-        <w:rFonts w:ascii="Courier New" w:eastAsia="Courier New" w:hAnsi="Courier New" w:cs="Courier New"/>
-        <w:b w:val="0"/>
-        <w:i w:val="0"/>
-        <w:strike w:val="0"/>
-        <w:dstrike w:val="0"/>
-        <w:color w:val="14213D"/>
-        <w:sz w:val="17"/>
-        <w:szCs w:val="17"/>
-        <w:u w:val="none" w:color="000000"/>
-        <w:bdr w:val="none" w:sz="0" w:space="0" w:color="auto"/>
-        <w:shd w:val="clear" w:color="auto" w:fill="auto"/>
-        <w:vertAlign w:val="baseline"/>
-      </w:rPr>
-    </w:lvl>
-    <w:lvl w:ilvl="4" w:tplc="A748E754">
-      <w:start w:val="1"/>
-      <w:numFmt w:val="lowerLetter"/>
-      <w:lvlText w:val="%5"/>
-      <w:lvlJc w:val="left"/>
-      <w:pPr>
-        <w:ind w:left="3300"/>
-      </w:pPr>
-      <w:rPr>
-        <w:rFonts w:ascii="Courier New" w:eastAsia="Courier New" w:hAnsi="Courier New" w:cs="Courier New"/>
-        <w:b w:val="0"/>
-        <w:i w:val="0"/>
-        <w:strike w:val="0"/>
-        <w:dstrike w:val="0"/>
-        <w:color w:val="14213D"/>
-        <w:sz w:val="17"/>
-        <w:szCs w:val="17"/>
-        <w:u w:val="none" w:color="000000"/>
-        <w:bdr w:val="none" w:sz="0" w:space="0" w:color="auto"/>
-        <w:shd w:val="clear" w:color="auto" w:fill="auto"/>
-        <w:vertAlign w:val="baseline"/>
-      </w:rPr>
-    </w:lvl>
-    <w:lvl w:ilvl="5" w:tplc="2A160FA4">
-      <w:start w:val="1"/>
-      <w:numFmt w:val="lowerRoman"/>
-      <w:lvlText w:val="%6"/>
-      <w:lvlJc w:val="left"/>
-      <w:pPr>
-        <w:ind w:left="4020"/>
-      </w:pPr>
-      <w:rPr>
-        <w:rFonts w:ascii="Courier New" w:eastAsia="Courier New" w:hAnsi="Courier New" w:cs="Courier New"/>
-        <w:b w:val="0"/>
-        <w:i w:val="0"/>
-        <w:strike w:val="0"/>
-        <w:dstrike w:val="0"/>
-        <w:color w:val="14213D"/>
-        <w:sz w:val="17"/>
-        <w:szCs w:val="17"/>
-        <w:u w:val="none" w:color="000000"/>
-        <w:bdr w:val="none" w:sz="0" w:space="0" w:color="auto"/>
-        <w:shd w:val="clear" w:color="auto" w:fill="auto"/>
-        <w:vertAlign w:val="baseline"/>
-      </w:rPr>
-    </w:lvl>
-    <w:lvl w:ilvl="6" w:tplc="8034F1B0">
-      <w:start w:val="1"/>
-      <w:numFmt w:val="decimal"/>
-      <w:lvlText w:val="%7"/>
-      <w:lvlJc w:val="left"/>
-      <w:pPr>
-        <w:ind w:left="4740"/>
-      </w:pPr>
-      <w:rPr>
-        <w:rFonts w:ascii="Courier New" w:eastAsia="Courier New" w:hAnsi="Courier New" w:cs="Courier New"/>
-        <w:b w:val="0"/>
-        <w:i w:val="0"/>
-        <w:strike w:val="0"/>
-        <w:dstrike w:val="0"/>
-        <w:color w:val="14213D"/>
-        <w:sz w:val="17"/>
-        <w:szCs w:val="17"/>
-        <w:u w:val="none" w:color="000000"/>
-        <w:bdr w:val="none" w:sz="0" w:space="0" w:color="auto"/>
-        <w:shd w:val="clear" w:color="auto" w:fill="auto"/>
-        <w:vertAlign w:val="baseline"/>
-      </w:rPr>
-    </w:lvl>
-    <w:lvl w:ilvl="7" w:tplc="A38CA0B0">
-      <w:start w:val="1"/>
-      <w:numFmt w:val="lowerLetter"/>
-      <w:lvlText w:val="%8"/>
-      <w:lvlJc w:val="left"/>
-      <w:pPr>
-        <w:ind w:left="5460"/>
-      </w:pPr>
-      <w:rPr>
-        <w:rFonts w:ascii="Courier New" w:eastAsia="Courier New" w:hAnsi="Courier New" w:cs="Courier New"/>
-        <w:b w:val="0"/>
-        <w:i w:val="0"/>
-        <w:strike w:val="0"/>
-        <w:dstrike w:val="0"/>
-        <w:color w:val="14213D"/>
-        <w:sz w:val="17"/>
-        <w:szCs w:val="17"/>
-        <w:u w:val="none" w:color="000000"/>
-        <w:bdr w:val="none" w:sz="0" w:space="0" w:color="auto"/>
-        <w:shd w:val="clear" w:color="auto" w:fill="auto"/>
-        <w:vertAlign w:val="baseline"/>
-      </w:rPr>
-    </w:lvl>
-    <w:lvl w:ilvl="8" w:tplc="2E20DAF8">
-      <w:start w:val="1"/>
-      <w:numFmt w:val="lowerRoman"/>
-      <w:lvlText w:val="%9"/>
-      <w:lvlJc w:val="left"/>
-      <w:pPr>
-        <w:ind w:left="6180"/>
-      </w:pPr>
-      <w:rPr>
-        <w:rFonts w:ascii="Courier New" w:eastAsia="Courier New" w:hAnsi="Courier New" w:cs="Courier New"/>
-        <w:b w:val="0"/>
-        <w:i w:val="0"/>
-        <w:strike w:val="0"/>
-        <w:dstrike w:val="0"/>
-        <w:color w:val="14213D"/>
-        <w:sz w:val="17"/>
-        <w:szCs w:val="17"/>
-        <w:u w:val="none" w:color="000000"/>
-        <w:bdr w:val="none" w:sz="0" w:space="0" w:color="auto"/>
-        <w:shd w:val="clear" w:color="auto" w:fill="auto"/>
-        <w:vertAlign w:val="baseline"/>
-      </w:rPr>
-    </w:lvl>
-  </w:abstractNum>
-  <w:abstractNum w:abstractNumId="7" w15:restartNumberingAfterBreak="0">
-    <w:nsid w:val="475A7FDF"/>
-    <w:multiLevelType w:val="hybridMultilevel"/>
-    <w:tmpl w:val="CD9EB7B0"/>
-    <w:lvl w:ilvl="0" w:tplc="713A24A2">
-      <w:start w:val="1"/>
-      <w:numFmt w:val="bullet"/>
-      <w:lvlText w:val="-"/>
-      <w:lvlJc w:val="left"/>
-      <w:pPr>
-        <w:ind w:left="220"/>
-      </w:pPr>
-      <w:rPr>
-        <w:rFonts w:ascii="Arial" w:eastAsia="Arial" w:hAnsi="Arial" w:cs="Arial"/>
-        <w:b w:val="0"/>
-        <w:i w:val="0"/>
-        <w:strike w:val="0"/>
-        <w:dstrike w:val="0"/>
-        <w:color w:val="14213D"/>
-        <w:sz w:val="20"/>
-        <w:szCs w:val="20"/>
-        <w:u w:val="none" w:color="000000"/>
-        <w:bdr w:val="none" w:sz="0" w:space="0" w:color="auto"/>
-        <w:shd w:val="clear" w:color="auto" w:fill="auto"/>
-        <w:vertAlign w:val="baseline"/>
-      </w:rPr>
-    </w:lvl>
-    <w:lvl w:ilvl="1" w:tplc="C624C7E2">
-      <w:start w:val="1"/>
-      <w:numFmt w:val="bullet"/>
-      <w:lvlText w:val="o"/>
-      <w:lvlJc w:val="left"/>
-      <w:pPr>
-        <w:ind w:left="1140"/>
-      </w:pPr>
-      <w:rPr>
-        <w:rFonts w:ascii="Arial" w:eastAsia="Arial" w:hAnsi="Arial" w:cs="Arial"/>
-        <w:b w:val="0"/>
-        <w:i w:val="0"/>
-        <w:strike w:val="0"/>
-        <w:dstrike w:val="0"/>
-        <w:color w:val="14213D"/>
-        <w:sz w:val="20"/>
-        <w:szCs w:val="20"/>
-        <w:u w:val="none" w:color="000000"/>
-        <w:bdr w:val="none" w:sz="0" w:space="0" w:color="auto"/>
-        <w:shd w:val="clear" w:color="auto" w:fill="auto"/>
-        <w:vertAlign w:val="baseline"/>
-      </w:rPr>
-    </w:lvl>
-    <w:lvl w:ilvl="2" w:tplc="AC0028C4">
-      <w:start w:val="1"/>
-      <w:numFmt w:val="bullet"/>
-      <w:lvlText w:val="▪"/>
-      <w:lvlJc w:val="left"/>
-      <w:pPr>
-        <w:ind w:left="1860"/>
-      </w:pPr>
-      <w:rPr>
-        <w:rFonts w:ascii="Arial" w:eastAsia="Arial" w:hAnsi="Arial" w:cs="Arial"/>
-        <w:b w:val="0"/>
-        <w:i w:val="0"/>
-        <w:strike w:val="0"/>
-        <w:dstrike w:val="0"/>
-        <w:color w:val="14213D"/>
-        <w:sz w:val="20"/>
-        <w:szCs w:val="20"/>
-        <w:u w:val="none" w:color="000000"/>
-        <w:bdr w:val="none" w:sz="0" w:space="0" w:color="auto"/>
-        <w:shd w:val="clear" w:color="auto" w:fill="auto"/>
-        <w:vertAlign w:val="baseline"/>
-      </w:rPr>
-    </w:lvl>
-    <w:lvl w:ilvl="3" w:tplc="464E91A0">
-      <w:start w:val="1"/>
-      <w:numFmt w:val="bullet"/>
-      <w:lvlText w:val="•"/>
-      <w:lvlJc w:val="left"/>
-      <w:pPr>
-        <w:ind w:left="2580"/>
-      </w:pPr>
-      <w:rPr>
-        <w:rFonts w:ascii="Arial" w:eastAsia="Arial" w:hAnsi="Arial" w:cs="Arial"/>
-        <w:b w:val="0"/>
-        <w:i w:val="0"/>
-        <w:strike w:val="0"/>
-        <w:dstrike w:val="0"/>
-        <w:color w:val="14213D"/>
-        <w:sz w:val="20"/>
-        <w:szCs w:val="20"/>
-        <w:u w:val="none" w:color="000000"/>
-        <w:bdr w:val="none" w:sz="0" w:space="0" w:color="auto"/>
-        <w:shd w:val="clear" w:color="auto" w:fill="auto"/>
-        <w:vertAlign w:val="baseline"/>
-      </w:rPr>
-    </w:lvl>
-    <w:lvl w:ilvl="4" w:tplc="30B03ECE">
-      <w:start w:val="1"/>
-      <w:numFmt w:val="bullet"/>
-      <w:lvlText w:val="o"/>
-      <w:lvlJc w:val="left"/>
-      <w:pPr>
-        <w:ind w:left="3300"/>
-      </w:pPr>
-      <w:rPr>
-        <w:rFonts w:ascii="Arial" w:eastAsia="Arial" w:hAnsi="Arial" w:cs="Arial"/>
-        <w:b w:val="0"/>
-        <w:i w:val="0"/>
-        <w:strike w:val="0"/>
-        <w:dstrike w:val="0"/>
-        <w:color w:val="14213D"/>
-        <w:sz w:val="20"/>
-        <w:szCs w:val="20"/>
-        <w:u w:val="none" w:color="000000"/>
-        <w:bdr w:val="none" w:sz="0" w:space="0" w:color="auto"/>
-        <w:shd w:val="clear" w:color="auto" w:fill="auto"/>
-        <w:vertAlign w:val="baseline"/>
-      </w:rPr>
-    </w:lvl>
-    <w:lvl w:ilvl="5" w:tplc="F360430C">
-      <w:start w:val="1"/>
-      <w:numFmt w:val="bullet"/>
-      <w:lvlText w:val="▪"/>
-      <w:lvlJc w:val="left"/>
-      <w:pPr>
-        <w:ind w:left="4020"/>
-      </w:pPr>
-      <w:rPr>
-        <w:rFonts w:ascii="Arial" w:eastAsia="Arial" w:hAnsi="Arial" w:cs="Arial"/>
-        <w:b w:val="0"/>
-        <w:i w:val="0"/>
-        <w:strike w:val="0"/>
-        <w:dstrike w:val="0"/>
-        <w:color w:val="14213D"/>
-        <w:sz w:val="20"/>
-        <w:szCs w:val="20"/>
-        <w:u w:val="none" w:color="000000"/>
-        <w:bdr w:val="none" w:sz="0" w:space="0" w:color="auto"/>
-        <w:shd w:val="clear" w:color="auto" w:fill="auto"/>
-        <w:vertAlign w:val="baseline"/>
-      </w:rPr>
-    </w:lvl>
-    <w:lvl w:ilvl="6" w:tplc="7F3803CE">
-      <w:start w:val="1"/>
-      <w:numFmt w:val="bullet"/>
-      <w:lvlText w:val="•"/>
-      <w:lvlJc w:val="left"/>
-      <w:pPr>
-        <w:ind w:left="4740"/>
-      </w:pPr>
-      <w:rPr>
-        <w:rFonts w:ascii="Arial" w:eastAsia="Arial" w:hAnsi="Arial" w:cs="Arial"/>
-        <w:b w:val="0"/>
-        <w:i w:val="0"/>
-        <w:strike w:val="0"/>
-        <w:dstrike w:val="0"/>
-        <w:color w:val="14213D"/>
-        <w:sz w:val="20"/>
-        <w:szCs w:val="20"/>
-        <w:u w:val="none" w:color="000000"/>
-        <w:bdr w:val="none" w:sz="0" w:space="0" w:color="auto"/>
-        <w:shd w:val="clear" w:color="auto" w:fill="auto"/>
-        <w:vertAlign w:val="baseline"/>
-      </w:rPr>
-    </w:lvl>
-    <w:lvl w:ilvl="7" w:tplc="428C4AD4">
-      <w:start w:val="1"/>
-      <w:numFmt w:val="bullet"/>
-      <w:lvlText w:val="o"/>
-      <w:lvlJc w:val="left"/>
-      <w:pPr>
-        <w:ind w:left="5460"/>
-      </w:pPr>
-      <w:rPr>
-        <w:rFonts w:ascii="Arial" w:eastAsia="Arial" w:hAnsi="Arial" w:cs="Arial"/>
-        <w:b w:val="0"/>
-        <w:i w:val="0"/>
-        <w:strike w:val="0"/>
-        <w:dstrike w:val="0"/>
-        <w:color w:val="14213D"/>
-        <w:sz w:val="20"/>
-        <w:szCs w:val="20"/>
-        <w:u w:val="none" w:color="000000"/>
-        <w:bdr w:val="none" w:sz="0" w:space="0" w:color="auto"/>
-        <w:shd w:val="clear" w:color="auto" w:fill="auto"/>
-        <w:vertAlign w:val="baseline"/>
-      </w:rPr>
-    </w:lvl>
-    <w:lvl w:ilvl="8" w:tplc="0C56A98C">
-      <w:start w:val="1"/>
-      <w:numFmt w:val="bullet"/>
-      <w:lvlText w:val="▪"/>
-      <w:lvlJc w:val="left"/>
-      <w:pPr>
-        <w:ind w:left="6180"/>
-      </w:pPr>
-      <w:rPr>
-        <w:rFonts w:ascii="Arial" w:eastAsia="Arial" w:hAnsi="Arial" w:cs="Arial"/>
-        <w:b w:val="0"/>
-        <w:i w:val="0"/>
-        <w:strike w:val="0"/>
-        <w:dstrike w:val="0"/>
-        <w:color w:val="14213D"/>
-        <w:sz w:val="20"/>
-        <w:szCs w:val="20"/>
-        <w:u w:val="none" w:color="000000"/>
-        <w:bdr w:val="none" w:sz="0" w:space="0" w:color="auto"/>
-        <w:shd w:val="clear" w:color="auto" w:fill="auto"/>
-        <w:vertAlign w:val="baseline"/>
-      </w:rPr>
-    </w:lvl>
-  </w:abstractNum>
-  <w:abstractNum w:abstractNumId="8" w15:restartNumberingAfterBreak="0">
-    <w:nsid w:val="6581518F"/>
-    <w:multiLevelType w:val="hybridMultilevel"/>
-    <w:tmpl w:val="1ECE2CD2"/>
-    <w:lvl w:ilvl="0" w:tplc="F4A8641E">
-      <w:start w:val="1"/>
-      <w:numFmt w:val="bullet"/>
-      <w:lvlText w:val="-"/>
-      <w:lvlJc w:val="left"/>
-      <w:pPr>
-        <w:ind w:left="235"/>
-      </w:pPr>
-      <w:rPr>
-        <w:rFonts w:ascii="Arial" w:eastAsia="Arial" w:hAnsi="Arial" w:cs="Arial"/>
-        <w:b w:val="0"/>
-        <w:i w:val="0"/>
-        <w:strike w:val="0"/>
-        <w:dstrike w:val="0"/>
-        <w:color w:val="14213D"/>
-        <w:sz w:val="20"/>
-        <w:szCs w:val="20"/>
-        <w:u w:val="none" w:color="000000"/>
-        <w:bdr w:val="none" w:sz="0" w:space="0" w:color="auto"/>
-        <w:shd w:val="clear" w:color="auto" w:fill="auto"/>
-        <w:vertAlign w:val="baseline"/>
-      </w:rPr>
-    </w:lvl>
-    <w:lvl w:ilvl="1" w:tplc="35DA39EA">
-      <w:start w:val="1"/>
-      <w:numFmt w:val="bullet"/>
-      <w:lvlText w:val="o"/>
-      <w:lvlJc w:val="left"/>
-      <w:pPr>
-        <w:ind w:left="1140"/>
-      </w:pPr>
-      <w:rPr>
-        <w:rFonts w:ascii="Arial" w:eastAsia="Arial" w:hAnsi="Arial" w:cs="Arial"/>
-        <w:b w:val="0"/>
-        <w:i w:val="0"/>
-        <w:strike w:val="0"/>
-        <w:dstrike w:val="0"/>
-        <w:color w:val="14213D"/>
-        <w:sz w:val="20"/>
-        <w:szCs w:val="20"/>
-        <w:u w:val="none" w:color="000000"/>
-        <w:bdr w:val="none" w:sz="0" w:space="0" w:color="auto"/>
-        <w:shd w:val="clear" w:color="auto" w:fill="auto"/>
-        <w:vertAlign w:val="baseline"/>
-      </w:rPr>
-    </w:lvl>
-    <w:lvl w:ilvl="2" w:tplc="53C04F88">
-      <w:start w:val="1"/>
-      <w:numFmt w:val="bullet"/>
-      <w:lvlText w:val="▪"/>
-      <w:lvlJc w:val="left"/>
-      <w:pPr>
-        <w:ind w:left="1860"/>
-      </w:pPr>
-      <w:rPr>
-        <w:rFonts w:ascii="Arial" w:eastAsia="Arial" w:hAnsi="Arial" w:cs="Arial"/>
-        <w:b w:val="0"/>
-        <w:i w:val="0"/>
-        <w:strike w:val="0"/>
-        <w:dstrike w:val="0"/>
-        <w:color w:val="14213D"/>
-        <w:sz w:val="20"/>
-        <w:szCs w:val="20"/>
-        <w:u w:val="none" w:color="000000"/>
-        <w:bdr w:val="none" w:sz="0" w:space="0" w:color="auto"/>
-        <w:shd w:val="clear" w:color="auto" w:fill="auto"/>
-        <w:vertAlign w:val="baseline"/>
-      </w:rPr>
-    </w:lvl>
-    <w:lvl w:ilvl="3" w:tplc="A22278F6">
-      <w:start w:val="1"/>
-      <w:numFmt w:val="bullet"/>
-      <w:lvlText w:val="•"/>
-      <w:lvlJc w:val="left"/>
-      <w:pPr>
-        <w:ind w:left="2580"/>
-      </w:pPr>
-      <w:rPr>
-        <w:rFonts w:ascii="Arial" w:eastAsia="Arial" w:hAnsi="Arial" w:cs="Arial"/>
-        <w:b w:val="0"/>
-        <w:i w:val="0"/>
-        <w:strike w:val="0"/>
-        <w:dstrike w:val="0"/>
-        <w:color w:val="14213D"/>
-        <w:sz w:val="20"/>
-        <w:szCs w:val="20"/>
-        <w:u w:val="none" w:color="000000"/>
-        <w:bdr w:val="none" w:sz="0" w:space="0" w:color="auto"/>
-        <w:shd w:val="clear" w:color="auto" w:fill="auto"/>
-        <w:vertAlign w:val="baseline"/>
-      </w:rPr>
-    </w:lvl>
-    <w:lvl w:ilvl="4" w:tplc="D4C2BA10">
-      <w:start w:val="1"/>
-      <w:numFmt w:val="bullet"/>
-      <w:lvlText w:val="o"/>
-      <w:lvlJc w:val="left"/>
-      <w:pPr>
-        <w:ind w:left="3300"/>
-      </w:pPr>
-      <w:rPr>
-        <w:rFonts w:ascii="Arial" w:eastAsia="Arial" w:hAnsi="Arial" w:cs="Arial"/>
-        <w:b w:val="0"/>
-        <w:i w:val="0"/>
-        <w:strike w:val="0"/>
-        <w:dstrike w:val="0"/>
-        <w:color w:val="14213D"/>
-        <w:sz w:val="20"/>
-        <w:szCs w:val="20"/>
-        <w:u w:val="none" w:color="000000"/>
-        <w:bdr w:val="none" w:sz="0" w:space="0" w:color="auto"/>
-        <w:shd w:val="clear" w:color="auto" w:fill="auto"/>
-        <w:vertAlign w:val="baseline"/>
-      </w:rPr>
-    </w:lvl>
-    <w:lvl w:ilvl="5" w:tplc="A21C7DC6">
-      <w:start w:val="1"/>
-      <w:numFmt w:val="bullet"/>
-      <w:lvlText w:val="▪"/>
-      <w:lvlJc w:val="left"/>
-      <w:pPr>
-        <w:ind w:left="4020"/>
-      </w:pPr>
-      <w:rPr>
-        <w:rFonts w:ascii="Arial" w:eastAsia="Arial" w:hAnsi="Arial" w:cs="Arial"/>
-        <w:b w:val="0"/>
-        <w:i w:val="0"/>
-        <w:strike w:val="0"/>
-        <w:dstrike w:val="0"/>
-        <w:color w:val="14213D"/>
-        <w:sz w:val="20"/>
-        <w:szCs w:val="20"/>
-        <w:u w:val="none" w:color="000000"/>
-        <w:bdr w:val="none" w:sz="0" w:space="0" w:color="auto"/>
-        <w:shd w:val="clear" w:color="auto" w:fill="auto"/>
-        <w:vertAlign w:val="baseline"/>
-      </w:rPr>
-    </w:lvl>
-    <w:lvl w:ilvl="6" w:tplc="74EAC0AA">
-      <w:start w:val="1"/>
-      <w:numFmt w:val="bullet"/>
-      <w:lvlText w:val="•"/>
-      <w:lvlJc w:val="left"/>
-      <w:pPr>
-        <w:ind w:left="4740"/>
-      </w:pPr>
-      <w:rPr>
-        <w:rFonts w:ascii="Arial" w:eastAsia="Arial" w:hAnsi="Arial" w:cs="Arial"/>
-        <w:b w:val="0"/>
-        <w:i w:val="0"/>
-        <w:strike w:val="0"/>
-        <w:dstrike w:val="0"/>
-        <w:color w:val="14213D"/>
-        <w:sz w:val="20"/>
-        <w:szCs w:val="20"/>
-        <w:u w:val="none" w:color="000000"/>
-        <w:bdr w:val="none" w:sz="0" w:space="0" w:color="auto"/>
-        <w:shd w:val="clear" w:color="auto" w:fill="auto"/>
-        <w:vertAlign w:val="baseline"/>
-      </w:rPr>
-    </w:lvl>
-    <w:lvl w:ilvl="7" w:tplc="D98431E6">
-      <w:start w:val="1"/>
-      <w:numFmt w:val="bullet"/>
-      <w:lvlText w:val="o"/>
-      <w:lvlJc w:val="left"/>
-      <w:pPr>
-        <w:ind w:left="5460"/>
-      </w:pPr>
-      <w:rPr>
-        <w:rFonts w:ascii="Arial" w:eastAsia="Arial" w:hAnsi="Arial" w:cs="Arial"/>
-        <w:b w:val="0"/>
-        <w:i w:val="0"/>
-        <w:strike w:val="0"/>
-        <w:dstrike w:val="0"/>
-        <w:color w:val="14213D"/>
-        <w:sz w:val="20"/>
-        <w:szCs w:val="20"/>
-        <w:u w:val="none" w:color="000000"/>
-        <w:bdr w:val="none" w:sz="0" w:space="0" w:color="auto"/>
-        <w:shd w:val="clear" w:color="auto" w:fill="auto"/>
-        <w:vertAlign w:val="baseline"/>
-      </w:rPr>
-    </w:lvl>
-    <w:lvl w:ilvl="8" w:tplc="AA1C7DB8">
-      <w:start w:val="1"/>
-      <w:numFmt w:val="bullet"/>
-      <w:lvlText w:val="▪"/>
-      <w:lvlJc w:val="left"/>
-      <w:pPr>
-        <w:ind w:left="6180"/>
-      </w:pPr>
-      <w:rPr>
-        <w:rFonts w:ascii="Arial" w:eastAsia="Arial" w:hAnsi="Arial" w:cs="Arial"/>
-        <w:b w:val="0"/>
-        <w:i w:val="0"/>
-        <w:strike w:val="0"/>
-        <w:dstrike w:val="0"/>
-        <w:color w:val="14213D"/>
-        <w:sz w:val="20"/>
-        <w:szCs w:val="20"/>
-        <w:u w:val="none" w:color="000000"/>
-        <w:bdr w:val="none" w:sz="0" w:space="0" w:color="auto"/>
-        <w:shd w:val="clear" w:color="auto" w:fill="auto"/>
-        <w:vertAlign w:val="baseline"/>
-      </w:rPr>
-    </w:lvl>
-  </w:abstractNum>
-  <w:abstractNum w:abstractNumId="9" w15:restartNumberingAfterBreak="0">
-    <w:nsid w:val="760320F7"/>
-    <w:multiLevelType w:val="hybridMultilevel"/>
-    <w:tmpl w:val="D340EB52"/>
-    <w:lvl w:ilvl="0" w:tplc="3C7A7E46">
-      <w:start w:val="1"/>
-      <w:numFmt w:val="bullet"/>
-      <w:lvlText w:val="-"/>
-      <w:lvlJc w:val="left"/>
-      <w:pPr>
-        <w:ind w:left="220"/>
-      </w:pPr>
-      <w:rPr>
-        <w:rFonts w:ascii="Arial" w:eastAsia="Arial" w:hAnsi="Arial" w:cs="Arial"/>
-        <w:b w:val="0"/>
-        <w:i w:val="0"/>
-        <w:strike w:val="0"/>
-        <w:dstrike w:val="0"/>
-        <w:color w:val="14213D"/>
-        <w:sz w:val="20"/>
-        <w:szCs w:val="20"/>
-        <w:u w:val="none" w:color="000000"/>
-        <w:bdr w:val="none" w:sz="0" w:space="0" w:color="auto"/>
-        <w:shd w:val="clear" w:color="auto" w:fill="auto"/>
-        <w:vertAlign w:val="baseline"/>
-      </w:rPr>
-    </w:lvl>
-    <w:lvl w:ilvl="1" w:tplc="9FCAB704">
-      <w:start w:val="1"/>
-      <w:numFmt w:val="bullet"/>
-      <w:lvlText w:val="o"/>
-      <w:lvlJc w:val="left"/>
-      <w:pPr>
-        <w:ind w:left="1140"/>
-      </w:pPr>
-      <w:rPr>
-        <w:rFonts w:ascii="Arial" w:eastAsia="Arial" w:hAnsi="Arial" w:cs="Arial"/>
-        <w:b w:val="0"/>
-        <w:i w:val="0"/>
-        <w:strike w:val="0"/>
-        <w:dstrike w:val="0"/>
-        <w:color w:val="14213D"/>
-        <w:sz w:val="20"/>
-        <w:szCs w:val="20"/>
-        <w:u w:val="none" w:color="000000"/>
-        <w:bdr w:val="none" w:sz="0" w:space="0" w:color="auto"/>
-        <w:shd w:val="clear" w:color="auto" w:fill="auto"/>
-        <w:vertAlign w:val="baseline"/>
-      </w:rPr>
-    </w:lvl>
-    <w:lvl w:ilvl="2" w:tplc="C38EB370">
-      <w:start w:val="1"/>
-      <w:numFmt w:val="bullet"/>
-      <w:lvlText w:val="▪"/>
-      <w:lvlJc w:val="left"/>
-      <w:pPr>
-        <w:ind w:left="1860"/>
-      </w:pPr>
-      <w:rPr>
-        <w:rFonts w:ascii="Arial" w:eastAsia="Arial" w:hAnsi="Arial" w:cs="Arial"/>
-        <w:b w:val="0"/>
-        <w:i w:val="0"/>
-        <w:strike w:val="0"/>
-        <w:dstrike w:val="0"/>
-        <w:color w:val="14213D"/>
-        <w:sz w:val="20"/>
-        <w:szCs w:val="20"/>
-        <w:u w:val="none" w:color="000000"/>
-        <w:bdr w:val="none" w:sz="0" w:space="0" w:color="auto"/>
-        <w:shd w:val="clear" w:color="auto" w:fill="auto"/>
-        <w:vertAlign w:val="baseline"/>
-      </w:rPr>
-    </w:lvl>
-    <w:lvl w:ilvl="3" w:tplc="4A2279A6">
-      <w:start w:val="1"/>
-      <w:numFmt w:val="bullet"/>
-      <w:lvlText w:val="•"/>
-      <w:lvlJc w:val="left"/>
-      <w:pPr>
-        <w:ind w:left="2580"/>
-      </w:pPr>
-      <w:rPr>
-        <w:rFonts w:ascii="Arial" w:eastAsia="Arial" w:hAnsi="Arial" w:cs="Arial"/>
-        <w:b w:val="0"/>
-        <w:i w:val="0"/>
-        <w:strike w:val="0"/>
-        <w:dstrike w:val="0"/>
-        <w:color w:val="14213D"/>
-        <w:sz w:val="20"/>
-        <w:szCs w:val="20"/>
-        <w:u w:val="none" w:color="000000"/>
-        <w:bdr w:val="none" w:sz="0" w:space="0" w:color="auto"/>
-        <w:shd w:val="clear" w:color="auto" w:fill="auto"/>
-        <w:vertAlign w:val="baseline"/>
-      </w:rPr>
-    </w:lvl>
-    <w:lvl w:ilvl="4" w:tplc="71C29F3E">
-      <w:start w:val="1"/>
-      <w:numFmt w:val="bullet"/>
-      <w:lvlText w:val="o"/>
-      <w:lvlJc w:val="left"/>
-      <w:pPr>
-        <w:ind w:left="3300"/>
-      </w:pPr>
-      <w:rPr>
-        <w:rFonts w:ascii="Arial" w:eastAsia="Arial" w:hAnsi="Arial" w:cs="Arial"/>
-        <w:b w:val="0"/>
-        <w:i w:val="0"/>
-        <w:strike w:val="0"/>
-        <w:dstrike w:val="0"/>
-        <w:color w:val="14213D"/>
-        <w:sz w:val="20"/>
-        <w:szCs w:val="20"/>
-        <w:u w:val="none" w:color="000000"/>
-        <w:bdr w:val="none" w:sz="0" w:space="0" w:color="auto"/>
-        <w:shd w:val="clear" w:color="auto" w:fill="auto"/>
-        <w:vertAlign w:val="baseline"/>
-      </w:rPr>
-    </w:lvl>
-    <w:lvl w:ilvl="5" w:tplc="823A7150">
-      <w:start w:val="1"/>
-      <w:numFmt w:val="bullet"/>
-      <w:lvlText w:val="▪"/>
-      <w:lvlJc w:val="left"/>
-      <w:pPr>
-        <w:ind w:left="4020"/>
-      </w:pPr>
-      <w:rPr>
-        <w:rFonts w:ascii="Arial" w:eastAsia="Arial" w:hAnsi="Arial" w:cs="Arial"/>
-        <w:b w:val="0"/>
-        <w:i w:val="0"/>
-        <w:strike w:val="0"/>
-        <w:dstrike w:val="0"/>
-        <w:color w:val="14213D"/>
-        <w:sz w:val="20"/>
-        <w:szCs w:val="20"/>
-        <w:u w:val="none" w:color="000000"/>
-        <w:bdr w:val="none" w:sz="0" w:space="0" w:color="auto"/>
-        <w:shd w:val="clear" w:color="auto" w:fill="auto"/>
-        <w:vertAlign w:val="baseline"/>
-      </w:rPr>
-    </w:lvl>
-    <w:lvl w:ilvl="6" w:tplc="A2B460A6">
-      <w:start w:val="1"/>
-      <w:numFmt w:val="bullet"/>
-      <w:lvlText w:val="•"/>
-      <w:lvlJc w:val="left"/>
-      <w:pPr>
-        <w:ind w:left="4740"/>
-      </w:pPr>
-      <w:rPr>
-        <w:rFonts w:ascii="Arial" w:eastAsia="Arial" w:hAnsi="Arial" w:cs="Arial"/>
-        <w:b w:val="0"/>
-        <w:i w:val="0"/>
-        <w:strike w:val="0"/>
-        <w:dstrike w:val="0"/>
-        <w:color w:val="14213D"/>
-        <w:sz w:val="20"/>
-        <w:szCs w:val="20"/>
-        <w:u w:val="none" w:color="000000"/>
-        <w:bdr w:val="none" w:sz="0" w:space="0" w:color="auto"/>
-        <w:shd w:val="clear" w:color="auto" w:fill="auto"/>
-        <w:vertAlign w:val="baseline"/>
-      </w:rPr>
-    </w:lvl>
-    <w:lvl w:ilvl="7" w:tplc="5A002E94">
-      <w:start w:val="1"/>
-      <w:numFmt w:val="bullet"/>
-      <w:lvlText w:val="o"/>
-      <w:lvlJc w:val="left"/>
-      <w:pPr>
-        <w:ind w:left="5460"/>
-      </w:pPr>
-      <w:rPr>
-        <w:rFonts w:ascii="Arial" w:eastAsia="Arial" w:hAnsi="Arial" w:cs="Arial"/>
-        <w:b w:val="0"/>
-        <w:i w:val="0"/>
-        <w:strike w:val="0"/>
-        <w:dstrike w:val="0"/>
-        <w:color w:val="14213D"/>
-        <w:sz w:val="20"/>
-        <w:szCs w:val="20"/>
-        <w:u w:val="none" w:color="000000"/>
-        <w:bdr w:val="none" w:sz="0" w:space="0" w:color="auto"/>
-        <w:shd w:val="clear" w:color="auto" w:fill="auto"/>
-        <w:vertAlign w:val="baseline"/>
-      </w:rPr>
-    </w:lvl>
-    <w:lvl w:ilvl="8" w:tplc="39A28D96">
-      <w:start w:val="1"/>
-      <w:numFmt w:val="bullet"/>
-      <w:lvlText w:val="▪"/>
-      <w:lvlJc w:val="left"/>
-      <w:pPr>
-        <w:ind w:left="6180"/>
-      </w:pPr>
-      <w:rPr>
-        <w:rFonts w:ascii="Arial" w:eastAsia="Arial" w:hAnsi="Arial" w:cs="Arial"/>
-        <w:b w:val="0"/>
-        <w:i w:val="0"/>
-        <w:strike w:val="0"/>
-        <w:dstrike w:val="0"/>
-        <w:color w:val="14213D"/>
-        <w:sz w:val="20"/>
-        <w:szCs w:val="20"/>
-        <w:u w:val="none" w:color="000000"/>
-        <w:bdr w:val="none" w:sz="0" w:space="0" w:color="auto"/>
-        <w:shd w:val="clear" w:color="auto" w:fill="auto"/>
-        <w:vertAlign w:val="baseline"/>
-      </w:rPr>
-    </w:lvl>
-  </w:abstractNum>
   <w:num w:numId="1">
-    <w:abstractNumId w:val="0"/>
+    <w:abstractNumId w:val="7"/>
   </w:num>
   <w:num w:numId="2">
     <w:abstractNumId w:val="3"/>
   </w:num>
   <w:num w:numId="3">
+    <w:abstractNumId w:val="1"/>
+  </w:num>
+  <w:num w:numId="4">
     <w:abstractNumId w:val="8"/>
   </w:num>
-  <w:num w:numId="4">
+  <w:num w:numId="5">
     <w:abstractNumId w:val="6"/>
-  </w:num>
-  <w:num w:numId="5">
-    <w:abstractNumId w:val="9"/>
   </w:num>
   <w:num w:numId="6">
     <w:abstractNumId w:val="2"/>
   </w:num>
   <w:num w:numId="7">
+    <w:abstractNumId w:val="5"/>
+  </w:num>
+  <w:num w:numId="8">
     <w:abstractNumId w:val="4"/>
   </w:num>
-  <w:num w:numId="8">
-    <w:abstractNumId w:val="7"/>
-  </w:num>
   <w:num w:numId="9">
-    <w:abstractNumId w:val="1"/>
+    <w:abstractNumId w:val="0"/>
   </w:num>
   <w:num w:numId="10">
-    <w:abstractNumId w:val="5"/>
+    <w:abstractNumId w:val="9"/>
   </w:num>
 </w:numbering>
 </file>

--- a/docs/report/Lexicon_Report.docx
+++ b/docs/report/Lexicon_Report.docx
@@ -28,7 +28,7 @@
                 <wp:extent cx="7560000" cy="10692000"/>
                 <wp:effectExtent l="0" t="0" r="0" b="0"/>
                 <wp:wrapTopAndBottom/>
-                <wp:docPr id="7655" name="Group 7655"/>
+                <wp:docPr id="7923" name="Group 7923"/>
                 <wp:cNvGraphicFramePr/>
                 <a:graphic xmlns:a="http://schemas.openxmlformats.org/drawingml/2006/main">
                   <a:graphicData uri="http://schemas.microsoft.com/office/word/2010/wordprocessingGroup">
@@ -43,7 +43,7 @@
                         </a:xfrm>
                       </wpg:grpSpPr>
                       <wps:wsp>
-                        <wps:cNvPr id="10994" name="Shape 10994"/>
+                        <wps:cNvPr id="11713" name="Shape 11713"/>
                         <wps:cNvSpPr/>
                         <wps:spPr>
                           <a:xfrm>
@@ -97,7 +97,7 @@
                         <wps:bodyPr/>
                       </wps:wsp>
                       <wps:wsp>
-                        <wps:cNvPr id="10995" name="Shape 10995"/>
+                        <wps:cNvPr id="11714" name="Shape 11714"/>
                         <wps:cNvSpPr/>
                         <wps:spPr>
                           <a:xfrm>
@@ -256,7 +256,25 @@
                                   <w:color w:val="C9D1E6"/>
                                   <w:sz w:val="24"/>
                                 </w:rPr>
-                                <w:t>Prompt Engineering, Embeddings, Vector Databases and RAG</w:t>
+                                <w:t xml:space="preserve">Prompt Engineering, </w:t>
+                              </w:r>
+                              <w:proofErr w:type="spellStart"/>
+                              <w:r>
+                                <w:rPr>
+                                  <w:rFonts w:ascii="Arial" w:eastAsia="Arial" w:hAnsi="Arial" w:cs="Arial"/>
+                                  <w:color w:val="C9D1E6"/>
+                                  <w:sz w:val="24"/>
+                                </w:rPr>
+                                <w:t>Embeddings</w:t>
+                              </w:r>
+                              <w:proofErr w:type="spellEnd"/>
+                              <w:r>
+                                <w:rPr>
+                                  <w:rFonts w:ascii="Arial" w:eastAsia="Arial" w:hAnsi="Arial" w:cs="Arial"/>
+                                  <w:color w:val="C9D1E6"/>
+                                  <w:sz w:val="24"/>
+                                </w:rPr>
+                                <w:t>, Vector Databases and RAG</w:t>
                               </w:r>
                             </w:p>
                           </w:txbxContent>
@@ -386,12 +404,12 @@
           </mc:Choice>
           <mc:Fallback xmlns:a="http://schemas.openxmlformats.org/drawingml/2006/main">
             <w:pict>
-              <v:group id="Group 7655" style="width:595.276pt;height:841.89pt;position:absolute;mso-position-horizontal-relative:page;mso-position-horizontal:absolute;margin-left:0pt;mso-position-vertical-relative:page;margin-top:0pt;" coordsize="75600,106920">
-                <v:shape id="Shape 10996" style="position:absolute;width:75600;height:106920;left:0;top:0;" coordsize="7560000,10692000" path="m0,0l7560000,0l7560000,10692000l0,10692000l0,0">
+              <v:group id="Group 7923" style="width:595.276pt;height:841.89pt;position:absolute;mso-position-horizontal-relative:page;mso-position-horizontal:absolute;margin-left:0pt;mso-position-vertical-relative:page;margin-top:0pt;" coordsize="75600,106920">
+                <v:shape id="Shape 11715" style="position:absolute;width:75600;height:106920;left:0;top:0;" coordsize="7560000,10692000" path="m0,0l7560000,0l7560000,10692000l0,10692000l0,0">
                   <v:stroke weight="0pt" endcap="flat" joinstyle="miter" miterlimit="10" on="false" color="#000000" opacity="0"/>
                   <v:fill on="true" color="#14213d"/>
                 </v:shape>
-                <v:shape id="Shape 10997" style="position:absolute;width:10800;height:900;left:9000;top:43020;" coordsize="1080000,90000" path="m0,0l1080000,0l1080000,90000l0,90000l0,0">
+                <v:shape id="Shape 11716" style="position:absolute;width:10800;height:900;left:9000;top:43020;" coordsize="1080000,90000" path="m0,0l1080000,0l1080000,90000l0,90000l0,0">
                   <v:stroke weight="0pt" endcap="flat" joinstyle="miter" miterlimit="10" on="false" color="#000000" opacity="0"/>
                   <v:fill on="true" color="#ffe066"/>
                 </v:shape>
@@ -594,7 +612,23 @@
           <w:rFonts w:ascii="Arial" w:eastAsia="Arial" w:hAnsi="Arial" w:cs="Arial"/>
           <w:sz w:val="23"/>
         </w:rPr>
-        <w:t>Part 2: Embeddings and semantic search</w:t>
+        <w:t xml:space="preserve">Part 2: </w:t>
+      </w:r>
+      <w:proofErr w:type="spellStart"/>
+      <w:r>
+        <w:rPr>
+          <w:rFonts w:ascii="Arial" w:eastAsia="Arial" w:hAnsi="Arial" w:cs="Arial"/>
+          <w:sz w:val="23"/>
+        </w:rPr>
+        <w:t>Embeddings</w:t>
+      </w:r>
+      <w:proofErr w:type="spellEnd"/>
+      <w:r>
+        <w:rPr>
+          <w:rFonts w:ascii="Arial" w:eastAsia="Arial" w:hAnsi="Arial" w:cs="Arial"/>
+          <w:sz w:val="23"/>
+        </w:rPr>
+        <w:t xml:space="preserve"> and semantic search</w:t>
       </w:r>
     </w:p>
     <w:p>
@@ -614,8 +648,6 @@
         </w:rPr>
         <w:t>Semantic search versus keyword search</w:t>
       </w:r>
-      <w:bookmarkStart w:id="0" w:name="_GoBack"/>
-      <w:bookmarkEnd w:id="0"/>
     </w:p>
     <w:p>
       <w:pPr>
@@ -761,10 +793,32 @@
         <w:rPr>
           <w:b/>
         </w:rPr>
-        <w:t>Part 2 (Embeddings and semantic search):</w:t>
-      </w:r>
-      <w:r>
-        <w:t xml:space="preserve"> load at least five documents, split them into chunks, embed them with a sentence-transformer model, store them in ChromaDB, and retrieve the top three most similar chunks with their similarity scores.</w:t>
+        <w:t>Part 2 (</w:t>
+      </w:r>
+      <w:proofErr w:type="spellStart"/>
+      <w:r>
+        <w:rPr>
+          <w:b/>
+        </w:rPr>
+        <w:t>Embeddings</w:t>
+      </w:r>
+      <w:proofErr w:type="spellEnd"/>
+      <w:r>
+        <w:rPr>
+          <w:b/>
+        </w:rPr>
+        <w:t xml:space="preserve"> and semantic search):</w:t>
+      </w:r>
+      <w:r>
+        <w:t xml:space="preserve"> load at least five documents, split them into chunks, embed them with a sentence-transformer model, store them in </w:t>
+      </w:r>
+      <w:proofErr w:type="spellStart"/>
+      <w:r>
+        <w:t>ChromaDB</w:t>
+      </w:r>
+      <w:proofErr w:type="spellEnd"/>
+      <w:r>
+        <w:t>, and retrieve the top three most similar chunks with their similarity scores.</w:t>
       </w:r>
     </w:p>
     <w:p>
@@ -773,10 +827,42 @@
         <w:ind w:left="-5"/>
       </w:pPr>
       <w:r>
-        <w:t>The system is written in Python with FastAPI, uses Chr</w:t>
-      </w:r>
-      <w:r>
-        <w:t>omaDB as the vector database, the all-MiniLM-L6-v2 sentence-transformer for embeddings, and Groq-hosted Llama 3.3 70B for text generation. A single-page web interface lets the user upload files, ask questions, switch prompt styles, run the five-question co</w:t>
+        <w:t xml:space="preserve">The system is written in Python with </w:t>
+      </w:r>
+      <w:proofErr w:type="spellStart"/>
+      <w:r>
+        <w:t>FastAPI</w:t>
+      </w:r>
+      <w:proofErr w:type="spellEnd"/>
+      <w:r>
+        <w:t xml:space="preserve">, uses </w:t>
+      </w:r>
+      <w:proofErr w:type="spellStart"/>
+      <w:r>
+        <w:t>Chr</w:t>
+      </w:r>
+      <w:r>
+        <w:t>omaDB</w:t>
+      </w:r>
+      <w:proofErr w:type="spellEnd"/>
+      <w:r>
+        <w:t xml:space="preserve"> as the vector database, the all-MiniLM-L6-v2 sentence-transformer for </w:t>
+      </w:r>
+      <w:proofErr w:type="spellStart"/>
+      <w:r>
+        <w:t>embeddings</w:t>
+      </w:r>
+      <w:proofErr w:type="spellEnd"/>
+      <w:r>
+        <w:t xml:space="preserve">, and </w:t>
+      </w:r>
+      <w:proofErr w:type="spellStart"/>
+      <w:r>
+        <w:t>Groq</w:t>
+      </w:r>
+      <w:proofErr w:type="spellEnd"/>
+      <w:r>
+        <w:t>-hosted Llama 3.3 70B for text generation. A single-page web interface lets the user upload files, ask questions, switch prompt styles, run the five-question co</w:t>
       </w:r>
       <w:r>
         <w:t>mparison and inspect semantic versus keyword results.</w:t>
@@ -1073,7 +1159,23 @@
                 <w:rFonts w:ascii="Arial" w:eastAsia="Arial" w:hAnsi="Arial" w:cs="Arial"/>
                 <w:sz w:val="18"/>
               </w:rPr>
-              <w:t>all-MiniLM-L6-v2 (ONNX via fastembed)</w:t>
+              <w:t xml:space="preserve">all-MiniLM-L6-v2 (ONNX via </w:t>
+            </w:r>
+            <w:proofErr w:type="spellStart"/>
+            <w:r>
+              <w:rPr>
+                <w:rFonts w:ascii="Arial" w:eastAsia="Arial" w:hAnsi="Arial" w:cs="Arial"/>
+                <w:sz w:val="18"/>
+              </w:rPr>
+              <w:t>fastembed</w:t>
+            </w:r>
+            <w:proofErr w:type="spellEnd"/>
+            <w:r>
+              <w:rPr>
+                <w:rFonts w:ascii="Arial" w:eastAsia="Arial" w:hAnsi="Arial" w:cs="Arial"/>
+                <w:sz w:val="18"/>
+              </w:rPr>
+              <w:t>)</w:t>
             </w:r>
           </w:p>
         </w:tc>
@@ -1153,6 +1255,7 @@
               <w:ind w:left="0" w:firstLine="0"/>
               <w:jc w:val="left"/>
             </w:pPr>
+            <w:proofErr w:type="spellStart"/>
             <w:r>
               <w:rPr>
                 <w:rFonts w:ascii="Arial" w:eastAsia="Arial" w:hAnsi="Arial" w:cs="Arial"/>
@@ -1160,6 +1263,7 @@
               </w:rPr>
               <w:t>ChromaDB</w:t>
             </w:r>
+            <w:proofErr w:type="spellEnd"/>
           </w:p>
         </w:tc>
       </w:tr>
@@ -1238,12 +1342,21 @@
               <w:ind w:left="0" w:firstLine="0"/>
               <w:jc w:val="left"/>
             </w:pPr>
-            <w:r>
-              <w:rPr>
-                <w:rFonts w:ascii="Arial" w:eastAsia="Arial" w:hAnsi="Arial" w:cs="Arial"/>
-                <w:sz w:val="18"/>
-              </w:rPr>
-              <w:t>ChromaDB query</w:t>
+            <w:proofErr w:type="spellStart"/>
+            <w:r>
+              <w:rPr>
+                <w:rFonts w:ascii="Arial" w:eastAsia="Arial" w:hAnsi="Arial" w:cs="Arial"/>
+                <w:sz w:val="18"/>
+              </w:rPr>
+              <w:t>ChromaDB</w:t>
+            </w:r>
+            <w:proofErr w:type="spellEnd"/>
+            <w:r>
+              <w:rPr>
+                <w:rFonts w:ascii="Arial" w:eastAsia="Arial" w:hAnsi="Arial" w:cs="Arial"/>
+                <w:sz w:val="18"/>
+              </w:rPr>
+              <w:t xml:space="preserve"> query</w:t>
             </w:r>
           </w:p>
         </w:tc>
@@ -1323,12 +1436,21 @@
               <w:ind w:left="0" w:firstLine="0"/>
               <w:jc w:val="left"/>
             </w:pPr>
-            <w:r>
-              <w:rPr>
-                <w:rFonts w:ascii="Arial" w:eastAsia="Arial" w:hAnsi="Arial" w:cs="Arial"/>
-                <w:sz w:val="18"/>
-              </w:rPr>
-              <w:t>Groq, Llama 3.3 70B</w:t>
+            <w:proofErr w:type="spellStart"/>
+            <w:r>
+              <w:rPr>
+                <w:rFonts w:ascii="Arial" w:eastAsia="Arial" w:hAnsi="Arial" w:cs="Arial"/>
+                <w:sz w:val="18"/>
+              </w:rPr>
+              <w:t>Groq</w:t>
+            </w:r>
+            <w:proofErr w:type="spellEnd"/>
+            <w:r>
+              <w:rPr>
+                <w:rFonts w:ascii="Arial" w:eastAsia="Arial" w:hAnsi="Arial" w:cs="Arial"/>
+                <w:sz w:val="18"/>
+              </w:rPr>
+              <w:t>, Llama 3.3 70B</w:t>
             </w:r>
           </w:p>
         </w:tc>
@@ -1406,7 +1528,15 @@
         <w:ind w:left="-5"/>
       </w:pPr>
       <w:r>
-        <w:t>The model receives the task and the context but no examples. This is the simplest and cheapest technique and shows the model's default behaviour.</w:t>
+        <w:t xml:space="preserve">The model receives the task and the context but no examples. This is the simplest and cheapest technique and shows the model's default </w:t>
+      </w:r>
+      <w:proofErr w:type="spellStart"/>
+      <w:r>
+        <w:t>behaviour</w:t>
+      </w:r>
+      <w:proofErr w:type="spellEnd"/>
+      <w:r>
+        <w:t>.</w:t>
       </w:r>
     </w:p>
     <w:tbl>
@@ -1624,40 +1754,28 @@
                 <w:rFonts w:ascii="Courier New" w:eastAsia="Courier New" w:hAnsi="Courier New" w:cs="Courier New"/>
                 <w:sz w:val="17"/>
               </w:rPr>
-              <w:t>Example 2 ... (ChromaDB example)</w:t>
-            </w:r>
-          </w:p>
-          <w:p>
-            <w:pPr>
-              <w:spacing w:after="234" w:line="259" w:lineRule="auto"/>
-              <w:ind w:left="0" w:firstLine="0"/>
-              <w:jc w:val="left"/>
-            </w:pPr>
+              <w:t>Example 2 ... (</w:t>
+            </w:r>
+            <w:proofErr w:type="spellStart"/>
             <w:r>
               <w:rPr>
                 <w:rFonts w:ascii="Courier New" w:eastAsia="Courier New" w:hAnsi="Courier New" w:cs="Courier New"/>
                 <w:sz w:val="17"/>
               </w:rPr>
-              <w:t>Example 3 ... (answer not in the documents)</w:t>
-            </w:r>
-          </w:p>
-          <w:p>
-            <w:pPr>
-              <w:spacing w:after="14" w:line="259" w:lineRule="auto"/>
-              <w:ind w:left="0" w:firstLine="0"/>
-              <w:jc w:val="left"/>
-            </w:pPr>
+              <w:t>ChromaDB</w:t>
+            </w:r>
+            <w:proofErr w:type="spellEnd"/>
             <w:r>
               <w:rPr>
                 <w:rFonts w:ascii="Courier New" w:eastAsia="Courier New" w:hAnsi="Courier New" w:cs="Courier New"/>
                 <w:sz w:val="17"/>
               </w:rPr>
-              <w:t>Now your turn.</w:t>
-            </w:r>
-          </w:p>
-          <w:p>
-            <w:pPr>
-              <w:spacing w:after="14" w:line="259" w:lineRule="auto"/>
+              <w:t xml:space="preserve"> example)</w:t>
+            </w:r>
+          </w:p>
+          <w:p>
+            <w:pPr>
+              <w:spacing w:after="234" w:line="259" w:lineRule="auto"/>
               <w:ind w:left="0" w:firstLine="0"/>
               <w:jc w:val="left"/>
             </w:pPr>
@@ -1666,13 +1784,13 @@
                 <w:rFonts w:ascii="Courier New" w:eastAsia="Courier New" w:hAnsi="Courier New" w:cs="Courier New"/>
                 <w:sz w:val="17"/>
               </w:rPr>
-              <w:t>Context: {context}</w:t>
-            </w:r>
-          </w:p>
-          <w:p>
-            <w:pPr>
-              <w:spacing w:after="0" w:line="259" w:lineRule="auto"/>
-              <w:ind w:left="0" w:right="6054" w:firstLine="0"/>
+              <w:t>Example 3 ... (answer not in the documents)</w:t>
+            </w:r>
+          </w:p>
+          <w:p>
+            <w:pPr>
+              <w:spacing w:after="14" w:line="259" w:lineRule="auto"/>
+              <w:ind w:left="0" w:firstLine="0"/>
               <w:jc w:val="left"/>
             </w:pPr>
             <w:r>
@@ -1680,6 +1798,34 @@
                 <w:rFonts w:ascii="Courier New" w:eastAsia="Courier New" w:hAnsi="Courier New" w:cs="Courier New"/>
                 <w:sz w:val="17"/>
               </w:rPr>
+              <w:t>Now your turn.</w:t>
+            </w:r>
+          </w:p>
+          <w:p>
+            <w:pPr>
+              <w:spacing w:after="14" w:line="259" w:lineRule="auto"/>
+              <w:ind w:left="0" w:firstLine="0"/>
+              <w:jc w:val="left"/>
+            </w:pPr>
+            <w:r>
+              <w:rPr>
+                <w:rFonts w:ascii="Courier New" w:eastAsia="Courier New" w:hAnsi="Courier New" w:cs="Courier New"/>
+                <w:sz w:val="17"/>
+              </w:rPr>
+              <w:t>Context: {context}</w:t>
+            </w:r>
+          </w:p>
+          <w:p>
+            <w:pPr>
+              <w:spacing w:after="0" w:line="259" w:lineRule="auto"/>
+              <w:ind w:left="0" w:right="6054" w:firstLine="0"/>
+              <w:jc w:val="left"/>
+            </w:pPr>
+            <w:r>
+              <w:rPr>
+                <w:rFonts w:ascii="Courier New" w:eastAsia="Courier New" w:hAnsi="Courier New" w:cs="Courier New"/>
+                <w:sz w:val="17"/>
+              </w:rPr>
               <w:t>Question: {question} Answer:</w:t>
             </w:r>
           </w:p>
@@ -1700,7 +1846,15 @@
         <w:ind w:left="-5"/>
       </w:pPr>
       <w:r>
-        <w:t>A system message assigns the model a professional identity and a short set of rules. The role gives the model a standard to imitate, and the rules make the behaviour explicit and checkable.</w:t>
+        <w:t xml:space="preserve">A system message assigns the model a professional identity and a short set of rules. The role gives the model a standard to imitate, and the rules make the </w:t>
+      </w:r>
+      <w:proofErr w:type="spellStart"/>
+      <w:r>
+        <w:t>behaviour</w:t>
+      </w:r>
+      <w:proofErr w:type="spellEnd"/>
+      <w:r>
+        <w:t xml:space="preserve"> explicit and checkable.</w:t>
       </w:r>
     </w:p>
     <w:p>
@@ -1937,7 +2091,15 @@
         <w:ind w:hanging="220"/>
       </w:pPr>
       <w:r>
-        <w:t>How are text chunks converted into embeddings?</w:t>
+        <w:t xml:space="preserve">How are text chunks converted into </w:t>
+      </w:r>
+      <w:proofErr w:type="spellStart"/>
+      <w:r>
+        <w:t>embeddings</w:t>
+      </w:r>
+      <w:proofErr w:type="spellEnd"/>
+      <w:r>
+        <w:t>?</w:t>
       </w:r>
     </w:p>
     <w:p>
@@ -2034,1642 +2196,880 @@
         <w:ind w:left="-5"/>
       </w:pPr>
       <w:r>
-        <w:t>Record the avera</w:t>
-      </w:r>
-      <w:r>
-        <w:t>ges produced by the Compare prompts tab in the table below. The last row is the mean over the five questions.</w:t>
-      </w:r>
-    </w:p>
-    <w:p>
-      <w:pPr>
-        <w:spacing w:after="211" w:line="259" w:lineRule="auto"/>
-        <w:ind w:left="-120" w:right="-120" w:firstLine="0"/>
-        <w:jc w:val="left"/>
-      </w:pPr>
+        <w:t>The experiment w</w:t>
+      </w:r>
+      <w:r>
+        <w:t xml:space="preserve">as run on the deployed application with the five questions listed above. The answers and the judge scores were both produced by the </w:t>
+      </w:r>
+      <w:proofErr w:type="spellStart"/>
+      <w:r>
+        <w:t>Groq</w:t>
+      </w:r>
+      <w:proofErr w:type="spellEnd"/>
+      <w:r>
+        <w:t xml:space="preserve"> model </w:t>
+      </w:r>
+      <w:proofErr w:type="spellStart"/>
       <w:r>
         <w:rPr>
-          <w:rFonts w:ascii="Calibri" w:eastAsia="Calibri" w:hAnsi="Calibri" w:cs="Calibri"/>
-          <w:noProof/>
-          <w:color w:val="000000"/>
+          <w:rFonts w:ascii="Courier New" w:eastAsia="Courier New" w:hAnsi="Courier New" w:cs="Courier New"/>
         </w:rPr>
-        <mc:AlternateContent>
-          <mc:Choice Requires="wpg">
-            <w:drawing>
-              <wp:inline distT="0" distB="0" distL="0" distR="0">
-                <wp:extent cx="5760000" cy="1955800"/>
-                <wp:effectExtent l="0" t="0" r="0" b="0"/>
-                <wp:docPr id="10347" name="Group 10347"/>
-                <wp:cNvGraphicFramePr/>
-                <a:graphic xmlns:a="http://schemas.openxmlformats.org/drawingml/2006/main">
-                  <a:graphicData uri="http://schemas.microsoft.com/office/word/2010/wordprocessingGroup">
-                    <wpg:wgp>
-                      <wpg:cNvGrpSpPr/>
-                      <wpg:grpSpPr>
-                        <a:xfrm>
-                          <a:off x="0" y="0"/>
-                          <a:ext cx="5760000" cy="1955800"/>
-                          <a:chOff x="0" y="0"/>
-                          <a:chExt cx="5760000" cy="1955800"/>
-                        </a:xfrm>
-                      </wpg:grpSpPr>
-                      <wps:wsp>
-                        <wps:cNvPr id="11036" name="Shape 11036"/>
-                        <wps:cNvSpPr/>
-                        <wps:spPr>
-                          <a:xfrm>
-                            <a:off x="0" y="558800"/>
-                            <a:ext cx="5760000" cy="279400"/>
-                          </a:xfrm>
-                          <a:custGeom>
-                            <a:avLst/>
-                            <a:gdLst/>
-                            <a:ahLst/>
-                            <a:cxnLst/>
-                            <a:rect l="0" t="0" r="0" b="0"/>
-                            <a:pathLst>
-                              <a:path w="5760000" h="279400">
-                                <a:moveTo>
-                                  <a:pt x="0" y="0"/>
-                                </a:moveTo>
-                                <a:lnTo>
-                                  <a:pt x="5760000" y="0"/>
-                                </a:lnTo>
-                                <a:lnTo>
-                                  <a:pt x="5760000" y="279400"/>
-                                </a:lnTo>
-                                <a:lnTo>
-                                  <a:pt x="0" y="279400"/>
-                                </a:lnTo>
-                                <a:lnTo>
-                                  <a:pt x="0" y="0"/>
-                                </a:lnTo>
-                              </a:path>
-                            </a:pathLst>
-                          </a:custGeom>
-                          <a:ln w="0" cap="flat">
-                            <a:miter lim="127000"/>
-                          </a:ln>
-                        </wps:spPr>
-                        <wps:style>
-                          <a:lnRef idx="0">
-                            <a:srgbClr val="000000">
-                              <a:alpha val="0"/>
-                            </a:srgbClr>
-                          </a:lnRef>
-                          <a:fillRef idx="1">
-                            <a:srgbClr val="EEF1F6"/>
-                          </a:fillRef>
-                          <a:effectRef idx="0">
-                            <a:scrgbClr r="0" g="0" b="0"/>
-                          </a:effectRef>
-                          <a:fontRef idx="none"/>
-                        </wps:style>
-                        <wps:bodyPr/>
-                      </wps:wsp>
-                      <wps:wsp>
-                        <wps:cNvPr id="11037" name="Shape 11037"/>
-                        <wps:cNvSpPr/>
-                        <wps:spPr>
-                          <a:xfrm>
-                            <a:off x="0" y="838200"/>
-                            <a:ext cx="5760000" cy="279400"/>
-                          </a:xfrm>
-                          <a:custGeom>
-                            <a:avLst/>
-                            <a:gdLst/>
-                            <a:ahLst/>
-                            <a:cxnLst/>
-                            <a:rect l="0" t="0" r="0" b="0"/>
-                            <a:pathLst>
-                              <a:path w="5760000" h="279400">
-                                <a:moveTo>
-                                  <a:pt x="0" y="0"/>
-                                </a:moveTo>
-                                <a:lnTo>
-                                  <a:pt x="5760000" y="0"/>
-                                </a:lnTo>
-                                <a:lnTo>
-                                  <a:pt x="5760000" y="279400"/>
-                                </a:lnTo>
-                                <a:lnTo>
-                                  <a:pt x="0" y="279400"/>
-                                </a:lnTo>
-                                <a:lnTo>
-                                  <a:pt x="0" y="0"/>
-                                </a:lnTo>
-                              </a:path>
-                            </a:pathLst>
-                          </a:custGeom>
-                          <a:ln w="0" cap="flat">
-                            <a:miter lim="127000"/>
-                          </a:ln>
-                        </wps:spPr>
-                        <wps:style>
-                          <a:lnRef idx="0">
-                            <a:srgbClr val="000000">
-                              <a:alpha val="0"/>
-                            </a:srgbClr>
-                          </a:lnRef>
-                          <a:fillRef idx="1">
-                            <a:srgbClr val="FFFFFF"/>
-                          </a:fillRef>
-                          <a:effectRef idx="0">
-                            <a:scrgbClr r="0" g="0" b="0"/>
-                          </a:effectRef>
-                          <a:fontRef idx="none"/>
-                        </wps:style>
-                        <wps:bodyPr/>
-                      </wps:wsp>
-                      <wps:wsp>
-                        <wps:cNvPr id="11038" name="Shape 11038"/>
-                        <wps:cNvSpPr/>
-                        <wps:spPr>
-                          <a:xfrm>
-                            <a:off x="0" y="1117600"/>
-                            <a:ext cx="5760000" cy="279400"/>
-                          </a:xfrm>
-                          <a:custGeom>
-                            <a:avLst/>
-                            <a:gdLst/>
-                            <a:ahLst/>
-                            <a:cxnLst/>
-                            <a:rect l="0" t="0" r="0" b="0"/>
-                            <a:pathLst>
-                              <a:path w="5760000" h="279400">
-                                <a:moveTo>
-                                  <a:pt x="0" y="0"/>
-                                </a:moveTo>
-                                <a:lnTo>
-                                  <a:pt x="5760000" y="0"/>
-                                </a:lnTo>
-                                <a:lnTo>
-                                  <a:pt x="5760000" y="279400"/>
-                                </a:lnTo>
-                                <a:lnTo>
-                                  <a:pt x="0" y="279400"/>
-                                </a:lnTo>
-                                <a:lnTo>
-                                  <a:pt x="0" y="0"/>
-                                </a:lnTo>
-                              </a:path>
-                            </a:pathLst>
-                          </a:custGeom>
-                          <a:ln w="0" cap="flat">
-                            <a:miter lim="127000"/>
-                          </a:ln>
-                        </wps:spPr>
-                        <wps:style>
-                          <a:lnRef idx="0">
-                            <a:srgbClr val="000000">
-                              <a:alpha val="0"/>
-                            </a:srgbClr>
-                          </a:lnRef>
-                          <a:fillRef idx="1">
-                            <a:srgbClr val="EEF1F6"/>
-                          </a:fillRef>
-                          <a:effectRef idx="0">
-                            <a:scrgbClr r="0" g="0" b="0"/>
-                          </a:effectRef>
-                          <a:fontRef idx="none"/>
-                        </wps:style>
-                        <wps:bodyPr/>
-                      </wps:wsp>
-                      <wps:wsp>
-                        <wps:cNvPr id="11039" name="Shape 11039"/>
-                        <wps:cNvSpPr/>
-                        <wps:spPr>
-                          <a:xfrm>
-                            <a:off x="0" y="1397000"/>
-                            <a:ext cx="5760000" cy="279400"/>
-                          </a:xfrm>
-                          <a:custGeom>
-                            <a:avLst/>
-                            <a:gdLst/>
-                            <a:ahLst/>
-                            <a:cxnLst/>
-                            <a:rect l="0" t="0" r="0" b="0"/>
-                            <a:pathLst>
-                              <a:path w="5760000" h="279400">
-                                <a:moveTo>
-                                  <a:pt x="0" y="0"/>
-                                </a:moveTo>
-                                <a:lnTo>
-                                  <a:pt x="5760000" y="0"/>
-                                </a:lnTo>
-                                <a:lnTo>
-                                  <a:pt x="5760000" y="279400"/>
-                                </a:lnTo>
-                                <a:lnTo>
-                                  <a:pt x="0" y="279400"/>
-                                </a:lnTo>
-                                <a:lnTo>
-                                  <a:pt x="0" y="0"/>
-                                </a:lnTo>
-                              </a:path>
-                            </a:pathLst>
-                          </a:custGeom>
-                          <a:ln w="0" cap="flat">
-                            <a:miter lim="127000"/>
-                          </a:ln>
-                        </wps:spPr>
-                        <wps:style>
-                          <a:lnRef idx="0">
-                            <a:srgbClr val="000000">
-                              <a:alpha val="0"/>
-                            </a:srgbClr>
-                          </a:lnRef>
-                          <a:fillRef idx="1">
-                            <a:srgbClr val="FFFFFF"/>
-                          </a:fillRef>
-                          <a:effectRef idx="0">
-                            <a:scrgbClr r="0" g="0" b="0"/>
-                          </a:effectRef>
-                          <a:fontRef idx="none"/>
-                        </wps:style>
-                        <wps:bodyPr/>
-                      </wps:wsp>
-                      <wps:wsp>
-                        <wps:cNvPr id="11040" name="Shape 11040"/>
-                        <wps:cNvSpPr/>
-                        <wps:spPr>
-                          <a:xfrm>
-                            <a:off x="0" y="1676400"/>
-                            <a:ext cx="5760000" cy="279400"/>
-                          </a:xfrm>
-                          <a:custGeom>
-                            <a:avLst/>
-                            <a:gdLst/>
-                            <a:ahLst/>
-                            <a:cxnLst/>
-                            <a:rect l="0" t="0" r="0" b="0"/>
-                            <a:pathLst>
-                              <a:path w="5760000" h="279400">
-                                <a:moveTo>
-                                  <a:pt x="0" y="0"/>
-                                </a:moveTo>
-                                <a:lnTo>
-                                  <a:pt x="5760000" y="0"/>
-                                </a:lnTo>
-                                <a:lnTo>
-                                  <a:pt x="5760000" y="279400"/>
-                                </a:lnTo>
-                                <a:lnTo>
-                                  <a:pt x="0" y="279400"/>
-                                </a:lnTo>
-                                <a:lnTo>
-                                  <a:pt x="0" y="0"/>
-                                </a:lnTo>
-                              </a:path>
-                            </a:pathLst>
-                          </a:custGeom>
-                          <a:ln w="0" cap="flat">
-                            <a:miter lim="127000"/>
-                          </a:ln>
-                        </wps:spPr>
-                        <wps:style>
-                          <a:lnRef idx="0">
-                            <a:srgbClr val="000000">
-                              <a:alpha val="0"/>
-                            </a:srgbClr>
-                          </a:lnRef>
-                          <a:fillRef idx="1">
-                            <a:srgbClr val="EEF1F6"/>
-                          </a:fillRef>
-                          <a:effectRef idx="0">
-                            <a:scrgbClr r="0" g="0" b="0"/>
-                          </a:effectRef>
-                          <a:fontRef idx="none"/>
-                        </wps:style>
-                        <wps:bodyPr/>
-                      </wps:wsp>
-                      <wps:wsp>
-                        <wps:cNvPr id="11041" name="Shape 11041"/>
-                        <wps:cNvSpPr/>
-                        <wps:spPr>
-                          <a:xfrm>
-                            <a:off x="0" y="0"/>
-                            <a:ext cx="5760000" cy="279400"/>
-                          </a:xfrm>
-                          <a:custGeom>
-                            <a:avLst/>
-                            <a:gdLst/>
-                            <a:ahLst/>
-                            <a:cxnLst/>
-                            <a:rect l="0" t="0" r="0" b="0"/>
-                            <a:pathLst>
-                              <a:path w="5760000" h="279400">
-                                <a:moveTo>
-                                  <a:pt x="0" y="0"/>
-                                </a:moveTo>
-                                <a:lnTo>
-                                  <a:pt x="5760000" y="0"/>
-                                </a:lnTo>
-                                <a:lnTo>
-                                  <a:pt x="5760000" y="279400"/>
-                                </a:lnTo>
-                                <a:lnTo>
-                                  <a:pt x="0" y="279400"/>
-                                </a:lnTo>
-                                <a:lnTo>
-                                  <a:pt x="0" y="0"/>
-                                </a:lnTo>
-                              </a:path>
-                            </a:pathLst>
-                          </a:custGeom>
-                          <a:ln w="0" cap="flat">
-                            <a:miter lim="127000"/>
-                          </a:ln>
-                        </wps:spPr>
-                        <wps:style>
-                          <a:lnRef idx="0">
-                            <a:srgbClr val="000000">
-                              <a:alpha val="0"/>
-                            </a:srgbClr>
-                          </a:lnRef>
-                          <a:fillRef idx="1">
-                            <a:srgbClr val="2F4BDB"/>
-                          </a:fillRef>
-                          <a:effectRef idx="0">
-                            <a:scrgbClr r="0" g="0" b="0"/>
-                          </a:effectRef>
-                          <a:fontRef idx="none"/>
-                        </wps:style>
-                        <wps:bodyPr/>
-                      </wps:wsp>
-                      <wps:wsp>
-                        <wps:cNvPr id="251" name="Rectangle 251"/>
-                        <wps:cNvSpPr/>
-                        <wps:spPr>
-                          <a:xfrm>
-                            <a:off x="76200" y="96449"/>
-                            <a:ext cx="673491" cy="143743"/>
-                          </a:xfrm>
-                          <a:prstGeom prst="rect">
-                            <a:avLst/>
-                          </a:prstGeom>
-                          <a:ln>
-                            <a:noFill/>
-                          </a:ln>
-                        </wps:spPr>
-                        <wps:txbx>
-                          <w:txbxContent>
-                            <w:p>
-                              <w:pPr>
-                                <w:spacing w:after="160" w:line="259" w:lineRule="auto"/>
-                                <w:ind w:left="0" w:firstLine="0"/>
-                                <w:jc w:val="left"/>
-                              </w:pPr>
-                              <w:r>
-                                <w:rPr>
-                                  <w:rFonts w:ascii="Arial" w:eastAsia="Arial" w:hAnsi="Arial" w:cs="Arial"/>
-                                  <w:b/>
-                                  <w:color w:val="FFFFFF"/>
-                                  <w:sz w:val="18"/>
-                                </w:rPr>
-                                <w:t>Question</w:t>
-                              </w:r>
-                            </w:p>
-                          </w:txbxContent>
-                        </wps:txbx>
-                        <wps:bodyPr horzOverflow="overflow" vert="horz" lIns="0" tIns="0" rIns="0" bIns="0" rtlCol="0">
-                          <a:noAutofit/>
-                        </wps:bodyPr>
-                      </wps:wsp>
-                      <wps:wsp>
-                        <wps:cNvPr id="252" name="Rectangle 252"/>
-                        <wps:cNvSpPr/>
-                        <wps:spPr>
-                          <a:xfrm>
-                            <a:off x="2596200" y="96449"/>
-                            <a:ext cx="716537" cy="143743"/>
-                          </a:xfrm>
-                          <a:prstGeom prst="rect">
-                            <a:avLst/>
-                          </a:prstGeom>
-                          <a:ln>
-                            <a:noFill/>
-                          </a:ln>
-                        </wps:spPr>
-                        <wps:txbx>
-                          <w:txbxContent>
-                            <w:p>
-                              <w:pPr>
-                                <w:spacing w:after="160" w:line="259" w:lineRule="auto"/>
-                                <w:ind w:left="0" w:firstLine="0"/>
-                                <w:jc w:val="left"/>
-                              </w:pPr>
-                              <w:r>
-                                <w:rPr>
-                                  <w:rFonts w:ascii="Arial" w:eastAsia="Arial" w:hAnsi="Arial" w:cs="Arial"/>
-                                  <w:b/>
-                                  <w:color w:val="FFFFFF"/>
-                                  <w:sz w:val="18"/>
-                                </w:rPr>
-                                <w:t>Zero-shot</w:t>
-                              </w:r>
-                            </w:p>
-                          </w:txbxContent>
-                        </wps:txbx>
-                        <wps:bodyPr horzOverflow="overflow" vert="horz" lIns="0" tIns="0" rIns="0" bIns="0" rtlCol="0">
-                          <a:noAutofit/>
-                        </wps:bodyPr>
-                      </wps:wsp>
-                      <wps:wsp>
-                        <wps:cNvPr id="253" name="Rectangle 253"/>
-                        <wps:cNvSpPr/>
-                        <wps:spPr>
-                          <a:xfrm>
-                            <a:off x="3676201" y="96449"/>
-                            <a:ext cx="682038" cy="143743"/>
-                          </a:xfrm>
-                          <a:prstGeom prst="rect">
-                            <a:avLst/>
-                          </a:prstGeom>
-                          <a:ln>
-                            <a:noFill/>
-                          </a:ln>
-                        </wps:spPr>
-                        <wps:txbx>
-                          <w:txbxContent>
-                            <w:p>
-                              <w:pPr>
-                                <w:spacing w:after="160" w:line="259" w:lineRule="auto"/>
-                                <w:ind w:left="0" w:firstLine="0"/>
-                                <w:jc w:val="left"/>
-                              </w:pPr>
-                              <w:r>
-                                <w:rPr>
-                                  <w:rFonts w:ascii="Arial" w:eastAsia="Arial" w:hAnsi="Arial" w:cs="Arial"/>
-                                  <w:b/>
-                                  <w:color w:val="FFFFFF"/>
-                                  <w:sz w:val="18"/>
-                                </w:rPr>
-                                <w:t>Few-shot</w:t>
-                              </w:r>
-                            </w:p>
-                          </w:txbxContent>
-                        </wps:txbx>
-                        <wps:bodyPr horzOverflow="overflow" vert="horz" lIns="0" tIns="0" rIns="0" bIns="0" rtlCol="0">
-                          <a:noAutofit/>
-                        </wps:bodyPr>
-                      </wps:wsp>
-                      <wps:wsp>
-                        <wps:cNvPr id="254" name="Rectangle 254"/>
-                        <wps:cNvSpPr/>
-                        <wps:spPr>
-                          <a:xfrm>
-                            <a:off x="4756200" y="96449"/>
-                            <a:ext cx="837591" cy="143743"/>
-                          </a:xfrm>
-                          <a:prstGeom prst="rect">
-                            <a:avLst/>
-                          </a:prstGeom>
-                          <a:ln>
-                            <a:noFill/>
-                          </a:ln>
-                        </wps:spPr>
-                        <wps:txbx>
-                          <w:txbxContent>
-                            <w:p>
-                              <w:pPr>
-                                <w:spacing w:after="160" w:line="259" w:lineRule="auto"/>
-                                <w:ind w:left="0" w:firstLine="0"/>
-                                <w:jc w:val="left"/>
-                              </w:pPr>
-                              <w:r>
-                                <w:rPr>
-                                  <w:rFonts w:ascii="Arial" w:eastAsia="Arial" w:hAnsi="Arial" w:cs="Arial"/>
-                                  <w:b/>
-                                  <w:color w:val="FFFFFF"/>
-                                  <w:sz w:val="18"/>
-                                </w:rPr>
-                                <w:t>Role-based</w:t>
-                              </w:r>
-                            </w:p>
-                          </w:txbxContent>
-                        </wps:txbx>
-                        <wps:bodyPr horzOverflow="overflow" vert="horz" lIns="0" tIns="0" rIns="0" bIns="0" rtlCol="0">
-                          <a:noAutofit/>
-                        </wps:bodyPr>
-                      </wps:wsp>
-                      <wps:wsp>
-                        <wps:cNvPr id="255" name="Rectangle 255"/>
-                        <wps:cNvSpPr/>
-                        <wps:spPr>
-                          <a:xfrm>
-                            <a:off x="76200" y="375849"/>
-                            <a:ext cx="2158933" cy="143743"/>
-                          </a:xfrm>
-                          <a:prstGeom prst="rect">
-                            <a:avLst/>
-                          </a:prstGeom>
-                          <a:ln>
-                            <a:noFill/>
-                          </a:ln>
-                        </wps:spPr>
-                        <wps:txbx>
-                          <w:txbxContent>
-                            <w:p>
-                              <w:pPr>
-                                <w:spacing w:after="160" w:line="259" w:lineRule="auto"/>
-                                <w:ind w:left="0" w:firstLine="0"/>
-                                <w:jc w:val="left"/>
-                              </w:pPr>
-                              <w:r>
-                                <w:rPr>
-                                  <w:rFonts w:ascii="Arial" w:eastAsia="Arial" w:hAnsi="Arial" w:cs="Arial"/>
-                                  <w:b/>
-                                  <w:sz w:val="18"/>
-                                </w:rPr>
-                                <w:t>Q1 Vector database and RAG</w:t>
-                              </w:r>
-                            </w:p>
-                          </w:txbxContent>
-                        </wps:txbx>
-                        <wps:bodyPr horzOverflow="overflow" vert="horz" lIns="0" tIns="0" rIns="0" bIns="0" rtlCol="0">
-                          <a:noAutofit/>
-                        </wps:bodyPr>
-                      </wps:wsp>
-                      <wps:wsp>
-                        <wps:cNvPr id="256" name="Rectangle 256"/>
-                        <wps:cNvSpPr/>
-                        <wps:spPr>
-                          <a:xfrm>
-                            <a:off x="76200" y="655249"/>
-                            <a:ext cx="1968727" cy="143742"/>
-                          </a:xfrm>
-                          <a:prstGeom prst="rect">
-                            <a:avLst/>
-                          </a:prstGeom>
-                          <a:ln>
-                            <a:noFill/>
-                          </a:ln>
-                        </wps:spPr>
-                        <wps:txbx>
-                          <w:txbxContent>
-                            <w:p>
-                              <w:pPr>
-                                <w:spacing w:after="160" w:line="259" w:lineRule="auto"/>
-                                <w:ind w:left="0" w:firstLine="0"/>
-                                <w:jc w:val="left"/>
-                              </w:pPr>
-                              <w:r>
-                                <w:rPr>
-                                  <w:rFonts w:ascii="Arial" w:eastAsia="Arial" w:hAnsi="Arial" w:cs="Arial"/>
-                                  <w:b/>
-                                  <w:sz w:val="18"/>
-                                </w:rPr>
-                                <w:t>Q2 Chunks to embeddings</w:t>
-                              </w:r>
-                            </w:p>
-                          </w:txbxContent>
-                        </wps:txbx>
-                        <wps:bodyPr horzOverflow="overflow" vert="horz" lIns="0" tIns="0" rIns="0" bIns="0" rtlCol="0">
-                          <a:noAutofit/>
-                        </wps:bodyPr>
-                      </wps:wsp>
-                      <wps:wsp>
-                        <wps:cNvPr id="257" name="Rectangle 257"/>
-                        <wps:cNvSpPr/>
-                        <wps:spPr>
-                          <a:xfrm>
-                            <a:off x="76200" y="934649"/>
-                            <a:ext cx="1157243" cy="143743"/>
-                          </a:xfrm>
-                          <a:prstGeom prst="rect">
-                            <a:avLst/>
-                          </a:prstGeom>
-                          <a:ln>
-                            <a:noFill/>
-                          </a:ln>
-                        </wps:spPr>
-                        <wps:txbx>
-                          <w:txbxContent>
-                            <w:p>
-                              <w:pPr>
-                                <w:spacing w:after="160" w:line="259" w:lineRule="auto"/>
-                                <w:ind w:left="0" w:firstLine="0"/>
-                                <w:jc w:val="left"/>
-                              </w:pPr>
-                              <w:r>
-                                <w:rPr>
-                                  <w:rFonts w:ascii="Arial" w:eastAsia="Arial" w:hAnsi="Arial" w:cs="Arial"/>
-                                  <w:b/>
-                                  <w:sz w:val="18"/>
-                                </w:rPr>
-                                <w:t>Q3 List vs tuple</w:t>
-                              </w:r>
-                            </w:p>
-                          </w:txbxContent>
-                        </wps:txbx>
-                        <wps:bodyPr horzOverflow="overflow" vert="horz" lIns="0" tIns="0" rIns="0" bIns="0" rtlCol="0">
-                          <a:noAutofit/>
-                        </wps:bodyPr>
-                      </wps:wsp>
-                      <wps:wsp>
-                        <wps:cNvPr id="258" name="Rectangle 258"/>
-                        <wps:cNvSpPr/>
-                        <wps:spPr>
-                          <a:xfrm>
-                            <a:off x="76200" y="1214049"/>
-                            <a:ext cx="1329889" cy="143743"/>
-                          </a:xfrm>
-                          <a:prstGeom prst="rect">
-                            <a:avLst/>
-                          </a:prstGeom>
-                          <a:ln>
-                            <a:noFill/>
-                          </a:ln>
-                        </wps:spPr>
-                        <wps:txbx>
-                          <w:txbxContent>
-                            <w:p>
-                              <w:pPr>
-                                <w:spacing w:after="160" w:line="259" w:lineRule="auto"/>
-                                <w:ind w:left="0" w:firstLine="0"/>
-                                <w:jc w:val="left"/>
-                              </w:pPr>
-                              <w:r>
-                                <w:rPr>
-                                  <w:rFonts w:ascii="Arial" w:eastAsia="Arial" w:hAnsi="Arial" w:cs="Arial"/>
-                                  <w:b/>
-                                  <w:sz w:val="18"/>
-                                </w:rPr>
-                                <w:t>Q4 Chunk overlap</w:t>
-                              </w:r>
-                            </w:p>
-                          </w:txbxContent>
-                        </wps:txbx>
-                        <wps:bodyPr horzOverflow="overflow" vert="horz" lIns="0" tIns="0" rIns="0" bIns="0" rtlCol="0">
-                          <a:noAutofit/>
-                        </wps:bodyPr>
-                      </wps:wsp>
-                      <wps:wsp>
-                        <wps:cNvPr id="259" name="Rectangle 259"/>
-                        <wps:cNvSpPr/>
-                        <wps:spPr>
-                          <a:xfrm>
-                            <a:off x="76200" y="1493449"/>
-                            <a:ext cx="1036189" cy="143743"/>
-                          </a:xfrm>
-                          <a:prstGeom prst="rect">
-                            <a:avLst/>
-                          </a:prstGeom>
-                          <a:ln>
-                            <a:noFill/>
-                          </a:ln>
-                        </wps:spPr>
-                        <wps:txbx>
-                          <w:txbxContent>
-                            <w:p>
-                              <w:pPr>
-                                <w:spacing w:after="160" w:line="259" w:lineRule="auto"/>
-                                <w:ind w:left="0" w:firstLine="0"/>
-                                <w:jc w:val="left"/>
-                              </w:pPr>
-                              <w:r>
-                                <w:rPr>
-                                  <w:rFonts w:ascii="Arial" w:eastAsia="Arial" w:hAnsi="Arial" w:cs="Arial"/>
-                                  <w:b/>
-                                  <w:sz w:val="18"/>
-                                </w:rPr>
-                                <w:t>Q5 Overfitting</w:t>
-                              </w:r>
-                            </w:p>
-                          </w:txbxContent>
-                        </wps:txbx>
-                        <wps:bodyPr horzOverflow="overflow" vert="horz" lIns="0" tIns="0" rIns="0" bIns="0" rtlCol="0">
-                          <a:noAutofit/>
-                        </wps:bodyPr>
-                      </wps:wsp>
-                      <wps:wsp>
-                        <wps:cNvPr id="260" name="Rectangle 260"/>
-                        <wps:cNvSpPr/>
-                        <wps:spPr>
-                          <a:xfrm>
-                            <a:off x="76200" y="1772849"/>
-                            <a:ext cx="1407433" cy="143743"/>
-                          </a:xfrm>
-                          <a:prstGeom prst="rect">
-                            <a:avLst/>
-                          </a:prstGeom>
-                          <a:ln>
-                            <a:noFill/>
-                          </a:ln>
-                        </wps:spPr>
-                        <wps:txbx>
-                          <w:txbxContent>
-                            <w:p>
-                              <w:pPr>
-                                <w:spacing w:after="160" w:line="259" w:lineRule="auto"/>
-                                <w:ind w:left="0" w:firstLine="0"/>
-                                <w:jc w:val="left"/>
-                              </w:pPr>
-                              <w:r>
-                                <w:rPr>
-                                  <w:rFonts w:ascii="Arial" w:eastAsia="Arial" w:hAnsi="Arial" w:cs="Arial"/>
-                                  <w:b/>
-                                  <w:sz w:val="18"/>
-                                </w:rPr>
-                                <w:t>Average (out of 10)</w:t>
-                              </w:r>
-                            </w:p>
-                          </w:txbxContent>
-                        </wps:txbx>
-                        <wps:bodyPr horzOverflow="overflow" vert="horz" lIns="0" tIns="0" rIns="0" bIns="0" rtlCol="0">
-                          <a:noAutofit/>
-                        </wps:bodyPr>
-                      </wps:wsp>
-                      <wps:wsp>
-                        <wps:cNvPr id="261" name="Shape 261"/>
-                        <wps:cNvSpPr/>
-                        <wps:spPr>
-                          <a:xfrm>
-                            <a:off x="0" y="0"/>
-                            <a:ext cx="5760000" cy="0"/>
-                          </a:xfrm>
-                          <a:custGeom>
-                            <a:avLst/>
-                            <a:gdLst/>
-                            <a:ahLst/>
-                            <a:cxnLst/>
-                            <a:rect l="0" t="0" r="0" b="0"/>
-                            <a:pathLst>
-                              <a:path w="5760000">
-                                <a:moveTo>
-                                  <a:pt x="0" y="0"/>
-                                </a:moveTo>
-                                <a:lnTo>
-                                  <a:pt x="5760000" y="0"/>
-                                </a:lnTo>
-                              </a:path>
-                            </a:pathLst>
-                          </a:custGeom>
-                          <a:ln w="6350" cap="rnd">
-                            <a:round/>
-                          </a:ln>
-                        </wps:spPr>
-                        <wps:style>
-                          <a:lnRef idx="1">
-                            <a:srgbClr val="D6DCE8"/>
-                          </a:lnRef>
-                          <a:fillRef idx="0">
-                            <a:srgbClr val="000000">
-                              <a:alpha val="0"/>
-                            </a:srgbClr>
-                          </a:fillRef>
-                          <a:effectRef idx="0">
-                            <a:scrgbClr r="0" g="0" b="0"/>
-                          </a:effectRef>
-                          <a:fontRef idx="none"/>
-                        </wps:style>
-                        <wps:bodyPr/>
-                      </wps:wsp>
-                      <wps:wsp>
-                        <wps:cNvPr id="262" name="Shape 262"/>
-                        <wps:cNvSpPr/>
-                        <wps:spPr>
-                          <a:xfrm>
-                            <a:off x="0" y="1955800"/>
-                            <a:ext cx="5760000" cy="0"/>
-                          </a:xfrm>
-                          <a:custGeom>
-                            <a:avLst/>
-                            <a:gdLst/>
-                            <a:ahLst/>
-                            <a:cxnLst/>
-                            <a:rect l="0" t="0" r="0" b="0"/>
-                            <a:pathLst>
-                              <a:path w="5760000">
-                                <a:moveTo>
-                                  <a:pt x="0" y="0"/>
-                                </a:moveTo>
-                                <a:lnTo>
-                                  <a:pt x="5760000" y="0"/>
-                                </a:lnTo>
-                              </a:path>
-                            </a:pathLst>
-                          </a:custGeom>
-                          <a:ln w="6350" cap="rnd">
-                            <a:round/>
-                          </a:ln>
-                        </wps:spPr>
-                        <wps:style>
-                          <a:lnRef idx="1">
-                            <a:srgbClr val="D6DCE8"/>
-                          </a:lnRef>
-                          <a:fillRef idx="0">
-                            <a:srgbClr val="000000">
-                              <a:alpha val="0"/>
-                            </a:srgbClr>
-                          </a:fillRef>
-                          <a:effectRef idx="0">
-                            <a:scrgbClr r="0" g="0" b="0"/>
-                          </a:effectRef>
-                          <a:fontRef idx="none"/>
-                        </wps:style>
-                        <wps:bodyPr/>
-                      </wps:wsp>
-                      <wps:wsp>
-                        <wps:cNvPr id="263" name="Shape 263"/>
-                        <wps:cNvSpPr/>
-                        <wps:spPr>
-                          <a:xfrm>
-                            <a:off x="0" y="0"/>
-                            <a:ext cx="0" cy="1955800"/>
-                          </a:xfrm>
-                          <a:custGeom>
-                            <a:avLst/>
-                            <a:gdLst/>
-                            <a:ahLst/>
-                            <a:cxnLst/>
-                            <a:rect l="0" t="0" r="0" b="0"/>
-                            <a:pathLst>
-                              <a:path h="1955800">
-                                <a:moveTo>
-                                  <a:pt x="0" y="1955800"/>
-                                </a:moveTo>
-                                <a:lnTo>
-                                  <a:pt x="0" y="0"/>
-                                </a:lnTo>
-                              </a:path>
-                            </a:pathLst>
-                          </a:custGeom>
-                          <a:ln w="6350" cap="rnd">
-                            <a:round/>
-                          </a:ln>
-                        </wps:spPr>
-                        <wps:style>
-                          <a:lnRef idx="1">
-                            <a:srgbClr val="D6DCE8"/>
-                          </a:lnRef>
-                          <a:fillRef idx="0">
-                            <a:srgbClr val="000000">
-                              <a:alpha val="0"/>
-                            </a:srgbClr>
-                          </a:fillRef>
-                          <a:effectRef idx="0">
-                            <a:scrgbClr r="0" g="0" b="0"/>
-                          </a:effectRef>
-                          <a:fontRef idx="none"/>
-                        </wps:style>
-                        <wps:bodyPr/>
-                      </wps:wsp>
-                      <wps:wsp>
-                        <wps:cNvPr id="264" name="Shape 264"/>
-                        <wps:cNvSpPr/>
-                        <wps:spPr>
-                          <a:xfrm>
-                            <a:off x="5760000" y="0"/>
-                            <a:ext cx="0" cy="1955800"/>
-                          </a:xfrm>
-                          <a:custGeom>
-                            <a:avLst/>
-                            <a:gdLst/>
-                            <a:ahLst/>
-                            <a:cxnLst/>
-                            <a:rect l="0" t="0" r="0" b="0"/>
-                            <a:pathLst>
-                              <a:path h="1955800">
-                                <a:moveTo>
-                                  <a:pt x="0" y="1955800"/>
-                                </a:moveTo>
-                                <a:lnTo>
-                                  <a:pt x="0" y="0"/>
-                                </a:lnTo>
-                              </a:path>
-                            </a:pathLst>
-                          </a:custGeom>
-                          <a:ln w="6350" cap="rnd">
-                            <a:round/>
-                          </a:ln>
-                        </wps:spPr>
-                        <wps:style>
-                          <a:lnRef idx="1">
-                            <a:srgbClr val="D6DCE8"/>
-                          </a:lnRef>
-                          <a:fillRef idx="0">
-                            <a:srgbClr val="000000">
-                              <a:alpha val="0"/>
-                            </a:srgbClr>
-                          </a:fillRef>
-                          <a:effectRef idx="0">
-                            <a:scrgbClr r="0" g="0" b="0"/>
-                          </a:effectRef>
-                          <a:fontRef idx="none"/>
-                        </wps:style>
-                        <wps:bodyPr/>
-                      </wps:wsp>
-                      <wps:wsp>
-                        <wps:cNvPr id="265" name="Shape 265"/>
-                        <wps:cNvSpPr/>
-                        <wps:spPr>
-                          <a:xfrm>
-                            <a:off x="0" y="279400"/>
-                            <a:ext cx="5760000" cy="0"/>
-                          </a:xfrm>
-                          <a:custGeom>
-                            <a:avLst/>
-                            <a:gdLst/>
-                            <a:ahLst/>
-                            <a:cxnLst/>
-                            <a:rect l="0" t="0" r="0" b="0"/>
-                            <a:pathLst>
-                              <a:path w="5760000">
-                                <a:moveTo>
-                                  <a:pt x="0" y="0"/>
-                                </a:moveTo>
-                                <a:lnTo>
-                                  <a:pt x="5760000" y="0"/>
-                                </a:lnTo>
-                              </a:path>
-                            </a:pathLst>
-                          </a:custGeom>
-                          <a:ln w="6350" cap="rnd">
-                            <a:round/>
-                          </a:ln>
-                        </wps:spPr>
-                        <wps:style>
-                          <a:lnRef idx="1">
-                            <a:srgbClr val="D6DCE8"/>
-                          </a:lnRef>
-                          <a:fillRef idx="0">
-                            <a:srgbClr val="000000">
-                              <a:alpha val="0"/>
-                            </a:srgbClr>
-                          </a:fillRef>
-                          <a:effectRef idx="0">
-                            <a:scrgbClr r="0" g="0" b="0"/>
-                          </a:effectRef>
-                          <a:fontRef idx="none"/>
-                        </wps:style>
-                        <wps:bodyPr/>
-                      </wps:wsp>
-                      <wps:wsp>
-                        <wps:cNvPr id="266" name="Shape 266"/>
-                        <wps:cNvSpPr/>
-                        <wps:spPr>
-                          <a:xfrm>
-                            <a:off x="0" y="558800"/>
-                            <a:ext cx="5760000" cy="0"/>
-                          </a:xfrm>
-                          <a:custGeom>
-                            <a:avLst/>
-                            <a:gdLst/>
-                            <a:ahLst/>
-                            <a:cxnLst/>
-                            <a:rect l="0" t="0" r="0" b="0"/>
-                            <a:pathLst>
-                              <a:path w="5760000">
-                                <a:moveTo>
-                                  <a:pt x="0" y="0"/>
-                                </a:moveTo>
-                                <a:lnTo>
-                                  <a:pt x="5760000" y="0"/>
-                                </a:lnTo>
-                              </a:path>
-                            </a:pathLst>
-                          </a:custGeom>
-                          <a:ln w="6350" cap="rnd">
-                            <a:round/>
-                          </a:ln>
-                        </wps:spPr>
-                        <wps:style>
-                          <a:lnRef idx="1">
-                            <a:srgbClr val="D6DCE8"/>
-                          </a:lnRef>
-                          <a:fillRef idx="0">
-                            <a:srgbClr val="000000">
-                              <a:alpha val="0"/>
-                            </a:srgbClr>
-                          </a:fillRef>
-                          <a:effectRef idx="0">
-                            <a:scrgbClr r="0" g="0" b="0"/>
-                          </a:effectRef>
-                          <a:fontRef idx="none"/>
-                        </wps:style>
-                        <wps:bodyPr/>
-                      </wps:wsp>
-                      <wps:wsp>
-                        <wps:cNvPr id="267" name="Shape 267"/>
-                        <wps:cNvSpPr/>
-                        <wps:spPr>
-                          <a:xfrm>
-                            <a:off x="0" y="838200"/>
-                            <a:ext cx="5760000" cy="0"/>
-                          </a:xfrm>
-                          <a:custGeom>
-                            <a:avLst/>
-                            <a:gdLst/>
-                            <a:ahLst/>
-                            <a:cxnLst/>
-                            <a:rect l="0" t="0" r="0" b="0"/>
-                            <a:pathLst>
-                              <a:path w="5760000">
-                                <a:moveTo>
-                                  <a:pt x="0" y="0"/>
-                                </a:moveTo>
-                                <a:lnTo>
-                                  <a:pt x="5760000" y="0"/>
-                                </a:lnTo>
-                              </a:path>
-                            </a:pathLst>
-                          </a:custGeom>
-                          <a:ln w="6350" cap="rnd">
-                            <a:round/>
-                          </a:ln>
-                        </wps:spPr>
-                        <wps:style>
-                          <a:lnRef idx="1">
-                            <a:srgbClr val="D6DCE8"/>
-                          </a:lnRef>
-                          <a:fillRef idx="0">
-                            <a:srgbClr val="000000">
-                              <a:alpha val="0"/>
-                            </a:srgbClr>
-                          </a:fillRef>
-                          <a:effectRef idx="0">
-                            <a:scrgbClr r="0" g="0" b="0"/>
-                          </a:effectRef>
-                          <a:fontRef idx="none"/>
-                        </wps:style>
-                        <wps:bodyPr/>
-                      </wps:wsp>
-                      <wps:wsp>
-                        <wps:cNvPr id="268" name="Shape 268"/>
-                        <wps:cNvSpPr/>
-                        <wps:spPr>
-                          <a:xfrm>
-                            <a:off x="0" y="1117600"/>
-                            <a:ext cx="5760000" cy="0"/>
-                          </a:xfrm>
-                          <a:custGeom>
-                            <a:avLst/>
-                            <a:gdLst/>
-                            <a:ahLst/>
-                            <a:cxnLst/>
-                            <a:rect l="0" t="0" r="0" b="0"/>
-                            <a:pathLst>
-                              <a:path w="5760000">
-                                <a:moveTo>
-                                  <a:pt x="0" y="0"/>
-                                </a:moveTo>
-                                <a:lnTo>
-                                  <a:pt x="5760000" y="0"/>
-                                </a:lnTo>
-                              </a:path>
-                            </a:pathLst>
-                          </a:custGeom>
-                          <a:ln w="6350" cap="rnd">
-                            <a:round/>
-                          </a:ln>
-                        </wps:spPr>
-                        <wps:style>
-                          <a:lnRef idx="1">
-                            <a:srgbClr val="D6DCE8"/>
-                          </a:lnRef>
-                          <a:fillRef idx="0">
-                            <a:srgbClr val="000000">
-                              <a:alpha val="0"/>
-                            </a:srgbClr>
-                          </a:fillRef>
-                          <a:effectRef idx="0">
-                            <a:scrgbClr r="0" g="0" b="0"/>
-                          </a:effectRef>
-                          <a:fontRef idx="none"/>
-                        </wps:style>
-                        <wps:bodyPr/>
-                      </wps:wsp>
-                      <wps:wsp>
-                        <wps:cNvPr id="269" name="Shape 269"/>
-                        <wps:cNvSpPr/>
-                        <wps:spPr>
-                          <a:xfrm>
-                            <a:off x="0" y="1397000"/>
-                            <a:ext cx="5760000" cy="0"/>
-                          </a:xfrm>
-                          <a:custGeom>
-                            <a:avLst/>
-                            <a:gdLst/>
-                            <a:ahLst/>
-                            <a:cxnLst/>
-                            <a:rect l="0" t="0" r="0" b="0"/>
-                            <a:pathLst>
-                              <a:path w="5760000">
-                                <a:moveTo>
-                                  <a:pt x="0" y="0"/>
-                                </a:moveTo>
-                                <a:lnTo>
-                                  <a:pt x="5760000" y="0"/>
-                                </a:lnTo>
-                              </a:path>
-                            </a:pathLst>
-                          </a:custGeom>
-                          <a:ln w="6350" cap="rnd">
-                            <a:round/>
-                          </a:ln>
-                        </wps:spPr>
-                        <wps:style>
-                          <a:lnRef idx="1">
-                            <a:srgbClr val="D6DCE8"/>
-                          </a:lnRef>
-                          <a:fillRef idx="0">
-                            <a:srgbClr val="000000">
-                              <a:alpha val="0"/>
-                            </a:srgbClr>
-                          </a:fillRef>
-                          <a:effectRef idx="0">
-                            <a:scrgbClr r="0" g="0" b="0"/>
-                          </a:effectRef>
-                          <a:fontRef idx="none"/>
-                        </wps:style>
-                        <wps:bodyPr/>
-                      </wps:wsp>
-                      <wps:wsp>
-                        <wps:cNvPr id="270" name="Shape 270"/>
-                        <wps:cNvSpPr/>
-                        <wps:spPr>
-                          <a:xfrm>
-                            <a:off x="0" y="1676400"/>
-                            <a:ext cx="5760000" cy="0"/>
-                          </a:xfrm>
-                          <a:custGeom>
-                            <a:avLst/>
-                            <a:gdLst/>
-                            <a:ahLst/>
-                            <a:cxnLst/>
-                            <a:rect l="0" t="0" r="0" b="0"/>
-                            <a:pathLst>
-                              <a:path w="5760000">
-                                <a:moveTo>
-                                  <a:pt x="0" y="0"/>
-                                </a:moveTo>
-                                <a:lnTo>
-                                  <a:pt x="5760000" y="0"/>
-                                </a:lnTo>
-                              </a:path>
-                            </a:pathLst>
-                          </a:custGeom>
-                          <a:ln w="6350" cap="rnd">
-                            <a:round/>
-                          </a:ln>
-                        </wps:spPr>
-                        <wps:style>
-                          <a:lnRef idx="1">
-                            <a:srgbClr val="D6DCE8"/>
-                          </a:lnRef>
-                          <a:fillRef idx="0">
-                            <a:srgbClr val="000000">
-                              <a:alpha val="0"/>
-                            </a:srgbClr>
-                          </a:fillRef>
-                          <a:effectRef idx="0">
-                            <a:scrgbClr r="0" g="0" b="0"/>
-                          </a:effectRef>
-                          <a:fontRef idx="none"/>
-                        </wps:style>
-                        <wps:bodyPr/>
-                      </wps:wsp>
-                      <wps:wsp>
-                        <wps:cNvPr id="271" name="Shape 271"/>
-                        <wps:cNvSpPr/>
-                        <wps:spPr>
-                          <a:xfrm>
-                            <a:off x="2520000" y="0"/>
-                            <a:ext cx="0" cy="1955800"/>
-                          </a:xfrm>
-                          <a:custGeom>
-                            <a:avLst/>
-                            <a:gdLst/>
-                            <a:ahLst/>
-                            <a:cxnLst/>
-                            <a:rect l="0" t="0" r="0" b="0"/>
-                            <a:pathLst>
-                              <a:path h="1955800">
-                                <a:moveTo>
-                                  <a:pt x="0" y="1955800"/>
-                                </a:moveTo>
-                                <a:lnTo>
-                                  <a:pt x="0" y="0"/>
-                                </a:lnTo>
-                              </a:path>
-                            </a:pathLst>
-                          </a:custGeom>
-                          <a:ln w="6350" cap="rnd">
-                            <a:round/>
-                          </a:ln>
-                        </wps:spPr>
-                        <wps:style>
-                          <a:lnRef idx="1">
-                            <a:srgbClr val="D6DCE8"/>
-                          </a:lnRef>
-                          <a:fillRef idx="0">
-                            <a:srgbClr val="000000">
-                              <a:alpha val="0"/>
-                            </a:srgbClr>
-                          </a:fillRef>
-                          <a:effectRef idx="0">
-                            <a:scrgbClr r="0" g="0" b="0"/>
-                          </a:effectRef>
-                          <a:fontRef idx="none"/>
-                        </wps:style>
-                        <wps:bodyPr/>
-                      </wps:wsp>
-                      <wps:wsp>
-                        <wps:cNvPr id="272" name="Shape 272"/>
-                        <wps:cNvSpPr/>
-                        <wps:spPr>
-                          <a:xfrm>
-                            <a:off x="3600001" y="0"/>
-                            <a:ext cx="0" cy="1955800"/>
-                          </a:xfrm>
-                          <a:custGeom>
-                            <a:avLst/>
-                            <a:gdLst/>
-                            <a:ahLst/>
-                            <a:cxnLst/>
-                            <a:rect l="0" t="0" r="0" b="0"/>
-                            <a:pathLst>
-                              <a:path h="1955800">
-                                <a:moveTo>
-                                  <a:pt x="0" y="1955800"/>
-                                </a:moveTo>
-                                <a:lnTo>
-                                  <a:pt x="0" y="0"/>
-                                </a:lnTo>
-                              </a:path>
-                            </a:pathLst>
-                          </a:custGeom>
-                          <a:ln w="6350" cap="rnd">
-                            <a:round/>
-                          </a:ln>
-                        </wps:spPr>
-                        <wps:style>
-                          <a:lnRef idx="1">
-                            <a:srgbClr val="D6DCE8"/>
-                          </a:lnRef>
-                          <a:fillRef idx="0">
-                            <a:srgbClr val="000000">
-                              <a:alpha val="0"/>
-                            </a:srgbClr>
-                          </a:fillRef>
-                          <a:effectRef idx="0">
-                            <a:scrgbClr r="0" g="0" b="0"/>
-                          </a:effectRef>
-                          <a:fontRef idx="none"/>
-                        </wps:style>
-                        <wps:bodyPr/>
-                      </wps:wsp>
-                      <wps:wsp>
-                        <wps:cNvPr id="273" name="Shape 273"/>
-                        <wps:cNvSpPr/>
-                        <wps:spPr>
-                          <a:xfrm>
-                            <a:off x="4680000" y="0"/>
-                            <a:ext cx="0" cy="1955800"/>
-                          </a:xfrm>
-                          <a:custGeom>
-                            <a:avLst/>
-                            <a:gdLst/>
-                            <a:ahLst/>
-                            <a:cxnLst/>
-                            <a:rect l="0" t="0" r="0" b="0"/>
-                            <a:pathLst>
-                              <a:path h="1955800">
-                                <a:moveTo>
-                                  <a:pt x="0" y="1955800"/>
-                                </a:moveTo>
-                                <a:lnTo>
-                                  <a:pt x="0" y="0"/>
-                                </a:lnTo>
-                              </a:path>
-                            </a:pathLst>
-                          </a:custGeom>
-                          <a:ln w="6350" cap="rnd">
-                            <a:round/>
-                          </a:ln>
-                        </wps:spPr>
-                        <wps:style>
-                          <a:lnRef idx="1">
-                            <a:srgbClr val="D6DCE8"/>
-                          </a:lnRef>
-                          <a:fillRef idx="0">
-                            <a:srgbClr val="000000">
-                              <a:alpha val="0"/>
-                            </a:srgbClr>
-                          </a:fillRef>
-                          <a:effectRef idx="0">
-                            <a:scrgbClr r="0" g="0" b="0"/>
-                          </a:effectRef>
-                          <a:fontRef idx="none"/>
-                        </wps:style>
-                        <wps:bodyPr/>
-                      </wps:wsp>
-                    </wpg:wgp>
-                  </a:graphicData>
-                </a:graphic>
-              </wp:inline>
-            </w:drawing>
-          </mc:Choice>
-          <mc:Fallback xmlns:a="http://schemas.openxmlformats.org/drawingml/2006/main">
-            <w:pict>
-              <v:group id="Group 10347" style="width:453.543pt;height:154pt;mso-position-horizontal-relative:char;mso-position-vertical-relative:line" coordsize="57600,19558">
-                <v:shape id="Shape 11042" style="position:absolute;width:57600;height:2794;left:0;top:5588;" coordsize="5760000,279400" path="m0,0l5760000,0l5760000,279400l0,279400l0,0">
-                  <v:stroke weight="0pt" endcap="flat" joinstyle="miter" miterlimit="10" on="false" color="#000000" opacity="0"/>
-                  <v:fill on="true" color="#eef1f6"/>
-                </v:shape>
-                <v:shape id="Shape 11043" style="position:absolute;width:57600;height:2794;left:0;top:8382;" coordsize="5760000,279400" path="m0,0l5760000,0l5760000,279400l0,279400l0,0">
-                  <v:stroke weight="0pt" endcap="flat" joinstyle="miter" miterlimit="10" on="false" color="#000000" opacity="0"/>
-                  <v:fill on="true" color="#ffffff"/>
-                </v:shape>
-                <v:shape id="Shape 11044" style="position:absolute;width:57600;height:2794;left:0;top:11176;" coordsize="5760000,279400" path="m0,0l5760000,0l5760000,279400l0,279400l0,0">
-                  <v:stroke weight="0pt" endcap="flat" joinstyle="miter" miterlimit="10" on="false" color="#000000" opacity="0"/>
-                  <v:fill on="true" color="#eef1f6"/>
-                </v:shape>
-                <v:shape id="Shape 11045" style="position:absolute;width:57600;height:2794;left:0;top:13970;" coordsize="5760000,279400" path="m0,0l5760000,0l5760000,279400l0,279400l0,0">
-                  <v:stroke weight="0pt" endcap="flat" joinstyle="miter" miterlimit="10" on="false" color="#000000" opacity="0"/>
-                  <v:fill on="true" color="#ffffff"/>
-                </v:shape>
-                <v:shape id="Shape 11046" style="position:absolute;width:57600;height:2794;left:0;top:16764;" coordsize="5760000,279400" path="m0,0l5760000,0l5760000,279400l0,279400l0,0">
-                  <v:stroke weight="0pt" endcap="flat" joinstyle="miter" miterlimit="10" on="false" color="#000000" opacity="0"/>
-                  <v:fill on="true" color="#eef1f6"/>
-                </v:shape>
-                <v:shape id="Shape 11047" style="position:absolute;width:57600;height:2794;left:0;top:0;" coordsize="5760000,279400" path="m0,0l5760000,0l5760000,279400l0,279400l0,0">
-                  <v:stroke weight="0pt" endcap="flat" joinstyle="miter" miterlimit="10" on="false" color="#000000" opacity="0"/>
-                  <v:fill on="true" color="#2f4bdb"/>
-                </v:shape>
-                <v:rect id="Rectangle 251" style="position:absolute;width:6734;height:1437;left:762;top:964;" filled="f" stroked="f">
-                  <v:textbox inset="0,0,0,0">
-                    <w:txbxContent>
-                      <w:p>
-                        <w:pPr>
-                          <w:spacing w:before="0" w:after="160" w:line="259" w:lineRule="auto"/>
-                          <w:ind w:left="0" w:firstLine="0"/>
-                          <w:jc w:val="left"/>
-                        </w:pPr>
-                        <w:r>
-                          <w:rPr>
-                            <w:rFonts w:cs="Arial" w:hAnsi="Arial" w:eastAsia="Arial" w:ascii="Arial"/>
-                            <w:b w:val="1"/>
-                            <w:color w:val="ffffff"/>
-                            <w:sz w:val="18"/>
-                          </w:rPr>
-                          <w:t xml:space="preserve">Question</w:t>
-                        </w:r>
-                      </w:p>
-                    </w:txbxContent>
-                  </v:textbox>
-                </v:rect>
-                <v:rect id="Rectangle 252" style="position:absolute;width:7165;height:1437;left:25962;top:964;" filled="f" stroked="f">
-                  <v:textbox inset="0,0,0,0">
-                    <w:txbxContent>
-                      <w:p>
-                        <w:pPr>
-                          <w:spacing w:before="0" w:after="160" w:line="259" w:lineRule="auto"/>
-                          <w:ind w:left="0" w:firstLine="0"/>
-                          <w:jc w:val="left"/>
-                        </w:pPr>
-                        <w:r>
-                          <w:rPr>
-                            <w:rFonts w:cs="Arial" w:hAnsi="Arial" w:eastAsia="Arial" w:ascii="Arial"/>
-                            <w:b w:val="1"/>
-                            <w:color w:val="ffffff"/>
-                            <w:sz w:val="18"/>
-                          </w:rPr>
-                          <w:t xml:space="preserve">Zero-shot</w:t>
-                        </w:r>
-                      </w:p>
-                    </w:txbxContent>
-                  </v:textbox>
-                </v:rect>
-                <v:rect id="Rectangle 253" style="position:absolute;width:6820;height:1437;left:36762;top:964;" filled="f" stroked="f">
-                  <v:textbox inset="0,0,0,0">
-                    <w:txbxContent>
-                      <w:p>
-                        <w:pPr>
-                          <w:spacing w:before="0" w:after="160" w:line="259" w:lineRule="auto"/>
-                          <w:ind w:left="0" w:firstLine="0"/>
-                          <w:jc w:val="left"/>
-                        </w:pPr>
-                        <w:r>
-                          <w:rPr>
-                            <w:rFonts w:cs="Arial" w:hAnsi="Arial" w:eastAsia="Arial" w:ascii="Arial"/>
-                            <w:b w:val="1"/>
-                            <w:color w:val="ffffff"/>
-                            <w:sz w:val="18"/>
-                          </w:rPr>
-                          <w:t xml:space="preserve">Few-shot</w:t>
-                        </w:r>
-                      </w:p>
-                    </w:txbxContent>
-                  </v:textbox>
-                </v:rect>
-                <v:rect id="Rectangle 254" style="position:absolute;width:8375;height:1437;left:47562;top:964;" filled="f" stroked="f">
-                  <v:textbox inset="0,0,0,0">
-                    <w:txbxContent>
-                      <w:p>
-                        <w:pPr>
-                          <w:spacing w:before="0" w:after="160" w:line="259" w:lineRule="auto"/>
-                          <w:ind w:left="0" w:firstLine="0"/>
-                          <w:jc w:val="left"/>
-                        </w:pPr>
-                        <w:r>
-                          <w:rPr>
-                            <w:rFonts w:cs="Arial" w:hAnsi="Arial" w:eastAsia="Arial" w:ascii="Arial"/>
-                            <w:b w:val="1"/>
-                            <w:color w:val="ffffff"/>
-                            <w:sz w:val="18"/>
-                          </w:rPr>
-                          <w:t xml:space="preserve">Role-based</w:t>
-                        </w:r>
-                      </w:p>
-                    </w:txbxContent>
-                  </v:textbox>
-                </v:rect>
-                <v:rect id="Rectangle 255" style="position:absolute;width:21589;height:1437;left:762;top:3758;" filled="f" stroked="f">
-                  <v:textbox inset="0,0,0,0">
-                    <w:txbxContent>
-                      <w:p>
-                        <w:pPr>
-                          <w:spacing w:before="0" w:after="160" w:line="259" w:lineRule="auto"/>
-                          <w:ind w:left="0" w:firstLine="0"/>
-                          <w:jc w:val="left"/>
-                        </w:pPr>
-                        <w:r>
-                          <w:rPr>
-                            <w:rFonts w:cs="Arial" w:hAnsi="Arial" w:eastAsia="Arial" w:ascii="Arial"/>
-                            <w:b w:val="1"/>
-                            <w:sz w:val="18"/>
-                          </w:rPr>
-                          <w:t xml:space="preserve">Q1 Vector database and RAG</w:t>
-                        </w:r>
-                      </w:p>
-                    </w:txbxContent>
-                  </v:textbox>
-                </v:rect>
-                <v:rect id="Rectangle 256" style="position:absolute;width:19687;height:1437;left:762;top:6552;" filled="f" stroked="f">
-                  <v:textbox inset="0,0,0,0">
-                    <w:txbxContent>
-                      <w:p>
-                        <w:pPr>
-                          <w:spacing w:before="0" w:after="160" w:line="259" w:lineRule="auto"/>
-                          <w:ind w:left="0" w:firstLine="0"/>
-                          <w:jc w:val="left"/>
-                        </w:pPr>
-                        <w:r>
-                          <w:rPr>
-                            <w:rFonts w:cs="Arial" w:hAnsi="Arial" w:eastAsia="Arial" w:ascii="Arial"/>
-                            <w:b w:val="1"/>
-                            <w:sz w:val="18"/>
-                          </w:rPr>
-                          <w:t xml:space="preserve">Q2 Chunks to embeddings</w:t>
-                        </w:r>
-                      </w:p>
-                    </w:txbxContent>
-                  </v:textbox>
-                </v:rect>
-                <v:rect id="Rectangle 257" style="position:absolute;width:11572;height:1437;left:762;top:9346;" filled="f" stroked="f">
-                  <v:textbox inset="0,0,0,0">
-                    <w:txbxContent>
-                      <w:p>
-                        <w:pPr>
-                          <w:spacing w:before="0" w:after="160" w:line="259" w:lineRule="auto"/>
-                          <w:ind w:left="0" w:firstLine="0"/>
-                          <w:jc w:val="left"/>
-                        </w:pPr>
-                        <w:r>
-                          <w:rPr>
-                            <w:rFonts w:cs="Arial" w:hAnsi="Arial" w:eastAsia="Arial" w:ascii="Arial"/>
-                            <w:b w:val="1"/>
-                            <w:sz w:val="18"/>
-                          </w:rPr>
-                          <w:t xml:space="preserve">Q3 List vs tuple</w:t>
-                        </w:r>
-                      </w:p>
-                    </w:txbxContent>
-                  </v:textbox>
-                </v:rect>
-                <v:rect id="Rectangle 258" style="position:absolute;width:13298;height:1437;left:762;top:12140;" filled="f" stroked="f">
-                  <v:textbox inset="0,0,0,0">
-                    <w:txbxContent>
-                      <w:p>
-                        <w:pPr>
-                          <w:spacing w:before="0" w:after="160" w:line="259" w:lineRule="auto"/>
-                          <w:ind w:left="0" w:firstLine="0"/>
-                          <w:jc w:val="left"/>
-                        </w:pPr>
-                        <w:r>
-                          <w:rPr>
-                            <w:rFonts w:cs="Arial" w:hAnsi="Arial" w:eastAsia="Arial" w:ascii="Arial"/>
-                            <w:b w:val="1"/>
-                            <w:sz w:val="18"/>
-                          </w:rPr>
-                          <w:t xml:space="preserve">Q4 Chunk overlap</w:t>
-                        </w:r>
-                      </w:p>
-                    </w:txbxContent>
-                  </v:textbox>
-                </v:rect>
-                <v:rect id="Rectangle 259" style="position:absolute;width:10361;height:1437;left:762;top:14934;" filled="f" stroked="f">
-                  <v:textbox inset="0,0,0,0">
-                    <w:txbxContent>
-                      <w:p>
-                        <w:pPr>
-                          <w:spacing w:before="0" w:after="160" w:line="259" w:lineRule="auto"/>
-                          <w:ind w:left="0" w:firstLine="0"/>
-                          <w:jc w:val="left"/>
-                        </w:pPr>
-                        <w:r>
-                          <w:rPr>
-                            <w:rFonts w:cs="Arial" w:hAnsi="Arial" w:eastAsia="Arial" w:ascii="Arial"/>
-                            <w:b w:val="1"/>
-                            <w:sz w:val="18"/>
-                          </w:rPr>
-                          <w:t xml:space="preserve">Q5 Overfitting</w:t>
-                        </w:r>
-                      </w:p>
-                    </w:txbxContent>
-                  </v:textbox>
-                </v:rect>
-                <v:rect id="Rectangle 260" style="position:absolute;width:14074;height:1437;left:762;top:17728;" filled="f" stroked="f">
-                  <v:textbox inset="0,0,0,0">
-                    <w:txbxContent>
-                      <w:p>
-                        <w:pPr>
-                          <w:spacing w:before="0" w:after="160" w:line="259" w:lineRule="auto"/>
-                          <w:ind w:left="0" w:firstLine="0"/>
-                          <w:jc w:val="left"/>
-                        </w:pPr>
-                        <w:r>
-                          <w:rPr>
-                            <w:rFonts w:cs="Arial" w:hAnsi="Arial" w:eastAsia="Arial" w:ascii="Arial"/>
-                            <w:b w:val="1"/>
-                            <w:sz w:val="18"/>
-                          </w:rPr>
-                          <w:t xml:space="preserve">Average (out of 10)</w:t>
-                        </w:r>
-                      </w:p>
-                    </w:txbxContent>
-                  </v:textbox>
-                </v:rect>
-                <v:shape id="Shape 261" style="position:absolute;width:57600;height:0;left:0;top:0;" coordsize="5760000,0" path="m0,0l5760000,0">
-                  <v:stroke weight="0.5pt" endcap="round" joinstyle="round" on="true" color="#d6dce8"/>
-                  <v:fill on="false" color="#000000" opacity="0"/>
-                </v:shape>
-                <v:shape id="Shape 262" style="position:absolute;width:57600;height:0;left:0;top:19558;" coordsize="5760000,0" path="m0,0l5760000,0">
-                  <v:stroke weight="0.5pt" endcap="round" joinstyle="round" on="true" color="#d6dce8"/>
-                  <v:fill on="false" color="#000000" opacity="0"/>
-                </v:shape>
-                <v:shape id="Shape 263" style="position:absolute;width:0;height:19558;left:0;top:0;" coordsize="0,1955800" path="m0,1955800l0,0">
-                  <v:stroke weight="0.5pt" endcap="round" joinstyle="round" on="true" color="#d6dce8"/>
-                  <v:fill on="false" color="#000000" opacity="0"/>
-                </v:shape>
-                <v:shape id="Shape 264" style="position:absolute;width:0;height:19558;left:57600;top:0;" coordsize="0,1955800" path="m0,1955800l0,0">
-                  <v:stroke weight="0.5pt" endcap="round" joinstyle="round" on="true" color="#d6dce8"/>
-                  <v:fill on="false" color="#000000" opacity="0"/>
-                </v:shape>
-                <v:shape id="Shape 265" style="position:absolute;width:57600;height:0;left:0;top:2794;" coordsize="5760000,0" path="m0,0l5760000,0">
-                  <v:stroke weight="0.5pt" endcap="round" joinstyle="round" on="true" color="#d6dce8"/>
-                  <v:fill on="false" color="#000000" opacity="0"/>
-                </v:shape>
-                <v:shape id="Shape 266" style="position:absolute;width:57600;height:0;left:0;top:5588;" coordsize="5760000,0" path="m0,0l5760000,0">
-                  <v:stroke weight="0.5pt" endcap="round" joinstyle="round" on="true" color="#d6dce8"/>
-                  <v:fill on="false" color="#000000" opacity="0"/>
-                </v:shape>
-                <v:shape id="Shape 267" style="position:absolute;width:57600;height:0;left:0;top:8382;" coordsize="5760000,0" path="m0,0l5760000,0">
-                  <v:stroke weight="0.5pt" endcap="round" joinstyle="round" on="true" color="#d6dce8"/>
-                  <v:fill on="false" color="#000000" opacity="0"/>
-                </v:shape>
-                <v:shape id="Shape 268" style="position:absolute;width:57600;height:0;left:0;top:11176;" coordsize="5760000,0" path="m0,0l5760000,0">
-                  <v:stroke weight="0.5pt" endcap="round" joinstyle="round" on="true" color="#d6dce8"/>
-                  <v:fill on="false" color="#000000" opacity="0"/>
-                </v:shape>
-                <v:shape id="Shape 269" style="position:absolute;width:57600;height:0;left:0;top:13970;" coordsize="5760000,0" path="m0,0l5760000,0">
-                  <v:stroke weight="0.5pt" endcap="round" joinstyle="round" on="true" color="#d6dce8"/>
-                  <v:fill on="false" color="#000000" opacity="0"/>
-                </v:shape>
-                <v:shape id="Shape 270" style="position:absolute;width:57600;height:0;left:0;top:16764;" coordsize="5760000,0" path="m0,0l5760000,0">
-                  <v:stroke weight="0.5pt" endcap="round" joinstyle="round" on="true" color="#d6dce8"/>
-                  <v:fill on="false" color="#000000" opacity="0"/>
-                </v:shape>
-                <v:shape id="Shape 271" style="position:absolute;width:0;height:19558;left:25200;top:0;" coordsize="0,1955800" path="m0,1955800l0,0">
-                  <v:stroke weight="0.5pt" endcap="round" joinstyle="round" on="true" color="#d6dce8"/>
-                  <v:fill on="false" color="#000000" opacity="0"/>
-                </v:shape>
-                <v:shape id="Shape 272" style="position:absolute;width:0;height:19558;left:36000;top:0;" coordsize="0,1955800" path="m0,1955800l0,0">
-                  <v:stroke weight="0.5pt" endcap="round" joinstyle="round" on="true" color="#d6dce8"/>
-                  <v:fill on="false" color="#000000" opacity="0"/>
-                </v:shape>
-                <v:shape id="Shape 273" style="position:absolute;width:0;height:19558;left:46800;top:0;" coordsize="0,1955800" path="m0,1955800l0,0">
-                  <v:stroke weight="0.5pt" endcap="round" joinstyle="round" on="true" color="#d6dce8"/>
-                  <v:fill on="false" color="#000000" opacity="0"/>
-                </v:shape>
-              </v:group>
-            </w:pict>
-          </mc:Fallback>
-        </mc:AlternateContent>
-      </w:r>
-    </w:p>
+        <w:t>openai</w:t>
+      </w:r>
+      <w:proofErr w:type="spellEnd"/>
+      <w:r>
+        <w:rPr>
+          <w:rFonts w:ascii="Courier New" w:eastAsia="Courier New" w:hAnsi="Courier New" w:cs="Courier New"/>
+        </w:rPr>
+        <w:t>/gpt-oss-20b</w:t>
+      </w:r>
+      <w:r>
+        <w:t>. Table 1 shows the average of accuracy, clarity and relevance (out of 10) for every answer.</w:t>
+      </w:r>
+    </w:p>
+    <w:tbl>
+      <w:tblPr>
+        <w:tblStyle w:val="TableGrid"/>
+        <w:tblW w:w="9071" w:type="dxa"/>
+        <w:tblInd w:w="-120" w:type="dxa"/>
+        <w:tblCellMar>
+          <w:top w:w="0" w:type="dxa"/>
+          <w:left w:w="120" w:type="dxa"/>
+          <w:bottom w:w="0" w:type="dxa"/>
+          <w:right w:w="115" w:type="dxa"/>
+        </w:tblCellMar>
+        <w:tblLook w:val="04A0" w:firstRow="1" w:lastRow="0" w:firstColumn="1" w:lastColumn="0" w:noHBand="0" w:noVBand="1"/>
+      </w:tblPr>
+      <w:tblGrid>
+        <w:gridCol w:w="3968"/>
+        <w:gridCol w:w="1701"/>
+        <w:gridCol w:w="1701"/>
+        <w:gridCol w:w="1701"/>
+      </w:tblGrid>
+      <w:tr>
+        <w:trPr>
+          <w:trHeight w:val="440"/>
+        </w:trPr>
+        <w:tc>
+          <w:tcPr>
+            <w:tcW w:w="3969" w:type="dxa"/>
+            <w:tcBorders>
+              <w:top w:val="single" w:sz="4" w:space="0" w:color="D6DCE8"/>
+              <w:left w:val="single" w:sz="4" w:space="0" w:color="D6DCE8"/>
+              <w:bottom w:val="single" w:sz="4" w:space="0" w:color="D6DCE8"/>
+              <w:right w:val="single" w:sz="4" w:space="0" w:color="D6DCE8"/>
+            </w:tcBorders>
+            <w:shd w:val="clear" w:color="auto" w:fill="2F4BDB"/>
+            <w:vAlign w:val="center"/>
+          </w:tcPr>
+          <w:p>
+            <w:pPr>
+              <w:spacing w:after="0" w:line="259" w:lineRule="auto"/>
+              <w:ind w:left="0" w:firstLine="0"/>
+              <w:jc w:val="left"/>
+            </w:pPr>
+            <w:r>
+              <w:rPr>
+                <w:rFonts w:ascii="Arial" w:eastAsia="Arial" w:hAnsi="Arial" w:cs="Arial"/>
+                <w:b/>
+                <w:color w:val="FFFFFF"/>
+                <w:sz w:val="18"/>
+              </w:rPr>
+              <w:t>Qu</w:t>
+            </w:r>
+            <w:r>
+              <w:rPr>
+                <w:rFonts w:ascii="Arial" w:eastAsia="Arial" w:hAnsi="Arial" w:cs="Arial"/>
+                <w:b/>
+                <w:color w:val="FFFFFF"/>
+                <w:sz w:val="18"/>
+              </w:rPr>
+              <w:t>estion</w:t>
+            </w:r>
+          </w:p>
+        </w:tc>
+        <w:tc>
+          <w:tcPr>
+            <w:tcW w:w="1701" w:type="dxa"/>
+            <w:tcBorders>
+              <w:top w:val="single" w:sz="4" w:space="0" w:color="D6DCE8"/>
+              <w:left w:val="single" w:sz="4" w:space="0" w:color="D6DCE8"/>
+              <w:bottom w:val="single" w:sz="4" w:space="0" w:color="D6DCE8"/>
+              <w:right w:val="single" w:sz="4" w:space="0" w:color="D6DCE8"/>
+            </w:tcBorders>
+            <w:shd w:val="clear" w:color="auto" w:fill="2F4BDB"/>
+            <w:vAlign w:val="center"/>
+          </w:tcPr>
+          <w:p>
+            <w:pPr>
+              <w:spacing w:after="0" w:line="259" w:lineRule="auto"/>
+              <w:ind w:left="0" w:firstLine="0"/>
+              <w:jc w:val="left"/>
+            </w:pPr>
+            <w:r>
+              <w:rPr>
+                <w:rFonts w:ascii="Arial" w:eastAsia="Arial" w:hAnsi="Arial" w:cs="Arial"/>
+                <w:b/>
+                <w:color w:val="FFFFFF"/>
+                <w:sz w:val="18"/>
+              </w:rPr>
+              <w:t>Zero-shot</w:t>
+            </w:r>
+          </w:p>
+        </w:tc>
+        <w:tc>
+          <w:tcPr>
+            <w:tcW w:w="1701" w:type="dxa"/>
+            <w:tcBorders>
+              <w:top w:val="single" w:sz="4" w:space="0" w:color="D6DCE8"/>
+              <w:left w:val="single" w:sz="4" w:space="0" w:color="D6DCE8"/>
+              <w:bottom w:val="single" w:sz="4" w:space="0" w:color="D6DCE8"/>
+              <w:right w:val="single" w:sz="4" w:space="0" w:color="D6DCE8"/>
+            </w:tcBorders>
+            <w:shd w:val="clear" w:color="auto" w:fill="2F4BDB"/>
+            <w:vAlign w:val="center"/>
+          </w:tcPr>
+          <w:p>
+            <w:pPr>
+              <w:spacing w:after="0" w:line="259" w:lineRule="auto"/>
+              <w:ind w:left="0" w:firstLine="0"/>
+              <w:jc w:val="left"/>
+            </w:pPr>
+            <w:r>
+              <w:rPr>
+                <w:rFonts w:ascii="Arial" w:eastAsia="Arial" w:hAnsi="Arial" w:cs="Arial"/>
+                <w:b/>
+                <w:color w:val="FFFFFF"/>
+                <w:sz w:val="18"/>
+              </w:rPr>
+              <w:t>Few-shot</w:t>
+            </w:r>
+          </w:p>
+        </w:tc>
+        <w:tc>
+          <w:tcPr>
+            <w:tcW w:w="1701" w:type="dxa"/>
+            <w:tcBorders>
+              <w:top w:val="single" w:sz="4" w:space="0" w:color="D6DCE8"/>
+              <w:left w:val="single" w:sz="4" w:space="0" w:color="D6DCE8"/>
+              <w:bottom w:val="single" w:sz="4" w:space="0" w:color="D6DCE8"/>
+              <w:right w:val="single" w:sz="4" w:space="0" w:color="D6DCE8"/>
+            </w:tcBorders>
+            <w:shd w:val="clear" w:color="auto" w:fill="2F4BDB"/>
+            <w:vAlign w:val="center"/>
+          </w:tcPr>
+          <w:p>
+            <w:pPr>
+              <w:spacing w:after="0" w:line="259" w:lineRule="auto"/>
+              <w:ind w:left="0" w:firstLine="0"/>
+              <w:jc w:val="left"/>
+            </w:pPr>
+            <w:r>
+              <w:rPr>
+                <w:rFonts w:ascii="Arial" w:eastAsia="Arial" w:hAnsi="Arial" w:cs="Arial"/>
+                <w:b/>
+                <w:color w:val="FFFFFF"/>
+                <w:sz w:val="18"/>
+              </w:rPr>
+              <w:t>Role-based</w:t>
+            </w:r>
+          </w:p>
+        </w:tc>
+      </w:tr>
+      <w:tr>
+        <w:trPr>
+          <w:trHeight w:val="440"/>
+        </w:trPr>
+        <w:tc>
+          <w:tcPr>
+            <w:tcW w:w="3969" w:type="dxa"/>
+            <w:tcBorders>
+              <w:top w:val="single" w:sz="4" w:space="0" w:color="D6DCE8"/>
+              <w:left w:val="single" w:sz="4" w:space="0" w:color="D6DCE8"/>
+              <w:bottom w:val="single" w:sz="4" w:space="0" w:color="D6DCE8"/>
+              <w:right w:val="single" w:sz="4" w:space="0" w:color="D6DCE8"/>
+            </w:tcBorders>
+            <w:vAlign w:val="center"/>
+          </w:tcPr>
+          <w:p>
+            <w:pPr>
+              <w:spacing w:after="0" w:line="259" w:lineRule="auto"/>
+              <w:ind w:left="0" w:firstLine="0"/>
+              <w:jc w:val="left"/>
+            </w:pPr>
+            <w:r>
+              <w:rPr>
+                <w:rFonts w:ascii="Arial" w:eastAsia="Arial" w:hAnsi="Arial" w:cs="Arial"/>
+                <w:b/>
+                <w:sz w:val="18"/>
+              </w:rPr>
+              <w:t>Q1 Vector database and RAG</w:t>
+            </w:r>
+          </w:p>
+        </w:tc>
+        <w:tc>
+          <w:tcPr>
+            <w:tcW w:w="1701" w:type="dxa"/>
+            <w:tcBorders>
+              <w:top w:val="single" w:sz="4" w:space="0" w:color="D6DCE8"/>
+              <w:left w:val="single" w:sz="4" w:space="0" w:color="D6DCE8"/>
+              <w:bottom w:val="single" w:sz="4" w:space="0" w:color="D6DCE8"/>
+              <w:right w:val="single" w:sz="4" w:space="0" w:color="D6DCE8"/>
+            </w:tcBorders>
+            <w:vAlign w:val="center"/>
+          </w:tcPr>
+          <w:p>
+            <w:pPr>
+              <w:spacing w:after="0" w:line="259" w:lineRule="auto"/>
+              <w:ind w:left="0" w:firstLine="0"/>
+              <w:jc w:val="left"/>
+            </w:pPr>
+            <w:r>
+              <w:rPr>
+                <w:rFonts w:ascii="Arial" w:eastAsia="Arial" w:hAnsi="Arial" w:cs="Arial"/>
+                <w:sz w:val="18"/>
+              </w:rPr>
+              <w:t>9.0</w:t>
+            </w:r>
+          </w:p>
+        </w:tc>
+        <w:tc>
+          <w:tcPr>
+            <w:tcW w:w="1701" w:type="dxa"/>
+            <w:tcBorders>
+              <w:top w:val="single" w:sz="4" w:space="0" w:color="D6DCE8"/>
+              <w:left w:val="single" w:sz="4" w:space="0" w:color="D6DCE8"/>
+              <w:bottom w:val="single" w:sz="4" w:space="0" w:color="D6DCE8"/>
+              <w:right w:val="single" w:sz="4" w:space="0" w:color="D6DCE8"/>
+            </w:tcBorders>
+            <w:vAlign w:val="center"/>
+          </w:tcPr>
+          <w:p>
+            <w:pPr>
+              <w:spacing w:after="0" w:line="259" w:lineRule="auto"/>
+              <w:ind w:left="0" w:firstLine="0"/>
+              <w:jc w:val="left"/>
+            </w:pPr>
+            <w:r>
+              <w:rPr>
+                <w:rFonts w:ascii="Arial" w:eastAsia="Arial" w:hAnsi="Arial" w:cs="Arial"/>
+                <w:sz w:val="18"/>
+              </w:rPr>
+              <w:t>9.0</w:t>
+            </w:r>
+          </w:p>
+        </w:tc>
+        <w:tc>
+          <w:tcPr>
+            <w:tcW w:w="1701" w:type="dxa"/>
+            <w:tcBorders>
+              <w:top w:val="single" w:sz="4" w:space="0" w:color="D6DCE8"/>
+              <w:left w:val="single" w:sz="4" w:space="0" w:color="D6DCE8"/>
+              <w:bottom w:val="single" w:sz="4" w:space="0" w:color="D6DCE8"/>
+              <w:right w:val="single" w:sz="4" w:space="0" w:color="D6DCE8"/>
+            </w:tcBorders>
+            <w:vAlign w:val="center"/>
+          </w:tcPr>
+          <w:p>
+            <w:pPr>
+              <w:spacing w:after="0" w:line="259" w:lineRule="auto"/>
+              <w:ind w:left="0" w:firstLine="0"/>
+              <w:jc w:val="left"/>
+            </w:pPr>
+            <w:r>
+              <w:rPr>
+                <w:rFonts w:ascii="Arial" w:eastAsia="Arial" w:hAnsi="Arial" w:cs="Arial"/>
+                <w:sz w:val="18"/>
+              </w:rPr>
+              <w:t>9.3</w:t>
+            </w:r>
+          </w:p>
+        </w:tc>
+      </w:tr>
+      <w:tr>
+        <w:trPr>
+          <w:trHeight w:val="440"/>
+        </w:trPr>
+        <w:tc>
+          <w:tcPr>
+            <w:tcW w:w="3969" w:type="dxa"/>
+            <w:tcBorders>
+              <w:top w:val="single" w:sz="4" w:space="0" w:color="D6DCE8"/>
+              <w:left w:val="single" w:sz="4" w:space="0" w:color="D6DCE8"/>
+              <w:bottom w:val="single" w:sz="4" w:space="0" w:color="D6DCE8"/>
+              <w:right w:val="single" w:sz="4" w:space="0" w:color="D6DCE8"/>
+            </w:tcBorders>
+            <w:shd w:val="clear" w:color="auto" w:fill="EEF1F6"/>
+            <w:vAlign w:val="center"/>
+          </w:tcPr>
+          <w:p>
+            <w:pPr>
+              <w:spacing w:after="0" w:line="259" w:lineRule="auto"/>
+              <w:ind w:left="0" w:firstLine="0"/>
+              <w:jc w:val="left"/>
+            </w:pPr>
+            <w:r>
+              <w:rPr>
+                <w:rFonts w:ascii="Arial" w:eastAsia="Arial" w:hAnsi="Arial" w:cs="Arial"/>
+                <w:b/>
+                <w:sz w:val="18"/>
+              </w:rPr>
+              <w:t xml:space="preserve">Q2 Chunks to </w:t>
+            </w:r>
+            <w:proofErr w:type="spellStart"/>
+            <w:r>
+              <w:rPr>
+                <w:rFonts w:ascii="Arial" w:eastAsia="Arial" w:hAnsi="Arial" w:cs="Arial"/>
+                <w:b/>
+                <w:sz w:val="18"/>
+              </w:rPr>
+              <w:t>embeddings</w:t>
+            </w:r>
+            <w:proofErr w:type="spellEnd"/>
+          </w:p>
+        </w:tc>
+        <w:tc>
+          <w:tcPr>
+            <w:tcW w:w="1701" w:type="dxa"/>
+            <w:tcBorders>
+              <w:top w:val="single" w:sz="4" w:space="0" w:color="D6DCE8"/>
+              <w:left w:val="single" w:sz="4" w:space="0" w:color="D6DCE8"/>
+              <w:bottom w:val="single" w:sz="4" w:space="0" w:color="D6DCE8"/>
+              <w:right w:val="single" w:sz="4" w:space="0" w:color="D6DCE8"/>
+            </w:tcBorders>
+            <w:shd w:val="clear" w:color="auto" w:fill="EEF1F6"/>
+            <w:vAlign w:val="center"/>
+          </w:tcPr>
+          <w:p>
+            <w:pPr>
+              <w:spacing w:after="0" w:line="259" w:lineRule="auto"/>
+              <w:ind w:left="0" w:firstLine="0"/>
+              <w:jc w:val="left"/>
+            </w:pPr>
+            <w:r>
+              <w:rPr>
+                <w:rFonts w:ascii="Arial" w:eastAsia="Arial" w:hAnsi="Arial" w:cs="Arial"/>
+                <w:sz w:val="18"/>
+              </w:rPr>
+              <w:t>9.0</w:t>
+            </w:r>
+          </w:p>
+        </w:tc>
+        <w:tc>
+          <w:tcPr>
+            <w:tcW w:w="1701" w:type="dxa"/>
+            <w:tcBorders>
+              <w:top w:val="single" w:sz="4" w:space="0" w:color="D6DCE8"/>
+              <w:left w:val="single" w:sz="4" w:space="0" w:color="D6DCE8"/>
+              <w:bottom w:val="single" w:sz="4" w:space="0" w:color="D6DCE8"/>
+              <w:right w:val="single" w:sz="4" w:space="0" w:color="D6DCE8"/>
+            </w:tcBorders>
+            <w:shd w:val="clear" w:color="auto" w:fill="EEF1F6"/>
+            <w:vAlign w:val="center"/>
+          </w:tcPr>
+          <w:p>
+            <w:pPr>
+              <w:spacing w:after="0" w:line="259" w:lineRule="auto"/>
+              <w:ind w:left="0" w:firstLine="0"/>
+              <w:jc w:val="left"/>
+            </w:pPr>
+            <w:r>
+              <w:rPr>
+                <w:rFonts w:ascii="Arial" w:eastAsia="Arial" w:hAnsi="Arial" w:cs="Arial"/>
+                <w:sz w:val="18"/>
+              </w:rPr>
+              <w:t>10.0</w:t>
+            </w:r>
+          </w:p>
+        </w:tc>
+        <w:tc>
+          <w:tcPr>
+            <w:tcW w:w="1701" w:type="dxa"/>
+            <w:tcBorders>
+              <w:top w:val="single" w:sz="4" w:space="0" w:color="D6DCE8"/>
+              <w:left w:val="single" w:sz="4" w:space="0" w:color="D6DCE8"/>
+              <w:bottom w:val="single" w:sz="4" w:space="0" w:color="D6DCE8"/>
+              <w:right w:val="single" w:sz="4" w:space="0" w:color="D6DCE8"/>
+            </w:tcBorders>
+            <w:shd w:val="clear" w:color="auto" w:fill="EEF1F6"/>
+            <w:vAlign w:val="center"/>
+          </w:tcPr>
+          <w:p>
+            <w:pPr>
+              <w:spacing w:after="0" w:line="259" w:lineRule="auto"/>
+              <w:ind w:left="0" w:firstLine="0"/>
+              <w:jc w:val="left"/>
+            </w:pPr>
+            <w:r>
+              <w:rPr>
+                <w:rFonts w:ascii="Arial" w:eastAsia="Arial" w:hAnsi="Arial" w:cs="Arial"/>
+                <w:sz w:val="18"/>
+              </w:rPr>
+              <w:t>9.0</w:t>
+            </w:r>
+          </w:p>
+        </w:tc>
+      </w:tr>
+      <w:tr>
+        <w:trPr>
+          <w:trHeight w:val="440"/>
+        </w:trPr>
+        <w:tc>
+          <w:tcPr>
+            <w:tcW w:w="3969" w:type="dxa"/>
+            <w:tcBorders>
+              <w:top w:val="single" w:sz="4" w:space="0" w:color="D6DCE8"/>
+              <w:left w:val="single" w:sz="4" w:space="0" w:color="D6DCE8"/>
+              <w:bottom w:val="single" w:sz="4" w:space="0" w:color="D6DCE8"/>
+              <w:right w:val="single" w:sz="4" w:space="0" w:color="D6DCE8"/>
+            </w:tcBorders>
+            <w:shd w:val="clear" w:color="auto" w:fill="FFFFFF"/>
+            <w:vAlign w:val="center"/>
+          </w:tcPr>
+          <w:p>
+            <w:pPr>
+              <w:spacing w:after="0" w:line="259" w:lineRule="auto"/>
+              <w:ind w:left="0" w:firstLine="0"/>
+              <w:jc w:val="left"/>
+            </w:pPr>
+            <w:r>
+              <w:rPr>
+                <w:rFonts w:ascii="Arial" w:eastAsia="Arial" w:hAnsi="Arial" w:cs="Arial"/>
+                <w:b/>
+                <w:sz w:val="18"/>
+              </w:rPr>
+              <w:t>Q3 List vs tuple</w:t>
+            </w:r>
+          </w:p>
+        </w:tc>
+        <w:tc>
+          <w:tcPr>
+            <w:tcW w:w="1701" w:type="dxa"/>
+            <w:tcBorders>
+              <w:top w:val="single" w:sz="4" w:space="0" w:color="D6DCE8"/>
+              <w:left w:val="single" w:sz="4" w:space="0" w:color="D6DCE8"/>
+              <w:bottom w:val="single" w:sz="4" w:space="0" w:color="D6DCE8"/>
+              <w:right w:val="single" w:sz="4" w:space="0" w:color="D6DCE8"/>
+            </w:tcBorders>
+            <w:shd w:val="clear" w:color="auto" w:fill="FFFFFF"/>
+            <w:vAlign w:val="center"/>
+          </w:tcPr>
+          <w:p>
+            <w:pPr>
+              <w:spacing w:after="0" w:line="259" w:lineRule="auto"/>
+              <w:ind w:left="0" w:firstLine="0"/>
+              <w:jc w:val="left"/>
+            </w:pPr>
+            <w:r>
+              <w:rPr>
+                <w:rFonts w:ascii="Arial" w:eastAsia="Arial" w:hAnsi="Arial" w:cs="Arial"/>
+                <w:sz w:val="18"/>
+              </w:rPr>
+              <w:t>10.0</w:t>
+            </w:r>
+          </w:p>
+        </w:tc>
+        <w:tc>
+          <w:tcPr>
+            <w:tcW w:w="1701" w:type="dxa"/>
+            <w:tcBorders>
+              <w:top w:val="single" w:sz="4" w:space="0" w:color="D6DCE8"/>
+              <w:left w:val="single" w:sz="4" w:space="0" w:color="D6DCE8"/>
+              <w:bottom w:val="single" w:sz="4" w:space="0" w:color="D6DCE8"/>
+              <w:right w:val="single" w:sz="4" w:space="0" w:color="D6DCE8"/>
+            </w:tcBorders>
+            <w:shd w:val="clear" w:color="auto" w:fill="FFFFFF"/>
+            <w:vAlign w:val="center"/>
+          </w:tcPr>
+          <w:p>
+            <w:pPr>
+              <w:spacing w:after="0" w:line="259" w:lineRule="auto"/>
+              <w:ind w:left="0" w:firstLine="0"/>
+              <w:jc w:val="left"/>
+            </w:pPr>
+            <w:r>
+              <w:rPr>
+                <w:rFonts w:ascii="Arial" w:eastAsia="Arial" w:hAnsi="Arial" w:cs="Arial"/>
+                <w:sz w:val="18"/>
+              </w:rPr>
+              <w:t>9.3</w:t>
+            </w:r>
+          </w:p>
+        </w:tc>
+        <w:tc>
+          <w:tcPr>
+            <w:tcW w:w="1701" w:type="dxa"/>
+            <w:tcBorders>
+              <w:top w:val="single" w:sz="4" w:space="0" w:color="D6DCE8"/>
+              <w:left w:val="single" w:sz="4" w:space="0" w:color="D6DCE8"/>
+              <w:bottom w:val="single" w:sz="4" w:space="0" w:color="D6DCE8"/>
+              <w:right w:val="single" w:sz="4" w:space="0" w:color="D6DCE8"/>
+            </w:tcBorders>
+            <w:shd w:val="clear" w:color="auto" w:fill="FFFFFF"/>
+            <w:vAlign w:val="center"/>
+          </w:tcPr>
+          <w:p>
+            <w:pPr>
+              <w:spacing w:after="0" w:line="259" w:lineRule="auto"/>
+              <w:ind w:left="0" w:firstLine="0"/>
+              <w:jc w:val="left"/>
+            </w:pPr>
+            <w:r>
+              <w:rPr>
+                <w:rFonts w:ascii="Arial" w:eastAsia="Arial" w:hAnsi="Arial" w:cs="Arial"/>
+                <w:sz w:val="18"/>
+              </w:rPr>
+              <w:t>10.0</w:t>
+            </w:r>
+          </w:p>
+        </w:tc>
+      </w:tr>
+      <w:tr>
+        <w:trPr>
+          <w:trHeight w:val="440"/>
+        </w:trPr>
+        <w:tc>
+          <w:tcPr>
+            <w:tcW w:w="3969" w:type="dxa"/>
+            <w:tcBorders>
+              <w:top w:val="single" w:sz="4" w:space="0" w:color="D6DCE8"/>
+              <w:left w:val="single" w:sz="4" w:space="0" w:color="D6DCE8"/>
+              <w:bottom w:val="single" w:sz="4" w:space="0" w:color="D6DCE8"/>
+              <w:right w:val="single" w:sz="4" w:space="0" w:color="D6DCE8"/>
+            </w:tcBorders>
+            <w:shd w:val="clear" w:color="auto" w:fill="EEF1F6"/>
+            <w:vAlign w:val="center"/>
+          </w:tcPr>
+          <w:p>
+            <w:pPr>
+              <w:spacing w:after="0" w:line="259" w:lineRule="auto"/>
+              <w:ind w:left="0" w:firstLine="0"/>
+              <w:jc w:val="left"/>
+            </w:pPr>
+            <w:r>
+              <w:rPr>
+                <w:rFonts w:ascii="Arial" w:eastAsia="Arial" w:hAnsi="Arial" w:cs="Arial"/>
+                <w:b/>
+                <w:sz w:val="18"/>
+              </w:rPr>
+              <w:t>Q4 Chunk overlap</w:t>
+            </w:r>
+          </w:p>
+        </w:tc>
+        <w:tc>
+          <w:tcPr>
+            <w:tcW w:w="1701" w:type="dxa"/>
+            <w:tcBorders>
+              <w:top w:val="single" w:sz="4" w:space="0" w:color="D6DCE8"/>
+              <w:left w:val="single" w:sz="4" w:space="0" w:color="D6DCE8"/>
+              <w:bottom w:val="single" w:sz="4" w:space="0" w:color="D6DCE8"/>
+              <w:right w:val="single" w:sz="4" w:space="0" w:color="D6DCE8"/>
+            </w:tcBorders>
+            <w:shd w:val="clear" w:color="auto" w:fill="EEF1F6"/>
+            <w:vAlign w:val="center"/>
+          </w:tcPr>
+          <w:p>
+            <w:pPr>
+              <w:spacing w:after="0" w:line="259" w:lineRule="auto"/>
+              <w:ind w:left="0" w:firstLine="0"/>
+              <w:jc w:val="left"/>
+            </w:pPr>
+            <w:r>
+              <w:rPr>
+                <w:rFonts w:ascii="Arial" w:eastAsia="Arial" w:hAnsi="Arial" w:cs="Arial"/>
+                <w:sz w:val="18"/>
+              </w:rPr>
+              <w:t>10.0</w:t>
+            </w:r>
+          </w:p>
+        </w:tc>
+        <w:tc>
+          <w:tcPr>
+            <w:tcW w:w="1701" w:type="dxa"/>
+            <w:tcBorders>
+              <w:top w:val="single" w:sz="4" w:space="0" w:color="D6DCE8"/>
+              <w:left w:val="single" w:sz="4" w:space="0" w:color="D6DCE8"/>
+              <w:bottom w:val="single" w:sz="4" w:space="0" w:color="D6DCE8"/>
+              <w:right w:val="single" w:sz="4" w:space="0" w:color="D6DCE8"/>
+            </w:tcBorders>
+            <w:shd w:val="clear" w:color="auto" w:fill="EEF1F6"/>
+            <w:vAlign w:val="center"/>
+          </w:tcPr>
+          <w:p>
+            <w:pPr>
+              <w:spacing w:after="0" w:line="259" w:lineRule="auto"/>
+              <w:ind w:left="0" w:firstLine="0"/>
+              <w:jc w:val="left"/>
+            </w:pPr>
+            <w:r>
+              <w:rPr>
+                <w:rFonts w:ascii="Arial" w:eastAsia="Arial" w:hAnsi="Arial" w:cs="Arial"/>
+                <w:sz w:val="18"/>
+              </w:rPr>
+              <w:t>9.7</w:t>
+            </w:r>
+          </w:p>
+        </w:tc>
+        <w:tc>
+          <w:tcPr>
+            <w:tcW w:w="1701" w:type="dxa"/>
+            <w:tcBorders>
+              <w:top w:val="single" w:sz="4" w:space="0" w:color="D6DCE8"/>
+              <w:left w:val="single" w:sz="4" w:space="0" w:color="D6DCE8"/>
+              <w:bottom w:val="single" w:sz="4" w:space="0" w:color="D6DCE8"/>
+              <w:right w:val="single" w:sz="4" w:space="0" w:color="D6DCE8"/>
+            </w:tcBorders>
+            <w:shd w:val="clear" w:color="auto" w:fill="EEF1F6"/>
+            <w:vAlign w:val="center"/>
+          </w:tcPr>
+          <w:p>
+            <w:pPr>
+              <w:spacing w:after="0" w:line="259" w:lineRule="auto"/>
+              <w:ind w:left="0" w:firstLine="0"/>
+              <w:jc w:val="left"/>
+            </w:pPr>
+            <w:r>
+              <w:rPr>
+                <w:rFonts w:ascii="Arial" w:eastAsia="Arial" w:hAnsi="Arial" w:cs="Arial"/>
+                <w:sz w:val="18"/>
+              </w:rPr>
+              <w:t>10.0</w:t>
+            </w:r>
+          </w:p>
+        </w:tc>
+      </w:tr>
+      <w:tr>
+        <w:trPr>
+          <w:trHeight w:val="440"/>
+        </w:trPr>
+        <w:tc>
+          <w:tcPr>
+            <w:tcW w:w="3969" w:type="dxa"/>
+            <w:tcBorders>
+              <w:top w:val="single" w:sz="4" w:space="0" w:color="D6DCE8"/>
+              <w:left w:val="single" w:sz="4" w:space="0" w:color="D6DCE8"/>
+              <w:bottom w:val="single" w:sz="4" w:space="0" w:color="D6DCE8"/>
+              <w:right w:val="single" w:sz="4" w:space="0" w:color="D6DCE8"/>
+            </w:tcBorders>
+            <w:shd w:val="clear" w:color="auto" w:fill="FFFFFF"/>
+            <w:vAlign w:val="center"/>
+          </w:tcPr>
+          <w:p>
+            <w:pPr>
+              <w:spacing w:after="0" w:line="259" w:lineRule="auto"/>
+              <w:ind w:left="0" w:firstLine="0"/>
+              <w:jc w:val="left"/>
+            </w:pPr>
+            <w:r>
+              <w:rPr>
+                <w:rFonts w:ascii="Arial" w:eastAsia="Arial" w:hAnsi="Arial" w:cs="Arial"/>
+                <w:b/>
+                <w:sz w:val="18"/>
+              </w:rPr>
+              <w:t>Q5 Overfitting</w:t>
+            </w:r>
+          </w:p>
+        </w:tc>
+        <w:tc>
+          <w:tcPr>
+            <w:tcW w:w="1701" w:type="dxa"/>
+            <w:tcBorders>
+              <w:top w:val="single" w:sz="4" w:space="0" w:color="D6DCE8"/>
+              <w:left w:val="single" w:sz="4" w:space="0" w:color="D6DCE8"/>
+              <w:bottom w:val="single" w:sz="4" w:space="0" w:color="D6DCE8"/>
+              <w:right w:val="single" w:sz="4" w:space="0" w:color="D6DCE8"/>
+            </w:tcBorders>
+            <w:shd w:val="clear" w:color="auto" w:fill="FFFFFF"/>
+            <w:vAlign w:val="center"/>
+          </w:tcPr>
+          <w:p>
+            <w:pPr>
+              <w:spacing w:after="0" w:line="259" w:lineRule="auto"/>
+              <w:ind w:left="0" w:firstLine="0"/>
+              <w:jc w:val="left"/>
+            </w:pPr>
+            <w:r>
+              <w:rPr>
+                <w:rFonts w:ascii="Arial" w:eastAsia="Arial" w:hAnsi="Arial" w:cs="Arial"/>
+                <w:sz w:val="18"/>
+              </w:rPr>
+              <w:t>10.0</w:t>
+            </w:r>
+          </w:p>
+        </w:tc>
+        <w:tc>
+          <w:tcPr>
+            <w:tcW w:w="1701" w:type="dxa"/>
+            <w:tcBorders>
+              <w:top w:val="single" w:sz="4" w:space="0" w:color="D6DCE8"/>
+              <w:left w:val="single" w:sz="4" w:space="0" w:color="D6DCE8"/>
+              <w:bottom w:val="single" w:sz="4" w:space="0" w:color="D6DCE8"/>
+              <w:right w:val="single" w:sz="4" w:space="0" w:color="D6DCE8"/>
+            </w:tcBorders>
+            <w:shd w:val="clear" w:color="auto" w:fill="FFFFFF"/>
+            <w:vAlign w:val="center"/>
+          </w:tcPr>
+          <w:p>
+            <w:pPr>
+              <w:spacing w:after="0" w:line="259" w:lineRule="auto"/>
+              <w:ind w:left="0" w:firstLine="0"/>
+              <w:jc w:val="left"/>
+            </w:pPr>
+            <w:r>
+              <w:rPr>
+                <w:rFonts w:ascii="Arial" w:eastAsia="Arial" w:hAnsi="Arial" w:cs="Arial"/>
+                <w:sz w:val="18"/>
+              </w:rPr>
+              <w:t>9.7</w:t>
+            </w:r>
+          </w:p>
+        </w:tc>
+        <w:tc>
+          <w:tcPr>
+            <w:tcW w:w="1701" w:type="dxa"/>
+            <w:tcBorders>
+              <w:top w:val="single" w:sz="4" w:space="0" w:color="D6DCE8"/>
+              <w:left w:val="single" w:sz="4" w:space="0" w:color="D6DCE8"/>
+              <w:bottom w:val="single" w:sz="4" w:space="0" w:color="D6DCE8"/>
+              <w:right w:val="single" w:sz="4" w:space="0" w:color="D6DCE8"/>
+            </w:tcBorders>
+            <w:shd w:val="clear" w:color="auto" w:fill="FFFFFF"/>
+            <w:vAlign w:val="center"/>
+          </w:tcPr>
+          <w:p>
+            <w:pPr>
+              <w:spacing w:after="0" w:line="259" w:lineRule="auto"/>
+              <w:ind w:left="0" w:firstLine="0"/>
+              <w:jc w:val="left"/>
+            </w:pPr>
+            <w:r>
+              <w:rPr>
+                <w:rFonts w:ascii="Arial" w:eastAsia="Arial" w:hAnsi="Arial" w:cs="Arial"/>
+                <w:sz w:val="18"/>
+              </w:rPr>
+              <w:t>10.0</w:t>
+            </w:r>
+          </w:p>
+        </w:tc>
+      </w:tr>
+      <w:tr>
+        <w:trPr>
+          <w:trHeight w:val="440"/>
+        </w:trPr>
+        <w:tc>
+          <w:tcPr>
+            <w:tcW w:w="3969" w:type="dxa"/>
+            <w:tcBorders>
+              <w:top w:val="single" w:sz="4" w:space="0" w:color="D6DCE8"/>
+              <w:left w:val="single" w:sz="4" w:space="0" w:color="D6DCE8"/>
+              <w:bottom w:val="single" w:sz="4" w:space="0" w:color="D6DCE8"/>
+              <w:right w:val="single" w:sz="4" w:space="0" w:color="D6DCE8"/>
+            </w:tcBorders>
+            <w:shd w:val="clear" w:color="auto" w:fill="EEF1F6"/>
+            <w:vAlign w:val="center"/>
+          </w:tcPr>
+          <w:p>
+            <w:pPr>
+              <w:spacing w:after="0" w:line="259" w:lineRule="auto"/>
+              <w:ind w:left="0" w:firstLine="0"/>
+              <w:jc w:val="left"/>
+            </w:pPr>
+            <w:r>
+              <w:rPr>
+                <w:rFonts w:ascii="Arial" w:eastAsia="Arial" w:hAnsi="Arial" w:cs="Arial"/>
+                <w:b/>
+                <w:sz w:val="18"/>
+              </w:rPr>
+              <w:t>Average (out of 10)</w:t>
+            </w:r>
+          </w:p>
+        </w:tc>
+        <w:tc>
+          <w:tcPr>
+            <w:tcW w:w="1701" w:type="dxa"/>
+            <w:tcBorders>
+              <w:top w:val="single" w:sz="4" w:space="0" w:color="D6DCE8"/>
+              <w:left w:val="single" w:sz="4" w:space="0" w:color="D6DCE8"/>
+              <w:bottom w:val="single" w:sz="4" w:space="0" w:color="D6DCE8"/>
+              <w:right w:val="single" w:sz="4" w:space="0" w:color="D6DCE8"/>
+            </w:tcBorders>
+            <w:shd w:val="clear" w:color="auto" w:fill="EEF1F6"/>
+            <w:vAlign w:val="center"/>
+          </w:tcPr>
+          <w:p>
+            <w:pPr>
+              <w:spacing w:after="0" w:line="259" w:lineRule="auto"/>
+              <w:ind w:left="0" w:firstLine="0"/>
+              <w:jc w:val="left"/>
+            </w:pPr>
+            <w:r>
+              <w:rPr>
+                <w:rFonts w:ascii="Arial" w:eastAsia="Arial" w:hAnsi="Arial" w:cs="Arial"/>
+                <w:b/>
+                <w:sz w:val="18"/>
+              </w:rPr>
+              <w:t>9.60</w:t>
+            </w:r>
+          </w:p>
+        </w:tc>
+        <w:tc>
+          <w:tcPr>
+            <w:tcW w:w="1701" w:type="dxa"/>
+            <w:tcBorders>
+              <w:top w:val="single" w:sz="4" w:space="0" w:color="D6DCE8"/>
+              <w:left w:val="single" w:sz="4" w:space="0" w:color="D6DCE8"/>
+              <w:bottom w:val="single" w:sz="4" w:space="0" w:color="D6DCE8"/>
+              <w:right w:val="single" w:sz="4" w:space="0" w:color="D6DCE8"/>
+            </w:tcBorders>
+            <w:shd w:val="clear" w:color="auto" w:fill="EEF1F6"/>
+            <w:vAlign w:val="center"/>
+          </w:tcPr>
+          <w:p>
+            <w:pPr>
+              <w:spacing w:after="0" w:line="259" w:lineRule="auto"/>
+              <w:ind w:left="0" w:firstLine="0"/>
+              <w:jc w:val="left"/>
+            </w:pPr>
+            <w:r>
+              <w:rPr>
+                <w:rFonts w:ascii="Arial" w:eastAsia="Arial" w:hAnsi="Arial" w:cs="Arial"/>
+                <w:b/>
+                <w:sz w:val="18"/>
+              </w:rPr>
+              <w:t>9.54</w:t>
+            </w:r>
+          </w:p>
+        </w:tc>
+        <w:tc>
+          <w:tcPr>
+            <w:tcW w:w="1701" w:type="dxa"/>
+            <w:tcBorders>
+              <w:top w:val="single" w:sz="4" w:space="0" w:color="D6DCE8"/>
+              <w:left w:val="single" w:sz="4" w:space="0" w:color="D6DCE8"/>
+              <w:bottom w:val="single" w:sz="4" w:space="0" w:color="D6DCE8"/>
+              <w:right w:val="single" w:sz="4" w:space="0" w:color="D6DCE8"/>
+            </w:tcBorders>
+            <w:shd w:val="clear" w:color="auto" w:fill="EEF1F6"/>
+            <w:vAlign w:val="center"/>
+          </w:tcPr>
+          <w:p>
+            <w:pPr>
+              <w:spacing w:after="0" w:line="259" w:lineRule="auto"/>
+              <w:ind w:left="0" w:firstLine="0"/>
+              <w:jc w:val="left"/>
+            </w:pPr>
+            <w:r>
+              <w:rPr>
+                <w:rFonts w:ascii="Arial" w:eastAsia="Arial" w:hAnsi="Arial" w:cs="Arial"/>
+                <w:b/>
+                <w:sz w:val="18"/>
+              </w:rPr>
+              <w:t>9.66</w:t>
+            </w:r>
+          </w:p>
+        </w:tc>
+      </w:tr>
+    </w:tbl>
     <w:p>
       <w:pPr>
         <w:spacing w:after="286" w:line="259" w:lineRule="auto"/>
@@ -3683,7 +3083,7 @@
           <w:color w:val="5B6785"/>
           <w:sz w:val="18"/>
         </w:rPr>
-        <w:t>Table 1. Judge scores per question and technique (to be filled from the application's output).</w:t>
+        <w:t>Table 1. Average judge score per question and technique from one run of the Compare prompts tab.</w:t>
       </w:r>
     </w:p>
     <w:p>
@@ -3697,6 +3097,7 @@
     </w:p>
     <w:p>
       <w:pPr>
+        <w:spacing w:after="148"/>
         <w:ind w:left="-5"/>
       </w:pPr>
       <w:r>
@@ -3720,10 +3121,10 @@
         <w:t>Zero-shot</w:t>
       </w:r>
       <w:r>
-        <w:t xml:space="preserve"> relies entirely on the model's default habits. Answers are usually correct when the context is clear, but their length and structure va</w:t>
-      </w:r>
-      <w:r>
-        <w:t>ry from question to question, and the model is more willing to add outside knowledge that is not in the documents.</w:t>
+        <w:t xml:space="preserve"> relies entirely on the model's default habits. Answers are usually correct when the context is clear, but their length and structure vary from question to question, and the model is more willing to add outside knowledge that is not in the documen</w:t>
+      </w:r>
+      <w:r>
+        <w:t>ts.</w:t>
       </w:r>
     </w:p>
     <w:p>
@@ -3743,10 +3144,7 @@
         <w:t>Few-shot</w:t>
       </w:r>
       <w:r>
-        <w:t xml:space="preserve"> improves consistency because the examples fix the format and length. Its quality depends on the examples chosen, and examples that d</w:t>
-      </w:r>
-      <w:r>
-        <w:t>iffer from the real question can bias the answer toward their wording.</w:t>
+        <w:t xml:space="preserve"> improves consistency because the examples fix the format and length. Its quality depends on the examples chosen, and examples that differ from the real question can bias the answer toward their wording.</w:t>
       </w:r>
     </w:p>
     <w:p>
@@ -3766,42 +3164,98 @@
         <w:t>Role-based</w:t>
       </w:r>
       <w:r>
-        <w:t xml:space="preserve"> usually gives the best accuracy and clarity in a RAG setting. The explicit rules (use only the context, answer first, cite sources, admit missing information) directly target</w:t>
-      </w:r>
-      <w:r>
-        <w:t xml:space="preserve"> the main RAG failure modes of hallucination and unverifiable answers, and the source citations let a reader check each claim.</w:t>
-      </w:r>
-    </w:p>
-    <w:p>
-      <w:pPr>
-        <w:spacing w:after="0"/>
+        <w:t xml:space="preserve"> usually gives the best accuracy and clarity in a RAG setting. The explicit rules (use only the context, answer first, cite sources, admit missing information) directly target the main RAG failure modes of hallucination and unverifiable answers, and the so</w:t>
+      </w:r>
+      <w:r>
+        <w:t>urce citations let a reader check each claim.</w:t>
+      </w:r>
+    </w:p>
+    <w:p>
+      <w:pPr>
+        <w:spacing w:after="132"/>
         <w:ind w:left="-5"/>
       </w:pPr>
       <w:r>
-        <w:t>After running the experiment, state the winning technique here with its average score, for example:</w:t>
-      </w:r>
-    </w:p>
-    <w:p>
-      <w:pPr>
+        <w:rPr>
+          <w:b/>
+        </w:rPr>
+        <w:t>Result.</w:t>
+      </w:r>
+      <w:r>
+        <w:t xml:space="preserve"> Role-based prompting obtained the highest overall average (9.66), followed by zero-shot (9.60) and few-shot (9.54). Role-based was the best or tied for best on four of the five questions: it led on Q1 (</w:t>
+      </w:r>
+      <w:r>
+        <w:t>9.3 against 9.0 for both others) and tied zero-shot at 10 on Q3, Q4 and Q5. Few-shot won only Q2 (10 against 9 for the others) and scored lowest on Q3, Q4 and Q5.</w:t>
+      </w:r>
+    </w:p>
+    <w:p>
+      <w:pPr>
+        <w:spacing w:after="132"/>
         <w:ind w:left="-5"/>
       </w:pPr>
       <w:r>
         <w:rPr>
-          <w:i/>
+          <w:b/>
         </w:rPr>
-        <w:t>"In our run, [technique] scor</w:t>
-      </w:r>
+        <w:t>How much this proves.</w:t>
+      </w:r>
+      <w:r>
+        <w:t xml:space="preserve"> The margin is small: 0.12 points separate the best and the worst techni</w:t>
+      </w:r>
+      <w:r>
+        <w:t>que, and every technique scored 9 or higher on every question. With scores this close to the maximum, a single run and an LLM judge, the ranking should be read as a slight advantage for role-based prompting, not as a large or statistically proven differenc</w:t>
+      </w:r>
+      <w:r>
+        <w:t>e. That all three scored so high also shows that the retrieval step already supplies strong context, so prompt wording matters mostly at the margins: format, citing sources and refusing to guess.</w:t>
+      </w:r>
+    </w:p>
+    <w:p>
+      <w:pPr>
+        <w:spacing w:after="132"/>
+        <w:ind w:left="-5"/>
+      </w:pPr>
       <w:r>
         <w:rPr>
-          <w:i/>
+          <w:b/>
         </w:rPr>
-        <w:t xml:space="preserve">ed [x]/10 on average, ahead of [technique] ([y]) and [technique] ([z])." </w:t>
-      </w:r>
-      <w:r>
-        <w:t>Support the statement with one or two answers that show the difference, such as an answer that cited its sources against one that did not.</w:t>
-      </w:r>
-      <w:r>
-        <w:br w:type="page"/>
+        <w:t>Why role-based came out ahead.</w:t>
+      </w:r>
+      <w:r>
+        <w:t xml:space="preserve"> A likely explanation is that </w:t>
+      </w:r>
+      <w:r>
+        <w:t xml:space="preserve">its rules (answer only from the context, lead with a direct answer, cite the source files) target exactly the qualities the judge scores: accuracy against the context, clarity and relevance. The few-shot examples fix the style but are generic, so they may </w:t>
+      </w:r>
+      <w:r>
+        <w:t>have pulled answers toward a short fixed format, although on Q2 that format helped it earn the only 10 in that row. Zero-shot did well because the retrieved context was already strong and the questions were direct.</w:t>
+      </w:r>
+    </w:p>
+    <w:p>
+      <w:pPr>
+        <w:ind w:left="-5"/>
+      </w:pPr>
+      <w:r>
+        <w:rPr>
+          <w:b/>
+        </w:rPr>
+        <w:t>Limits of the comparison.</w:t>
+      </w:r>
+      <w:r>
+        <w:t xml:space="preserve"> The judge and t</w:t>
+      </w:r>
+      <w:r>
+        <w:t xml:space="preserve">he answering model are the same model, which can </w:t>
+      </w:r>
+      <w:proofErr w:type="spellStart"/>
+      <w:r>
+        <w:t>favour</w:t>
+      </w:r>
+      <w:proofErr w:type="spellEnd"/>
+      <w:r>
+        <w:t xml:space="preserve"> answers written in its own style, and only one run was made. Repeating the run, using a different judge model or adding human review would make the conclusion more reliable. For a real RAG system, rol</w:t>
+      </w:r>
+      <w:r>
+        <w:t>e-based prompting is the sensible default because it also adds source citations and an explicit rule for missing information, benefits that a score only partly captures.</w:t>
       </w:r>
     </w:p>
     <w:p>
@@ -3811,7 +3265,15 @@
         <w:ind w:left="408" w:hanging="423"/>
       </w:pPr>
       <w:r>
-        <w:t>Part 2: Embeddings and semantic search</w:t>
+        <w:t xml:space="preserve">Part 2: </w:t>
+      </w:r>
+      <w:proofErr w:type="spellStart"/>
+      <w:r>
+        <w:t>Embeddings</w:t>
+      </w:r>
+      <w:proofErr w:type="spellEnd"/>
+      <w:r>
+        <w:t xml:space="preserve"> and semantic search</w:t>
       </w:r>
     </w:p>
     <w:p>
@@ -3820,10 +3282,7 @@
         <w:ind w:left="402" w:hanging="417"/>
       </w:pPr>
       <w:r>
-        <w:t>Load</w:t>
-      </w:r>
-      <w:r>
-        <w:t>ing documents</w:t>
+        <w:t>Loading documents</w:t>
       </w:r>
     </w:p>
     <w:p>
@@ -3832,17 +3291,33 @@
         <w:ind w:left="-5"/>
       </w:pPr>
       <w:r>
-        <w:t xml:space="preserve">The project ships with five sample documents in </w:t>
+        <w:t>The project ships with five s</w:t>
+      </w:r>
+      <w:r>
+        <w:t xml:space="preserve">ample documents in </w:t>
       </w:r>
       <w:r>
         <w:rPr>
           <w:rFonts w:ascii="Courier New" w:eastAsia="Courier New" w:hAnsi="Courier New" w:cs="Courier New"/>
         </w:rPr>
-        <w:t>data/sample_docs</w:t>
-      </w:r>
-      <w:r>
-        <w:t xml:space="preserve"> and indexes them automatically the first time the store is empty. Users can add more files of type PDF, TXT or Markdown from the interface; PDFs are read page by page with pypdf</w:t>
-      </w:r>
+        <w:t>data/</w:t>
+      </w:r>
+      <w:proofErr w:type="spellStart"/>
+      <w:r>
+        <w:rPr>
+          <w:rFonts w:ascii="Courier New" w:eastAsia="Courier New" w:hAnsi="Courier New" w:cs="Courier New"/>
+        </w:rPr>
+        <w:t>sample_docs</w:t>
+      </w:r>
+      <w:proofErr w:type="spellEnd"/>
+      <w:r>
+        <w:t xml:space="preserve"> and indexes them automatically the first time the store is empty. Users can add more files of type PDF, TXT or Markdown from the interface; PDFs are read page by page with </w:t>
+      </w:r>
+      <w:proofErr w:type="spellStart"/>
+      <w:r>
+        <w:t>pypdf</w:t>
+      </w:r>
+      <w:proofErr w:type="spellEnd"/>
       <w:r>
         <w:t>.</w:t>
       </w:r>
@@ -4155,12 +3630,21 @@
               <w:ind w:left="0" w:firstLine="0"/>
               <w:jc w:val="left"/>
             </w:pPr>
-            <w:r>
-              <w:rPr>
-                <w:rFonts w:ascii="Arial" w:eastAsia="Arial" w:hAnsi="Arial" w:cs="Arial"/>
-                <w:sz w:val="18"/>
-              </w:rPr>
-              <w:t>Embeddings, sentence transformers, cosine similarity, chunk overlap</w:t>
+            <w:proofErr w:type="spellStart"/>
+            <w:r>
+              <w:rPr>
+                <w:rFonts w:ascii="Arial" w:eastAsia="Arial" w:hAnsi="Arial" w:cs="Arial"/>
+                <w:sz w:val="18"/>
+              </w:rPr>
+              <w:t>Embeddings</w:t>
+            </w:r>
+            <w:proofErr w:type="spellEnd"/>
+            <w:r>
+              <w:rPr>
+                <w:rFonts w:ascii="Arial" w:eastAsia="Arial" w:hAnsi="Arial" w:cs="Arial"/>
+                <w:sz w:val="18"/>
+              </w:rPr>
+              <w:t>, sentence transformers, cosine similarity, chunk overlap</w:t>
             </w:r>
           </w:p>
         </w:tc>
@@ -4215,12 +3699,21 @@
               <w:ind w:left="0" w:firstLine="0"/>
               <w:jc w:val="left"/>
             </w:pPr>
-            <w:r>
-              <w:rPr>
-                <w:rFonts w:ascii="Arial" w:eastAsia="Arial" w:hAnsi="Arial" w:cs="Arial"/>
-                <w:sz w:val="18"/>
-              </w:rPr>
-              <w:t>ChromaDB, FAISS and the role of a vector store in RAG</w:t>
+            <w:proofErr w:type="spellStart"/>
+            <w:r>
+              <w:rPr>
+                <w:rFonts w:ascii="Arial" w:eastAsia="Arial" w:hAnsi="Arial" w:cs="Arial"/>
+                <w:sz w:val="18"/>
+              </w:rPr>
+              <w:t>ChromaDB</w:t>
+            </w:r>
+            <w:proofErr w:type="spellEnd"/>
+            <w:r>
+              <w:rPr>
+                <w:rFonts w:ascii="Arial" w:eastAsia="Arial" w:hAnsi="Arial" w:cs="Arial"/>
+                <w:sz w:val="18"/>
+              </w:rPr>
+              <w:t>, FAISS and the role of a vector store in RAG</w:t>
             </w:r>
           </w:p>
         </w:tc>
@@ -4252,17 +3745,24 @@
         <w:pStyle w:val="Heading2"/>
         <w:ind w:left="402" w:hanging="417"/>
       </w:pPr>
+      <w:proofErr w:type="spellStart"/>
       <w:r>
         <w:t>Embeddings</w:t>
       </w:r>
+      <w:proofErr w:type="spellEnd"/>
     </w:p>
     <w:p>
       <w:pPr>
         <w:spacing w:after="226"/>
         <w:ind w:left="-5"/>
       </w:pPr>
-      <w:r>
-        <w:t>Embeddings are lists of numbers that represent the</w:t>
+      <w:proofErr w:type="spellStart"/>
+      <w:r>
+        <w:t>Embeddings</w:t>
+      </w:r>
+      <w:proofErr w:type="spellEnd"/>
+      <w:r>
+        <w:t xml:space="preserve"> are lists of numbers that represent the</w:t>
       </w:r>
       <w:r>
         <w:t xml:space="preserve"> meaning of a text. Texts with similar meaning are placed close together in the vector space, even if they share no words. Lexicon uses </w:t>
@@ -4277,7 +3777,31 @@
         <w:t>, a sentence-transformer that produces 384-dimensional vectors, runs quickly on a CPU and gives strong r</w:t>
       </w:r>
       <w:r>
-        <w:t>esults for semantic search. The model is executed through ONNX Runtime (the fastembed library) instead of PyTorch, which keeps the installation small enough for serverless hosting while producing the same kind of vectors.</w:t>
+        <w:t xml:space="preserve">esults for semantic search. The model is executed through ONNX Runtime (the </w:t>
+      </w:r>
+      <w:proofErr w:type="spellStart"/>
+      <w:r>
+        <w:t>fastembed</w:t>
+      </w:r>
+      <w:proofErr w:type="spellEnd"/>
+      <w:r>
+        <w:t xml:space="preserve"> library) instead of </w:t>
+      </w:r>
+      <w:proofErr w:type="spellStart"/>
+      <w:r>
+        <w:t>PyTorch</w:t>
+      </w:r>
+      <w:proofErr w:type="spellEnd"/>
+      <w:r>
+        <w:t xml:space="preserve">, which keeps the installation small enough for </w:t>
+      </w:r>
+      <w:proofErr w:type="spellStart"/>
+      <w:r>
+        <w:t>serverless</w:t>
+      </w:r>
+      <w:proofErr w:type="spellEnd"/>
+      <w:r>
+        <w:t xml:space="preserve"> hosting while producing the same kind of vectors.</w:t>
       </w:r>
     </w:p>
     <w:p>
@@ -4286,8 +3810,13 @@
         <w:ind w:left="402" w:hanging="417"/>
       </w:pPr>
       <w:r>
-        <w:t>Vector storage in ChromaDB</w:t>
-      </w:r>
+        <w:t xml:space="preserve">Vector storage in </w:t>
+      </w:r>
+      <w:proofErr w:type="spellStart"/>
+      <w:r>
+        <w:t>ChromaDB</w:t>
+      </w:r>
+      <w:proofErr w:type="spellEnd"/>
     </w:p>
     <w:p>
       <w:pPr>
@@ -4298,7 +3827,31 @@
         <w:t>Each ch</w:t>
       </w:r>
       <w:r>
-        <w:t>unk is stored in ChromaDB with its text, its vector and metadata (source file name and chunk number). The collection is configured with cosine distance. Locally the database is persisted to disk; on Vercel, where the filesystem is read-only, an in-memory c</w:t>
+        <w:t xml:space="preserve">unk is stored in </w:t>
+      </w:r>
+      <w:proofErr w:type="spellStart"/>
+      <w:r>
+        <w:t>ChromaDB</w:t>
+      </w:r>
+      <w:proofErr w:type="spellEnd"/>
+      <w:r>
+        <w:t xml:space="preserve"> with its text, its vector and metadata (source file name and chunk number). The collection is configured with cosine distance. Locally the database is persisted to disk; on </w:t>
+      </w:r>
+      <w:proofErr w:type="spellStart"/>
+      <w:r>
+        <w:t>Vercel</w:t>
+      </w:r>
+      <w:proofErr w:type="spellEnd"/>
+      <w:r>
+        <w:t xml:space="preserve">, where the </w:t>
+      </w:r>
+      <w:proofErr w:type="spellStart"/>
+      <w:r>
+        <w:t>filesystem</w:t>
+      </w:r>
+      <w:proofErr w:type="spellEnd"/>
+      <w:r>
+        <w:t xml:space="preserve"> is read-only, an in-memory c</w:t>
       </w:r>
       <w:r>
         <w:t>lient is used and the sample documents are re-indexed on a cold start. Uploading a file with an existing name replaces its earlier chunks.</w:t>
@@ -4318,7 +3871,15 @@
         <w:ind w:left="-5"/>
       </w:pPr>
       <w:r>
-        <w:t>To answer a question, Lexicon embeds the question with the same model and asks ChromaDB for the three neare</w:t>
+        <w:t xml:space="preserve">To answer a question, Lexicon embeds the question with the same model and asks </w:t>
+      </w:r>
+      <w:proofErr w:type="spellStart"/>
+      <w:r>
+        <w:t>ChromaDB</w:t>
+      </w:r>
+      <w:proofErr w:type="spellEnd"/>
+      <w:r>
+        <w:t xml:space="preserve"> for the three neare</w:t>
       </w:r>
       <w:r>
         <w:t xml:space="preserve">st chunks. Chroma returns cosine </w:t>
@@ -4649,10 +4210,18 @@
         <w:t>Semantic search</w:t>
       </w:r>
       <w:r>
-        <w:t xml:space="preserve"> compares meaning rather than spelling. The query and every chunk are converted to embeddings, and chunks are ranked by how close their vectors are. A query </w:t>
-      </w:r>
-      <w:r>
-        <w:t>such as "how do I fix my car?" can retrieve a passage about repairing an automobile although the two share no words, because the embedding model has learned from large amounts of text that these expressions are used in the same situations.</w:t>
+        <w:t xml:space="preserve"> compares meaning rather than spelling. The query and every chunk are converted to </w:t>
+      </w:r>
+      <w:proofErr w:type="spellStart"/>
+      <w:r>
+        <w:t>embeddings</w:t>
+      </w:r>
+      <w:proofErr w:type="spellEnd"/>
+      <w:r>
+        <w:t>, and chunks are ranked by how close their vectors are. A query such as "how do I fix my car?" can retrieve a passage about repairing an automobile although the tw</w:t>
+      </w:r>
+      <w:r>
+        <w:t>o share no words, because the embedding model has learned from large amounts of text that these expressions are used in the same situations.</w:t>
       </w:r>
     </w:p>
     <w:tbl>
@@ -4731,16 +4300,7 @@
                 <w:color w:val="FFFFFF"/>
                 <w:sz w:val="18"/>
               </w:rPr>
-              <w:t>Keyword s</w:t>
-            </w:r>
-            <w:r>
-              <w:rPr>
-                <w:rFonts w:ascii="Arial" w:eastAsia="Arial" w:hAnsi="Arial" w:cs="Arial"/>
-                <w:b/>
-                <w:color w:val="FFFFFF"/>
-                <w:sz w:val="18"/>
-              </w:rPr>
-              <w:t>earch</w:t>
+              <w:t>Keyword search</w:t>
             </w:r>
           </w:p>
         </w:tc>
@@ -4853,8 +4413,17 @@
                 <w:rFonts w:ascii="Arial" w:eastAsia="Arial" w:hAnsi="Arial" w:cs="Arial"/>
                 <w:sz w:val="18"/>
               </w:rPr>
-              <w:t>Meaning, through embeddings</w:t>
-            </w:r>
+              <w:t xml:space="preserve">Meaning, through </w:t>
+            </w:r>
+            <w:proofErr w:type="spellStart"/>
+            <w:r>
+              <w:rPr>
+                <w:rFonts w:ascii="Arial" w:eastAsia="Arial" w:hAnsi="Arial" w:cs="Arial"/>
+                <w:sz w:val="18"/>
+              </w:rPr>
+              <w:t>embeddings</w:t>
+            </w:r>
+            <w:proofErr w:type="spellEnd"/>
           </w:p>
         </w:tc>
       </w:tr>
@@ -5310,10 +4879,10 @@
         <w:ind w:left="-5"/>
       </w:pPr>
       <w:r>
-        <w:t>The Semantic vs keyword tab of the application runs both searches on the same query and shows the results side by side, with the matched words listed for keyword results and the similarity and distance for semanti</w:t>
-      </w:r>
-      <w:r>
-        <w:t>c results. In practice, many production systems combine both (hybrid search); for question answering over documents, semantic retrieval is the better default.</w:t>
+        <w:t>The Semantic vs keyword tab of the application runs both searches on the same query and shows the results side by side, with the matched words listed for keyword results and the similarity and distance for semantic results. In practice, many production sys</w:t>
+      </w:r>
+      <w:r>
+        <w:t>tems combine both (hybrid search); for question answering over documents, semantic retrieval is the better default.</w:t>
       </w:r>
     </w:p>
     <w:p>
@@ -5378,71 +4947,49 @@
                 <w:rFonts w:ascii="Courier New" w:eastAsia="Courier New" w:hAnsi="Courier New" w:cs="Courier New"/>
                 <w:sz w:val="17"/>
               </w:rPr>
-              <w:t>lexicon-docqa/ |-- api/index.py             Vercel entry</w:t>
-            </w:r>
+              <w:t>lexicon-</w:t>
+            </w:r>
+            <w:proofErr w:type="spellStart"/>
             <w:r>
               <w:rPr>
                 <w:rFonts w:ascii="Courier New" w:eastAsia="Courier New" w:hAnsi="Courier New" w:cs="Courier New"/>
                 <w:sz w:val="17"/>
               </w:rPr>
-              <w:t>point</w:t>
-            </w:r>
-          </w:p>
-          <w:p>
-            <w:pPr>
-              <w:spacing w:after="14" w:line="259" w:lineRule="auto"/>
-              <w:ind w:left="0" w:firstLine="0"/>
-              <w:jc w:val="left"/>
-            </w:pPr>
+              <w:t>docqa</w:t>
+            </w:r>
+            <w:proofErr w:type="spellEnd"/>
             <w:r>
               <w:rPr>
                 <w:rFonts w:ascii="Courier New" w:eastAsia="Courier New" w:hAnsi="Courier New" w:cs="Courier New"/>
                 <w:sz w:val="17"/>
               </w:rPr>
-              <w:t>|-- app/</w:t>
-            </w:r>
-          </w:p>
-          <w:p>
-            <w:pPr>
-              <w:spacing w:after="14" w:line="259" w:lineRule="auto"/>
-              <w:ind w:left="0" w:firstLine="0"/>
-              <w:jc w:val="left"/>
-            </w:pPr>
+              <w:t xml:space="preserve">/ |-- api/index.py             </w:t>
+            </w:r>
+            <w:proofErr w:type="spellStart"/>
             <w:r>
               <w:rPr>
                 <w:rFonts w:ascii="Courier New" w:eastAsia="Courier New" w:hAnsi="Courier New" w:cs="Courier New"/>
                 <w:sz w:val="17"/>
               </w:rPr>
-              <w:t>|   |-- main.py              API routes</w:t>
-            </w:r>
-          </w:p>
-          <w:p>
-            <w:pPr>
-              <w:spacing w:after="14" w:line="259" w:lineRule="auto"/>
-              <w:ind w:left="0" w:firstLine="0"/>
-              <w:jc w:val="left"/>
-            </w:pPr>
+              <w:t>Vercel</w:t>
+            </w:r>
+            <w:proofErr w:type="spellEnd"/>
             <w:r>
               <w:rPr>
                 <w:rFonts w:ascii="Courier New" w:eastAsia="Courier New" w:hAnsi="Courier New" w:cs="Courier New"/>
                 <w:sz w:val="17"/>
               </w:rPr>
-              <w:t>|   |-- config.py            settings</w:t>
-            </w:r>
-          </w:p>
-          <w:p>
-            <w:pPr>
-              <w:spacing w:after="14" w:line="259" w:lineRule="auto"/>
-              <w:ind w:left="0" w:firstLine="0"/>
-              <w:jc w:val="left"/>
-            </w:pPr>
+              <w:t xml:space="preserve"> </w:t>
+            </w:r>
+            <w:proofErr w:type="spellStart"/>
             <w:r>
               <w:rPr>
                 <w:rFonts w:ascii="Courier New" w:eastAsia="Courier New" w:hAnsi="Courier New" w:cs="Courier New"/>
                 <w:sz w:val="17"/>
               </w:rPr>
-              <w:t>|   |-- schemas.py           request models</w:t>
-            </w:r>
+              <w:t>entrypoint</w:t>
+            </w:r>
+            <w:proofErr w:type="spellEnd"/>
           </w:p>
           <w:p>
             <w:pPr>
@@ -5455,7 +5002,7 @@
                 <w:rFonts w:ascii="Courier New" w:eastAsia="Courier New" w:hAnsi="Courier New" w:cs="Courier New"/>
                 <w:sz w:val="17"/>
               </w:rPr>
-              <w:t>|   |-- prompts/templates.py zero-shot, few-shot, role-based</w:t>
+              <w:t>|-- app/</w:t>
             </w:r>
           </w:p>
           <w:p>
@@ -5469,7 +5016,7 @@
                 <w:rFonts w:ascii="Courier New" w:eastAsia="Courier New" w:hAnsi="Courier New" w:cs="Courier New"/>
                 <w:sz w:val="17"/>
               </w:rPr>
-              <w:t>|   `-- services/</w:t>
+              <w:t>|   |-- main.py              API routes</w:t>
             </w:r>
           </w:p>
           <w:p>
@@ -5483,7 +5030,7 @@
                 <w:rFonts w:ascii="Courier New" w:eastAsia="Courier New" w:hAnsi="Courier New" w:cs="Courier New"/>
                 <w:sz w:val="17"/>
               </w:rPr>
-              <w:t>|       |-- chunking.py      text splitting</w:t>
+              <w:t>|   |-- config.py            settings</w:t>
             </w:r>
           </w:p>
           <w:p>
@@ -5497,7 +5044,7 @@
                 <w:rFonts w:ascii="Courier New" w:eastAsia="Courier New" w:hAnsi="Courier New" w:cs="Courier New"/>
                 <w:sz w:val="17"/>
               </w:rPr>
-              <w:t>|       |-- embeddings.py    sentence-transformer</w:t>
+              <w:t>|   |-- schemas.py           request models</w:t>
             </w:r>
           </w:p>
           <w:p>
@@ -5511,7 +5058,7 @@
                 <w:rFonts w:ascii="Courier New" w:eastAsia="Courier New" w:hAnsi="Courier New" w:cs="Courier New"/>
                 <w:sz w:val="17"/>
               </w:rPr>
-              <w:t>|       |-- vector_store.py  ChromaDB, semantic + keyword search</w:t>
+              <w:t>|   |-- prompts/templates.py zero-shot, few-shot, role-based</w:t>
             </w:r>
           </w:p>
           <w:p>
@@ -5525,7 +5072,7 @@
                 <w:rFonts w:ascii="Courier New" w:eastAsia="Courier New" w:hAnsi="Courier New" w:cs="Courier New"/>
                 <w:sz w:val="17"/>
               </w:rPr>
-              <w:t>|       |-- llm.py           Groq answers and judge scoring</w:t>
+              <w:t>|   `-- services/</w:t>
             </w:r>
           </w:p>
           <w:p>
@@ -5539,14 +5086,21 @@
                 <w:rFonts w:ascii="Courier New" w:eastAsia="Courier New" w:hAnsi="Courier New" w:cs="Courier New"/>
                 <w:sz w:val="17"/>
               </w:rPr>
-              <w:t>|       `-- loaders.py       PDF / TX</w:t>
-            </w:r>
+              <w:t>|       |-- chunking.py      text splitting</w:t>
+            </w:r>
+          </w:p>
+          <w:p>
+            <w:pPr>
+              <w:spacing w:after="14" w:line="259" w:lineRule="auto"/>
+              <w:ind w:left="0" w:firstLine="0"/>
+              <w:jc w:val="left"/>
+            </w:pPr>
             <w:r>
               <w:rPr>
                 <w:rFonts w:ascii="Courier New" w:eastAsia="Courier New" w:hAnsi="Courier New" w:cs="Courier New"/>
                 <w:sz w:val="17"/>
               </w:rPr>
-              <w:t>T / MD readers</w:t>
+              <w:t>|       |-- embeddings.py    sentence-transformer</w:t>
             </w:r>
           </w:p>
           <w:p>
@@ -5560,54 +5114,37 @@
                 <w:rFonts w:ascii="Courier New" w:eastAsia="Courier New" w:hAnsi="Courier New" w:cs="Courier New"/>
                 <w:sz w:val="17"/>
               </w:rPr>
-              <w:t>|-- data/sample_docs/        5 documents</w:t>
-            </w:r>
-          </w:p>
-          <w:p>
-            <w:pPr>
-              <w:spacing w:after="14" w:line="259" w:lineRule="auto"/>
-              <w:ind w:left="0" w:firstLine="0"/>
-              <w:jc w:val="left"/>
-            </w:pPr>
+              <w:t xml:space="preserve">|       |-- </w:t>
+            </w:r>
+            <w:proofErr w:type="gramStart"/>
             <w:r>
               <w:rPr>
                 <w:rFonts w:ascii="Courier New" w:eastAsia="Courier New" w:hAnsi="Courier New" w:cs="Courier New"/>
                 <w:sz w:val="17"/>
               </w:rPr>
-              <w:t>|-- public/                  index.html, css/, js/</w:t>
-            </w:r>
-          </w:p>
-          <w:p>
-            <w:pPr>
-              <w:spacing w:after="14" w:line="259" w:lineRule="auto"/>
-              <w:ind w:left="0" w:firstLine="0"/>
-              <w:jc w:val="left"/>
-            </w:pPr>
+              <w:t xml:space="preserve">vector_store.py  </w:t>
+            </w:r>
+            <w:proofErr w:type="spellStart"/>
             <w:r>
               <w:rPr>
                 <w:rFonts w:ascii="Courier New" w:eastAsia="Courier New" w:hAnsi="Courier New" w:cs="Courier New"/>
                 <w:sz w:val="17"/>
               </w:rPr>
-              <w:t>|-- tests/                   pytest</w:t>
-            </w:r>
-          </w:p>
-          <w:p>
-            <w:pPr>
-              <w:spacing w:after="14" w:line="259" w:lineRule="auto"/>
-              <w:ind w:left="0" w:firstLine="0"/>
-              <w:jc w:val="left"/>
-            </w:pPr>
+              <w:t>ChromaDB</w:t>
+            </w:r>
+            <w:proofErr w:type="spellEnd"/>
+            <w:proofErr w:type="gramEnd"/>
             <w:r>
               <w:rPr>
                 <w:rFonts w:ascii="Courier New" w:eastAsia="Courier New" w:hAnsi="Courier New" w:cs="Courier New"/>
                 <w:sz w:val="17"/>
               </w:rPr>
-              <w:t>|-- docs/                    report and presentation</w:t>
-            </w:r>
-          </w:p>
-          <w:p>
-            <w:pPr>
-              <w:spacing w:after="0" w:line="259" w:lineRule="auto"/>
+              <w:t>, semantic + keyword search</w:t>
+            </w:r>
+          </w:p>
+          <w:p>
+            <w:pPr>
+              <w:spacing w:after="14" w:line="259" w:lineRule="auto"/>
               <w:ind w:left="0" w:firstLine="0"/>
               <w:jc w:val="left"/>
             </w:pPr>
@@ -5616,7 +5153,203 @@
                 <w:rFonts w:ascii="Courier New" w:eastAsia="Courier New" w:hAnsi="Courier New" w:cs="Courier New"/>
                 <w:sz w:val="17"/>
               </w:rPr>
-              <w:t>`-- vercel.json, firebase.json, requirements.txt</w:t>
+              <w:t xml:space="preserve">|       |-- llm.py           </w:t>
+            </w:r>
+            <w:proofErr w:type="spellStart"/>
+            <w:r>
+              <w:rPr>
+                <w:rFonts w:ascii="Courier New" w:eastAsia="Courier New" w:hAnsi="Courier New" w:cs="Courier New"/>
+                <w:sz w:val="17"/>
+              </w:rPr>
+              <w:t>Groq</w:t>
+            </w:r>
+            <w:proofErr w:type="spellEnd"/>
+            <w:r>
+              <w:rPr>
+                <w:rFonts w:ascii="Courier New" w:eastAsia="Courier New" w:hAnsi="Courier New" w:cs="Courier New"/>
+                <w:sz w:val="17"/>
+              </w:rPr>
+              <w:t xml:space="preserve"> answers and judge scoring</w:t>
+            </w:r>
+          </w:p>
+          <w:p>
+            <w:pPr>
+              <w:spacing w:after="14" w:line="259" w:lineRule="auto"/>
+              <w:ind w:left="0" w:firstLine="0"/>
+              <w:jc w:val="left"/>
+            </w:pPr>
+            <w:r>
+              <w:rPr>
+                <w:rFonts w:ascii="Courier New" w:eastAsia="Courier New" w:hAnsi="Courier New" w:cs="Courier New"/>
+                <w:sz w:val="17"/>
+              </w:rPr>
+              <w:t>|       `-- loaders.py       PDF / TXT / MD readers</w:t>
+            </w:r>
+          </w:p>
+          <w:p>
+            <w:pPr>
+              <w:spacing w:after="14" w:line="259" w:lineRule="auto"/>
+              <w:ind w:left="0" w:firstLine="0"/>
+              <w:jc w:val="left"/>
+            </w:pPr>
+            <w:r>
+              <w:rPr>
+                <w:rFonts w:ascii="Courier New" w:eastAsia="Courier New" w:hAnsi="Courier New" w:cs="Courier New"/>
+                <w:sz w:val="17"/>
+              </w:rPr>
+              <w:t>|-- data/</w:t>
+            </w:r>
+            <w:proofErr w:type="spellStart"/>
+            <w:r>
+              <w:rPr>
+                <w:rFonts w:ascii="Courier New" w:eastAsia="Courier New" w:hAnsi="Courier New" w:cs="Courier New"/>
+                <w:sz w:val="17"/>
+              </w:rPr>
+              <w:t>sample_docs</w:t>
+            </w:r>
+            <w:proofErr w:type="spellEnd"/>
+            <w:r>
+              <w:rPr>
+                <w:rFonts w:ascii="Courier New" w:eastAsia="Courier New" w:hAnsi="Courier New" w:cs="Courier New"/>
+                <w:sz w:val="17"/>
+              </w:rPr>
+              <w:t xml:space="preserve">/        </w:t>
+            </w:r>
+            <w:r>
+              <w:rPr>
+                <w:rFonts w:ascii="Courier New" w:eastAsia="Courier New" w:hAnsi="Courier New" w:cs="Courier New"/>
+                <w:sz w:val="17"/>
+              </w:rPr>
+              <w:t>5 documents</w:t>
+            </w:r>
+          </w:p>
+          <w:p>
+            <w:pPr>
+              <w:spacing w:after="14" w:line="259" w:lineRule="auto"/>
+              <w:ind w:left="0" w:firstLine="0"/>
+              <w:jc w:val="left"/>
+            </w:pPr>
+            <w:r>
+              <w:rPr>
+                <w:rFonts w:ascii="Courier New" w:eastAsia="Courier New" w:hAnsi="Courier New" w:cs="Courier New"/>
+                <w:sz w:val="17"/>
+              </w:rPr>
+              <w:t xml:space="preserve">|-- public/                  index.html, </w:t>
+            </w:r>
+            <w:proofErr w:type="spellStart"/>
+            <w:r>
+              <w:rPr>
+                <w:rFonts w:ascii="Courier New" w:eastAsia="Courier New" w:hAnsi="Courier New" w:cs="Courier New"/>
+                <w:sz w:val="17"/>
+              </w:rPr>
+              <w:t>css</w:t>
+            </w:r>
+            <w:proofErr w:type="spellEnd"/>
+            <w:r>
+              <w:rPr>
+                <w:rFonts w:ascii="Courier New" w:eastAsia="Courier New" w:hAnsi="Courier New" w:cs="Courier New"/>
+                <w:sz w:val="17"/>
+              </w:rPr>
+              <w:t xml:space="preserve">/, </w:t>
+            </w:r>
+            <w:proofErr w:type="spellStart"/>
+            <w:r>
+              <w:rPr>
+                <w:rFonts w:ascii="Courier New" w:eastAsia="Courier New" w:hAnsi="Courier New" w:cs="Courier New"/>
+                <w:sz w:val="17"/>
+              </w:rPr>
+              <w:t>js</w:t>
+            </w:r>
+            <w:proofErr w:type="spellEnd"/>
+            <w:r>
+              <w:rPr>
+                <w:rFonts w:ascii="Courier New" w:eastAsia="Courier New" w:hAnsi="Courier New" w:cs="Courier New"/>
+                <w:sz w:val="17"/>
+              </w:rPr>
+              <w:t>/</w:t>
+            </w:r>
+          </w:p>
+          <w:p>
+            <w:pPr>
+              <w:spacing w:after="14" w:line="259" w:lineRule="auto"/>
+              <w:ind w:left="0" w:firstLine="0"/>
+              <w:jc w:val="left"/>
+            </w:pPr>
+            <w:r>
+              <w:rPr>
+                <w:rFonts w:ascii="Courier New" w:eastAsia="Courier New" w:hAnsi="Courier New" w:cs="Courier New"/>
+                <w:sz w:val="17"/>
+              </w:rPr>
+              <w:t xml:space="preserve">|-- tests/                   </w:t>
+            </w:r>
+            <w:proofErr w:type="spellStart"/>
+            <w:r>
+              <w:rPr>
+                <w:rFonts w:ascii="Courier New" w:eastAsia="Courier New" w:hAnsi="Courier New" w:cs="Courier New"/>
+                <w:sz w:val="17"/>
+              </w:rPr>
+              <w:t>pytest</w:t>
+            </w:r>
+            <w:proofErr w:type="spellEnd"/>
+          </w:p>
+          <w:p>
+            <w:pPr>
+              <w:spacing w:after="14" w:line="259" w:lineRule="auto"/>
+              <w:ind w:left="0" w:firstLine="0"/>
+              <w:jc w:val="left"/>
+            </w:pPr>
+            <w:r>
+              <w:rPr>
+                <w:rFonts w:ascii="Courier New" w:eastAsia="Courier New" w:hAnsi="Courier New" w:cs="Courier New"/>
+                <w:sz w:val="17"/>
+              </w:rPr>
+              <w:t>|-- docs/                    report and presentation</w:t>
+            </w:r>
+          </w:p>
+          <w:p>
+            <w:pPr>
+              <w:spacing w:after="0" w:line="259" w:lineRule="auto"/>
+              <w:ind w:left="0" w:firstLine="0"/>
+              <w:jc w:val="left"/>
+            </w:pPr>
+            <w:r>
+              <w:rPr>
+                <w:rFonts w:ascii="Courier New" w:eastAsia="Courier New" w:hAnsi="Courier New" w:cs="Courier New"/>
+                <w:sz w:val="17"/>
+              </w:rPr>
+              <w:t xml:space="preserve">`-- </w:t>
+            </w:r>
+            <w:proofErr w:type="spellStart"/>
+            <w:r>
+              <w:rPr>
+                <w:rFonts w:ascii="Courier New" w:eastAsia="Courier New" w:hAnsi="Courier New" w:cs="Courier New"/>
+                <w:sz w:val="17"/>
+              </w:rPr>
+              <w:t>vercel.json</w:t>
+            </w:r>
+            <w:proofErr w:type="spellEnd"/>
+            <w:r>
+              <w:rPr>
+                <w:rFonts w:ascii="Courier New" w:eastAsia="Courier New" w:hAnsi="Courier New" w:cs="Courier New"/>
+                <w:sz w:val="17"/>
+              </w:rPr>
+              <w:t xml:space="preserve">, </w:t>
+            </w:r>
+            <w:proofErr w:type="spellStart"/>
+            <w:r>
+              <w:rPr>
+                <w:rFonts w:ascii="Courier New" w:eastAsia="Courier New" w:hAnsi="Courier New" w:cs="Courier New"/>
+                <w:sz w:val="17"/>
+              </w:rPr>
+              <w:t>firebase.json</w:t>
+            </w:r>
+            <w:proofErr w:type="spellEnd"/>
+            <w:r>
+              <w:rPr>
+                <w:rFonts w:ascii="Courier New" w:eastAsia="Courier New" w:hAnsi="Courier New" w:cs="Courier New"/>
+                <w:sz w:val="17"/>
+              </w:rPr>
+              <w:t>, requirements.txt</w:t>
             </w:r>
           </w:p>
         </w:tc>
@@ -5739,7 +5472,25 @@
                 <w:b/>
                 <w:sz w:val="18"/>
               </w:rPr>
-              <w:t>GET /api/health</w:t>
+              <w:t>GET /</w:t>
+            </w:r>
+            <w:proofErr w:type="spellStart"/>
+            <w:r>
+              <w:rPr>
+                <w:rFonts w:ascii="Arial" w:eastAsia="Arial" w:hAnsi="Arial" w:cs="Arial"/>
+                <w:b/>
+                <w:sz w:val="18"/>
+              </w:rPr>
+              <w:t>api</w:t>
+            </w:r>
+            <w:proofErr w:type="spellEnd"/>
+            <w:r>
+              <w:rPr>
+                <w:rFonts w:ascii="Arial" w:eastAsia="Arial" w:hAnsi="Arial" w:cs="Arial"/>
+                <w:b/>
+                <w:sz w:val="18"/>
+              </w:rPr>
+              <w:t>/health</w:t>
             </w:r>
           </w:p>
         </w:tc>
@@ -5798,7 +5549,25 @@
                 <w:b/>
                 <w:sz w:val="18"/>
               </w:rPr>
-              <w:t>GET /api/docs-list</w:t>
+              <w:t>GET /</w:t>
+            </w:r>
+            <w:proofErr w:type="spellStart"/>
+            <w:r>
+              <w:rPr>
+                <w:rFonts w:ascii="Arial" w:eastAsia="Arial" w:hAnsi="Arial" w:cs="Arial"/>
+                <w:b/>
+                <w:sz w:val="18"/>
+              </w:rPr>
+              <w:t>api</w:t>
+            </w:r>
+            <w:proofErr w:type="spellEnd"/>
+            <w:r>
+              <w:rPr>
+                <w:rFonts w:ascii="Arial" w:eastAsia="Arial" w:hAnsi="Arial" w:cs="Arial"/>
+                <w:b/>
+                <w:sz w:val="18"/>
+              </w:rPr>
+              <w:t>/docs-list</w:t>
             </w:r>
           </w:p>
         </w:tc>
@@ -5858,7 +5627,25 @@
                 <w:b/>
                 <w:sz w:val="18"/>
               </w:rPr>
-              <w:t>POST /api/upload</w:t>
+              <w:t>POST /</w:t>
+            </w:r>
+            <w:proofErr w:type="spellStart"/>
+            <w:r>
+              <w:rPr>
+                <w:rFonts w:ascii="Arial" w:eastAsia="Arial" w:hAnsi="Arial" w:cs="Arial"/>
+                <w:b/>
+                <w:sz w:val="18"/>
+              </w:rPr>
+              <w:t>api</w:t>
+            </w:r>
+            <w:proofErr w:type="spellEnd"/>
+            <w:r>
+              <w:rPr>
+                <w:rFonts w:ascii="Arial" w:eastAsia="Arial" w:hAnsi="Arial" w:cs="Arial"/>
+                <w:b/>
+                <w:sz w:val="18"/>
+              </w:rPr>
+              <w:t>/upload</w:t>
             </w:r>
           </w:p>
         </w:tc>
@@ -5918,7 +5705,25 @@
                 <w:b/>
                 <w:sz w:val="18"/>
               </w:rPr>
-              <w:t>POST /api/ask</w:t>
+              <w:t>POST /</w:t>
+            </w:r>
+            <w:proofErr w:type="spellStart"/>
+            <w:r>
+              <w:rPr>
+                <w:rFonts w:ascii="Arial" w:eastAsia="Arial" w:hAnsi="Arial" w:cs="Arial"/>
+                <w:b/>
+                <w:sz w:val="18"/>
+              </w:rPr>
+              <w:t>api</w:t>
+            </w:r>
+            <w:proofErr w:type="spellEnd"/>
+            <w:r>
+              <w:rPr>
+                <w:rFonts w:ascii="Arial" w:eastAsia="Arial" w:hAnsi="Arial" w:cs="Arial"/>
+                <w:b/>
+                <w:sz w:val="18"/>
+              </w:rPr>
+              <w:t>/ask</w:t>
             </w:r>
           </w:p>
         </w:tc>
@@ -5978,7 +5783,43 @@
                 <w:b/>
                 <w:sz w:val="18"/>
               </w:rPr>
-              <w:t>GET /api/search?q=</w:t>
+              <w:t>GET /</w:t>
+            </w:r>
+            <w:proofErr w:type="spellStart"/>
+            <w:r>
+              <w:rPr>
+                <w:rFonts w:ascii="Arial" w:eastAsia="Arial" w:hAnsi="Arial" w:cs="Arial"/>
+                <w:b/>
+                <w:sz w:val="18"/>
+              </w:rPr>
+              <w:t>api</w:t>
+            </w:r>
+            <w:proofErr w:type="spellEnd"/>
+            <w:r>
+              <w:rPr>
+                <w:rFonts w:ascii="Arial" w:eastAsia="Arial" w:hAnsi="Arial" w:cs="Arial"/>
+                <w:b/>
+                <w:sz w:val="18"/>
+              </w:rPr>
+              <w:t>/</w:t>
+            </w:r>
+            <w:proofErr w:type="spellStart"/>
+            <w:r>
+              <w:rPr>
+                <w:rFonts w:ascii="Arial" w:eastAsia="Arial" w:hAnsi="Arial" w:cs="Arial"/>
+                <w:b/>
+                <w:sz w:val="18"/>
+              </w:rPr>
+              <w:t>search?q</w:t>
+            </w:r>
+            <w:proofErr w:type="spellEnd"/>
+            <w:r>
+              <w:rPr>
+                <w:rFonts w:ascii="Arial" w:eastAsia="Arial" w:hAnsi="Arial" w:cs="Arial"/>
+                <w:b/>
+                <w:sz w:val="18"/>
+              </w:rPr>
+              <w:t>=</w:t>
             </w:r>
           </w:p>
         </w:tc>
@@ -6038,7 +5879,25 @@
                 <w:b/>
                 <w:sz w:val="18"/>
               </w:rPr>
-              <w:t>POST /api/benchmark</w:t>
+              <w:t>POST /</w:t>
+            </w:r>
+            <w:proofErr w:type="spellStart"/>
+            <w:r>
+              <w:rPr>
+                <w:rFonts w:ascii="Arial" w:eastAsia="Arial" w:hAnsi="Arial" w:cs="Arial"/>
+                <w:b/>
+                <w:sz w:val="18"/>
+              </w:rPr>
+              <w:t>api</w:t>
+            </w:r>
+            <w:proofErr w:type="spellEnd"/>
+            <w:r>
+              <w:rPr>
+                <w:rFonts w:ascii="Arial" w:eastAsia="Arial" w:hAnsi="Arial" w:cs="Arial"/>
+                <w:b/>
+                <w:sz w:val="18"/>
+              </w:rPr>
+              <w:t>/benchmark</w:t>
             </w:r>
           </w:p>
         </w:tc>
@@ -6103,10 +5962,7 @@
         <w:t>Compare prompts</w:t>
       </w:r>
       <w:r>
-        <w:t xml:space="preserve"> (the five-question experiment with a score table and every answer) </w:t>
-      </w:r>
-      <w:r>
-        <w:t xml:space="preserve">and </w:t>
+        <w:t xml:space="preserve"> (the five-question experiment with a score table and every answer) and </w:t>
       </w:r>
       <w:r>
         <w:rPr>
@@ -6115,7 +5971,10 @@
         <w:t xml:space="preserve">Semantic vs keyword </w:t>
       </w:r>
       <w:r>
-        <w:t>(side-by-side retrieval). It supports light and dark themes and adapts to small screens.</w:t>
+        <w:t>(side-by-side retrieval). It supports light and dark themes and adapts to small screen</w:t>
+      </w:r>
+      <w:r>
+        <w:t>s.</w:t>
       </w:r>
     </w:p>
     <w:p>
@@ -6135,26 +5994,41 @@
       <w:r>
         <w:t xml:space="preserve">The project is prepared for two hosts. </w:t>
       </w:r>
+      <w:proofErr w:type="spellStart"/>
       <w:r>
         <w:rPr>
           <w:b/>
         </w:rPr>
         <w:t>Vercel</w:t>
       </w:r>
-      <w:r>
-        <w:t xml:space="preserve"> runs both the FastAPI backend (as a Python function through </w:t>
-      </w:r>
+      <w:proofErr w:type="spellEnd"/>
+      <w:r>
+        <w:t xml:space="preserve"> runs both the </w:t>
+      </w:r>
+      <w:proofErr w:type="spellStart"/>
+      <w:r>
+        <w:t>FastAPI</w:t>
+      </w:r>
+      <w:proofErr w:type="spellEnd"/>
+      <w:r>
+        <w:t xml:space="preserve"> backend (as a Python function through </w:t>
+      </w:r>
+      <w:proofErr w:type="spellStart"/>
       <w:r>
         <w:rPr>
           <w:rFonts w:ascii="Courier New" w:eastAsia="Courier New" w:hAnsi="Courier New" w:cs="Courier New"/>
         </w:rPr>
-        <w:t>api/index.py</w:t>
-      </w:r>
-      <w:r>
-        <w:t>) and the stat</w:t>
-      </w:r>
-      <w:r>
-        <w:t xml:space="preserve">ic frontend from the </w:t>
+        <w:t>api</w:t>
+      </w:r>
+      <w:proofErr w:type="spellEnd"/>
+      <w:r>
+        <w:rPr>
+          <w:rFonts w:ascii="Courier New" w:eastAsia="Courier New" w:hAnsi="Courier New" w:cs="Courier New"/>
+        </w:rPr>
+        <w:t>/index.py</w:t>
+      </w:r>
+      <w:r>
+        <w:t xml:space="preserve">) and the static frontend from the </w:t>
       </w:r>
       <w:r>
         <w:rPr>
@@ -6172,13 +6046,30 @@
         <w:t>Firebase Hosting</w:t>
       </w:r>
       <w:r>
-        <w:t xml:space="preserve"> can optionally serve the frontend alone, by setting the backend address in </w:t>
+        <w:t xml:space="preserve"> can optionally serve the frontend alone, by setting the b</w:t>
+      </w:r>
+      <w:r>
+        <w:t xml:space="preserve">ackend address in </w:t>
       </w:r>
       <w:r>
         <w:rPr>
           <w:rFonts w:ascii="Courier New" w:eastAsia="Courier New" w:hAnsi="Courier New" w:cs="Courier New"/>
         </w:rPr>
-        <w:t>public/js/config.js</w:t>
+        <w:t>public/</w:t>
+      </w:r>
+      <w:proofErr w:type="spellStart"/>
+      <w:r>
+        <w:rPr>
+          <w:rFonts w:ascii="Courier New" w:eastAsia="Courier New" w:hAnsi="Courier New" w:cs="Courier New"/>
+        </w:rPr>
+        <w:t>js</w:t>
+      </w:r>
+      <w:proofErr w:type="spellEnd"/>
+      <w:r>
+        <w:rPr>
+          <w:rFonts w:ascii="Courier New" w:eastAsia="Courier New" w:hAnsi="Courier New" w:cs="Courier New"/>
+        </w:rPr>
+        <w:t>/config.js</w:t>
       </w:r>
       <w:r>
         <w:t>.</w:t>
@@ -6190,7 +6081,15 @@
         <w:ind w:left="-5"/>
       </w:pPr>
       <w:r>
-        <w:t>Firebase Hosting cannot run a Python server, so the backend always stays on Vercel.</w:t>
+        <w:t xml:space="preserve">Firebase Hosting cannot run a Python server, so the backend always stays on </w:t>
+      </w:r>
+      <w:proofErr w:type="spellStart"/>
+      <w:r>
+        <w:t>Vercel</w:t>
+      </w:r>
+      <w:proofErr w:type="spellEnd"/>
+      <w:r>
+        <w:t>.</w:t>
       </w:r>
     </w:p>
     <w:p>
@@ -6202,10 +6101,15 @@
         <w:ind w:hanging="220"/>
       </w:pPr>
       <w:r>
-        <w:t xml:space="preserve">Push the repository to </w:t>
-      </w:r>
-      <w:r>
-        <w:t>GitHub and import it in Vercel.</w:t>
+        <w:t xml:space="preserve">Push the repository to GitHub and import it in </w:t>
+      </w:r>
+      <w:proofErr w:type="spellStart"/>
+      <w:r>
+        <w:t>Vercel</w:t>
+      </w:r>
+      <w:proofErr w:type="spellEnd"/>
+      <w:r>
+        <w:t>.</w:t>
       </w:r>
     </w:p>
     <w:p>
@@ -6249,20 +6153,44 @@
       <w:r>
         <w:t xml:space="preserve">For Firebase, set </w:t>
       </w:r>
+      <w:proofErr w:type="spellStart"/>
       <w:r>
         <w:rPr>
           <w:rFonts w:ascii="Courier New" w:eastAsia="Courier New" w:hAnsi="Courier New" w:cs="Courier New"/>
         </w:rPr>
         <w:t>window.API_BASE</w:t>
       </w:r>
-      <w:r>
-        <w:t xml:space="preserve"> to the Vercel URL, then run </w:t>
+      <w:proofErr w:type="spellEnd"/>
+      <w:r>
+        <w:t xml:space="preserve"> to the </w:t>
+      </w:r>
+      <w:proofErr w:type="spellStart"/>
+      <w:r>
+        <w:t>Vercel</w:t>
+      </w:r>
+      <w:proofErr w:type="spellEnd"/>
+      <w:r>
+        <w:t xml:space="preserve"> URL, then run </w:t>
       </w:r>
       <w:r>
         <w:rPr>
           <w:rFonts w:ascii="Courier New" w:eastAsia="Courier New" w:hAnsi="Courier New" w:cs="Courier New"/>
         </w:rPr>
-        <w:t>firebase init hosting</w:t>
+        <w:t xml:space="preserve">firebase </w:t>
+      </w:r>
+      <w:proofErr w:type="spellStart"/>
+      <w:r>
+        <w:rPr>
+          <w:rFonts w:ascii="Courier New" w:eastAsia="Courier New" w:hAnsi="Courier New" w:cs="Courier New"/>
+        </w:rPr>
+        <w:t>init</w:t>
+      </w:r>
+      <w:proofErr w:type="spellEnd"/>
+      <w:r>
+        <w:rPr>
+          <w:rFonts w:ascii="Courier New" w:eastAsia="Courier New" w:hAnsi="Courier New" w:cs="Courier New"/>
+        </w:rPr>
+        <w:t xml:space="preserve"> hosting</w:t>
       </w:r>
       <w:r>
         <w:t xml:space="preserve"> and </w:t>
@@ -6286,8 +6214,29 @@
         <w:spacing w:after="172"/>
         <w:ind w:hanging="220"/>
       </w:pPr>
-      <w:r>
-        <w:t>Vercel raised the Python function bundle limit to 500 MB; using ONNX embeddings rather than PyTorch keeps the deployment well within it.</w:t>
+      <w:proofErr w:type="spellStart"/>
+      <w:r>
+        <w:t>Vercel</w:t>
+      </w:r>
+      <w:proofErr w:type="spellEnd"/>
+      <w:r>
+        <w:t xml:space="preserve"> raised the Python function bundle limit to 500 MB; using ONNX </w:t>
+      </w:r>
+      <w:proofErr w:type="spellStart"/>
+      <w:r>
+        <w:t>embeddings</w:t>
+      </w:r>
+      <w:proofErr w:type="spellEnd"/>
+      <w:r>
+        <w:t xml:space="preserve"> rather than </w:t>
+      </w:r>
+      <w:proofErr w:type="spellStart"/>
+      <w:r>
+        <w:t>PyTorch</w:t>
+      </w:r>
+      <w:proofErr w:type="spellEnd"/>
+      <w:r>
+        <w:t xml:space="preserve"> keeps the deployment well within it.</w:t>
       </w:r>
     </w:p>
     <w:p>
@@ -6304,6 +6253,7 @@
       <w:r>
         <w:t xml:space="preserve"> Frontend (Firebase Hosting): </w:t>
       </w:r>
+      <w:proofErr w:type="gramStart"/>
       <w:r>
         <w:rPr>
           <w:color w:val="2F4BDB"/>
@@ -6311,7 +6261,19 @@
         <w:t>https://lexicon-docqa.web.app</w:t>
       </w:r>
       <w:r>
-        <w:t xml:space="preserve">  |  Backend and API documentation (Vercel): </w:t>
+        <w:t xml:space="preserve">  |</w:t>
+      </w:r>
+      <w:proofErr w:type="gramEnd"/>
+      <w:r>
+        <w:t xml:space="preserve">  Backend and API documentation (</w:t>
+      </w:r>
+      <w:proofErr w:type="spellStart"/>
+      <w:r>
+        <w:t>Vercel</w:t>
+      </w:r>
+      <w:proofErr w:type="spellEnd"/>
+      <w:r>
+        <w:t xml:space="preserve">): </w:t>
       </w:r>
       <w:r>
         <w:rPr>
@@ -6344,10 +6306,18 @@
         <w:ind w:left="-5"/>
       </w:pPr>
       <w:r>
-        <w:t>Automated tests (pytest) cover the chunking function and the API's health and input validation. The retrieval and generation p</w:t>
-      </w:r>
-      <w:r>
-        <w:t>aths were designed to be exercised through the application itself, using the Compare prompts and Semantic vs keyword tabs.</w:t>
+        <w:t>Automated tests (</w:t>
+      </w:r>
+      <w:proofErr w:type="spellStart"/>
+      <w:r>
+        <w:t>pytes</w:t>
+      </w:r>
+      <w:r>
+        <w:t>t</w:t>
+      </w:r>
+      <w:proofErr w:type="spellEnd"/>
+      <w:r>
+        <w:t>) cover the chunking function and the API's health and input validation. The retrieval and generation paths were designed to be exercised through the application itself, using the Compare prompts and Semantic vs keyword tabs.</w:t>
       </w:r>
     </w:p>
     <w:p>
@@ -6372,10 +6342,18 @@
         <w:ind w:hanging="220"/>
       </w:pPr>
       <w:r>
-        <w:t xml:space="preserve">On Vercel the vector store is in memory: uploaded files last only while the instance is warm and the first request </w:t>
-      </w:r>
-      <w:r>
-        <w:t>after idle time is slow because the model must load.</w:t>
+        <w:t xml:space="preserve">On </w:t>
+      </w:r>
+      <w:proofErr w:type="spellStart"/>
+      <w:r>
+        <w:t>Vercel</w:t>
+      </w:r>
+      <w:proofErr w:type="spellEnd"/>
+      <w:r>
+        <w:t xml:space="preserve"> t</w:t>
+      </w:r>
+      <w:r>
+        <w:t>he vector store is in memory: uploaded files last only while the instance is warm and the first request after idle time is slow because the model must load.</w:t>
       </w:r>
     </w:p>
     <w:p>
@@ -6387,7 +6365,15 @@
         <w:ind w:hanging="220"/>
       </w:pPr>
       <w:r>
-        <w:t>Uploads are limited to about 4.5 MB per request on Vercel.</w:t>
+        <w:t xml:space="preserve">Uploads are limited to about 4.5 MB per request on </w:t>
+      </w:r>
+      <w:proofErr w:type="spellStart"/>
+      <w:r>
+        <w:t>Vercel</w:t>
+      </w:r>
+      <w:proofErr w:type="spellEnd"/>
+      <w:r>
+        <w:t>.</w:t>
       </w:r>
     </w:p>
     <w:p>
@@ -6399,10 +6385,10 @@
         <w:ind w:hanging="220"/>
       </w:pPr>
       <w:r>
-        <w:t>Scores in the comparison come from an LLM judge, which is useful for relative comparison but is not a human evaluation and can vary slightly bet</w:t>
-      </w:r>
-      <w:r>
-        <w:t>ween runs.</w:t>
+        <w:t>Scores in the comparison come from an LL</w:t>
+      </w:r>
+      <w:r>
+        <w:t>M judge, which is useful for relative comparison but is not a human evaluation and can vary slightly between runs.</w:t>
       </w:r>
     </w:p>
     <w:p>
@@ -6440,7 +6426,10 @@
         <w:ind w:hanging="220"/>
       </w:pPr>
       <w:r>
-        <w:t>Persistent storage (a hosted vector database) so uploads survive restarts.</w:t>
+        <w:t>Persistent storage (a hosted vector database) s</w:t>
+      </w:r>
+      <w:r>
+        <w:t>o uploads survive restarts.</w:t>
       </w:r>
     </w:p>
     <w:p>
@@ -6452,10 +6441,7 @@
         <w:ind w:hanging="220"/>
       </w:pPr>
       <w:r>
-        <w:t>Hybrid search that merges keyword and semantic scores, and a re-ranking step</w:t>
-      </w:r>
-      <w:r>
-        <w:t>.</w:t>
+        <w:t>Hybrid search that merges keyword and semantic scores, and a re-ranking step.</w:t>
       </w:r>
     </w:p>
     <w:p>
@@ -6485,13 +6471,29 @@
         <w:ind w:left="-5"/>
       </w:pPr>
       <w:r>
-        <w:t xml:space="preserve">Lexicon demonstrates the full RAG workflow: documents are chunked, embedded and stored in ChromaDB; questions are matched to the most similar chunks by semantic search; and a language model </w:t>
-      </w:r>
-      <w:r>
-        <w:t>answers from that evidence using a carefully designed prompt. The comparison of zero-shot, few-shot and role-based prompting shows that how a question is framed changes the quality of the answer even when the retrieved evidence is identical, and the semant</w:t>
-      </w:r>
-      <w:r>
-        <w:t>ic versus keyword comparison shows why embeddings are the right foundation for question answering over documents.</w:t>
+        <w:t>Lexicon demonstrates the full RAG workflow: documents are chunked, embedded and stored</w:t>
+      </w:r>
+      <w:r>
+        <w:t xml:space="preserve"> in </w:t>
+      </w:r>
+      <w:proofErr w:type="spellStart"/>
+      <w:r>
+        <w:t>ChromaDB</w:t>
+      </w:r>
+      <w:proofErr w:type="spellEnd"/>
+      <w:r>
+        <w:t>; questions are matched to the most similar chunks by semantic search; and a language model answers from that evidence using a carefully designed prompt. The comparison of zero-shot, few-shot and role-based prompting shows that how a question i</w:t>
+      </w:r>
+      <w:r>
+        <w:t xml:space="preserve">s framed changes the quality of the answer even when the retrieved evidence is identical, and the semantic versus keyword comparison shows why </w:t>
+      </w:r>
+      <w:proofErr w:type="spellStart"/>
+      <w:r>
+        <w:t>embeddings</w:t>
+      </w:r>
+      <w:proofErr w:type="spellEnd"/>
+      <w:r>
+        <w:t xml:space="preserve"> are the right foundation for question answering over documents.</w:t>
       </w:r>
     </w:p>
     <w:p>
@@ -6507,6 +6509,8 @@
       <w:r>
         <w:t>Appendix: running the project</w:t>
       </w:r>
+      <w:bookmarkStart w:id="0" w:name="_GoBack"/>
+      <w:bookmarkEnd w:id="0"/>
     </w:p>
     <w:p>
       <w:pPr>
@@ -6526,7 +6530,151 @@
           <w:rFonts w:ascii="Courier New" w:eastAsia="Courier New" w:hAnsi="Courier New" w:cs="Courier New"/>
           <w:sz w:val="17"/>
         </w:rPr>
-        <w:t>python -m venv venv venv\Scripts\activate          (Mac/Linux: source venv/bin/activate) pip install -r requirements.txt copy .env.example .env         (add GROQ_API_KEY) uvicorn app.main:app --reload</w:t>
+        <w:t xml:space="preserve">python -m </w:t>
+      </w:r>
+      <w:proofErr w:type="spellStart"/>
+      <w:r>
+        <w:rPr>
+          <w:rFonts w:ascii="Courier New" w:eastAsia="Courier New" w:hAnsi="Courier New" w:cs="Courier New"/>
+          <w:sz w:val="17"/>
+        </w:rPr>
+        <w:t>venv</w:t>
+      </w:r>
+      <w:proofErr w:type="spellEnd"/>
+      <w:r>
+        <w:rPr>
+          <w:rFonts w:ascii="Courier New" w:eastAsia="Courier New" w:hAnsi="Courier New" w:cs="Courier New"/>
+          <w:sz w:val="17"/>
+        </w:rPr>
+        <w:t xml:space="preserve"> </w:t>
+      </w:r>
+      <w:proofErr w:type="spellStart"/>
+      <w:r>
+        <w:rPr>
+          <w:rFonts w:ascii="Courier New" w:eastAsia="Courier New" w:hAnsi="Courier New" w:cs="Courier New"/>
+          <w:sz w:val="17"/>
+        </w:rPr>
+        <w:t>venv</w:t>
+      </w:r>
+      <w:proofErr w:type="spellEnd"/>
+      <w:r>
+        <w:rPr>
+          <w:rFonts w:ascii="Courier New" w:eastAsia="Courier New" w:hAnsi="Courier New" w:cs="Courier New"/>
+          <w:sz w:val="17"/>
+        </w:rPr>
+        <w:t xml:space="preserve"> </w:t>
+      </w:r>
+      <w:proofErr w:type="spellStart"/>
+      <w:r>
+        <w:rPr>
+          <w:rFonts w:ascii="Courier New" w:eastAsia="Courier New" w:hAnsi="Courier New" w:cs="Courier New"/>
+          <w:sz w:val="17"/>
+        </w:rPr>
+        <w:t>venv</w:t>
+      </w:r>
+      <w:proofErr w:type="spellEnd"/>
+      <w:r>
+        <w:rPr>
+          <w:rFonts w:ascii="Courier New" w:eastAsia="Courier New" w:hAnsi="Courier New" w:cs="Courier New"/>
+          <w:sz w:val="17"/>
+        </w:rPr>
+        <w:t xml:space="preserve">\Scripts\activate       </w:t>
+      </w:r>
+      <w:proofErr w:type="gramStart"/>
+      <w:r>
+        <w:rPr>
+          <w:rFonts w:ascii="Courier New" w:eastAsia="Courier New" w:hAnsi="Courier New" w:cs="Courier New"/>
+          <w:sz w:val="17"/>
+        </w:rPr>
+        <w:t xml:space="preserve">   (</w:t>
+      </w:r>
+      <w:proofErr w:type="gramEnd"/>
+      <w:r>
+        <w:rPr>
+          <w:rFonts w:ascii="Courier New" w:eastAsia="Courier New" w:hAnsi="Courier New" w:cs="Courier New"/>
+          <w:sz w:val="17"/>
+        </w:rPr>
+        <w:t xml:space="preserve">Mac/Linux: source </w:t>
+      </w:r>
+      <w:proofErr w:type="spellStart"/>
+      <w:r>
+        <w:rPr>
+          <w:rFonts w:ascii="Courier New" w:eastAsia="Courier New" w:hAnsi="Courier New" w:cs="Courier New"/>
+          <w:sz w:val="17"/>
+        </w:rPr>
+        <w:t>venv</w:t>
+      </w:r>
+      <w:proofErr w:type="spellEnd"/>
+      <w:r>
+        <w:rPr>
+          <w:rFonts w:ascii="Courier New" w:eastAsia="Courier New" w:hAnsi="Courier New" w:cs="Courier New"/>
+          <w:sz w:val="17"/>
+        </w:rPr>
+        <w:t>/bin/activate) pip install -r requirements.txt copy .</w:t>
+      </w:r>
+      <w:proofErr w:type="spellStart"/>
+      <w:r>
+        <w:rPr>
+          <w:rFonts w:ascii="Courier New" w:eastAsia="Courier New" w:hAnsi="Courier New" w:cs="Courier New"/>
+          <w:sz w:val="17"/>
+        </w:rPr>
+        <w:t>env.example</w:t>
+      </w:r>
+      <w:proofErr w:type="spellEnd"/>
+      <w:r>
+        <w:rPr>
+          <w:rFonts w:ascii="Courier New" w:eastAsia="Courier New" w:hAnsi="Courier New" w:cs="Courier New"/>
+          <w:sz w:val="17"/>
+        </w:rPr>
+        <w:t xml:space="preserve"> .</w:t>
+      </w:r>
+      <w:proofErr w:type="spellStart"/>
+      <w:r>
+        <w:rPr>
+          <w:rFonts w:ascii="Courier New" w:eastAsia="Courier New" w:hAnsi="Courier New" w:cs="Courier New"/>
+          <w:sz w:val="17"/>
+        </w:rPr>
+        <w:t>env</w:t>
+      </w:r>
+      <w:proofErr w:type="spellEnd"/>
+      <w:r>
+        <w:rPr>
+          <w:rFonts w:ascii="Courier New" w:eastAsia="Courier New" w:hAnsi="Courier New" w:cs="Courier New"/>
+          <w:sz w:val="17"/>
+        </w:rPr>
+        <w:t xml:space="preserve">         (add GROQ_API_KEY) </w:t>
+      </w:r>
+      <w:proofErr w:type="spellStart"/>
+      <w:r>
+        <w:rPr>
+          <w:rFonts w:ascii="Courier New" w:eastAsia="Courier New" w:hAnsi="Courier New" w:cs="Courier New"/>
+          <w:sz w:val="17"/>
+        </w:rPr>
+        <w:t>uvicorn</w:t>
+      </w:r>
+      <w:proofErr w:type="spellEnd"/>
+      <w:r>
+        <w:rPr>
+          <w:rFonts w:ascii="Courier New" w:eastAsia="Courier New" w:hAnsi="Courier New" w:cs="Courier New"/>
+          <w:sz w:val="17"/>
+        </w:rPr>
+        <w:t xml:space="preserve"> </w:t>
+      </w:r>
+      <w:proofErr w:type="spellStart"/>
+      <w:r>
+        <w:rPr>
+          <w:rFonts w:ascii="Courier New" w:eastAsia="Courier New" w:hAnsi="Courier New" w:cs="Courier New"/>
+          <w:sz w:val="17"/>
+        </w:rPr>
+        <w:t>app.main:app</w:t>
+      </w:r>
+      <w:proofErr w:type="spellEnd"/>
+      <w:r>
+        <w:rPr>
+          <w:rFonts w:ascii="Courier New" w:eastAsia="Courier New" w:hAnsi="Courier New" w:cs="Courier New"/>
+          <w:sz w:val="17"/>
+        </w:rPr>
+        <w:t xml:space="preserve"> --reload</w:t>
       </w:r>
     </w:p>
     <w:p>
@@ -6575,8 +6723,17 @@
           <w:rFonts w:ascii="Courier New" w:eastAsia="Courier New" w:hAnsi="Courier New" w:cs="Courier New"/>
           <w:sz w:val="17"/>
         </w:rPr>
-        <w:t>quirements-dev.txt &amp;&amp; pytest</w:t>
-      </w:r>
+        <w:t xml:space="preserve">quirements-dev.txt &amp;&amp; </w:t>
+      </w:r>
+      <w:proofErr w:type="spellStart"/>
+      <w:r>
+        <w:rPr>
+          <w:rFonts w:ascii="Courier New" w:eastAsia="Courier New" w:hAnsi="Courier New" w:cs="Courier New"/>
+          <w:sz w:val="17"/>
+        </w:rPr>
+        <w:t>pytest</w:t>
+      </w:r>
+      <w:proofErr w:type="spellEnd"/>
     </w:p>
     <w:sectPr>
       <w:headerReference w:type="even" r:id="rId7"/>
@@ -6697,7 +6854,7 @@
         <w:color w:val="5B6785"/>
         <w:sz w:val="17"/>
       </w:rPr>
-      <w:t>10</w:t>
+      <w:t>9</w:t>
     </w:r>
     <w:r>
       <w:rPr>
@@ -6776,7 +6933,7 @@
               <wp:extent cx="5760000" cy="12700"/>
               <wp:effectExtent l="0" t="0" r="0" b="0"/>
               <wp:wrapSquare wrapText="bothSides"/>
-              <wp:docPr id="10585" name="Group 10585"/>
+              <wp:docPr id="11222" name="Group 11222"/>
               <wp:cNvGraphicFramePr/>
               <a:graphic xmlns:a="http://schemas.openxmlformats.org/drawingml/2006/main">
                 <a:graphicData uri="http://schemas.microsoft.com/office/word/2010/wordprocessingGroup">
@@ -6791,7 +6948,7 @@
                       </a:xfrm>
                     </wpg:grpSpPr>
                     <wps:wsp>
-                      <wps:cNvPr id="10586" name="Shape 10586"/>
+                      <wps:cNvPr id="11223" name="Shape 11223"/>
                       <wps:cNvSpPr/>
                       <wps:spPr>
                         <a:xfrm>
@@ -6843,8 +7000,8 @@
         </mc:Choice>
         <mc:Fallback xmlns:a="http://schemas.openxmlformats.org/drawingml/2006/main">
           <w:pict>
-            <v:group id="Group 10585" style="width:453.543pt;height:1pt;position:absolute;mso-position-horizontal-relative:page;mso-position-horizontal:absolute;margin-left:70.8661pt;mso-position-vertical-relative:page;margin-top:51.0237pt;" coordsize="57600,127">
-              <v:shape id="Shape 10586" style="position:absolute;width:57600;height:0;left:0;top:0;" coordsize="5760000,0" path="m0,0l5760000,0">
+            <v:group id="Group 11222" style="width:453.543pt;height:1pt;position:absolute;mso-position-horizontal-relative:page;mso-position-horizontal:absolute;margin-left:70.8661pt;mso-position-vertical-relative:page;margin-top:51.0237pt;" coordsize="57600,127">
+              <v:shape id="Shape 11223" style="position:absolute;width:57600;height:0;left:0;top:0;" coordsize="5760000,0" path="m0,0l5760000,0">
                 <v:stroke weight="1pt" endcap="flat" joinstyle="miter" miterlimit="10" on="true" color="#d6dce8"/>
                 <v:fill on="false" color="#000000" opacity="0"/>
               </v:shape>
@@ -6894,7 +7051,7 @@
               <wp:extent cx="5760000" cy="12700"/>
               <wp:effectExtent l="0" t="0" r="0" b="0"/>
               <wp:wrapSquare wrapText="bothSides"/>
-              <wp:docPr id="10570" name="Group 10570"/>
+              <wp:docPr id="11207" name="Group 11207"/>
               <wp:cNvGraphicFramePr/>
               <a:graphic xmlns:a="http://schemas.openxmlformats.org/drawingml/2006/main">
                 <a:graphicData uri="http://schemas.microsoft.com/office/word/2010/wordprocessingGroup">
@@ -6909,7 +7066,7 @@
                       </a:xfrm>
                     </wpg:grpSpPr>
                     <wps:wsp>
-                      <wps:cNvPr id="10571" name="Shape 10571"/>
+                      <wps:cNvPr id="11208" name="Shape 11208"/>
                       <wps:cNvSpPr/>
                       <wps:spPr>
                         <a:xfrm>
@@ -6961,8 +7118,8 @@
         </mc:Choice>
         <mc:Fallback xmlns:a="http://schemas.openxmlformats.org/drawingml/2006/main">
           <w:pict>
-            <v:group id="Group 10570" style="width:453.543pt;height:1pt;position:absolute;mso-position-horizontal-relative:page;mso-position-horizontal:absolute;margin-left:70.8661pt;mso-position-vertical-relative:page;margin-top:51.0237pt;" coordsize="57600,127">
-              <v:shape id="Shape 10571" style="position:absolute;width:57600;height:0;left:0;top:0;" coordsize="5760000,0" path="m0,0l5760000,0">
+            <v:group id="Group 11207" style="width:453.543pt;height:1pt;position:absolute;mso-position-horizontal-relative:page;mso-position-horizontal:absolute;margin-left:70.8661pt;mso-position-vertical-relative:page;margin-top:51.0237pt;" coordsize="57600,127">
+              <v:shape id="Shape 11208" style="position:absolute;width:57600;height:0;left:0;top:0;" coordsize="5760000,0" path="m0,0l5760000,0">
                 <v:stroke weight="1pt" endcap="flat" joinstyle="miter" miterlimit="10" on="true" color="#d6dce8"/>
                 <v:fill on="false" color="#000000" opacity="0"/>
               </v:shape>
@@ -6999,10 +7156,10 @@
 <file path=word/numbering.xml><?xml version="1.0" encoding="utf-8"?>
 <w:numbering xmlns:wpc="http://schemas.microsoft.com/office/word/2010/wordprocessingCanvas" xmlns:cx="http://schemas.microsoft.com/office/drawing/2014/chartex" xmlns:mc="http://schemas.openxmlformats.org/markup-compatibility/2006" xmlns:o="urn:schemas-microsoft-com:office:office" xmlns:r="http://schemas.openxmlformats.org/officeDocument/2006/relationships" xmlns:m="http://schemas.openxmlformats.org/officeDocument/2006/math" xmlns:v="urn:schemas-microsoft-com:vml" xmlns:wp14="http://schemas.microsoft.com/office/word/2010/wordprocessingDrawing" xmlns:wp="http://schemas.openxmlformats.org/drawingml/2006/wordprocessingDrawing" xmlns:w10="urn:schemas-microsoft-com:office:word" xmlns:w="http://schemas.openxmlformats.org/wordprocessingml/2006/main" xmlns:w14="http://schemas.microsoft.com/office/word/2010/wordml" xmlns:w15="http://schemas.microsoft.com/office/word/2012/wordml" xmlns:w16se="http://schemas.microsoft.com/office/word/2015/wordml/symex" xmlns:wpg="http://schemas.microsoft.com/office/word/2010/wordprocessingGroup" xmlns:wpi="http://schemas.microsoft.com/office/word/2010/wordprocessingInk" xmlns:wne="http://schemas.microsoft.com/office/word/2006/wordml" xmlns:wps="http://schemas.microsoft.com/office/word/2010/wordprocessingShape" mc:Ignorable="w14 w15 w16se wp14">
   <w:abstractNum w:abstractNumId="0" w15:restartNumberingAfterBreak="0">
-    <w:nsid w:val="061463D1"/>
+    <w:nsid w:val="04391D21"/>
     <w:multiLevelType w:val="hybridMultilevel"/>
-    <w:tmpl w:val="26DC0CF8"/>
-    <w:lvl w:ilvl="0" w:tplc="CCBA82C4">
+    <w:tmpl w:val="87E29352"/>
+    <w:lvl w:ilvl="0" w:tplc="3022F7BE">
       <w:start w:val="1"/>
       <w:numFmt w:val="bullet"/>
       <w:lvlText w:val="-"/>
@@ -7025,7 +7182,7 @@
         <w:vertAlign w:val="baseline"/>
       </w:rPr>
     </w:lvl>
-    <w:lvl w:ilvl="1" w:tplc="0594730C">
+    <w:lvl w:ilvl="1" w:tplc="B64C11E6">
       <w:start w:val="1"/>
       <w:numFmt w:val="bullet"/>
       <w:lvlText w:val="o"/>
@@ -7048,7 +7205,7 @@
         <w:vertAlign w:val="baseline"/>
       </w:rPr>
     </w:lvl>
-    <w:lvl w:ilvl="2" w:tplc="F774BD38">
+    <w:lvl w:ilvl="2" w:tplc="149887DC">
       <w:start w:val="1"/>
       <w:numFmt w:val="bullet"/>
       <w:lvlText w:val="▪"/>
@@ -7071,7 +7228,7 @@
         <w:vertAlign w:val="baseline"/>
       </w:rPr>
     </w:lvl>
-    <w:lvl w:ilvl="3" w:tplc="90DE20A6">
+    <w:lvl w:ilvl="3" w:tplc="92C29270">
       <w:start w:val="1"/>
       <w:numFmt w:val="bullet"/>
       <w:lvlText w:val="•"/>
@@ -7094,7 +7251,7 @@
         <w:vertAlign w:val="baseline"/>
       </w:rPr>
     </w:lvl>
-    <w:lvl w:ilvl="4" w:tplc="E1E48C7A">
+    <w:lvl w:ilvl="4" w:tplc="6A24746A">
       <w:start w:val="1"/>
       <w:numFmt w:val="bullet"/>
       <w:lvlText w:val="o"/>
@@ -7117,7 +7274,7 @@
         <w:vertAlign w:val="baseline"/>
       </w:rPr>
     </w:lvl>
-    <w:lvl w:ilvl="5" w:tplc="CC6CD4EC">
+    <w:lvl w:ilvl="5" w:tplc="6E4E185E">
       <w:start w:val="1"/>
       <w:numFmt w:val="bullet"/>
       <w:lvlText w:val="▪"/>
@@ -7140,7 +7297,7 @@
         <w:vertAlign w:val="baseline"/>
       </w:rPr>
     </w:lvl>
-    <w:lvl w:ilvl="6" w:tplc="E53A6A7C">
+    <w:lvl w:ilvl="6" w:tplc="31029C3A">
       <w:start w:val="1"/>
       <w:numFmt w:val="bullet"/>
       <w:lvlText w:val="•"/>
@@ -7163,7 +7320,7 @@
         <w:vertAlign w:val="baseline"/>
       </w:rPr>
     </w:lvl>
-    <w:lvl w:ilvl="7" w:tplc="8AA21368">
+    <w:lvl w:ilvl="7" w:tplc="CFEE5F58">
       <w:start w:val="1"/>
       <w:numFmt w:val="bullet"/>
       <w:lvlText w:val="o"/>
@@ -7186,7 +7343,7 @@
         <w:vertAlign w:val="baseline"/>
       </w:rPr>
     </w:lvl>
-    <w:lvl w:ilvl="8" w:tplc="F8B01FAE">
+    <w:lvl w:ilvl="8" w:tplc="201E65E0">
       <w:start w:val="1"/>
       <w:numFmt w:val="bullet"/>
       <w:lvlText w:val="▪"/>
@@ -7211,16 +7368,16 @@
     </w:lvl>
   </w:abstractNum>
   <w:abstractNum w:abstractNumId="1" w15:restartNumberingAfterBreak="0">
-    <w:nsid w:val="0D4A0281"/>
+    <w:nsid w:val="05ED763D"/>
     <w:multiLevelType w:val="hybridMultilevel"/>
-    <w:tmpl w:val="9C1C83F8"/>
-    <w:lvl w:ilvl="0" w:tplc="65C808CC">
+    <w:tmpl w:val="C3C627FC"/>
+    <w:lvl w:ilvl="0" w:tplc="5F94430E">
       <w:start w:val="1"/>
       <w:numFmt w:val="bullet"/>
       <w:lvlText w:val="-"/>
       <w:lvlJc w:val="left"/>
       <w:pPr>
-        <w:ind w:left="235"/>
+        <w:ind w:left="265"/>
       </w:pPr>
       <w:rPr>
         <w:rFonts w:ascii="Arial" w:eastAsia="Arial" w:hAnsi="Arial" w:cs="Arial"/>
@@ -7237,7 +7394,7 @@
         <w:vertAlign w:val="baseline"/>
       </w:rPr>
     </w:lvl>
-    <w:lvl w:ilvl="1" w:tplc="F17CB75A">
+    <w:lvl w:ilvl="1" w:tplc="CB1C8A0A">
       <w:start w:val="1"/>
       <w:numFmt w:val="bullet"/>
       <w:lvlText w:val="o"/>
@@ -7260,7 +7417,7 @@
         <w:vertAlign w:val="baseline"/>
       </w:rPr>
     </w:lvl>
-    <w:lvl w:ilvl="2" w:tplc="866C6AD4">
+    <w:lvl w:ilvl="2" w:tplc="34BA1F1E">
       <w:start w:val="1"/>
       <w:numFmt w:val="bullet"/>
       <w:lvlText w:val="▪"/>
@@ -7283,7 +7440,7 @@
         <w:vertAlign w:val="baseline"/>
       </w:rPr>
     </w:lvl>
-    <w:lvl w:ilvl="3" w:tplc="C648480C">
+    <w:lvl w:ilvl="3" w:tplc="3AFC64AA">
       <w:start w:val="1"/>
       <w:numFmt w:val="bullet"/>
       <w:lvlText w:val="•"/>
@@ -7306,7 +7463,7 @@
         <w:vertAlign w:val="baseline"/>
       </w:rPr>
     </w:lvl>
-    <w:lvl w:ilvl="4" w:tplc="48E8440A">
+    <w:lvl w:ilvl="4" w:tplc="67B4DDB4">
       <w:start w:val="1"/>
       <w:numFmt w:val="bullet"/>
       <w:lvlText w:val="o"/>
@@ -7329,7 +7486,7 @@
         <w:vertAlign w:val="baseline"/>
       </w:rPr>
     </w:lvl>
-    <w:lvl w:ilvl="5" w:tplc="C21AEEB2">
+    <w:lvl w:ilvl="5" w:tplc="C5A4C548">
       <w:start w:val="1"/>
       <w:numFmt w:val="bullet"/>
       <w:lvlText w:val="▪"/>
@@ -7352,7 +7509,7 @@
         <w:vertAlign w:val="baseline"/>
       </w:rPr>
     </w:lvl>
-    <w:lvl w:ilvl="6" w:tplc="AF04BFC2">
+    <w:lvl w:ilvl="6" w:tplc="D53A8B82">
       <w:start w:val="1"/>
       <w:numFmt w:val="bullet"/>
       <w:lvlText w:val="•"/>
@@ -7375,7 +7532,7 @@
         <w:vertAlign w:val="baseline"/>
       </w:rPr>
     </w:lvl>
-    <w:lvl w:ilvl="7" w:tplc="20D01CA0">
+    <w:lvl w:ilvl="7" w:tplc="5B94C25C">
       <w:start w:val="1"/>
       <w:numFmt w:val="bullet"/>
       <w:lvlText w:val="o"/>
@@ -7398,7 +7555,7 @@
         <w:vertAlign w:val="baseline"/>
       </w:rPr>
     </w:lvl>
-    <w:lvl w:ilvl="8" w:tplc="9D18240E">
+    <w:lvl w:ilvl="8" w:tplc="CD1AF2EC">
       <w:start w:val="1"/>
       <w:numFmt w:val="bullet"/>
       <w:lvlText w:val="▪"/>
@@ -7423,16 +7580,16 @@
     </w:lvl>
   </w:abstractNum>
   <w:abstractNum w:abstractNumId="2" w15:restartNumberingAfterBreak="0">
-    <w:nsid w:val="0D692C5F"/>
+    <w:nsid w:val="08722CD8"/>
     <w:multiLevelType w:val="hybridMultilevel"/>
-    <w:tmpl w:val="FADE9972"/>
-    <w:lvl w:ilvl="0" w:tplc="28EAF684">
+    <w:tmpl w:val="441C7002"/>
+    <w:lvl w:ilvl="0" w:tplc="952403CA">
       <w:start w:val="1"/>
       <w:numFmt w:val="bullet"/>
       <w:lvlText w:val="-"/>
       <w:lvlJc w:val="left"/>
       <w:pPr>
-        <w:ind w:left="265"/>
+        <w:ind w:left="220"/>
       </w:pPr>
       <w:rPr>
         <w:rFonts w:ascii="Arial" w:eastAsia="Arial" w:hAnsi="Arial" w:cs="Arial"/>
@@ -7449,7 +7606,7 @@
         <w:vertAlign w:val="baseline"/>
       </w:rPr>
     </w:lvl>
-    <w:lvl w:ilvl="1" w:tplc="C994D0B4">
+    <w:lvl w:ilvl="1" w:tplc="B526EAE0">
       <w:start w:val="1"/>
       <w:numFmt w:val="bullet"/>
       <w:lvlText w:val="o"/>
@@ -7472,7 +7629,7 @@
         <w:vertAlign w:val="baseline"/>
       </w:rPr>
     </w:lvl>
-    <w:lvl w:ilvl="2" w:tplc="497EEDC8">
+    <w:lvl w:ilvl="2" w:tplc="1728D4BC">
       <w:start w:val="1"/>
       <w:numFmt w:val="bullet"/>
       <w:lvlText w:val="▪"/>
@@ -7495,7 +7652,7 @@
         <w:vertAlign w:val="baseline"/>
       </w:rPr>
     </w:lvl>
-    <w:lvl w:ilvl="3" w:tplc="A2C83B36">
+    <w:lvl w:ilvl="3" w:tplc="B2201D52">
       <w:start w:val="1"/>
       <w:numFmt w:val="bullet"/>
       <w:lvlText w:val="•"/>
@@ -7518,7 +7675,7 @@
         <w:vertAlign w:val="baseline"/>
       </w:rPr>
     </w:lvl>
-    <w:lvl w:ilvl="4" w:tplc="0BE47B16">
+    <w:lvl w:ilvl="4" w:tplc="37AE5E46">
       <w:start w:val="1"/>
       <w:numFmt w:val="bullet"/>
       <w:lvlText w:val="o"/>
@@ -7541,7 +7698,7 @@
         <w:vertAlign w:val="baseline"/>
       </w:rPr>
     </w:lvl>
-    <w:lvl w:ilvl="5" w:tplc="9BC0B68A">
+    <w:lvl w:ilvl="5" w:tplc="F9946B58">
       <w:start w:val="1"/>
       <w:numFmt w:val="bullet"/>
       <w:lvlText w:val="▪"/>
@@ -7564,7 +7721,7 @@
         <w:vertAlign w:val="baseline"/>
       </w:rPr>
     </w:lvl>
-    <w:lvl w:ilvl="6" w:tplc="64382AFC">
+    <w:lvl w:ilvl="6" w:tplc="B13CB9F2">
       <w:start w:val="1"/>
       <w:numFmt w:val="bullet"/>
       <w:lvlText w:val="•"/>
@@ -7587,7 +7744,7 @@
         <w:vertAlign w:val="baseline"/>
       </w:rPr>
     </w:lvl>
-    <w:lvl w:ilvl="7" w:tplc="83F61D6A">
+    <w:lvl w:ilvl="7" w:tplc="2F763B86">
       <w:start w:val="1"/>
       <w:numFmt w:val="bullet"/>
       <w:lvlText w:val="o"/>
@@ -7610,7 +7767,7 @@
         <w:vertAlign w:val="baseline"/>
       </w:rPr>
     </w:lvl>
-    <w:lvl w:ilvl="8" w:tplc="F52E7516">
+    <w:lvl w:ilvl="8" w:tplc="E0745340">
       <w:start w:val="1"/>
       <w:numFmt w:val="bullet"/>
       <w:lvlText w:val="▪"/>
@@ -7635,10 +7792,222 @@
     </w:lvl>
   </w:abstractNum>
   <w:abstractNum w:abstractNumId="3" w15:restartNumberingAfterBreak="0">
-    <w:nsid w:val="17E02FFC"/>
+    <w:nsid w:val="0DBD3162"/>
     <w:multiLevelType w:val="hybridMultilevel"/>
-    <w:tmpl w:val="401A82F0"/>
-    <w:lvl w:ilvl="0" w:tplc="A5D6AAF2">
+    <w:tmpl w:val="524CA93E"/>
+    <w:lvl w:ilvl="0" w:tplc="54246D4E">
+      <w:start w:val="1"/>
+      <w:numFmt w:val="decimal"/>
+      <w:lvlText w:val="%1."/>
+      <w:lvlJc w:val="left"/>
+      <w:pPr>
+        <w:ind w:left="347"/>
+      </w:pPr>
+      <w:rPr>
+        <w:rFonts w:ascii="Courier New" w:eastAsia="Courier New" w:hAnsi="Courier New" w:cs="Courier New"/>
+        <w:b w:val="0"/>
+        <w:i w:val="0"/>
+        <w:strike w:val="0"/>
+        <w:dstrike w:val="0"/>
+        <w:color w:val="14213D"/>
+        <w:sz w:val="17"/>
+        <w:szCs w:val="17"/>
+        <w:u w:val="none" w:color="000000"/>
+        <w:bdr w:val="none" w:sz="0" w:space="0" w:color="auto"/>
+        <w:shd w:val="clear" w:color="auto" w:fill="auto"/>
+        <w:vertAlign w:val="baseline"/>
+      </w:rPr>
+    </w:lvl>
+    <w:lvl w:ilvl="1" w:tplc="BCDA8F58">
+      <w:start w:val="1"/>
+      <w:numFmt w:val="lowerLetter"/>
+      <w:lvlText w:val="%2"/>
+      <w:lvlJc w:val="left"/>
+      <w:pPr>
+        <w:ind w:left="1140"/>
+      </w:pPr>
+      <w:rPr>
+        <w:rFonts w:ascii="Courier New" w:eastAsia="Courier New" w:hAnsi="Courier New" w:cs="Courier New"/>
+        <w:b w:val="0"/>
+        <w:i w:val="0"/>
+        <w:strike w:val="0"/>
+        <w:dstrike w:val="0"/>
+        <w:color w:val="14213D"/>
+        <w:sz w:val="17"/>
+        <w:szCs w:val="17"/>
+        <w:u w:val="none" w:color="000000"/>
+        <w:bdr w:val="none" w:sz="0" w:space="0" w:color="auto"/>
+        <w:shd w:val="clear" w:color="auto" w:fill="auto"/>
+        <w:vertAlign w:val="baseline"/>
+      </w:rPr>
+    </w:lvl>
+    <w:lvl w:ilvl="2" w:tplc="A47A7FC2">
+      <w:start w:val="1"/>
+      <w:numFmt w:val="lowerRoman"/>
+      <w:lvlText w:val="%3"/>
+      <w:lvlJc w:val="left"/>
+      <w:pPr>
+        <w:ind w:left="1860"/>
+      </w:pPr>
+      <w:rPr>
+        <w:rFonts w:ascii="Courier New" w:eastAsia="Courier New" w:hAnsi="Courier New" w:cs="Courier New"/>
+        <w:b w:val="0"/>
+        <w:i w:val="0"/>
+        <w:strike w:val="0"/>
+        <w:dstrike w:val="0"/>
+        <w:color w:val="14213D"/>
+        <w:sz w:val="17"/>
+        <w:szCs w:val="17"/>
+        <w:u w:val="none" w:color="000000"/>
+        <w:bdr w:val="none" w:sz="0" w:space="0" w:color="auto"/>
+        <w:shd w:val="clear" w:color="auto" w:fill="auto"/>
+        <w:vertAlign w:val="baseline"/>
+      </w:rPr>
+    </w:lvl>
+    <w:lvl w:ilvl="3" w:tplc="C9463AFE">
+      <w:start w:val="1"/>
+      <w:numFmt w:val="decimal"/>
+      <w:lvlText w:val="%4"/>
+      <w:lvlJc w:val="left"/>
+      <w:pPr>
+        <w:ind w:left="2580"/>
+      </w:pPr>
+      <w:rPr>
+        <w:rFonts w:ascii="Courier New" w:eastAsia="Courier New" w:hAnsi="Courier New" w:cs="Courier New"/>
+        <w:b w:val="0"/>
+        <w:i w:val="0"/>
+        <w:strike w:val="0"/>
+        <w:dstrike w:val="0"/>
+        <w:color w:val="14213D"/>
+        <w:sz w:val="17"/>
+        <w:szCs w:val="17"/>
+        <w:u w:val="none" w:color="000000"/>
+        <w:bdr w:val="none" w:sz="0" w:space="0" w:color="auto"/>
+        <w:shd w:val="clear" w:color="auto" w:fill="auto"/>
+        <w:vertAlign w:val="baseline"/>
+      </w:rPr>
+    </w:lvl>
+    <w:lvl w:ilvl="4" w:tplc="A094C484">
+      <w:start w:val="1"/>
+      <w:numFmt w:val="lowerLetter"/>
+      <w:lvlText w:val="%5"/>
+      <w:lvlJc w:val="left"/>
+      <w:pPr>
+        <w:ind w:left="3300"/>
+      </w:pPr>
+      <w:rPr>
+        <w:rFonts w:ascii="Courier New" w:eastAsia="Courier New" w:hAnsi="Courier New" w:cs="Courier New"/>
+        <w:b w:val="0"/>
+        <w:i w:val="0"/>
+        <w:strike w:val="0"/>
+        <w:dstrike w:val="0"/>
+        <w:color w:val="14213D"/>
+        <w:sz w:val="17"/>
+        <w:szCs w:val="17"/>
+        <w:u w:val="none" w:color="000000"/>
+        <w:bdr w:val="none" w:sz="0" w:space="0" w:color="auto"/>
+        <w:shd w:val="clear" w:color="auto" w:fill="auto"/>
+        <w:vertAlign w:val="baseline"/>
+      </w:rPr>
+    </w:lvl>
+    <w:lvl w:ilvl="5" w:tplc="9C4A27EA">
+      <w:start w:val="1"/>
+      <w:numFmt w:val="lowerRoman"/>
+      <w:lvlText w:val="%6"/>
+      <w:lvlJc w:val="left"/>
+      <w:pPr>
+        <w:ind w:left="4020"/>
+      </w:pPr>
+      <w:rPr>
+        <w:rFonts w:ascii="Courier New" w:eastAsia="Courier New" w:hAnsi="Courier New" w:cs="Courier New"/>
+        <w:b w:val="0"/>
+        <w:i w:val="0"/>
+        <w:strike w:val="0"/>
+        <w:dstrike w:val="0"/>
+        <w:color w:val="14213D"/>
+        <w:sz w:val="17"/>
+        <w:szCs w:val="17"/>
+        <w:u w:val="none" w:color="000000"/>
+        <w:bdr w:val="none" w:sz="0" w:space="0" w:color="auto"/>
+        <w:shd w:val="clear" w:color="auto" w:fill="auto"/>
+        <w:vertAlign w:val="baseline"/>
+      </w:rPr>
+    </w:lvl>
+    <w:lvl w:ilvl="6" w:tplc="C652DA68">
+      <w:start w:val="1"/>
+      <w:numFmt w:val="decimal"/>
+      <w:lvlText w:val="%7"/>
+      <w:lvlJc w:val="left"/>
+      <w:pPr>
+        <w:ind w:left="4740"/>
+      </w:pPr>
+      <w:rPr>
+        <w:rFonts w:ascii="Courier New" w:eastAsia="Courier New" w:hAnsi="Courier New" w:cs="Courier New"/>
+        <w:b w:val="0"/>
+        <w:i w:val="0"/>
+        <w:strike w:val="0"/>
+        <w:dstrike w:val="0"/>
+        <w:color w:val="14213D"/>
+        <w:sz w:val="17"/>
+        <w:szCs w:val="17"/>
+        <w:u w:val="none" w:color="000000"/>
+        <w:bdr w:val="none" w:sz="0" w:space="0" w:color="auto"/>
+        <w:shd w:val="clear" w:color="auto" w:fill="auto"/>
+        <w:vertAlign w:val="baseline"/>
+      </w:rPr>
+    </w:lvl>
+    <w:lvl w:ilvl="7" w:tplc="4DE85254">
+      <w:start w:val="1"/>
+      <w:numFmt w:val="lowerLetter"/>
+      <w:lvlText w:val="%8"/>
+      <w:lvlJc w:val="left"/>
+      <w:pPr>
+        <w:ind w:left="5460"/>
+      </w:pPr>
+      <w:rPr>
+        <w:rFonts w:ascii="Courier New" w:eastAsia="Courier New" w:hAnsi="Courier New" w:cs="Courier New"/>
+        <w:b w:val="0"/>
+        <w:i w:val="0"/>
+        <w:strike w:val="0"/>
+        <w:dstrike w:val="0"/>
+        <w:color w:val="14213D"/>
+        <w:sz w:val="17"/>
+        <w:szCs w:val="17"/>
+        <w:u w:val="none" w:color="000000"/>
+        <w:bdr w:val="none" w:sz="0" w:space="0" w:color="auto"/>
+        <w:shd w:val="clear" w:color="auto" w:fill="auto"/>
+        <w:vertAlign w:val="baseline"/>
+      </w:rPr>
+    </w:lvl>
+    <w:lvl w:ilvl="8" w:tplc="F52AF2BA">
+      <w:start w:val="1"/>
+      <w:numFmt w:val="lowerRoman"/>
+      <w:lvlText w:val="%9"/>
+      <w:lvlJc w:val="left"/>
+      <w:pPr>
+        <w:ind w:left="6180"/>
+      </w:pPr>
+      <w:rPr>
+        <w:rFonts w:ascii="Courier New" w:eastAsia="Courier New" w:hAnsi="Courier New" w:cs="Courier New"/>
+        <w:b w:val="0"/>
+        <w:i w:val="0"/>
+        <w:strike w:val="0"/>
+        <w:dstrike w:val="0"/>
+        <w:color w:val="14213D"/>
+        <w:sz w:val="17"/>
+        <w:szCs w:val="17"/>
+        <w:u w:val="none" w:color="000000"/>
+        <w:bdr w:val="none" w:sz="0" w:space="0" w:color="auto"/>
+        <w:shd w:val="clear" w:color="auto" w:fill="auto"/>
+        <w:vertAlign w:val="baseline"/>
+      </w:rPr>
+    </w:lvl>
+  </w:abstractNum>
+  <w:abstractNum w:abstractNumId="4" w15:restartNumberingAfterBreak="0">
+    <w:nsid w:val="259D3380"/>
+    <w:multiLevelType w:val="hybridMultilevel"/>
+    <w:tmpl w:val="007E5760"/>
+    <w:lvl w:ilvl="0" w:tplc="74BA6FAA">
       <w:start w:val="8"/>
       <w:numFmt w:val="decimal"/>
       <w:lvlText w:val="%1."/>
@@ -7661,7 +8030,7 @@
         <w:vertAlign w:val="baseline"/>
       </w:rPr>
     </w:lvl>
-    <w:lvl w:ilvl="1" w:tplc="90989DC2">
+    <w:lvl w:ilvl="1" w:tplc="39EC7F24">
       <w:start w:val="1"/>
       <w:numFmt w:val="lowerLetter"/>
       <w:lvlText w:val="%2"/>
@@ -7684,7 +8053,7 @@
         <w:vertAlign w:val="baseline"/>
       </w:rPr>
     </w:lvl>
-    <w:lvl w:ilvl="2" w:tplc="B58AE006">
+    <w:lvl w:ilvl="2" w:tplc="F3F807CE">
       <w:start w:val="1"/>
       <w:numFmt w:val="lowerRoman"/>
       <w:lvlText w:val="%3"/>
@@ -7707,7 +8076,7 @@
         <w:vertAlign w:val="baseline"/>
       </w:rPr>
     </w:lvl>
-    <w:lvl w:ilvl="3" w:tplc="CD3AE0D4">
+    <w:lvl w:ilvl="3" w:tplc="E020D5A4">
       <w:start w:val="1"/>
       <w:numFmt w:val="decimal"/>
       <w:lvlText w:val="%4"/>
@@ -7730,7 +8099,7 @@
         <w:vertAlign w:val="baseline"/>
       </w:rPr>
     </w:lvl>
-    <w:lvl w:ilvl="4" w:tplc="BF5CBC0A">
+    <w:lvl w:ilvl="4" w:tplc="AF3886C4">
       <w:start w:val="1"/>
       <w:numFmt w:val="lowerLetter"/>
       <w:lvlText w:val="%5"/>
@@ -7753,7 +8122,7 @@
         <w:vertAlign w:val="baseline"/>
       </w:rPr>
     </w:lvl>
-    <w:lvl w:ilvl="5" w:tplc="732E1056">
+    <w:lvl w:ilvl="5" w:tplc="972CEFCA">
       <w:start w:val="1"/>
       <w:numFmt w:val="lowerRoman"/>
       <w:lvlText w:val="%6"/>
@@ -7776,7 +8145,7 @@
         <w:vertAlign w:val="baseline"/>
       </w:rPr>
     </w:lvl>
-    <w:lvl w:ilvl="6" w:tplc="3714484E">
+    <w:lvl w:ilvl="6" w:tplc="C8469DEC">
       <w:start w:val="1"/>
       <w:numFmt w:val="decimal"/>
       <w:lvlText w:val="%7"/>
@@ -7799,7 +8168,7 @@
         <w:vertAlign w:val="baseline"/>
       </w:rPr>
     </w:lvl>
-    <w:lvl w:ilvl="7" w:tplc="4B7EB9D0">
+    <w:lvl w:ilvl="7" w:tplc="0C545662">
       <w:start w:val="1"/>
       <w:numFmt w:val="lowerLetter"/>
       <w:lvlText w:val="%8"/>
@@ -7822,7 +8191,7 @@
         <w:vertAlign w:val="baseline"/>
       </w:rPr>
     </w:lvl>
-    <w:lvl w:ilvl="8" w:tplc="D88AC5CE">
+    <w:lvl w:ilvl="8" w:tplc="4C4C615E">
       <w:start w:val="1"/>
       <w:numFmt w:val="lowerRoman"/>
       <w:lvlText w:val="%9"/>
@@ -7846,11 +8215,11 @@
       </w:rPr>
     </w:lvl>
   </w:abstractNum>
-  <w:abstractNum w:abstractNumId="4" w15:restartNumberingAfterBreak="0">
-    <w:nsid w:val="23325B3D"/>
+  <w:abstractNum w:abstractNumId="5" w15:restartNumberingAfterBreak="0">
+    <w:nsid w:val="25DB6D12"/>
     <w:multiLevelType w:val="hybridMultilevel"/>
-    <w:tmpl w:val="14CC3DC8"/>
-    <w:lvl w:ilvl="0" w:tplc="7D1CFDF0">
+    <w:tmpl w:val="5A26C62E"/>
+    <w:lvl w:ilvl="0" w:tplc="7C788DE8">
       <w:start w:val="1"/>
       <w:numFmt w:val="bullet"/>
       <w:lvlText w:val="-"/>
@@ -7873,7 +8242,7 @@
         <w:vertAlign w:val="baseline"/>
       </w:rPr>
     </w:lvl>
-    <w:lvl w:ilvl="1" w:tplc="89506C02">
+    <w:lvl w:ilvl="1" w:tplc="83D62C42">
       <w:start w:val="1"/>
       <w:numFmt w:val="bullet"/>
       <w:lvlText w:val="o"/>
@@ -7896,7 +8265,7 @@
         <w:vertAlign w:val="baseline"/>
       </w:rPr>
     </w:lvl>
-    <w:lvl w:ilvl="2" w:tplc="FC74A432">
+    <w:lvl w:ilvl="2" w:tplc="2528FCC6">
       <w:start w:val="1"/>
       <w:numFmt w:val="bullet"/>
       <w:lvlText w:val="▪"/>
@@ -7919,7 +8288,7 @@
         <w:vertAlign w:val="baseline"/>
       </w:rPr>
     </w:lvl>
-    <w:lvl w:ilvl="3" w:tplc="A4F614E8">
+    <w:lvl w:ilvl="3" w:tplc="FC747D04">
       <w:start w:val="1"/>
       <w:numFmt w:val="bullet"/>
       <w:lvlText w:val="•"/>
@@ -7942,7 +8311,7 @@
         <w:vertAlign w:val="baseline"/>
       </w:rPr>
     </w:lvl>
-    <w:lvl w:ilvl="4" w:tplc="88882BCE">
+    <w:lvl w:ilvl="4" w:tplc="7984263A">
       <w:start w:val="1"/>
       <w:numFmt w:val="bullet"/>
       <w:lvlText w:val="o"/>
@@ -7965,7 +8334,7 @@
         <w:vertAlign w:val="baseline"/>
       </w:rPr>
     </w:lvl>
-    <w:lvl w:ilvl="5" w:tplc="E93C30C4">
+    <w:lvl w:ilvl="5" w:tplc="CD00F6A2">
       <w:start w:val="1"/>
       <w:numFmt w:val="bullet"/>
       <w:lvlText w:val="▪"/>
@@ -7988,7 +8357,7 @@
         <w:vertAlign w:val="baseline"/>
       </w:rPr>
     </w:lvl>
-    <w:lvl w:ilvl="6" w:tplc="5D3A0F5A">
+    <w:lvl w:ilvl="6" w:tplc="2536ED12">
       <w:start w:val="1"/>
       <w:numFmt w:val="bullet"/>
       <w:lvlText w:val="•"/>
@@ -8011,7 +8380,7 @@
         <w:vertAlign w:val="baseline"/>
       </w:rPr>
     </w:lvl>
-    <w:lvl w:ilvl="7" w:tplc="2F0ADA4C">
+    <w:lvl w:ilvl="7" w:tplc="4D320058">
       <w:start w:val="1"/>
       <w:numFmt w:val="bullet"/>
       <w:lvlText w:val="o"/>
@@ -8034,219 +8403,7 @@
         <w:vertAlign w:val="baseline"/>
       </w:rPr>
     </w:lvl>
-    <w:lvl w:ilvl="8" w:tplc="2144B27E">
-      <w:start w:val="1"/>
-      <w:numFmt w:val="bullet"/>
-      <w:lvlText w:val="▪"/>
-      <w:lvlJc w:val="left"/>
-      <w:pPr>
-        <w:ind w:left="6180"/>
-      </w:pPr>
-      <w:rPr>
-        <w:rFonts w:ascii="Arial" w:eastAsia="Arial" w:hAnsi="Arial" w:cs="Arial"/>
-        <w:b w:val="0"/>
-        <w:i w:val="0"/>
-        <w:strike w:val="0"/>
-        <w:dstrike w:val="0"/>
-        <w:color w:val="14213D"/>
-        <w:sz w:val="20"/>
-        <w:szCs w:val="20"/>
-        <w:u w:val="none" w:color="000000"/>
-        <w:bdr w:val="none" w:sz="0" w:space="0" w:color="auto"/>
-        <w:shd w:val="clear" w:color="auto" w:fill="auto"/>
-        <w:vertAlign w:val="baseline"/>
-      </w:rPr>
-    </w:lvl>
-  </w:abstractNum>
-  <w:abstractNum w:abstractNumId="5" w15:restartNumberingAfterBreak="0">
-    <w:nsid w:val="31C936CC"/>
-    <w:multiLevelType w:val="hybridMultilevel"/>
-    <w:tmpl w:val="01AC9BB8"/>
-    <w:lvl w:ilvl="0" w:tplc="75CEC220">
-      <w:start w:val="1"/>
-      <w:numFmt w:val="bullet"/>
-      <w:lvlText w:val="-"/>
-      <w:lvlJc w:val="left"/>
-      <w:pPr>
-        <w:ind w:left="220"/>
-      </w:pPr>
-      <w:rPr>
-        <w:rFonts w:ascii="Arial" w:eastAsia="Arial" w:hAnsi="Arial" w:cs="Arial"/>
-        <w:b w:val="0"/>
-        <w:i w:val="0"/>
-        <w:strike w:val="0"/>
-        <w:dstrike w:val="0"/>
-        <w:color w:val="14213D"/>
-        <w:sz w:val="20"/>
-        <w:szCs w:val="20"/>
-        <w:u w:val="none" w:color="000000"/>
-        <w:bdr w:val="none" w:sz="0" w:space="0" w:color="auto"/>
-        <w:shd w:val="clear" w:color="auto" w:fill="auto"/>
-        <w:vertAlign w:val="baseline"/>
-      </w:rPr>
-    </w:lvl>
-    <w:lvl w:ilvl="1" w:tplc="DFE61A84">
-      <w:start w:val="1"/>
-      <w:numFmt w:val="bullet"/>
-      <w:lvlText w:val="o"/>
-      <w:lvlJc w:val="left"/>
-      <w:pPr>
-        <w:ind w:left="1140"/>
-      </w:pPr>
-      <w:rPr>
-        <w:rFonts w:ascii="Arial" w:eastAsia="Arial" w:hAnsi="Arial" w:cs="Arial"/>
-        <w:b w:val="0"/>
-        <w:i w:val="0"/>
-        <w:strike w:val="0"/>
-        <w:dstrike w:val="0"/>
-        <w:color w:val="14213D"/>
-        <w:sz w:val="20"/>
-        <w:szCs w:val="20"/>
-        <w:u w:val="none" w:color="000000"/>
-        <w:bdr w:val="none" w:sz="0" w:space="0" w:color="auto"/>
-        <w:shd w:val="clear" w:color="auto" w:fill="auto"/>
-        <w:vertAlign w:val="baseline"/>
-      </w:rPr>
-    </w:lvl>
-    <w:lvl w:ilvl="2" w:tplc="8E524B44">
-      <w:start w:val="1"/>
-      <w:numFmt w:val="bullet"/>
-      <w:lvlText w:val="▪"/>
-      <w:lvlJc w:val="left"/>
-      <w:pPr>
-        <w:ind w:left="1860"/>
-      </w:pPr>
-      <w:rPr>
-        <w:rFonts w:ascii="Arial" w:eastAsia="Arial" w:hAnsi="Arial" w:cs="Arial"/>
-        <w:b w:val="0"/>
-        <w:i w:val="0"/>
-        <w:strike w:val="0"/>
-        <w:dstrike w:val="0"/>
-        <w:color w:val="14213D"/>
-        <w:sz w:val="20"/>
-        <w:szCs w:val="20"/>
-        <w:u w:val="none" w:color="000000"/>
-        <w:bdr w:val="none" w:sz="0" w:space="0" w:color="auto"/>
-        <w:shd w:val="clear" w:color="auto" w:fill="auto"/>
-        <w:vertAlign w:val="baseline"/>
-      </w:rPr>
-    </w:lvl>
-    <w:lvl w:ilvl="3" w:tplc="C4F8E3BA">
-      <w:start w:val="1"/>
-      <w:numFmt w:val="bullet"/>
-      <w:lvlText w:val="•"/>
-      <w:lvlJc w:val="left"/>
-      <w:pPr>
-        <w:ind w:left="2580"/>
-      </w:pPr>
-      <w:rPr>
-        <w:rFonts w:ascii="Arial" w:eastAsia="Arial" w:hAnsi="Arial" w:cs="Arial"/>
-        <w:b w:val="0"/>
-        <w:i w:val="0"/>
-        <w:strike w:val="0"/>
-        <w:dstrike w:val="0"/>
-        <w:color w:val="14213D"/>
-        <w:sz w:val="20"/>
-        <w:szCs w:val="20"/>
-        <w:u w:val="none" w:color="000000"/>
-        <w:bdr w:val="none" w:sz="0" w:space="0" w:color="auto"/>
-        <w:shd w:val="clear" w:color="auto" w:fill="auto"/>
-        <w:vertAlign w:val="baseline"/>
-      </w:rPr>
-    </w:lvl>
-    <w:lvl w:ilvl="4" w:tplc="DF66CE72">
-      <w:start w:val="1"/>
-      <w:numFmt w:val="bullet"/>
-      <w:lvlText w:val="o"/>
-      <w:lvlJc w:val="left"/>
-      <w:pPr>
-        <w:ind w:left="3300"/>
-      </w:pPr>
-      <w:rPr>
-        <w:rFonts w:ascii="Arial" w:eastAsia="Arial" w:hAnsi="Arial" w:cs="Arial"/>
-        <w:b w:val="0"/>
-        <w:i w:val="0"/>
-        <w:strike w:val="0"/>
-        <w:dstrike w:val="0"/>
-        <w:color w:val="14213D"/>
-        <w:sz w:val="20"/>
-        <w:szCs w:val="20"/>
-        <w:u w:val="none" w:color="000000"/>
-        <w:bdr w:val="none" w:sz="0" w:space="0" w:color="auto"/>
-        <w:shd w:val="clear" w:color="auto" w:fill="auto"/>
-        <w:vertAlign w:val="baseline"/>
-      </w:rPr>
-    </w:lvl>
-    <w:lvl w:ilvl="5" w:tplc="87BCDE1E">
-      <w:start w:val="1"/>
-      <w:numFmt w:val="bullet"/>
-      <w:lvlText w:val="▪"/>
-      <w:lvlJc w:val="left"/>
-      <w:pPr>
-        <w:ind w:left="4020"/>
-      </w:pPr>
-      <w:rPr>
-        <w:rFonts w:ascii="Arial" w:eastAsia="Arial" w:hAnsi="Arial" w:cs="Arial"/>
-        <w:b w:val="0"/>
-        <w:i w:val="0"/>
-        <w:strike w:val="0"/>
-        <w:dstrike w:val="0"/>
-        <w:color w:val="14213D"/>
-        <w:sz w:val="20"/>
-        <w:szCs w:val="20"/>
-        <w:u w:val="none" w:color="000000"/>
-        <w:bdr w:val="none" w:sz="0" w:space="0" w:color="auto"/>
-        <w:shd w:val="clear" w:color="auto" w:fill="auto"/>
-        <w:vertAlign w:val="baseline"/>
-      </w:rPr>
-    </w:lvl>
-    <w:lvl w:ilvl="6" w:tplc="B38EFE4C">
-      <w:start w:val="1"/>
-      <w:numFmt w:val="bullet"/>
-      <w:lvlText w:val="•"/>
-      <w:lvlJc w:val="left"/>
-      <w:pPr>
-        <w:ind w:left="4740"/>
-      </w:pPr>
-      <w:rPr>
-        <w:rFonts w:ascii="Arial" w:eastAsia="Arial" w:hAnsi="Arial" w:cs="Arial"/>
-        <w:b w:val="0"/>
-        <w:i w:val="0"/>
-        <w:strike w:val="0"/>
-        <w:dstrike w:val="0"/>
-        <w:color w:val="14213D"/>
-        <w:sz w:val="20"/>
-        <w:szCs w:val="20"/>
-        <w:u w:val="none" w:color="000000"/>
-        <w:bdr w:val="none" w:sz="0" w:space="0" w:color="auto"/>
-        <w:shd w:val="clear" w:color="auto" w:fill="auto"/>
-        <w:vertAlign w:val="baseline"/>
-      </w:rPr>
-    </w:lvl>
-    <w:lvl w:ilvl="7" w:tplc="50867FC0">
-      <w:start w:val="1"/>
-      <w:numFmt w:val="bullet"/>
-      <w:lvlText w:val="o"/>
-      <w:lvlJc w:val="left"/>
-      <w:pPr>
-        <w:ind w:left="5460"/>
-      </w:pPr>
-      <w:rPr>
-        <w:rFonts w:ascii="Arial" w:eastAsia="Arial" w:hAnsi="Arial" w:cs="Arial"/>
-        <w:b w:val="0"/>
-        <w:i w:val="0"/>
-        <w:strike w:val="0"/>
-        <w:dstrike w:val="0"/>
-        <w:color w:val="14213D"/>
-        <w:sz w:val="20"/>
-        <w:szCs w:val="20"/>
-        <w:u w:val="none" w:color="000000"/>
-        <w:bdr w:val="none" w:sz="0" w:space="0" w:color="auto"/>
-        <w:shd w:val="clear" w:color="auto" w:fill="auto"/>
-        <w:vertAlign w:val="baseline"/>
-      </w:rPr>
-    </w:lvl>
-    <w:lvl w:ilvl="8" w:tplc="8156421A">
+    <w:lvl w:ilvl="8" w:tplc="A10CD028">
       <w:start w:val="1"/>
       <w:numFmt w:val="bullet"/>
       <w:lvlText w:val="▪"/>
@@ -8271,10 +8428,10 @@
     </w:lvl>
   </w:abstractNum>
   <w:abstractNum w:abstractNumId="6" w15:restartNumberingAfterBreak="0">
-    <w:nsid w:val="3A0055FC"/>
+    <w:nsid w:val="419B2893"/>
     <w:multiLevelType w:val="hybridMultilevel"/>
-    <w:tmpl w:val="C41E6450"/>
-    <w:lvl w:ilvl="0" w:tplc="D294386E">
+    <w:tmpl w:val="95682C02"/>
+    <w:lvl w:ilvl="0" w:tplc="B86692A6">
       <w:start w:val="1"/>
       <w:numFmt w:val="bullet"/>
       <w:lvlText w:val="-"/>
@@ -8297,7 +8454,7 @@
         <w:vertAlign w:val="baseline"/>
       </w:rPr>
     </w:lvl>
-    <w:lvl w:ilvl="1" w:tplc="5D867252">
+    <w:lvl w:ilvl="1" w:tplc="968CE88E">
       <w:start w:val="1"/>
       <w:numFmt w:val="bullet"/>
       <w:lvlText w:val="o"/>
@@ -8320,7 +8477,7 @@
         <w:vertAlign w:val="baseline"/>
       </w:rPr>
     </w:lvl>
-    <w:lvl w:ilvl="2" w:tplc="3AAEAA06">
+    <w:lvl w:ilvl="2" w:tplc="476A1604">
       <w:start w:val="1"/>
       <w:numFmt w:val="bullet"/>
       <w:lvlText w:val="▪"/>
@@ -8343,7 +8500,7 @@
         <w:vertAlign w:val="baseline"/>
       </w:rPr>
     </w:lvl>
-    <w:lvl w:ilvl="3" w:tplc="4D7C0DAC">
+    <w:lvl w:ilvl="3" w:tplc="169CAF70">
       <w:start w:val="1"/>
       <w:numFmt w:val="bullet"/>
       <w:lvlText w:val="•"/>
@@ -8366,7 +8523,7 @@
         <w:vertAlign w:val="baseline"/>
       </w:rPr>
     </w:lvl>
-    <w:lvl w:ilvl="4" w:tplc="039255C6">
+    <w:lvl w:ilvl="4" w:tplc="F9CA72FE">
       <w:start w:val="1"/>
       <w:numFmt w:val="bullet"/>
       <w:lvlText w:val="o"/>
@@ -8389,7 +8546,7 @@
         <w:vertAlign w:val="baseline"/>
       </w:rPr>
     </w:lvl>
-    <w:lvl w:ilvl="5" w:tplc="E6643AA6">
+    <w:lvl w:ilvl="5" w:tplc="04F0EADC">
       <w:start w:val="1"/>
       <w:numFmt w:val="bullet"/>
       <w:lvlText w:val="▪"/>
@@ -8412,7 +8569,7 @@
         <w:vertAlign w:val="baseline"/>
       </w:rPr>
     </w:lvl>
-    <w:lvl w:ilvl="6" w:tplc="4CBC20F4">
+    <w:lvl w:ilvl="6" w:tplc="92901392">
       <w:start w:val="1"/>
       <w:numFmt w:val="bullet"/>
       <w:lvlText w:val="•"/>
@@ -8435,7 +8592,7 @@
         <w:vertAlign w:val="baseline"/>
       </w:rPr>
     </w:lvl>
-    <w:lvl w:ilvl="7" w:tplc="B02C31D2">
+    <w:lvl w:ilvl="7" w:tplc="2892AF6A">
       <w:start w:val="1"/>
       <w:numFmt w:val="bullet"/>
       <w:lvlText w:val="o"/>
@@ -8458,7 +8615,7 @@
         <w:vertAlign w:val="baseline"/>
       </w:rPr>
     </w:lvl>
-    <w:lvl w:ilvl="8" w:tplc="D206BE10">
+    <w:lvl w:ilvl="8" w:tplc="1E006BFC">
       <w:start w:val="1"/>
       <w:numFmt w:val="bullet"/>
       <w:lvlText w:val="▪"/>
@@ -8483,433 +8640,9 @@
     </w:lvl>
   </w:abstractNum>
   <w:abstractNum w:abstractNumId="7" w15:restartNumberingAfterBreak="0">
-    <w:nsid w:val="44430130"/>
-    <w:multiLevelType w:val="hybridMultilevel"/>
-    <w:tmpl w:val="59047DAC"/>
-    <w:lvl w:ilvl="0" w:tplc="9880E628">
-      <w:start w:val="3"/>
-      <w:numFmt w:val="decimal"/>
-      <w:lvlText w:val="%1."/>
-      <w:lvlJc w:val="left"/>
-      <w:pPr>
-        <w:ind w:left="384"/>
-      </w:pPr>
-      <w:rPr>
-        <w:rFonts w:ascii="Arial" w:eastAsia="Arial" w:hAnsi="Arial" w:cs="Arial"/>
-        <w:b w:val="0"/>
-        <w:i w:val="0"/>
-        <w:strike w:val="0"/>
-        <w:dstrike w:val="0"/>
-        <w:color w:val="14213D"/>
-        <w:sz w:val="23"/>
-        <w:szCs w:val="23"/>
-        <w:u w:val="none" w:color="000000"/>
-        <w:bdr w:val="none" w:sz="0" w:space="0" w:color="auto"/>
-        <w:shd w:val="clear" w:color="auto" w:fill="auto"/>
-        <w:vertAlign w:val="baseline"/>
-      </w:rPr>
-    </w:lvl>
-    <w:lvl w:ilvl="1" w:tplc="0C3A8356">
-      <w:start w:val="1"/>
-      <w:numFmt w:val="lowerLetter"/>
-      <w:lvlText w:val="%2"/>
-      <w:lvlJc w:val="left"/>
-      <w:pPr>
-        <w:ind w:left="1080"/>
-      </w:pPr>
-      <w:rPr>
-        <w:rFonts w:ascii="Arial" w:eastAsia="Arial" w:hAnsi="Arial" w:cs="Arial"/>
-        <w:b w:val="0"/>
-        <w:i w:val="0"/>
-        <w:strike w:val="0"/>
-        <w:dstrike w:val="0"/>
-        <w:color w:val="14213D"/>
-        <w:sz w:val="23"/>
-        <w:szCs w:val="23"/>
-        <w:u w:val="none" w:color="000000"/>
-        <w:bdr w:val="none" w:sz="0" w:space="0" w:color="auto"/>
-        <w:shd w:val="clear" w:color="auto" w:fill="auto"/>
-        <w:vertAlign w:val="baseline"/>
-      </w:rPr>
-    </w:lvl>
-    <w:lvl w:ilvl="2" w:tplc="DA0E0D30">
-      <w:start w:val="1"/>
-      <w:numFmt w:val="lowerRoman"/>
-      <w:lvlText w:val="%3"/>
-      <w:lvlJc w:val="left"/>
-      <w:pPr>
-        <w:ind w:left="1800"/>
-      </w:pPr>
-      <w:rPr>
-        <w:rFonts w:ascii="Arial" w:eastAsia="Arial" w:hAnsi="Arial" w:cs="Arial"/>
-        <w:b w:val="0"/>
-        <w:i w:val="0"/>
-        <w:strike w:val="0"/>
-        <w:dstrike w:val="0"/>
-        <w:color w:val="14213D"/>
-        <w:sz w:val="23"/>
-        <w:szCs w:val="23"/>
-        <w:u w:val="none" w:color="000000"/>
-        <w:bdr w:val="none" w:sz="0" w:space="0" w:color="auto"/>
-        <w:shd w:val="clear" w:color="auto" w:fill="auto"/>
-        <w:vertAlign w:val="baseline"/>
-      </w:rPr>
-    </w:lvl>
-    <w:lvl w:ilvl="3" w:tplc="5A086678">
-      <w:start w:val="1"/>
-      <w:numFmt w:val="decimal"/>
-      <w:lvlText w:val="%4"/>
-      <w:lvlJc w:val="left"/>
-      <w:pPr>
-        <w:ind w:left="2520"/>
-      </w:pPr>
-      <w:rPr>
-        <w:rFonts w:ascii="Arial" w:eastAsia="Arial" w:hAnsi="Arial" w:cs="Arial"/>
-        <w:b w:val="0"/>
-        <w:i w:val="0"/>
-        <w:strike w:val="0"/>
-        <w:dstrike w:val="0"/>
-        <w:color w:val="14213D"/>
-        <w:sz w:val="23"/>
-        <w:szCs w:val="23"/>
-        <w:u w:val="none" w:color="000000"/>
-        <w:bdr w:val="none" w:sz="0" w:space="0" w:color="auto"/>
-        <w:shd w:val="clear" w:color="auto" w:fill="auto"/>
-        <w:vertAlign w:val="baseline"/>
-      </w:rPr>
-    </w:lvl>
-    <w:lvl w:ilvl="4" w:tplc="A4A03D54">
-      <w:start w:val="1"/>
-      <w:numFmt w:val="lowerLetter"/>
-      <w:lvlText w:val="%5"/>
-      <w:lvlJc w:val="left"/>
-      <w:pPr>
-        <w:ind w:left="3240"/>
-      </w:pPr>
-      <w:rPr>
-        <w:rFonts w:ascii="Arial" w:eastAsia="Arial" w:hAnsi="Arial" w:cs="Arial"/>
-        <w:b w:val="0"/>
-        <w:i w:val="0"/>
-        <w:strike w:val="0"/>
-        <w:dstrike w:val="0"/>
-        <w:color w:val="14213D"/>
-        <w:sz w:val="23"/>
-        <w:szCs w:val="23"/>
-        <w:u w:val="none" w:color="000000"/>
-        <w:bdr w:val="none" w:sz="0" w:space="0" w:color="auto"/>
-        <w:shd w:val="clear" w:color="auto" w:fill="auto"/>
-        <w:vertAlign w:val="baseline"/>
-      </w:rPr>
-    </w:lvl>
-    <w:lvl w:ilvl="5" w:tplc="1C5E9BBE">
-      <w:start w:val="1"/>
-      <w:numFmt w:val="lowerRoman"/>
-      <w:lvlText w:val="%6"/>
-      <w:lvlJc w:val="left"/>
-      <w:pPr>
-        <w:ind w:left="3960"/>
-      </w:pPr>
-      <w:rPr>
-        <w:rFonts w:ascii="Arial" w:eastAsia="Arial" w:hAnsi="Arial" w:cs="Arial"/>
-        <w:b w:val="0"/>
-        <w:i w:val="0"/>
-        <w:strike w:val="0"/>
-        <w:dstrike w:val="0"/>
-        <w:color w:val="14213D"/>
-        <w:sz w:val="23"/>
-        <w:szCs w:val="23"/>
-        <w:u w:val="none" w:color="000000"/>
-        <w:bdr w:val="none" w:sz="0" w:space="0" w:color="auto"/>
-        <w:shd w:val="clear" w:color="auto" w:fill="auto"/>
-        <w:vertAlign w:val="baseline"/>
-      </w:rPr>
-    </w:lvl>
-    <w:lvl w:ilvl="6" w:tplc="67CED936">
-      <w:start w:val="1"/>
-      <w:numFmt w:val="decimal"/>
-      <w:lvlText w:val="%7"/>
-      <w:lvlJc w:val="left"/>
-      <w:pPr>
-        <w:ind w:left="4680"/>
-      </w:pPr>
-      <w:rPr>
-        <w:rFonts w:ascii="Arial" w:eastAsia="Arial" w:hAnsi="Arial" w:cs="Arial"/>
-        <w:b w:val="0"/>
-        <w:i w:val="0"/>
-        <w:strike w:val="0"/>
-        <w:dstrike w:val="0"/>
-        <w:color w:val="14213D"/>
-        <w:sz w:val="23"/>
-        <w:szCs w:val="23"/>
-        <w:u w:val="none" w:color="000000"/>
-        <w:bdr w:val="none" w:sz="0" w:space="0" w:color="auto"/>
-        <w:shd w:val="clear" w:color="auto" w:fill="auto"/>
-        <w:vertAlign w:val="baseline"/>
-      </w:rPr>
-    </w:lvl>
-    <w:lvl w:ilvl="7" w:tplc="87AA1C2C">
-      <w:start w:val="1"/>
-      <w:numFmt w:val="lowerLetter"/>
-      <w:lvlText w:val="%8"/>
-      <w:lvlJc w:val="left"/>
-      <w:pPr>
-        <w:ind w:left="5400"/>
-      </w:pPr>
-      <w:rPr>
-        <w:rFonts w:ascii="Arial" w:eastAsia="Arial" w:hAnsi="Arial" w:cs="Arial"/>
-        <w:b w:val="0"/>
-        <w:i w:val="0"/>
-        <w:strike w:val="0"/>
-        <w:dstrike w:val="0"/>
-        <w:color w:val="14213D"/>
-        <w:sz w:val="23"/>
-        <w:szCs w:val="23"/>
-        <w:u w:val="none" w:color="000000"/>
-        <w:bdr w:val="none" w:sz="0" w:space="0" w:color="auto"/>
-        <w:shd w:val="clear" w:color="auto" w:fill="auto"/>
-        <w:vertAlign w:val="baseline"/>
-      </w:rPr>
-    </w:lvl>
-    <w:lvl w:ilvl="8" w:tplc="3A6A5DDC">
-      <w:start w:val="1"/>
-      <w:numFmt w:val="lowerRoman"/>
-      <w:lvlText w:val="%9"/>
-      <w:lvlJc w:val="left"/>
-      <w:pPr>
-        <w:ind w:left="6120"/>
-      </w:pPr>
-      <w:rPr>
-        <w:rFonts w:ascii="Arial" w:eastAsia="Arial" w:hAnsi="Arial" w:cs="Arial"/>
-        <w:b w:val="0"/>
-        <w:i w:val="0"/>
-        <w:strike w:val="0"/>
-        <w:dstrike w:val="0"/>
-        <w:color w:val="14213D"/>
-        <w:sz w:val="23"/>
-        <w:szCs w:val="23"/>
-        <w:u w:val="none" w:color="000000"/>
-        <w:bdr w:val="none" w:sz="0" w:space="0" w:color="auto"/>
-        <w:shd w:val="clear" w:color="auto" w:fill="auto"/>
-        <w:vertAlign w:val="baseline"/>
-      </w:rPr>
-    </w:lvl>
-  </w:abstractNum>
-  <w:abstractNum w:abstractNumId="8" w15:restartNumberingAfterBreak="0">
-    <w:nsid w:val="5193326C"/>
-    <w:multiLevelType w:val="hybridMultilevel"/>
-    <w:tmpl w:val="30C09C1A"/>
-    <w:lvl w:ilvl="0" w:tplc="35601EA6">
-      <w:start w:val="1"/>
-      <w:numFmt w:val="decimal"/>
-      <w:lvlText w:val="%1."/>
-      <w:lvlJc w:val="left"/>
-      <w:pPr>
-        <w:ind w:left="347"/>
-      </w:pPr>
-      <w:rPr>
-        <w:rFonts w:ascii="Courier New" w:eastAsia="Courier New" w:hAnsi="Courier New" w:cs="Courier New"/>
-        <w:b w:val="0"/>
-        <w:i w:val="0"/>
-        <w:strike w:val="0"/>
-        <w:dstrike w:val="0"/>
-        <w:color w:val="14213D"/>
-        <w:sz w:val="17"/>
-        <w:szCs w:val="17"/>
-        <w:u w:val="none" w:color="000000"/>
-        <w:bdr w:val="none" w:sz="0" w:space="0" w:color="auto"/>
-        <w:shd w:val="clear" w:color="auto" w:fill="auto"/>
-        <w:vertAlign w:val="baseline"/>
-      </w:rPr>
-    </w:lvl>
-    <w:lvl w:ilvl="1" w:tplc="07FC8C96">
-      <w:start w:val="1"/>
-      <w:numFmt w:val="lowerLetter"/>
-      <w:lvlText w:val="%2"/>
-      <w:lvlJc w:val="left"/>
-      <w:pPr>
-        <w:ind w:left="1140"/>
-      </w:pPr>
-      <w:rPr>
-        <w:rFonts w:ascii="Courier New" w:eastAsia="Courier New" w:hAnsi="Courier New" w:cs="Courier New"/>
-        <w:b w:val="0"/>
-        <w:i w:val="0"/>
-        <w:strike w:val="0"/>
-        <w:dstrike w:val="0"/>
-        <w:color w:val="14213D"/>
-        <w:sz w:val="17"/>
-        <w:szCs w:val="17"/>
-        <w:u w:val="none" w:color="000000"/>
-        <w:bdr w:val="none" w:sz="0" w:space="0" w:color="auto"/>
-        <w:shd w:val="clear" w:color="auto" w:fill="auto"/>
-        <w:vertAlign w:val="baseline"/>
-      </w:rPr>
-    </w:lvl>
-    <w:lvl w:ilvl="2" w:tplc="F6C6BBC4">
-      <w:start w:val="1"/>
-      <w:numFmt w:val="lowerRoman"/>
-      <w:lvlText w:val="%3"/>
-      <w:lvlJc w:val="left"/>
-      <w:pPr>
-        <w:ind w:left="1860"/>
-      </w:pPr>
-      <w:rPr>
-        <w:rFonts w:ascii="Courier New" w:eastAsia="Courier New" w:hAnsi="Courier New" w:cs="Courier New"/>
-        <w:b w:val="0"/>
-        <w:i w:val="0"/>
-        <w:strike w:val="0"/>
-        <w:dstrike w:val="0"/>
-        <w:color w:val="14213D"/>
-        <w:sz w:val="17"/>
-        <w:szCs w:val="17"/>
-        <w:u w:val="none" w:color="000000"/>
-        <w:bdr w:val="none" w:sz="0" w:space="0" w:color="auto"/>
-        <w:shd w:val="clear" w:color="auto" w:fill="auto"/>
-        <w:vertAlign w:val="baseline"/>
-      </w:rPr>
-    </w:lvl>
-    <w:lvl w:ilvl="3" w:tplc="F3B05376">
-      <w:start w:val="1"/>
-      <w:numFmt w:val="decimal"/>
-      <w:lvlText w:val="%4"/>
-      <w:lvlJc w:val="left"/>
-      <w:pPr>
-        <w:ind w:left="2580"/>
-      </w:pPr>
-      <w:rPr>
-        <w:rFonts w:ascii="Courier New" w:eastAsia="Courier New" w:hAnsi="Courier New" w:cs="Courier New"/>
-        <w:b w:val="0"/>
-        <w:i w:val="0"/>
-        <w:strike w:val="0"/>
-        <w:dstrike w:val="0"/>
-        <w:color w:val="14213D"/>
-        <w:sz w:val="17"/>
-        <w:szCs w:val="17"/>
-        <w:u w:val="none" w:color="000000"/>
-        <w:bdr w:val="none" w:sz="0" w:space="0" w:color="auto"/>
-        <w:shd w:val="clear" w:color="auto" w:fill="auto"/>
-        <w:vertAlign w:val="baseline"/>
-      </w:rPr>
-    </w:lvl>
-    <w:lvl w:ilvl="4" w:tplc="406A8C16">
-      <w:start w:val="1"/>
-      <w:numFmt w:val="lowerLetter"/>
-      <w:lvlText w:val="%5"/>
-      <w:lvlJc w:val="left"/>
-      <w:pPr>
-        <w:ind w:left="3300"/>
-      </w:pPr>
-      <w:rPr>
-        <w:rFonts w:ascii="Courier New" w:eastAsia="Courier New" w:hAnsi="Courier New" w:cs="Courier New"/>
-        <w:b w:val="0"/>
-        <w:i w:val="0"/>
-        <w:strike w:val="0"/>
-        <w:dstrike w:val="0"/>
-        <w:color w:val="14213D"/>
-        <w:sz w:val="17"/>
-        <w:szCs w:val="17"/>
-        <w:u w:val="none" w:color="000000"/>
-        <w:bdr w:val="none" w:sz="0" w:space="0" w:color="auto"/>
-        <w:shd w:val="clear" w:color="auto" w:fill="auto"/>
-        <w:vertAlign w:val="baseline"/>
-      </w:rPr>
-    </w:lvl>
-    <w:lvl w:ilvl="5" w:tplc="9F2A9FB6">
-      <w:start w:val="1"/>
-      <w:numFmt w:val="lowerRoman"/>
-      <w:lvlText w:val="%6"/>
-      <w:lvlJc w:val="left"/>
-      <w:pPr>
-        <w:ind w:left="4020"/>
-      </w:pPr>
-      <w:rPr>
-        <w:rFonts w:ascii="Courier New" w:eastAsia="Courier New" w:hAnsi="Courier New" w:cs="Courier New"/>
-        <w:b w:val="0"/>
-        <w:i w:val="0"/>
-        <w:strike w:val="0"/>
-        <w:dstrike w:val="0"/>
-        <w:color w:val="14213D"/>
-        <w:sz w:val="17"/>
-        <w:szCs w:val="17"/>
-        <w:u w:val="none" w:color="000000"/>
-        <w:bdr w:val="none" w:sz="0" w:space="0" w:color="auto"/>
-        <w:shd w:val="clear" w:color="auto" w:fill="auto"/>
-        <w:vertAlign w:val="baseline"/>
-      </w:rPr>
-    </w:lvl>
-    <w:lvl w:ilvl="6" w:tplc="B1BC16DA">
-      <w:start w:val="1"/>
-      <w:numFmt w:val="decimal"/>
-      <w:lvlText w:val="%7"/>
-      <w:lvlJc w:val="left"/>
-      <w:pPr>
-        <w:ind w:left="4740"/>
-      </w:pPr>
-      <w:rPr>
-        <w:rFonts w:ascii="Courier New" w:eastAsia="Courier New" w:hAnsi="Courier New" w:cs="Courier New"/>
-        <w:b w:val="0"/>
-        <w:i w:val="0"/>
-        <w:strike w:val="0"/>
-        <w:dstrike w:val="0"/>
-        <w:color w:val="14213D"/>
-        <w:sz w:val="17"/>
-        <w:szCs w:val="17"/>
-        <w:u w:val="none" w:color="000000"/>
-        <w:bdr w:val="none" w:sz="0" w:space="0" w:color="auto"/>
-        <w:shd w:val="clear" w:color="auto" w:fill="auto"/>
-        <w:vertAlign w:val="baseline"/>
-      </w:rPr>
-    </w:lvl>
-    <w:lvl w:ilvl="7" w:tplc="EA8241AE">
-      <w:start w:val="1"/>
-      <w:numFmt w:val="lowerLetter"/>
-      <w:lvlText w:val="%8"/>
-      <w:lvlJc w:val="left"/>
-      <w:pPr>
-        <w:ind w:left="5460"/>
-      </w:pPr>
-      <w:rPr>
-        <w:rFonts w:ascii="Courier New" w:eastAsia="Courier New" w:hAnsi="Courier New" w:cs="Courier New"/>
-        <w:b w:val="0"/>
-        <w:i w:val="0"/>
-        <w:strike w:val="0"/>
-        <w:dstrike w:val="0"/>
-        <w:color w:val="14213D"/>
-        <w:sz w:val="17"/>
-        <w:szCs w:val="17"/>
-        <w:u w:val="none" w:color="000000"/>
-        <w:bdr w:val="none" w:sz="0" w:space="0" w:color="auto"/>
-        <w:shd w:val="clear" w:color="auto" w:fill="auto"/>
-        <w:vertAlign w:val="baseline"/>
-      </w:rPr>
-    </w:lvl>
-    <w:lvl w:ilvl="8" w:tplc="2814EF0E">
-      <w:start w:val="1"/>
-      <w:numFmt w:val="lowerRoman"/>
-      <w:lvlText w:val="%9"/>
-      <w:lvlJc w:val="left"/>
-      <w:pPr>
-        <w:ind w:left="6180"/>
-      </w:pPr>
-      <w:rPr>
-        <w:rFonts w:ascii="Courier New" w:eastAsia="Courier New" w:hAnsi="Courier New" w:cs="Courier New"/>
-        <w:b w:val="0"/>
-        <w:i w:val="0"/>
-        <w:strike w:val="0"/>
-        <w:dstrike w:val="0"/>
-        <w:color w:val="14213D"/>
-        <w:sz w:val="17"/>
-        <w:szCs w:val="17"/>
-        <w:u w:val="none" w:color="000000"/>
-        <w:bdr w:val="none" w:sz="0" w:space="0" w:color="auto"/>
-        <w:shd w:val="clear" w:color="auto" w:fill="auto"/>
-        <w:vertAlign w:val="baseline"/>
-      </w:rPr>
-    </w:lvl>
-  </w:abstractNum>
-  <w:abstractNum w:abstractNumId="9" w15:restartNumberingAfterBreak="0">
-    <w:nsid w:val="5ACD34BF"/>
+    <w:nsid w:val="4F3B5997"/>
     <w:multiLevelType w:val="multilevel"/>
-    <w:tmpl w:val="6B225E8A"/>
+    <w:tmpl w:val="635AD6D2"/>
     <w:lvl w:ilvl="0">
       <w:start w:val="1"/>
       <w:numFmt w:val="decimal"/>
@@ -9129,35 +8862,459 @@
       </w:rPr>
     </w:lvl>
   </w:abstractNum>
+  <w:abstractNum w:abstractNumId="8" w15:restartNumberingAfterBreak="0">
+    <w:nsid w:val="60C81975"/>
+    <w:multiLevelType w:val="hybridMultilevel"/>
+    <w:tmpl w:val="C2D27590"/>
+    <w:lvl w:ilvl="0" w:tplc="76E49F0E">
+      <w:start w:val="1"/>
+      <w:numFmt w:val="bullet"/>
+      <w:lvlText w:val="-"/>
+      <w:lvlJc w:val="left"/>
+      <w:pPr>
+        <w:ind w:left="235"/>
+      </w:pPr>
+      <w:rPr>
+        <w:rFonts w:ascii="Arial" w:eastAsia="Arial" w:hAnsi="Arial" w:cs="Arial"/>
+        <w:b w:val="0"/>
+        <w:i w:val="0"/>
+        <w:strike w:val="0"/>
+        <w:dstrike w:val="0"/>
+        <w:color w:val="14213D"/>
+        <w:sz w:val="20"/>
+        <w:szCs w:val="20"/>
+        <w:u w:val="none" w:color="000000"/>
+        <w:bdr w:val="none" w:sz="0" w:space="0" w:color="auto"/>
+        <w:shd w:val="clear" w:color="auto" w:fill="auto"/>
+        <w:vertAlign w:val="baseline"/>
+      </w:rPr>
+    </w:lvl>
+    <w:lvl w:ilvl="1" w:tplc="581CB7FE">
+      <w:start w:val="1"/>
+      <w:numFmt w:val="bullet"/>
+      <w:lvlText w:val="o"/>
+      <w:lvlJc w:val="left"/>
+      <w:pPr>
+        <w:ind w:left="1140"/>
+      </w:pPr>
+      <w:rPr>
+        <w:rFonts w:ascii="Arial" w:eastAsia="Arial" w:hAnsi="Arial" w:cs="Arial"/>
+        <w:b w:val="0"/>
+        <w:i w:val="0"/>
+        <w:strike w:val="0"/>
+        <w:dstrike w:val="0"/>
+        <w:color w:val="14213D"/>
+        <w:sz w:val="20"/>
+        <w:szCs w:val="20"/>
+        <w:u w:val="none" w:color="000000"/>
+        <w:bdr w:val="none" w:sz="0" w:space="0" w:color="auto"/>
+        <w:shd w:val="clear" w:color="auto" w:fill="auto"/>
+        <w:vertAlign w:val="baseline"/>
+      </w:rPr>
+    </w:lvl>
+    <w:lvl w:ilvl="2" w:tplc="2970FA86">
+      <w:start w:val="1"/>
+      <w:numFmt w:val="bullet"/>
+      <w:lvlText w:val="▪"/>
+      <w:lvlJc w:val="left"/>
+      <w:pPr>
+        <w:ind w:left="1860"/>
+      </w:pPr>
+      <w:rPr>
+        <w:rFonts w:ascii="Arial" w:eastAsia="Arial" w:hAnsi="Arial" w:cs="Arial"/>
+        <w:b w:val="0"/>
+        <w:i w:val="0"/>
+        <w:strike w:val="0"/>
+        <w:dstrike w:val="0"/>
+        <w:color w:val="14213D"/>
+        <w:sz w:val="20"/>
+        <w:szCs w:val="20"/>
+        <w:u w:val="none" w:color="000000"/>
+        <w:bdr w:val="none" w:sz="0" w:space="0" w:color="auto"/>
+        <w:shd w:val="clear" w:color="auto" w:fill="auto"/>
+        <w:vertAlign w:val="baseline"/>
+      </w:rPr>
+    </w:lvl>
+    <w:lvl w:ilvl="3" w:tplc="B3D0A77C">
+      <w:start w:val="1"/>
+      <w:numFmt w:val="bullet"/>
+      <w:lvlText w:val="•"/>
+      <w:lvlJc w:val="left"/>
+      <w:pPr>
+        <w:ind w:left="2580"/>
+      </w:pPr>
+      <w:rPr>
+        <w:rFonts w:ascii="Arial" w:eastAsia="Arial" w:hAnsi="Arial" w:cs="Arial"/>
+        <w:b w:val="0"/>
+        <w:i w:val="0"/>
+        <w:strike w:val="0"/>
+        <w:dstrike w:val="0"/>
+        <w:color w:val="14213D"/>
+        <w:sz w:val="20"/>
+        <w:szCs w:val="20"/>
+        <w:u w:val="none" w:color="000000"/>
+        <w:bdr w:val="none" w:sz="0" w:space="0" w:color="auto"/>
+        <w:shd w:val="clear" w:color="auto" w:fill="auto"/>
+        <w:vertAlign w:val="baseline"/>
+      </w:rPr>
+    </w:lvl>
+    <w:lvl w:ilvl="4" w:tplc="CD14F5A0">
+      <w:start w:val="1"/>
+      <w:numFmt w:val="bullet"/>
+      <w:lvlText w:val="o"/>
+      <w:lvlJc w:val="left"/>
+      <w:pPr>
+        <w:ind w:left="3300"/>
+      </w:pPr>
+      <w:rPr>
+        <w:rFonts w:ascii="Arial" w:eastAsia="Arial" w:hAnsi="Arial" w:cs="Arial"/>
+        <w:b w:val="0"/>
+        <w:i w:val="0"/>
+        <w:strike w:val="0"/>
+        <w:dstrike w:val="0"/>
+        <w:color w:val="14213D"/>
+        <w:sz w:val="20"/>
+        <w:szCs w:val="20"/>
+        <w:u w:val="none" w:color="000000"/>
+        <w:bdr w:val="none" w:sz="0" w:space="0" w:color="auto"/>
+        <w:shd w:val="clear" w:color="auto" w:fill="auto"/>
+        <w:vertAlign w:val="baseline"/>
+      </w:rPr>
+    </w:lvl>
+    <w:lvl w:ilvl="5" w:tplc="A3241EAA">
+      <w:start w:val="1"/>
+      <w:numFmt w:val="bullet"/>
+      <w:lvlText w:val="▪"/>
+      <w:lvlJc w:val="left"/>
+      <w:pPr>
+        <w:ind w:left="4020"/>
+      </w:pPr>
+      <w:rPr>
+        <w:rFonts w:ascii="Arial" w:eastAsia="Arial" w:hAnsi="Arial" w:cs="Arial"/>
+        <w:b w:val="0"/>
+        <w:i w:val="0"/>
+        <w:strike w:val="0"/>
+        <w:dstrike w:val="0"/>
+        <w:color w:val="14213D"/>
+        <w:sz w:val="20"/>
+        <w:szCs w:val="20"/>
+        <w:u w:val="none" w:color="000000"/>
+        <w:bdr w:val="none" w:sz="0" w:space="0" w:color="auto"/>
+        <w:shd w:val="clear" w:color="auto" w:fill="auto"/>
+        <w:vertAlign w:val="baseline"/>
+      </w:rPr>
+    </w:lvl>
+    <w:lvl w:ilvl="6" w:tplc="BE7A0738">
+      <w:start w:val="1"/>
+      <w:numFmt w:val="bullet"/>
+      <w:lvlText w:val="•"/>
+      <w:lvlJc w:val="left"/>
+      <w:pPr>
+        <w:ind w:left="4740"/>
+      </w:pPr>
+      <w:rPr>
+        <w:rFonts w:ascii="Arial" w:eastAsia="Arial" w:hAnsi="Arial" w:cs="Arial"/>
+        <w:b w:val="0"/>
+        <w:i w:val="0"/>
+        <w:strike w:val="0"/>
+        <w:dstrike w:val="0"/>
+        <w:color w:val="14213D"/>
+        <w:sz w:val="20"/>
+        <w:szCs w:val="20"/>
+        <w:u w:val="none" w:color="000000"/>
+        <w:bdr w:val="none" w:sz="0" w:space="0" w:color="auto"/>
+        <w:shd w:val="clear" w:color="auto" w:fill="auto"/>
+        <w:vertAlign w:val="baseline"/>
+      </w:rPr>
+    </w:lvl>
+    <w:lvl w:ilvl="7" w:tplc="3FFAC1F8">
+      <w:start w:val="1"/>
+      <w:numFmt w:val="bullet"/>
+      <w:lvlText w:val="o"/>
+      <w:lvlJc w:val="left"/>
+      <w:pPr>
+        <w:ind w:left="5460"/>
+      </w:pPr>
+      <w:rPr>
+        <w:rFonts w:ascii="Arial" w:eastAsia="Arial" w:hAnsi="Arial" w:cs="Arial"/>
+        <w:b w:val="0"/>
+        <w:i w:val="0"/>
+        <w:strike w:val="0"/>
+        <w:dstrike w:val="0"/>
+        <w:color w:val="14213D"/>
+        <w:sz w:val="20"/>
+        <w:szCs w:val="20"/>
+        <w:u w:val="none" w:color="000000"/>
+        <w:bdr w:val="none" w:sz="0" w:space="0" w:color="auto"/>
+        <w:shd w:val="clear" w:color="auto" w:fill="auto"/>
+        <w:vertAlign w:val="baseline"/>
+      </w:rPr>
+    </w:lvl>
+    <w:lvl w:ilvl="8" w:tplc="C0D8BD48">
+      <w:start w:val="1"/>
+      <w:numFmt w:val="bullet"/>
+      <w:lvlText w:val="▪"/>
+      <w:lvlJc w:val="left"/>
+      <w:pPr>
+        <w:ind w:left="6180"/>
+      </w:pPr>
+      <w:rPr>
+        <w:rFonts w:ascii="Arial" w:eastAsia="Arial" w:hAnsi="Arial" w:cs="Arial"/>
+        <w:b w:val="0"/>
+        <w:i w:val="0"/>
+        <w:strike w:val="0"/>
+        <w:dstrike w:val="0"/>
+        <w:color w:val="14213D"/>
+        <w:sz w:val="20"/>
+        <w:szCs w:val="20"/>
+        <w:u w:val="none" w:color="000000"/>
+        <w:bdr w:val="none" w:sz="0" w:space="0" w:color="auto"/>
+        <w:shd w:val="clear" w:color="auto" w:fill="auto"/>
+        <w:vertAlign w:val="baseline"/>
+      </w:rPr>
+    </w:lvl>
+  </w:abstractNum>
+  <w:abstractNum w:abstractNumId="9" w15:restartNumberingAfterBreak="0">
+    <w:nsid w:val="67E34398"/>
+    <w:multiLevelType w:val="hybridMultilevel"/>
+    <w:tmpl w:val="B9522A08"/>
+    <w:lvl w:ilvl="0" w:tplc="EB129BDE">
+      <w:start w:val="3"/>
+      <w:numFmt w:val="decimal"/>
+      <w:lvlText w:val="%1."/>
+      <w:lvlJc w:val="left"/>
+      <w:pPr>
+        <w:ind w:left="384"/>
+      </w:pPr>
+      <w:rPr>
+        <w:rFonts w:ascii="Arial" w:eastAsia="Arial" w:hAnsi="Arial" w:cs="Arial"/>
+        <w:b w:val="0"/>
+        <w:i w:val="0"/>
+        <w:strike w:val="0"/>
+        <w:dstrike w:val="0"/>
+        <w:color w:val="14213D"/>
+        <w:sz w:val="23"/>
+        <w:szCs w:val="23"/>
+        <w:u w:val="none" w:color="000000"/>
+        <w:bdr w:val="none" w:sz="0" w:space="0" w:color="auto"/>
+        <w:shd w:val="clear" w:color="auto" w:fill="auto"/>
+        <w:vertAlign w:val="baseline"/>
+      </w:rPr>
+    </w:lvl>
+    <w:lvl w:ilvl="1" w:tplc="FE06E71E">
+      <w:start w:val="1"/>
+      <w:numFmt w:val="lowerLetter"/>
+      <w:lvlText w:val="%2"/>
+      <w:lvlJc w:val="left"/>
+      <w:pPr>
+        <w:ind w:left="1080"/>
+      </w:pPr>
+      <w:rPr>
+        <w:rFonts w:ascii="Arial" w:eastAsia="Arial" w:hAnsi="Arial" w:cs="Arial"/>
+        <w:b w:val="0"/>
+        <w:i w:val="0"/>
+        <w:strike w:val="0"/>
+        <w:dstrike w:val="0"/>
+        <w:color w:val="14213D"/>
+        <w:sz w:val="23"/>
+        <w:szCs w:val="23"/>
+        <w:u w:val="none" w:color="000000"/>
+        <w:bdr w:val="none" w:sz="0" w:space="0" w:color="auto"/>
+        <w:shd w:val="clear" w:color="auto" w:fill="auto"/>
+        <w:vertAlign w:val="baseline"/>
+      </w:rPr>
+    </w:lvl>
+    <w:lvl w:ilvl="2" w:tplc="257A3374">
+      <w:start w:val="1"/>
+      <w:numFmt w:val="lowerRoman"/>
+      <w:lvlText w:val="%3"/>
+      <w:lvlJc w:val="left"/>
+      <w:pPr>
+        <w:ind w:left="1800"/>
+      </w:pPr>
+      <w:rPr>
+        <w:rFonts w:ascii="Arial" w:eastAsia="Arial" w:hAnsi="Arial" w:cs="Arial"/>
+        <w:b w:val="0"/>
+        <w:i w:val="0"/>
+        <w:strike w:val="0"/>
+        <w:dstrike w:val="0"/>
+        <w:color w:val="14213D"/>
+        <w:sz w:val="23"/>
+        <w:szCs w:val="23"/>
+        <w:u w:val="none" w:color="000000"/>
+        <w:bdr w:val="none" w:sz="0" w:space="0" w:color="auto"/>
+        <w:shd w:val="clear" w:color="auto" w:fill="auto"/>
+        <w:vertAlign w:val="baseline"/>
+      </w:rPr>
+    </w:lvl>
+    <w:lvl w:ilvl="3" w:tplc="6854E170">
+      <w:start w:val="1"/>
+      <w:numFmt w:val="decimal"/>
+      <w:lvlText w:val="%4"/>
+      <w:lvlJc w:val="left"/>
+      <w:pPr>
+        <w:ind w:left="2520"/>
+      </w:pPr>
+      <w:rPr>
+        <w:rFonts w:ascii="Arial" w:eastAsia="Arial" w:hAnsi="Arial" w:cs="Arial"/>
+        <w:b w:val="0"/>
+        <w:i w:val="0"/>
+        <w:strike w:val="0"/>
+        <w:dstrike w:val="0"/>
+        <w:color w:val="14213D"/>
+        <w:sz w:val="23"/>
+        <w:szCs w:val="23"/>
+        <w:u w:val="none" w:color="000000"/>
+        <w:bdr w:val="none" w:sz="0" w:space="0" w:color="auto"/>
+        <w:shd w:val="clear" w:color="auto" w:fill="auto"/>
+        <w:vertAlign w:val="baseline"/>
+      </w:rPr>
+    </w:lvl>
+    <w:lvl w:ilvl="4" w:tplc="47AE3AFA">
+      <w:start w:val="1"/>
+      <w:numFmt w:val="lowerLetter"/>
+      <w:lvlText w:val="%5"/>
+      <w:lvlJc w:val="left"/>
+      <w:pPr>
+        <w:ind w:left="3240"/>
+      </w:pPr>
+      <w:rPr>
+        <w:rFonts w:ascii="Arial" w:eastAsia="Arial" w:hAnsi="Arial" w:cs="Arial"/>
+        <w:b w:val="0"/>
+        <w:i w:val="0"/>
+        <w:strike w:val="0"/>
+        <w:dstrike w:val="0"/>
+        <w:color w:val="14213D"/>
+        <w:sz w:val="23"/>
+        <w:szCs w:val="23"/>
+        <w:u w:val="none" w:color="000000"/>
+        <w:bdr w:val="none" w:sz="0" w:space="0" w:color="auto"/>
+        <w:shd w:val="clear" w:color="auto" w:fill="auto"/>
+        <w:vertAlign w:val="baseline"/>
+      </w:rPr>
+    </w:lvl>
+    <w:lvl w:ilvl="5" w:tplc="E120298E">
+      <w:start w:val="1"/>
+      <w:numFmt w:val="lowerRoman"/>
+      <w:lvlText w:val="%6"/>
+      <w:lvlJc w:val="left"/>
+      <w:pPr>
+        <w:ind w:left="3960"/>
+      </w:pPr>
+      <w:rPr>
+        <w:rFonts w:ascii="Arial" w:eastAsia="Arial" w:hAnsi="Arial" w:cs="Arial"/>
+        <w:b w:val="0"/>
+        <w:i w:val="0"/>
+        <w:strike w:val="0"/>
+        <w:dstrike w:val="0"/>
+        <w:color w:val="14213D"/>
+        <w:sz w:val="23"/>
+        <w:szCs w:val="23"/>
+        <w:u w:val="none" w:color="000000"/>
+        <w:bdr w:val="none" w:sz="0" w:space="0" w:color="auto"/>
+        <w:shd w:val="clear" w:color="auto" w:fill="auto"/>
+        <w:vertAlign w:val="baseline"/>
+      </w:rPr>
+    </w:lvl>
+    <w:lvl w:ilvl="6" w:tplc="A9D013A0">
+      <w:start w:val="1"/>
+      <w:numFmt w:val="decimal"/>
+      <w:lvlText w:val="%7"/>
+      <w:lvlJc w:val="left"/>
+      <w:pPr>
+        <w:ind w:left="4680"/>
+      </w:pPr>
+      <w:rPr>
+        <w:rFonts w:ascii="Arial" w:eastAsia="Arial" w:hAnsi="Arial" w:cs="Arial"/>
+        <w:b w:val="0"/>
+        <w:i w:val="0"/>
+        <w:strike w:val="0"/>
+        <w:dstrike w:val="0"/>
+        <w:color w:val="14213D"/>
+        <w:sz w:val="23"/>
+        <w:szCs w:val="23"/>
+        <w:u w:val="none" w:color="000000"/>
+        <w:bdr w:val="none" w:sz="0" w:space="0" w:color="auto"/>
+        <w:shd w:val="clear" w:color="auto" w:fill="auto"/>
+        <w:vertAlign w:val="baseline"/>
+      </w:rPr>
+    </w:lvl>
+    <w:lvl w:ilvl="7" w:tplc="24485A66">
+      <w:start w:val="1"/>
+      <w:numFmt w:val="lowerLetter"/>
+      <w:lvlText w:val="%8"/>
+      <w:lvlJc w:val="left"/>
+      <w:pPr>
+        <w:ind w:left="5400"/>
+      </w:pPr>
+      <w:rPr>
+        <w:rFonts w:ascii="Arial" w:eastAsia="Arial" w:hAnsi="Arial" w:cs="Arial"/>
+        <w:b w:val="0"/>
+        <w:i w:val="0"/>
+        <w:strike w:val="0"/>
+        <w:dstrike w:val="0"/>
+        <w:color w:val="14213D"/>
+        <w:sz w:val="23"/>
+        <w:szCs w:val="23"/>
+        <w:u w:val="none" w:color="000000"/>
+        <w:bdr w:val="none" w:sz="0" w:space="0" w:color="auto"/>
+        <w:shd w:val="clear" w:color="auto" w:fill="auto"/>
+        <w:vertAlign w:val="baseline"/>
+      </w:rPr>
+    </w:lvl>
+    <w:lvl w:ilvl="8" w:tplc="4F980230">
+      <w:start w:val="1"/>
+      <w:numFmt w:val="lowerRoman"/>
+      <w:lvlText w:val="%9"/>
+      <w:lvlJc w:val="left"/>
+      <w:pPr>
+        <w:ind w:left="6120"/>
+      </w:pPr>
+      <w:rPr>
+        <w:rFonts w:ascii="Arial" w:eastAsia="Arial" w:hAnsi="Arial" w:cs="Arial"/>
+        <w:b w:val="0"/>
+        <w:i w:val="0"/>
+        <w:strike w:val="0"/>
+        <w:dstrike w:val="0"/>
+        <w:color w:val="14213D"/>
+        <w:sz w:val="23"/>
+        <w:szCs w:val="23"/>
+        <w:u w:val="none" w:color="000000"/>
+        <w:bdr w:val="none" w:sz="0" w:space="0" w:color="auto"/>
+        <w:shd w:val="clear" w:color="auto" w:fill="auto"/>
+        <w:vertAlign w:val="baseline"/>
+      </w:rPr>
+    </w:lvl>
+  </w:abstractNum>
   <w:num w:numId="1">
-    <w:abstractNumId w:val="7"/>
+    <w:abstractNumId w:val="9"/>
   </w:num>
   <w:num w:numId="2">
-    <w:abstractNumId w:val="3"/>
+    <w:abstractNumId w:val="4"/>
   </w:num>
   <w:num w:numId="3">
-    <w:abstractNumId w:val="1"/>
+    <w:abstractNumId w:val="8"/>
   </w:num>
   <w:num w:numId="4">
-    <w:abstractNumId w:val="8"/>
+    <w:abstractNumId w:val="3"/>
   </w:num>
   <w:num w:numId="5">
     <w:abstractNumId w:val="6"/>
   </w:num>
   <w:num w:numId="6">
+    <w:abstractNumId w:val="1"/>
+  </w:num>
+  <w:num w:numId="7">
     <w:abstractNumId w:val="2"/>
   </w:num>
-  <w:num w:numId="7">
+  <w:num w:numId="8">
     <w:abstractNumId w:val="5"/>
-  </w:num>
-  <w:num w:numId="8">
-    <w:abstractNumId w:val="4"/>
   </w:num>
   <w:num w:numId="9">
     <w:abstractNumId w:val="0"/>
   </w:num>
   <w:num w:numId="10">
-    <w:abstractNumId w:val="9"/>
+    <w:abstractNumId w:val="7"/>
   </w:num>
 </w:numbering>
 </file>
